--- a/document/resend/回答書.docx
+++ b/document/resend/回答書.docx
@@ -351,7 +351,7 @@
           <w:sz w:val="22"/>
           <w:szCs w:val="22"/>
         </w:rPr>
-        <w:t>A</w:t>
+        <w:t>#A</w:t>
       </w:r>
       <w:r>
         <w:rPr>
@@ -1280,31 +1280,7 @@
           <w:shd w:val="clear" w:color="auto" w:fill="FFFFFF"/>
           <w:lang w:val="ja-JP"/>
         </w:rPr>
-        <w:t>として，以下の式(2)に示す二乗ユークリッド距離を</w:t>
-      </w:r>
-      <w:r>
-        <w:rPr>
-          <w:rFonts w:ascii="Yu Mincho" w:eastAsia="Yu Mincho" w:hAnsi="Yu Mincho" w:cs="Yu Mincho" w:hint="eastAsia"/>
-          <w:color w:val="222222"/>
-          <w:sz w:val="22"/>
-          <w:szCs w:val="22"/>
-          <w:u w:color="222222"/>
-          <w:shd w:val="clear" w:color="auto" w:fill="FFFFFF"/>
-          <w:lang w:val="ja-JP"/>
-        </w:rPr>
-        <w:t>使用しております</w:t>
-      </w:r>
-      <w:r>
-        <w:rPr>
-          <w:rFonts w:ascii="Yu Mincho" w:eastAsia="Yu Mincho" w:hAnsi="Yu Mincho" w:cs="Yu Mincho" w:hint="eastAsia"/>
-          <w:color w:val="222222"/>
-          <w:sz w:val="22"/>
-          <w:szCs w:val="22"/>
-          <w:u w:color="222222"/>
-          <w:shd w:val="clear" w:color="auto" w:fill="FFFFFF"/>
-          <w:lang w:val="ja-JP"/>
-        </w:rPr>
-        <w:t>．</w:t>
+        <w:t>として，以下の式(2)に示す二乗ユークリッド距離を使用しております．</w:t>
       </w:r>
     </w:p>
     <w:p>
@@ -1926,54 +1902,7 @@
           <w:shd w:val="clear" w:color="auto" w:fill="FFFFFF"/>
           <w:lang w:val="ja-JP"/>
         </w:rPr>
-        <w:t>また，距離関数の選択が結果に与える影響についてですが，</w:t>
-      </w:r>
-      <w:r>
-        <w:rPr>
-          <w:rFonts w:ascii="Yu Mincho" w:eastAsia="Yu Mincho" w:hAnsi="Yu Mincho" w:cs="Yu Mincho" w:hint="eastAsia"/>
-          <w:color w:val="222222"/>
-          <w:sz w:val="22"/>
-          <w:szCs w:val="22"/>
-          <w:u w:color="222222"/>
-          <w:shd w:val="clear" w:color="auto" w:fill="FFFFFF"/>
-          <w:lang w:val="ja-JP"/>
-        </w:rPr>
-        <w:t>距</w:t>
-      </w:r>
-      <w:r>
-        <w:rPr>
-          <w:rFonts w:ascii="Yu Mincho" w:eastAsia="Yu Mincho" w:hAnsi="Yu Mincho" w:cs="Yu Mincho"/>
-          <w:color w:val="222222"/>
-          <w:sz w:val="22"/>
-          <w:szCs w:val="22"/>
-          <w:u w:color="222222"/>
-          <w:shd w:val="clear" w:color="auto" w:fill="FFFFFF"/>
-          <w:lang w:val="ja-JP"/>
-        </w:rPr>
-        <w:t>離の選択は取得される参照ウィンドウそのものを変えるため，予測結果に影響し得ます．本研究の距離は標準化後の系列に対するものであり，需要の水準や振幅の違いを無視して変動の形状だけで参照を選びます．そのため，需要規模の近さを重視する場合には標準化を行わない距離が，時間軸のずれを許容して形状を照合する場合には動的時間伸縮法が適する可能性がございます．</w:t>
-      </w:r>
-      <w:r>
-        <w:rPr>
-          <w:rFonts w:ascii="Yu Mincho" w:eastAsia="Yu Mincho" w:hAnsi="Yu Mincho" w:cs="Yu Mincho"/>
-          <w:color w:val="222222"/>
-          <w:sz w:val="22"/>
-          <w:szCs w:val="22"/>
-          <w:u w:color="222222"/>
-          <w:shd w:val="clear" w:color="auto" w:fill="FFFFFF"/>
-        </w:rPr>
-        <w:t>W</w:t>
-      </w:r>
-      <w:r>
-        <w:rPr>
-          <w:rFonts w:ascii="Yu Mincho" w:eastAsia="Yu Mincho" w:hAnsi="Yu Mincho" w:cs="Yu Mincho"/>
-          <w:color w:val="222222"/>
-          <w:sz w:val="22"/>
-          <w:szCs w:val="22"/>
-          <w:u w:color="222222"/>
-          <w:shd w:val="clear" w:color="auto" w:fill="FFFFFF"/>
-          <w:lang w:val="ja-JP"/>
-        </w:rPr>
-        <w:t>，複数の距離尺度を比較する検証は行っておりません．</w:t>
+        <w:t>また，距離関数の選択が結果に与える影響についてですが，距離の選択は取得される参照ウィンドウそのものを変えるため，予測結果に影響し得ます．本研究の距離は標準化後の系列に対するものであり，需要の水準や振幅の違いを無視して変動の形状だけで参照を選びます．例えば，標準化を行わない距離や動的時間伸縮法のように，水準の違いや時間軸のずれを考慮する尺度に替えると，参照の選び方が変わります．需要規模の近さを重視する場合には標準化を行わない距離が，時間軸のずれを許容して形状を照合する場合には動的時間伸縮法が適する可能性がございます．</w:t>
       </w:r>
     </w:p>
     <w:p>
@@ -1999,7 +1928,7 @@
           <w:shd w:val="clear" w:color="auto" w:fill="FFFFFF"/>
           <w:lang w:val="ja-JP"/>
         </w:rPr>
-        <w:t>しかしながら，本研究では，距離尺度の違いが予測結果に与える影響は限定的であると判断いたしました．その根拠は，先行研究における実証結果と，提案手法のゲート機構の働きでございます．</w:t>
+        <w:t>しかしながら，本研究では，距離尺度の違いが予測結果に与える影響は限定的であると考えております．その根拠は，先行研究における実証結果と，提案手法のゲート機構の働きでございます．</w:t>
       </w:r>
     </w:p>
     <w:p>
@@ -2025,8 +1954,46 @@
           <w:shd w:val="clear" w:color="auto" w:fill="FFFFFF"/>
           <w:lang w:val="ja-JP"/>
         </w:rPr>
+        <w:t>まず，先行研究の実証結果についてご説明いたします．Cross-RAG（S. Lee et al</w:t>
+      </w:r>
+      <w:proofErr w:type="gramStart"/>
+      <w:r>
+        <w:rPr>
+          <w:rFonts w:ascii="Yu Mincho" w:eastAsia="Yu Mincho" w:hAnsi="Yu Mincho" w:cs="Yu Mincho"/>
+          <w:color w:val="222222"/>
+          <w:sz w:val="22"/>
+          <w:szCs w:val="22"/>
+          <w:u w:color="222222"/>
+          <w:shd w:val="clear" w:color="auto" w:fill="FFFFFF"/>
+          <w:lang w:val="ja-JP"/>
+        </w:rPr>
+        <w:t>.,</w:t>
+      </w:r>
+      <w:proofErr w:type="gramEnd"/>
+      <w:r>
+        <w:rPr>
+          <w:rFonts w:ascii="Yu Mincho" w:eastAsia="Yu Mincho" w:hAnsi="Yu Mincho" w:cs="Yu Mincho"/>
+          <w:color w:val="222222"/>
+          <w:sz w:val="22"/>
+          <w:szCs w:val="22"/>
+          <w:u w:color="222222"/>
+          <w:shd w:val="clear" w:color="auto" w:fill="FFFFFF"/>
+          <w:lang w:val="ja-JP"/>
+        </w:rPr>
+        <w:t xml:space="preserve"> "Cross-RAG: </w:t>
+      </w:r>
+      <w:r>
+        <w:rPr>
+          <w:rFonts w:ascii="Yu Mincho" w:eastAsia="Yu Mincho" w:hAnsi="Yu Mincho" w:cs="Yu Mincho"/>
+          <w:color w:val="222222"/>
+          <w:sz w:val="22"/>
+          <w:szCs w:val="22"/>
+          <w:u w:color="222222"/>
+          <w:shd w:val="clear" w:color="auto" w:fill="FFFFFF"/>
+          <w:lang w:val="ja-JP"/>
+        </w:rPr>
         <w:lastRenderedPageBreak/>
-        <w:t>まず，先行研究の実証結果についてご説明いたします．Cross-RAG（S. Lee et al., "Cross-RAG: Zero-Shot Retrieval-Augmented Time Series Forecasting via Cross-Attention," arXiv:2603.14709, 2026）は，検索した各参照の出力を，予測対象との関連度に応じてクロスアテンションで重み付けし，統合する手法です．同研究では，参照の検索に用いる類似尺度をコサイン類似度，ユークリッド距離，相関係数の3種類に変えて，7つの公開データセットで予測精度を比較しております．その結果，平均MSEは0.191〜0.194の範囲にとどまり，類似尺度の違いが予測精度にほとんど影響しないことが実証的に示されております．</w:t>
+        <w:t>Zero-Shot Retrieval-Augmented Time Series Forecasting via Cross-Attention," arXiv:2603.14709, 2026）は，検索した各参照の出力を，予測対象との関連度に応じてクロスアテンションで重み付けし，統合する手法です．同研究では，参照の検索に用いる類似尺度をコサイン類似度，ユークリッド距離，相関係数の3種類に変えて，7つの公開データセットで予測精度を比較しております．その結果，平均MSEは0.191〜0.194の範囲にとどまり，類似尺度の違いが予測精度にほとんど影響しないことが実証的に示されております．</w:t>
       </w:r>
     </w:p>
     <w:p>
@@ -2052,7 +2019,7 @@
           <w:shd w:val="clear" w:color="auto" w:fill="FFFFFF"/>
           <w:lang w:val="ja-JP"/>
         </w:rPr>
-        <w:t>次に，提案手法のゲート機構の働きについてご説明いたします．提案手法のゲート機構も，Cross-RAGと同様に，各参照ウィンドウのパッチ表現を予測対象との関連度に応じて重み付けいたします．具体的には，ゲート機構は，ローカルコンテキストの要約ベクトルと各参照ウィンドウのパッチ表現との関連度から，パッチごとの重みを求めます．そして，この重みを対応するパッチ表現に掛けることで，予測対象との関連が薄い参照ウィンドウが予測に与える寄与を小さくいたします．このため，距離尺度を変えたことで取得される参照ウィンドウが変わったとしても，関連の薄い参照ウィンドウの影響はゲート機構によって抑えられ，予測結果への影響は限定的になると考えております．</w:t>
+        <w:t>次に，提案手法のゲート機構の働きについてご説明いたします．Cross-RAGが参照ごとに重みを付けるのに対し，提案手法のゲート機構は参照ウィンドウのパッチごとに重みを付けるという違いはございますが，いずれも予測対象との関連度に応じて参照の寄与を調整する点で共通しております．具体的には，ゲート機構は，ローカルコンテキストの要約ベクトルと各参照ウィンドウのパッチ表現との関連度から，パッチごとの重みを求めます．そして，この重みを対応するパッチ表現に掛けることで，予測対象との関連が薄い参照ウィンドウが予測に与える寄与を小さくいたします．このため，距離尺度を変えたことで関連の薄い参照ウィンドウが取得されたとしても，その影響はゲート機構によってある程度抑えられることが期待されます．</w:t>
       </w:r>
     </w:p>
     <w:p>
@@ -2078,7 +2045,33 @@
           <w:shd w:val="clear" w:color="auto" w:fill="FFFFFF"/>
           <w:lang w:val="ja-JP"/>
         </w:rPr>
-        <w:t>ただし，本研究のデータを用いて距離尺度の影響を直接検証したわけではございません．査読者にご指摘いただきました点については今後さらに検討する余地があると考え，複数の距離尺度を比較する検証を今後の課題として，新原稿の4.1 概要の脚注および7. おわりにに記載いたしました．</w:t>
+        <w:t xml:space="preserve">ただし，本研究のデータを用いて距離尺度の影響を直接検証したわけではございません．査読者にご指摘いただきました点については今後さらに検討する余地があると考え，複数の距離尺度を比較する検証を今後の課題として，新原稿の4.1 概要の脚注および7. </w:t>
+      </w:r>
+      <w:proofErr w:type="gramStart"/>
+      <w:r>
+        <w:rPr>
+          <w:rFonts w:ascii="Yu Mincho" w:eastAsia="Yu Mincho" w:hAnsi="Yu Mincho" w:cs="Yu Mincho"/>
+          <w:color w:val="222222"/>
+          <w:sz w:val="22"/>
+          <w:szCs w:val="22"/>
+          <w:u w:color="222222"/>
+          <w:shd w:val="clear" w:color="auto" w:fill="FFFFFF"/>
+          <w:lang w:val="ja-JP"/>
+        </w:rPr>
+        <w:t>おわりにに記載</w:t>
+      </w:r>
+      <w:proofErr w:type="gramEnd"/>
+      <w:r>
+        <w:rPr>
+          <w:rFonts w:ascii="Yu Mincho" w:eastAsia="Yu Mincho" w:hAnsi="Yu Mincho" w:cs="Yu Mincho"/>
+          <w:color w:val="222222"/>
+          <w:sz w:val="22"/>
+          <w:szCs w:val="22"/>
+          <w:u w:color="222222"/>
+          <w:shd w:val="clear" w:color="auto" w:fill="FFFFFF"/>
+          <w:lang w:val="ja-JP"/>
+        </w:rPr>
+        <w:t>いたしました．また，本研究で用いた距離の定義を3. 従来手法に，実験における距離と近傍検索の実装を5.3 実験設定に記載いたしました．</w:t>
       </w:r>
     </w:p>
     <w:p>
@@ -2744,76 +2737,275 @@
           <w:shd w:val="clear" w:color="auto" w:fill="FFFFFF"/>
           <w:lang w:val="ja-JP"/>
         </w:rPr>
-        <w:t>要素を表す．この距離は標準化後の系列に対して定義されるため，系列の水準や振幅の違いを除いた変動の形状の類似度を測ることになる．</w:t>
-      </w:r>
-    </w:p>
-    <w:p>
-      <w:pPr>
-        <w:spacing w:line="200" w:lineRule="exact"/>
-        <w:rPr>
-          <w:rFonts w:ascii="Yu Mincho" w:eastAsia="Yu Mincho" w:hAnsi="Yu Mincho" w:cs="Yu Mincho"/>
-          <w:color w:val="222222"/>
-          <w:sz w:val="22"/>
-          <w:szCs w:val="22"/>
-          <w:u w:color="222222"/>
-          <w:shd w:val="clear" w:color="auto" w:fill="FFFFFF"/>
-        </w:rPr>
-      </w:pPr>
-    </w:p>
-    <w:p>
-      <w:pPr>
-        <w:keepNext/>
-        <w:rPr>
-          <w:rFonts w:ascii="Yu Mincho" w:eastAsia="Yu Mincho" w:hAnsi="Yu Mincho" w:cs="Yu Mincho"/>
-          <w:b/>
-          <w:bCs/>
-          <w:color w:val="000000" w:themeColor="text1"/>
-          <w:sz w:val="22"/>
-          <w:szCs w:val="22"/>
-          <w:u w:val="single"/>
-          <w:shd w:val="clear" w:color="auto" w:fill="FFFFFF"/>
-          <w:lang w:val="ja-JP"/>
-        </w:rPr>
-      </w:pPr>
-      <w:r>
-        <w:rPr>
-          <w:rFonts w:ascii="Yu Mincho" w:eastAsia="Yu Mincho" w:hAnsi="Yu Mincho" w:cs="Yu Mincho"/>
-          <w:b/>
-          <w:bCs/>
-          <w:color w:val="000000" w:themeColor="text1"/>
-          <w:sz w:val="22"/>
-          <w:szCs w:val="22"/>
-          <w:u w:val="single"/>
-          <w:shd w:val="clear" w:color="auto" w:fill="FFFFFF"/>
-          <w:lang w:val="ja-JP"/>
-        </w:rPr>
-        <w:t xml:space="preserve">　新原稿 p.3 右カラム，4.1 概要（脚注の追加）：</w:t>
-      </w:r>
-    </w:p>
-    <w:p>
-      <w:pPr>
-        <w:ind w:leftChars="202" w:left="424"/>
-        <w:rPr>
-          <w:rFonts w:ascii="Yu Mincho" w:eastAsia="Yu Mincho" w:hAnsi="Yu Mincho" w:cs="Yu Mincho"/>
-          <w:color w:val="000000" w:themeColor="text1"/>
-          <w:sz w:val="22"/>
-          <w:szCs w:val="22"/>
-          <w:u w:color="222222"/>
-          <w:shd w:val="clear" w:color="auto" w:fill="FFFFFF"/>
-          <w:lang w:val="ja-JP"/>
-        </w:rPr>
-      </w:pPr>
-      <w:r>
-        <w:rPr>
-          <w:rFonts w:ascii="Yu Mincho" w:eastAsia="Yu Mincho" w:hAnsi="Yu Mincho" w:cs="Yu Mincho"/>
-          <w:color w:val="000000" w:themeColor="text1"/>
-          <w:sz w:val="22"/>
-          <w:szCs w:val="22"/>
-          <w:u w:color="222222"/>
-          <w:shd w:val="clear" w:color="auto" w:fill="FFFFFF"/>
-          <w:lang w:val="ja-JP"/>
-        </w:rPr>
-        <w:t>距離</w:t>
+        <w:t>要素を表す．この距離は標準化後の系列に対して定義されるため，系列の水準や振幅の違いを除いた変動の形状の類似度を測ることになる．また，</w:t>
+      </w:r>
+      <m:oMath>
+        <m:acc>
+          <m:accPr>
+            <m:chr m:val="̃"/>
+            <m:ctrlPr>
+              <w:rPr>
+                <w:rFonts w:ascii="Cambria Math" w:hAnsi="Cambria Math"/>
+                <w:sz w:val="22"/>
+                <w:szCs w:val="22"/>
+              </w:rPr>
+            </m:ctrlPr>
+          </m:accPr>
+          <m:e>
+            <m:r>
+              <m:rPr>
+                <m:sty m:val="bi"/>
+              </m:rPr>
+              <w:rPr>
+                <w:rFonts w:ascii="Cambria Math" w:hAnsi="Cambria Math"/>
+                <w:sz w:val="22"/>
+                <w:szCs w:val="22"/>
+              </w:rPr>
+              <m:t>x</m:t>
+            </m:r>
+          </m:e>
+        </m:acc>
+      </m:oMath>
+      <w:r>
+        <w:rPr>
+          <w:rFonts w:ascii="Yu Mincho" w:eastAsia="Yu Mincho" w:hAnsi="Yu Mincho" w:cs="Yu Mincho"/>
+          <w:color w:val="000000" w:themeColor="text1"/>
+          <w:sz w:val="22"/>
+          <w:szCs w:val="22"/>
+          <w:u w:color="222222"/>
+          <w:shd w:val="clear" w:color="auto" w:fill="FFFFFF"/>
+          <w:lang w:val="ja-JP"/>
+        </w:rPr>
+        <w:t>と</w:t>
+      </w:r>
+      <m:oMath>
+        <m:sSub>
+          <m:sSubPr>
+            <m:ctrlPr>
+              <w:rPr>
+                <w:rFonts w:ascii="Cambria Math" w:hAnsi="Cambria Math"/>
+                <w:sz w:val="22"/>
+                <w:szCs w:val="22"/>
+              </w:rPr>
+            </m:ctrlPr>
+          </m:sSubPr>
+          <m:e>
+            <m:acc>
+              <m:accPr>
+                <m:chr m:val="̃"/>
+                <m:ctrlPr>
+                  <w:rPr>
+                    <w:rFonts w:ascii="Cambria Math" w:hAnsi="Cambria Math"/>
+                    <w:sz w:val="22"/>
+                    <w:szCs w:val="22"/>
+                  </w:rPr>
+                </m:ctrlPr>
+              </m:accPr>
+              <m:e>
+                <m:r>
+                  <m:rPr>
+                    <m:sty m:val="bi"/>
+                  </m:rPr>
+                  <w:rPr>
+                    <w:rFonts w:ascii="Cambria Math" w:hAnsi="Cambria Math"/>
+                    <w:sz w:val="22"/>
+                    <w:szCs w:val="22"/>
+                  </w:rPr>
+                  <m:t>w</m:t>
+                </m:r>
+              </m:e>
+            </m:acc>
+          </m:e>
+          <m:sub>
+            <m:r>
+              <w:rPr>
+                <w:rFonts w:ascii="Cambria Math" w:hAnsi="Cambria Math"/>
+                <w:sz w:val="22"/>
+                <w:szCs w:val="22"/>
+              </w:rPr>
+              <m:t>i</m:t>
+            </m:r>
+          </m:sub>
+        </m:sSub>
+      </m:oMath>
+      <w:r>
+        <w:rPr>
+          <w:rFonts w:ascii="Yu Mincho" w:eastAsia="Yu Mincho" w:hAnsi="Yu Mincho" w:cs="Yu Mincho"/>
+          <w:color w:val="000000" w:themeColor="text1"/>
+          <w:sz w:val="22"/>
+          <w:szCs w:val="22"/>
+          <w:u w:color="222222"/>
+          <w:shd w:val="clear" w:color="auto" w:fill="FFFFFF"/>
+          <w:lang w:val="ja-JP"/>
+        </w:rPr>
+        <w:t>はいずれも平均0，分散1に標準化されているため，式(2)の距離は，</w:t>
+      </w:r>
+      <m:oMath>
+        <m:r>
+          <w:rPr>
+            <w:rFonts w:ascii="Cambria Math" w:hAnsi="Cambria Math"/>
+            <w:sz w:val="22"/>
+            <w:szCs w:val="22"/>
+          </w:rPr>
+          <m:t>x</m:t>
+        </m:r>
+      </m:oMath>
+      <w:r>
+        <w:rPr>
+          <w:rFonts w:ascii="Yu Mincho" w:eastAsia="Yu Mincho" w:hAnsi="Yu Mincho" w:cs="Yu Mincho"/>
+          <w:color w:val="000000" w:themeColor="text1"/>
+          <w:sz w:val="22"/>
+          <w:szCs w:val="22"/>
+          <w:u w:color="222222"/>
+          <w:shd w:val="clear" w:color="auto" w:fill="FFFFFF"/>
+          <w:lang w:val="ja-JP"/>
+        </w:rPr>
+        <w:t>と</w:t>
+      </w:r>
+      <m:oMath>
+        <m:sSub>
+          <m:sSubPr>
+            <m:ctrlPr>
+              <w:rPr>
+                <w:rFonts w:ascii="Cambria Math" w:hAnsi="Cambria Math"/>
+              </w:rPr>
+            </m:ctrlPr>
+          </m:sSubPr>
+          <m:e>
+            <m:r>
+              <w:rPr>
+                <w:rFonts w:ascii="Cambria Math" w:hAnsi="Cambria Math"/>
+                <w:sz w:val="22"/>
+                <w:szCs w:val="22"/>
+              </w:rPr>
+              <m:t>w</m:t>
+            </m:r>
+          </m:e>
+          <m:sub>
+            <m:r>
+              <w:rPr>
+                <w:rFonts w:ascii="Cambria Math" w:hAnsi="Cambria Math"/>
+                <w:sz w:val="22"/>
+                <w:szCs w:val="22"/>
+              </w:rPr>
+              <m:t>i</m:t>
+            </m:r>
+          </m:sub>
+        </m:sSub>
+      </m:oMath>
+      <w:r>
+        <w:rPr>
+          <w:rFonts w:ascii="Yu Mincho" w:eastAsia="Yu Mincho" w:hAnsi="Yu Mincho" w:cs="Yu Mincho"/>
+          <w:color w:val="000000" w:themeColor="text1"/>
+          <w:sz w:val="22"/>
+          <w:szCs w:val="22"/>
+          <w:u w:color="222222"/>
+          <w:shd w:val="clear" w:color="auto" w:fill="FFFFFF"/>
+          <w:lang w:val="ja-JP"/>
+        </w:rPr>
+        <w:t>のピアソン相関係数</w:t>
+      </w:r>
+      <m:oMath>
+        <m:sSub>
+          <m:sSubPr>
+            <m:ctrlPr>
+              <w:rPr>
+                <w:rFonts w:ascii="Cambria Math" w:hAnsi="Cambria Math"/>
+              </w:rPr>
+            </m:ctrlPr>
+          </m:sSubPr>
+          <m:e>
+            <m:r>
+              <w:rPr>
+                <w:rFonts w:ascii="Cambria Math" w:hAnsi="Cambria Math"/>
+                <w:sz w:val="22"/>
+                <w:szCs w:val="22"/>
+              </w:rPr>
+              <m:t>r</m:t>
+            </m:r>
+          </m:e>
+          <m:sub>
+            <m:r>
+              <w:rPr>
+                <w:rFonts w:ascii="Cambria Math" w:hAnsi="Cambria Math"/>
+                <w:sz w:val="22"/>
+                <w:szCs w:val="22"/>
+              </w:rPr>
+              <m:t>i</m:t>
+            </m:r>
+          </m:sub>
+        </m:sSub>
+      </m:oMath>
+      <w:r>
+        <w:rPr>
+          <w:rFonts w:ascii="Yu Mincho" w:eastAsia="Yu Mincho" w:hAnsi="Yu Mincho" w:cs="Yu Mincho"/>
+          <w:color w:val="000000" w:themeColor="text1"/>
+          <w:sz w:val="22"/>
+          <w:szCs w:val="22"/>
+          <w:u w:color="222222"/>
+          <w:shd w:val="clear" w:color="auto" w:fill="FFFFFF"/>
+          <w:lang w:val="ja-JP"/>
+        </w:rPr>
+        <w:t>を用いて</w:t>
+      </w:r>
+      <m:oMath>
+        <m:r>
+          <w:rPr>
+            <w:rFonts w:ascii="Cambria Math" w:hAnsi="Cambria Math"/>
+            <w:sz w:val="22"/>
+            <w:szCs w:val="22"/>
+          </w:rPr>
+          <m:t>2L(1-</m:t>
+        </m:r>
+        <m:sSub>
+          <m:sSubPr>
+            <m:ctrlPr>
+              <w:rPr>
+                <w:rFonts w:ascii="Cambria Math" w:hAnsi="Cambria Math"/>
+              </w:rPr>
+            </m:ctrlPr>
+          </m:sSubPr>
+          <m:e>
+            <m:r>
+              <w:rPr>
+                <w:rFonts w:ascii="Cambria Math" w:hAnsi="Cambria Math"/>
+                <w:sz w:val="22"/>
+                <w:szCs w:val="22"/>
+              </w:rPr>
+              <m:t>r</m:t>
+            </m:r>
+          </m:e>
+          <m:sub>
+            <m:r>
+              <w:rPr>
+                <w:rFonts w:ascii="Cambria Math" w:hAnsi="Cambria Math"/>
+                <w:sz w:val="22"/>
+                <w:szCs w:val="22"/>
+              </w:rPr>
+              <m:t>i</m:t>
+            </m:r>
+          </m:sub>
+        </m:sSub>
+        <m:r>
+          <w:rPr>
+            <w:rFonts w:ascii="Cambria Math" w:hAnsi="Cambria Math"/>
+            <w:sz w:val="22"/>
+            <w:szCs w:val="22"/>
+          </w:rPr>
+          <m:t>)</m:t>
+        </m:r>
+      </m:oMath>
+      <w:r>
+        <w:rPr>
+          <w:rFonts w:ascii="Yu Mincho" w:eastAsia="Yu Mincho" w:hAnsi="Yu Mincho" w:cs="Yu Mincho"/>
+          <w:color w:val="000000" w:themeColor="text1"/>
+          <w:sz w:val="22"/>
+          <w:szCs w:val="22"/>
+          <w:u w:color="222222"/>
+          <w:shd w:val="clear" w:color="auto" w:fill="FFFFFF"/>
+          <w:lang w:val="ja-JP"/>
+        </w:rPr>
+        <w:t>と書ける．したがって，距離</w:t>
       </w:r>
       <m:oMath>
         <m:r>
@@ -2835,19 +3027,7 @@
           <w:shd w:val="clear" w:color="auto" w:fill="FFFFFF"/>
           <w:lang w:val="ja-JP"/>
         </w:rPr>
-        <w:t>の選択は，取得される参照ウィンドウそのものを変えるため，予測結果に影響し得る．一方で，Cross-RAG [12] のように各参照の出力を予測対象との関連度に応じて重み付けして統合する枠組みでは，類似尺度を変えても予測精度がほとんど変化しないことが報告されている．ゲート機構も同様に各参照ウィンドウのパッチ表現を予測対象との関連度に応じて重み付けすることから，</w:t>
-      </w:r>
-      <w:r>
-        <w:rPr>
-          <w:rFonts w:ascii="Yu Mincho" w:eastAsia="Yu Mincho" w:hAnsi="Yu Mincho" w:cs="Yu Mincho"/>
-          <w:color w:val="000000" w:themeColor="text1"/>
-          <w:sz w:val="22"/>
-          <w:szCs w:val="22"/>
-          <w:u w:color="222222"/>
-          <w:shd w:val="clear" w:color="auto" w:fill="FFFFFF"/>
-          <w:lang w:val="ja-JP"/>
-        </w:rPr>
-        <w:t>本研究では式(2)の距離を用いるものとし，距離尺度の違いによる性能評価は今後の課題とする．</w:t>
+        <w:t>の代わりに相関係数や標準化後の系列に対するコサイン類似度を用いても，取得される参照ウィンドウは変わらない．</w:t>
       </w:r>
     </w:p>
     <w:p>
@@ -2890,7 +3070,7 @@
           <w:shd w:val="clear" w:color="auto" w:fill="FFFFFF"/>
           <w:lang w:val="ja-JP"/>
         </w:rPr>
-        <w:t xml:space="preserve">　新原稿 p.5 右カラム，5.3 実験設定（記載の追加）：</w:t>
+        <w:t xml:space="preserve">　新原稿 p.3 右カラム，4.1 概要（脚注の追加）：</w:t>
       </w:r>
     </w:p>
     <w:p>
@@ -2916,7 +3096,29 @@
           <w:shd w:val="clear" w:color="auto" w:fill="FFFFFF"/>
           <w:lang w:val="ja-JP"/>
         </w:rPr>
-        <w:t>このときの類似度は，式(2)に示した標準化後のウィンドウ間の二乗ユークリッド距離により測るものとし，近傍検索の実装にはFaiss[13]を用いた．</w:t>
+        <w:t>距離</w:t>
+      </w:r>
+      <m:oMath>
+        <m:r>
+          <w:rPr>
+            <w:rFonts w:ascii="Cambria Math" w:hAnsi="Cambria Math"/>
+            <w:sz w:val="22"/>
+            <w:szCs w:val="22"/>
+          </w:rPr>
+          <m:t>d</m:t>
+        </m:r>
+      </m:oMath>
+      <w:r>
+        <w:rPr>
+          <w:rFonts w:ascii="Yu Mincho" w:eastAsia="Yu Mincho" w:hAnsi="Yu Mincho" w:cs="Yu Mincho"/>
+          <w:color w:val="000000" w:themeColor="text1"/>
+          <w:sz w:val="22"/>
+          <w:szCs w:val="22"/>
+          <w:u w:color="222222"/>
+          <w:shd w:val="clear" w:color="auto" w:fill="FFFFFF"/>
+          <w:lang w:val="ja-JP"/>
+        </w:rPr>
+        <w:t>の選択は，取得される参照ウィンドウそのものを変えるため，予測結果に影響し得る．一方で，Cross-RAG [12] のように各参照の出力を予測対象との関連度に応じて重み付けして統合する枠組みでは，類似尺度を変えても予測精度がほとんど変化しないことが報告されている．ゲート機構も同様に各参照ウィンドウのパッチ表現を予測対象との関連度に応じて重み付けすることから，本研究では式(2)の距離を用いるものとし，距離尺度の違いによる性能評価は今後の課題とする．</w:t>
       </w:r>
     </w:p>
     <w:p>
@@ -2959,7 +3161,7 @@
           <w:shd w:val="clear" w:color="auto" w:fill="FFFFFF"/>
           <w:lang w:val="ja-JP"/>
         </w:rPr>
-        <w:t xml:space="preserve">　新原稿 p.14 左カラム，7. おわりに（記載の追加）：</w:t>
+        <w:t xml:space="preserve">　新原稿 p.6 左カラム，5.3 実験設定（記載の追加）：</w:t>
       </w:r>
     </w:p>
     <w:p>
@@ -2985,7 +3187,89 @@
           <w:shd w:val="clear" w:color="auto" w:fill="FFFFFF"/>
           <w:lang w:val="ja-JP"/>
         </w:rPr>
-        <w:t>今後の課題として，複数の距離尺度を比較し，距離尺度の選択が予測精度に与える影響を検証すること，形状以外の観点も取り入れた類似尺度，参照を組み合わせたゲート機構の検討などが挙げられる．</w:t>
+        <w:t>このときの類似度は，式(2)に示した標準化後のウィンドウ間の二乗ユークリッド距離により測るものとし，近傍検索の実装にはFaiss[13]を用いた．</w:t>
+      </w:r>
+    </w:p>
+    <w:p>
+      <w:pPr>
+        <w:spacing w:line="200" w:lineRule="exact"/>
+        <w:rPr>
+          <w:rFonts w:ascii="Yu Mincho" w:eastAsia="Yu Mincho" w:hAnsi="Yu Mincho" w:cs="Yu Mincho"/>
+          <w:color w:val="222222"/>
+          <w:sz w:val="22"/>
+          <w:szCs w:val="22"/>
+          <w:u w:color="222222"/>
+          <w:shd w:val="clear" w:color="auto" w:fill="FFFFFF"/>
+        </w:rPr>
+      </w:pPr>
+    </w:p>
+    <w:p>
+      <w:pPr>
+        <w:keepNext/>
+        <w:rPr>
+          <w:rFonts w:ascii="Yu Mincho" w:eastAsia="Yu Mincho" w:hAnsi="Yu Mincho" w:cs="Yu Mincho"/>
+          <w:b/>
+          <w:bCs/>
+          <w:color w:val="000000" w:themeColor="text1"/>
+          <w:sz w:val="22"/>
+          <w:szCs w:val="22"/>
+          <w:u w:val="single"/>
+          <w:shd w:val="clear" w:color="auto" w:fill="FFFFFF"/>
+          <w:lang w:val="ja-JP"/>
+        </w:rPr>
+      </w:pPr>
+      <w:r>
+        <w:rPr>
+          <w:rFonts w:ascii="Yu Mincho" w:eastAsia="Yu Mincho" w:hAnsi="Yu Mincho" w:cs="Yu Mincho"/>
+          <w:b/>
+          <w:bCs/>
+          <w:color w:val="000000" w:themeColor="text1"/>
+          <w:sz w:val="22"/>
+          <w:szCs w:val="22"/>
+          <w:u w:val="single"/>
+          <w:shd w:val="clear" w:color="auto" w:fill="FFFFFF"/>
+          <w:lang w:val="ja-JP"/>
+        </w:rPr>
+        <w:t xml:space="preserve">　新原稿 p.15 左カラム，7. おわりに（記載の追加）：</w:t>
+      </w:r>
+    </w:p>
+    <w:p>
+      <w:pPr>
+        <w:ind w:leftChars="202" w:left="424"/>
+        <w:rPr>
+          <w:rFonts w:ascii="Yu Mincho" w:eastAsia="Yu Mincho" w:hAnsi="Yu Mincho" w:cs="Yu Mincho"/>
+          <w:color w:val="000000" w:themeColor="text1"/>
+          <w:sz w:val="22"/>
+          <w:szCs w:val="22"/>
+          <w:u w:color="222222"/>
+          <w:shd w:val="clear" w:color="auto" w:fill="FFFFFF"/>
+          <w:lang w:val="ja-JP"/>
+        </w:rPr>
+      </w:pPr>
+      <w:r>
+        <w:rPr>
+          <w:rFonts w:ascii="Yu Mincho" w:eastAsia="Yu Mincho" w:hAnsi="Yu Mincho" w:cs="Yu Mincho"/>
+          <w:color w:val="000000" w:themeColor="text1"/>
+          <w:sz w:val="22"/>
+          <w:szCs w:val="22"/>
+          <w:u w:color="222222"/>
+          <w:shd w:val="clear" w:color="auto" w:fill="FFFFFF"/>
+          <w:lang w:val="ja-JP"/>
+        </w:rPr>
+        <w:t>今後の課題として，複数の距離尺度を比較し，距離尺度の選択が予測精度に与える影響を検証すること，形状以外の観点も取り入れた類似尺度，参照を組み合わせたゲート機構の検討，受賞や映像化，SNS上での話題化といった外生的な契機の情報を参照ウィンドウの検索条件や共</w:t>
+      </w:r>
+      <w:r>
+        <w:rPr>
+          <w:rFonts w:ascii="Yu Mincho" w:eastAsia="Yu Mincho" w:hAnsi="Yu Mincho" w:cs="Yu Mincho"/>
+          <w:color w:val="000000" w:themeColor="text1"/>
+          <w:sz w:val="22"/>
+          <w:szCs w:val="22"/>
+          <w:u w:color="222222"/>
+          <w:shd w:val="clear" w:color="auto" w:fill="FFFFFF"/>
+          <w:lang w:val="ja-JP"/>
+        </w:rPr>
+        <w:lastRenderedPageBreak/>
+        <w:t>変量として取り込む拡張などが挙げられる．</w:t>
       </w:r>
     </w:p>
     <w:p>
@@ -3077,7 +3361,6 @@
           <w:shd w:val="clear" w:color="auto" w:fill="FFFFFF"/>
           <w:lang w:val="ja-JP"/>
         </w:rPr>
-        <w:lastRenderedPageBreak/>
         <w:t>Top-K における K の設定方法について，結果に対する感度を検討する必要があると考える．例えば，K を変化させた感度分析や追加実験を行うことで，提案手法の頑健性を示すことができるのではないか．</w:t>
       </w:r>
     </w:p>
@@ -3279,7 +3562,20 @@
           <w:shd w:val="clear" w:color="auto" w:fill="FFFFFF"/>
           <w:lang w:val="ja-JP"/>
         </w:rPr>
-        <w:t>が中央の予測値，</w:t>
+        <w:t>が中央の予測値</w:t>
+      </w:r>
+      <w:proofErr w:type="gramStart"/>
+      <w:r>
+        <w:rPr>
+          <w:rFonts w:ascii="Yu Mincho" w:eastAsia="Yu Mincho" w:hAnsi="Yu Mincho" w:cs="Yu Mincho"/>
+          <w:color w:val="222222"/>
+          <w:sz w:val="22"/>
+          <w:szCs w:val="22"/>
+          <w:u w:color="222222"/>
+          <w:shd w:val="clear" w:color="auto" w:fill="FFFFFF"/>
+          <w:lang w:val="ja-JP"/>
+        </w:rPr>
+        <w:t>，</w:t>
       </w:r>
       <m:oMath>
         <m:r>
@@ -3323,7 +3619,20 @@
           <w:shd w:val="clear" w:color="auto" w:fill="FFFFFF"/>
           <w:lang w:val="ja-JP"/>
         </w:rPr>
-        <w:t>がそれぞれ予測の下限と上限にあたります．結果は下表の通りです（*は本研究で採用した設定）．</w:t>
+        <w:t>が</w:t>
+      </w:r>
+      <w:proofErr w:type="gramEnd"/>
+      <w:r>
+        <w:rPr>
+          <w:rFonts w:ascii="Yu Mincho" w:eastAsia="Yu Mincho" w:hAnsi="Yu Mincho" w:cs="Yu Mincho"/>
+          <w:color w:val="222222"/>
+          <w:sz w:val="22"/>
+          <w:szCs w:val="22"/>
+          <w:u w:color="222222"/>
+          <w:shd w:val="clear" w:color="auto" w:fill="FFFFFF"/>
+          <w:lang w:val="ja-JP"/>
+        </w:rPr>
+        <w:t>それぞれ予測の下限と上限にあたります．結果は下表の通りです（*は本研究で採用した設定）．</w:t>
       </w:r>
     </w:p>
     <w:p>
@@ -3348,7 +3657,7 @@
           <w:noProof/>
         </w:rPr>
         <w:drawing>
-          <wp:inline distT="0" distB="0" distL="0" distR="0" wp14:anchorId="466B7F73" wp14:editId="2505304D">
+          <wp:inline distT="0" distB="0" distL="0" distR="0" wp14:anchorId="2EC17BFC" wp14:editId="4FBE3156">
             <wp:extent cx="3735959" cy="1531690"/>
             <wp:effectExtent l="0" t="0" r="0" b="0"/>
             <wp:docPr id="1001" name="Table 1001"/>
@@ -3363,7 +3672,7 @@
                     <pic:cNvPicPr/>
                   </pic:nvPicPr>
                   <pic:blipFill>
-                    <a:blip r:embed="rId11"/>
+                    <a:blip r:embed="rId7"/>
                     <a:stretch>
                       <a:fillRect/>
                     </a:stretch>
@@ -3498,17 +3807,31 @@
           <m:t>K</m:t>
         </m:r>
       </m:oMath>
-      <w:r>
-        <w:rPr>
-          <w:rFonts w:ascii="Yu Mincho" w:eastAsia="Yu Mincho" w:hAnsi="Yu Mincho" w:cs="Yu Mincho"/>
-          <w:color w:val="222222"/>
-          <w:sz w:val="22"/>
-          <w:szCs w:val="22"/>
-          <w:u w:color="222222"/>
-          <w:shd w:val="clear" w:color="auto" w:fill="FFFFFF"/>
-          <w:lang w:val="ja-JP"/>
-        </w:rPr>
-        <w:t>が増えるほど誤差が大きくなり，</w:t>
+      <w:proofErr w:type="gramStart"/>
+      <w:r>
+        <w:rPr>
+          <w:rFonts w:ascii="Yu Mincho" w:eastAsia="Yu Mincho" w:hAnsi="Yu Mincho" w:cs="Yu Mincho"/>
+          <w:color w:val="222222"/>
+          <w:sz w:val="22"/>
+          <w:szCs w:val="22"/>
+          <w:u w:color="222222"/>
+          <w:shd w:val="clear" w:color="auto" w:fill="FFFFFF"/>
+          <w:lang w:val="ja-JP"/>
+        </w:rPr>
+        <w:t>が</w:t>
+      </w:r>
+      <w:proofErr w:type="gramEnd"/>
+      <w:r>
+        <w:rPr>
+          <w:rFonts w:ascii="Yu Mincho" w:eastAsia="Yu Mincho" w:hAnsi="Yu Mincho" w:cs="Yu Mincho"/>
+          <w:color w:val="222222"/>
+          <w:sz w:val="22"/>
+          <w:szCs w:val="22"/>
+          <w:u w:color="222222"/>
+          <w:shd w:val="clear" w:color="auto" w:fill="FFFFFF"/>
+          <w:lang w:val="ja-JP"/>
+        </w:rPr>
+        <w:t>増えるほど誤差が大きくなり，</w:t>
       </w:r>
       <m:oMath>
         <m:r>
@@ -3564,17 +3887,31 @@
           <m:t>K=1</m:t>
         </m:r>
       </m:oMath>
-      <w:r>
-        <w:rPr>
-          <w:rFonts w:ascii="Yu Mincho" w:eastAsia="Yu Mincho" w:hAnsi="Yu Mincho" w:cs="Yu Mincho"/>
-          <w:color w:val="222222"/>
-          <w:sz w:val="22"/>
-          <w:szCs w:val="22"/>
-          <w:u w:color="222222"/>
-          <w:shd w:val="clear" w:color="auto" w:fill="FFFFFF"/>
-          <w:lang w:val="ja-JP"/>
-        </w:rPr>
-        <w:t>の6.38から</w:t>
+      <w:proofErr w:type="gramStart"/>
+      <w:r>
+        <w:rPr>
+          <w:rFonts w:ascii="Yu Mincho" w:eastAsia="Yu Mincho" w:hAnsi="Yu Mincho" w:cs="Yu Mincho"/>
+          <w:color w:val="222222"/>
+          <w:sz w:val="22"/>
+          <w:szCs w:val="22"/>
+          <w:u w:color="222222"/>
+          <w:shd w:val="clear" w:color="auto" w:fill="FFFFFF"/>
+          <w:lang w:val="ja-JP"/>
+        </w:rPr>
+        <w:t>の</w:t>
+      </w:r>
+      <w:proofErr w:type="gramEnd"/>
+      <w:r>
+        <w:rPr>
+          <w:rFonts w:ascii="Yu Mincho" w:eastAsia="Yu Mincho" w:hAnsi="Yu Mincho" w:cs="Yu Mincho"/>
+          <w:color w:val="222222"/>
+          <w:sz w:val="22"/>
+          <w:szCs w:val="22"/>
+          <w:u w:color="222222"/>
+          <w:shd w:val="clear" w:color="auto" w:fill="FFFFFF"/>
+          <w:lang w:val="ja-JP"/>
+        </w:rPr>
+        <w:t>6.38から</w:t>
       </w:r>
       <m:oMath>
         <m:r>
@@ -3644,17 +3981,31 @@
           <m:t>K=1</m:t>
         </m:r>
       </m:oMath>
-      <w:r>
-        <w:rPr>
-          <w:rFonts w:ascii="Yu Mincho" w:eastAsia="Yu Mincho" w:hAnsi="Yu Mincho" w:cs="Yu Mincho"/>
-          <w:color w:val="222222"/>
-          <w:sz w:val="22"/>
-          <w:szCs w:val="22"/>
-          <w:u w:color="222222"/>
-          <w:shd w:val="clear" w:color="auto" w:fill="FFFFFF"/>
-          <w:lang w:val="ja-JP"/>
-        </w:rPr>
-        <w:t>の0.28から</w:t>
+      <w:proofErr w:type="gramStart"/>
+      <w:r>
+        <w:rPr>
+          <w:rFonts w:ascii="Yu Mincho" w:eastAsia="Yu Mincho" w:hAnsi="Yu Mincho" w:cs="Yu Mincho"/>
+          <w:color w:val="222222"/>
+          <w:sz w:val="22"/>
+          <w:szCs w:val="22"/>
+          <w:u w:color="222222"/>
+          <w:shd w:val="clear" w:color="auto" w:fill="FFFFFF"/>
+          <w:lang w:val="ja-JP"/>
+        </w:rPr>
+        <w:t>の</w:t>
+      </w:r>
+      <w:proofErr w:type="gramEnd"/>
+      <w:r>
+        <w:rPr>
+          <w:rFonts w:ascii="Yu Mincho" w:eastAsia="Yu Mincho" w:hAnsi="Yu Mincho" w:cs="Yu Mincho"/>
+          <w:color w:val="222222"/>
+          <w:sz w:val="22"/>
+          <w:szCs w:val="22"/>
+          <w:u w:color="222222"/>
+          <w:shd w:val="clear" w:color="auto" w:fill="FFFFFF"/>
+          <w:lang w:val="ja-JP"/>
+        </w:rPr>
+        <w:t>0.28から</w:t>
       </w:r>
       <m:oMath>
         <m:r>
@@ -3724,7 +4075,810 @@
           <w:shd w:val="clear" w:color="auto" w:fill="FFFFFF"/>
           <w:lang w:val="ja-JP"/>
         </w:rPr>
-        <w:t>参照件数が精度を大きく左右しない傾向は，先行研究でも報告されております．Cross-RAGは，検索した各参照の入力が予測対象とどれだけ似ているかに応じて，その参照の出力をクロスアテンションで重み付けして統合する手法です．7つの公開データセットを用いたゼロショット予測において参照件数を1件から15件まで変えたところ，平均MSEは0.1953から0.1911までの緩やかな改善にとどまったと報告されております（S. Lee et al., arXiv:2603.14709, 2026）．同研究では，過去のデータに似た区間が数多く重複して含まれることも指摘されており，本研究で参照どうしが互いに似ていたことと符合いたします．ただしCross-RAGが参照ごとに重み付けするのに対し，本研究のゲートは参照波形の部分ごとに強弱を決めており，機構は異なります．</w:t>
+        <w:t>参照件数が精度を大きく左右しない傾向は，先行研究でも報告されております．Cross-RAGは，検索した各参照の入力が予測対象とどれだけ似ているかに応じて，その参照の出力をクロスアテンションで重み付けして統合する手法です．7つの公開データセットを用いたゼロショット予測において参照件数を1件から15件まで変えたところ，平均MSEは0.1953から0.1911までの緩やかな改善にとどまったと報告されております（S. Lee et al</w:t>
+      </w:r>
+      <w:proofErr w:type="gramStart"/>
+      <w:r>
+        <w:rPr>
+          <w:rFonts w:ascii="Yu Mincho" w:eastAsia="Yu Mincho" w:hAnsi="Yu Mincho" w:cs="Yu Mincho"/>
+          <w:color w:val="222222"/>
+          <w:sz w:val="22"/>
+          <w:szCs w:val="22"/>
+          <w:u w:color="222222"/>
+          <w:shd w:val="clear" w:color="auto" w:fill="FFFFFF"/>
+          <w:lang w:val="ja-JP"/>
+        </w:rPr>
+        <w:t>.,</w:t>
+      </w:r>
+      <w:proofErr w:type="gramEnd"/>
+      <w:r>
+        <w:rPr>
+          <w:rFonts w:ascii="Yu Mincho" w:eastAsia="Yu Mincho" w:hAnsi="Yu Mincho" w:cs="Yu Mincho"/>
+          <w:color w:val="222222"/>
+          <w:sz w:val="22"/>
+          <w:szCs w:val="22"/>
+          <w:u w:color="222222"/>
+          <w:shd w:val="clear" w:color="auto" w:fill="FFFFFF"/>
+          <w:lang w:val="ja-JP"/>
+        </w:rPr>
+        <w:t xml:space="preserve"> arXiv:2603.14709, 2026）．同研究では，過去のデータに似た区間が数多く重複して含まれることも指摘されており，本研究で参照どうしが互いに似ていたことと符合いたします．ただしCross-RAGが参照ごとに重み付けするのに対し，本研究のゲートは参照波形の部分ごとに強弱を決めており，機構は異なります．</w:t>
+      </w:r>
+    </w:p>
+    <w:p>
+      <w:pPr>
+        <w:ind w:firstLine="220"/>
+        <w:rPr>
+          <w:rFonts w:ascii="Yu Mincho" w:eastAsia="Yu Mincho" w:hAnsi="Yu Mincho" w:cs="Yu Mincho"/>
+          <w:color w:val="222222"/>
+          <w:sz w:val="22"/>
+          <w:szCs w:val="22"/>
+          <w:u w:color="222222"/>
+          <w:shd w:val="clear" w:color="auto" w:fill="FFFFFF"/>
+          <w:lang w:val="ja-JP"/>
+        </w:rPr>
+      </w:pPr>
+      <w:r>
+        <w:rPr>
+          <w:rFonts w:ascii="Yu Mincho" w:eastAsia="Yu Mincho" w:hAnsi="Yu Mincho" w:cs="Yu Mincho"/>
+          <w:color w:val="222222"/>
+          <w:sz w:val="22"/>
+          <w:szCs w:val="22"/>
+          <w:u w:color="222222"/>
+          <w:shd w:val="clear" w:color="auto" w:fill="FFFFFF"/>
+          <w:lang w:val="ja-JP"/>
+        </w:rPr>
+        <w:t>なお，本研究で</w:t>
+      </w:r>
+      <m:oMath>
+        <m:r>
+          <w:rPr>
+            <w:rFonts w:ascii="Cambria Math" w:hAnsi="Cambria Math"/>
+            <w:sz w:val="22"/>
+            <w:szCs w:val="22"/>
+          </w:rPr>
+          <m:t>K=3</m:t>
+        </m:r>
+      </m:oMath>
+      <w:r>
+        <w:rPr>
+          <w:rFonts w:ascii="Yu Mincho" w:eastAsia="Yu Mincho" w:hAnsi="Yu Mincho" w:cs="Yu Mincho"/>
+          <w:color w:val="222222"/>
+          <w:sz w:val="22"/>
+          <w:szCs w:val="22"/>
+          <w:u w:color="222222"/>
+          <w:shd w:val="clear" w:color="auto" w:fill="FFFFFF"/>
+          <w:lang w:val="ja-JP"/>
+        </w:rPr>
+        <w:t>といたしました理由についてご説明いたします．本研究で用いたChronos-</w:t>
+      </w:r>
+      <w:r>
+        <w:rPr>
+          <w:rFonts w:ascii="Yu Mincho" w:eastAsia="Yu Mincho" w:hAnsi="Yu Mincho" w:cs="Yu Mincho"/>
+          <w:color w:val="222222"/>
+          <w:sz w:val="22"/>
+          <w:szCs w:val="22"/>
+          <w:u w:color="222222"/>
+          <w:shd w:val="clear" w:color="auto" w:fill="FFFFFF"/>
+          <w:lang w:val="ja-JP"/>
+        </w:rPr>
+        <w:lastRenderedPageBreak/>
+        <w:t>Boltは，基盤モデルChronosを高速化したモデルでございます．元のChronosが一度に入力できる系列の長さは512時点であり，ローカルコンテキストと参照ウィンドウをいずれも長さ</w:t>
+      </w:r>
+      <m:oMath>
+        <m:r>
+          <w:rPr>
+            <w:rFonts w:ascii="Cambria Math" w:hAnsi="Cambria Math"/>
+            <w:sz w:val="22"/>
+            <w:szCs w:val="22"/>
+          </w:rPr>
+          <m:t>L=128</m:t>
+        </m:r>
+      </m:oMath>
+      <w:r>
+        <w:rPr>
+          <w:rFonts w:ascii="Yu Mincho" w:eastAsia="Yu Mincho" w:hAnsi="Yu Mincho" w:cs="Yu Mincho"/>
+          <w:color w:val="222222"/>
+          <w:sz w:val="22"/>
+          <w:szCs w:val="22"/>
+          <w:u w:color="222222"/>
+          <w:shd w:val="clear" w:color="auto" w:fill="FFFFFF"/>
+          <w:lang w:val="ja-JP"/>
+        </w:rPr>
+        <w:t>とすると，両者を連結した長さ</w:t>
+      </w:r>
+      <m:oMath>
+        <m:r>
+          <w:rPr>
+            <w:rFonts w:ascii="Cambria Math" w:hAnsi="Cambria Math"/>
+            <w:sz w:val="22"/>
+            <w:szCs w:val="22"/>
+          </w:rPr>
+          <m:t>(K+1)L</m:t>
+        </m:r>
+      </m:oMath>
+      <w:r>
+        <w:rPr>
+          <w:rFonts w:ascii="Yu Mincho" w:eastAsia="Yu Mincho" w:hAnsi="Yu Mincho" w:cs="Yu Mincho"/>
+          <w:color w:val="222222"/>
+          <w:sz w:val="22"/>
+          <w:szCs w:val="22"/>
+          <w:u w:color="222222"/>
+          <w:shd w:val="clear" w:color="auto" w:fill="FFFFFF"/>
+          <w:lang w:val="ja-JP"/>
+        </w:rPr>
+        <w:t>が512に収まる最大の件数が</w:t>
+      </w:r>
+      <m:oMath>
+        <m:r>
+          <w:rPr>
+            <w:rFonts w:ascii="Cambria Math" w:hAnsi="Cambria Math"/>
+            <w:sz w:val="22"/>
+            <w:szCs w:val="22"/>
+          </w:rPr>
+          <m:t>K=3</m:t>
+        </m:r>
+      </m:oMath>
+      <w:r>
+        <w:rPr>
+          <w:rFonts w:ascii="Yu Mincho" w:eastAsia="Yu Mincho" w:hAnsi="Yu Mincho" w:cs="Yu Mincho"/>
+          <w:color w:val="222222"/>
+          <w:sz w:val="22"/>
+          <w:szCs w:val="22"/>
+          <w:u w:color="222222"/>
+          <w:shd w:val="clear" w:color="auto" w:fill="FFFFFF"/>
+          <w:lang w:val="ja-JP"/>
+        </w:rPr>
+        <w:t>となります．一方，Chronos-Boltが一度に入力できる長さは2048時点であり，本研究の設定で</w:t>
+      </w:r>
+      <w:proofErr w:type="gramStart"/>
+      <w:r>
+        <w:rPr>
+          <w:rFonts w:ascii="Yu Mincho" w:eastAsia="Yu Mincho" w:hAnsi="Yu Mincho" w:cs="Yu Mincho"/>
+          <w:color w:val="222222"/>
+          <w:sz w:val="22"/>
+          <w:szCs w:val="22"/>
+          <w:u w:color="222222"/>
+          <w:shd w:val="clear" w:color="auto" w:fill="FFFFFF"/>
+          <w:lang w:val="ja-JP"/>
+        </w:rPr>
+        <w:t>は</w:t>
+      </w:r>
+      <m:oMath>
+        <m:r>
+          <w:rPr>
+            <w:rFonts w:ascii="Cambria Math" w:hAnsi="Cambria Math"/>
+            <w:sz w:val="22"/>
+            <w:szCs w:val="22"/>
+          </w:rPr>
+          <m:t>K</m:t>
+        </m:r>
+      </m:oMath>
+      <w:r>
+        <w:rPr>
+          <w:rFonts w:ascii="Yu Mincho" w:eastAsia="Yu Mincho" w:hAnsi="Yu Mincho" w:cs="Yu Mincho"/>
+          <w:color w:val="222222"/>
+          <w:sz w:val="22"/>
+          <w:szCs w:val="22"/>
+          <w:u w:color="222222"/>
+          <w:shd w:val="clear" w:color="auto" w:fill="FFFFFF"/>
+          <w:lang w:val="ja-JP"/>
+        </w:rPr>
+        <w:t>を</w:t>
+      </w:r>
+      <w:proofErr w:type="gramEnd"/>
+      <w:r>
+        <w:rPr>
+          <w:rFonts w:ascii="Yu Mincho" w:eastAsia="Yu Mincho" w:hAnsi="Yu Mincho" w:cs="Yu Mincho"/>
+          <w:color w:val="222222"/>
+          <w:sz w:val="22"/>
+          <w:szCs w:val="22"/>
+          <w:u w:color="222222"/>
+          <w:shd w:val="clear" w:color="auto" w:fill="FFFFFF"/>
+          <w:lang w:val="ja-JP"/>
+        </w:rPr>
+        <w:t>15まで増やすことができます．しかしながら，従来手法ProtoRAFの原論文（K. Tire et al</w:t>
+      </w:r>
+      <w:proofErr w:type="gramStart"/>
+      <w:r>
+        <w:rPr>
+          <w:rFonts w:ascii="Yu Mincho" w:eastAsia="Yu Mincho" w:hAnsi="Yu Mincho" w:cs="Yu Mincho"/>
+          <w:color w:val="222222"/>
+          <w:sz w:val="22"/>
+          <w:szCs w:val="22"/>
+          <w:u w:color="222222"/>
+          <w:shd w:val="clear" w:color="auto" w:fill="FFFFFF"/>
+          <w:lang w:val="ja-JP"/>
+        </w:rPr>
+        <w:t>.,</w:t>
+      </w:r>
+      <w:proofErr w:type="gramEnd"/>
+      <w:r>
+        <w:rPr>
+          <w:rFonts w:ascii="Yu Mincho" w:eastAsia="Yu Mincho" w:hAnsi="Yu Mincho" w:cs="Yu Mincho"/>
+          <w:color w:val="222222"/>
+          <w:sz w:val="22"/>
+          <w:szCs w:val="22"/>
+          <w:u w:color="222222"/>
+          <w:shd w:val="clear" w:color="auto" w:fill="FFFFFF"/>
+          <w:lang w:val="ja-JP"/>
+        </w:rPr>
+        <w:t xml:space="preserve"> "Retrieval Augmented Time Series Forecasting," arXiv:2411.08249, 2024）では，Chronos-BoltではなくChronosが基盤モデルとして用いられております．そこで本研究では，Chronosを基盤モデルとする場合にも同じ設定で比較できるよう，Chronosの入力長に収まる</w:t>
+      </w:r>
+      <m:oMath>
+        <m:r>
+          <w:rPr>
+            <w:rFonts w:ascii="Cambria Math" w:hAnsi="Cambria Math"/>
+            <w:sz w:val="22"/>
+            <w:szCs w:val="22"/>
+          </w:rPr>
+          <m:t>K=3</m:t>
+        </m:r>
+      </m:oMath>
+      <w:r>
+        <w:rPr>
+          <w:rFonts w:ascii="Yu Mincho" w:eastAsia="Yu Mincho" w:hAnsi="Yu Mincho" w:cs="Yu Mincho"/>
+          <w:color w:val="222222"/>
+          <w:sz w:val="22"/>
+          <w:szCs w:val="22"/>
+          <w:u w:color="222222"/>
+          <w:shd w:val="clear" w:color="auto" w:fill="FFFFFF"/>
+          <w:lang w:val="ja-JP"/>
+        </w:rPr>
+        <w:t>を採用いたしました．上記の感度分析の通り，</w:t>
+      </w:r>
+      <m:oMath>
+        <m:r>
+          <w:rPr>
+            <w:rFonts w:ascii="Cambria Math" w:hAnsi="Cambria Math"/>
+            <w:sz w:val="22"/>
+            <w:szCs w:val="22"/>
+          </w:rPr>
+          <m:t>τ=0.5</m:t>
+        </m:r>
+      </m:oMath>
+      <w:r>
+        <w:rPr>
+          <w:rFonts w:ascii="Yu Mincho" w:eastAsia="Yu Mincho" w:hAnsi="Yu Mincho" w:cs="Yu Mincho"/>
+          <w:color w:val="222222"/>
+          <w:sz w:val="22"/>
+          <w:szCs w:val="22"/>
+          <w:u w:color="222222"/>
+          <w:shd w:val="clear" w:color="auto" w:fill="FFFFFF"/>
+          <w:lang w:val="ja-JP"/>
+        </w:rPr>
+        <w:t>の精度は</w:t>
+      </w:r>
+      <m:oMath>
+        <m:r>
+          <w:rPr>
+            <w:rFonts w:ascii="Cambria Math" w:hAnsi="Cambria Math"/>
+            <w:sz w:val="22"/>
+            <w:szCs w:val="22"/>
+          </w:rPr>
+          <m:t>K</m:t>
+        </m:r>
+      </m:oMath>
+      <w:proofErr w:type="gramStart"/>
+      <w:r>
+        <w:rPr>
+          <w:rFonts w:ascii="Yu Mincho" w:eastAsia="Yu Mincho" w:hAnsi="Yu Mincho" w:cs="Yu Mincho"/>
+          <w:color w:val="222222"/>
+          <w:sz w:val="22"/>
+          <w:szCs w:val="22"/>
+          <w:u w:color="222222"/>
+          <w:shd w:val="clear" w:color="auto" w:fill="FFFFFF"/>
+          <w:lang w:val="ja-JP"/>
+        </w:rPr>
+        <w:t>に</w:t>
+      </w:r>
+      <w:proofErr w:type="gramEnd"/>
+      <w:r>
+        <w:rPr>
+          <w:rFonts w:ascii="Yu Mincho" w:eastAsia="Yu Mincho" w:hAnsi="Yu Mincho" w:cs="Yu Mincho"/>
+          <w:color w:val="222222"/>
+          <w:sz w:val="22"/>
+          <w:szCs w:val="22"/>
+          <w:u w:color="222222"/>
+          <w:shd w:val="clear" w:color="auto" w:fill="FFFFFF"/>
+          <w:lang w:val="ja-JP"/>
+        </w:rPr>
+        <w:t>よらずほぼ一定であり，この設定が主要な結果を左右するものではないと考えております．</w:t>
+      </w:r>
+    </w:p>
+    <w:p>
+      <w:pPr>
+        <w:ind w:firstLine="220"/>
+        <w:rPr>
+          <w:rFonts w:ascii="Yu Mincho" w:eastAsia="Yu Mincho" w:hAnsi="Yu Mincho" w:cs="Yu Mincho"/>
+          <w:color w:val="222222"/>
+          <w:sz w:val="22"/>
+          <w:szCs w:val="22"/>
+          <w:u w:color="222222"/>
+          <w:shd w:val="clear" w:color="auto" w:fill="FFFFFF"/>
+          <w:lang w:val="ja-JP"/>
+        </w:rPr>
+      </w:pPr>
+      <w:r>
+        <w:rPr>
+          <w:rFonts w:ascii="Yu Mincho" w:eastAsia="Yu Mincho" w:hAnsi="Yu Mincho" w:cs="Yu Mincho"/>
+          <w:color w:val="222222"/>
+          <w:sz w:val="22"/>
+          <w:szCs w:val="22"/>
+          <w:u w:color="222222"/>
+          <w:shd w:val="clear" w:color="auto" w:fill="FFFFFF"/>
+          <w:lang w:val="ja-JP"/>
+        </w:rPr>
+        <w:t>本研究で</w:t>
+      </w:r>
+      <m:oMath>
+        <m:r>
+          <w:rPr>
+            <w:rFonts w:ascii="Cambria Math" w:hAnsi="Cambria Math"/>
+            <w:sz w:val="22"/>
+            <w:szCs w:val="22"/>
+          </w:rPr>
+          <m:t>K=3</m:t>
+        </m:r>
+      </m:oMath>
+      <w:r>
+        <w:rPr>
+          <w:rFonts w:ascii="Yu Mincho" w:eastAsia="Yu Mincho" w:hAnsi="Yu Mincho" w:cs="Yu Mincho"/>
+          <w:color w:val="222222"/>
+          <w:sz w:val="22"/>
+          <w:szCs w:val="22"/>
+          <w:u w:color="222222"/>
+          <w:shd w:val="clear" w:color="auto" w:fill="FFFFFF"/>
+          <w:lang w:val="ja-JP"/>
+        </w:rPr>
+        <w:t>とした理由を5.3 実験設定に，参照件数</w:t>
+      </w:r>
+      <m:oMath>
+        <m:r>
+          <w:rPr>
+            <w:rFonts w:ascii="Cambria Math" w:hAnsi="Cambria Math"/>
+            <w:sz w:val="22"/>
+            <w:szCs w:val="22"/>
+          </w:rPr>
+          <m:t>K</m:t>
+        </m:r>
+      </m:oMath>
+      <w:r>
+        <w:rPr>
+          <w:rFonts w:ascii="Yu Mincho" w:eastAsia="Yu Mincho" w:hAnsi="Yu Mincho" w:cs="Yu Mincho"/>
+          <w:color w:val="222222"/>
+          <w:sz w:val="22"/>
+          <w:szCs w:val="22"/>
+          <w:u w:color="222222"/>
+          <w:shd w:val="clear" w:color="auto" w:fill="FFFFFF"/>
+          <w:lang w:val="ja-JP"/>
+        </w:rPr>
+        <w:t>の感度分析の結果の概略を5.4.1 実験1に追記いたしました．</w:t>
+      </w:r>
+    </w:p>
+    <w:p>
+      <w:pPr>
+        <w:spacing w:line="200" w:lineRule="exact"/>
+        <w:rPr>
+          <w:rFonts w:ascii="Yu Mincho" w:eastAsia="Yu Mincho" w:hAnsi="Yu Mincho" w:cs="Yu Mincho"/>
+          <w:color w:val="222222"/>
+          <w:sz w:val="22"/>
+          <w:szCs w:val="22"/>
+          <w:u w:color="222222"/>
+          <w:shd w:val="clear" w:color="auto" w:fill="FFFFFF"/>
+        </w:rPr>
+      </w:pPr>
+    </w:p>
+    <w:p>
+      <w:pPr>
+        <w:keepNext/>
+        <w:rPr>
+          <w:rFonts w:ascii="Yu Mincho" w:eastAsia="Yu Mincho" w:hAnsi="Yu Mincho" w:cs="Yu Mincho"/>
+          <w:b/>
+          <w:bCs/>
+          <w:color w:val="000000" w:themeColor="text1"/>
+          <w:sz w:val="22"/>
+          <w:szCs w:val="22"/>
+          <w:u w:val="single"/>
+          <w:shd w:val="clear" w:color="auto" w:fill="FFFFFF"/>
+          <w:lang w:val="ja-JP"/>
+        </w:rPr>
+      </w:pPr>
+      <w:r>
+        <w:rPr>
+          <w:rFonts w:ascii="Yu Mincho" w:eastAsia="Yu Mincho" w:hAnsi="Yu Mincho" w:cs="Yu Mincho"/>
+          <w:b/>
+          <w:bCs/>
+          <w:color w:val="000000" w:themeColor="text1"/>
+          <w:sz w:val="22"/>
+          <w:szCs w:val="22"/>
+          <w:u w:val="single"/>
+          <w:shd w:val="clear" w:color="auto" w:fill="FFFFFF"/>
+          <w:lang w:val="ja-JP"/>
+        </w:rPr>
+        <w:t xml:space="preserve">　新原稿 p.6 左カラム，5.3 実験設定（記載の追加）：</w:t>
+      </w:r>
+    </w:p>
+    <w:p>
+      <w:pPr>
+        <w:ind w:leftChars="202" w:left="424"/>
+        <w:rPr>
+          <w:rFonts w:ascii="Yu Mincho" w:eastAsia="Yu Mincho" w:hAnsi="Yu Mincho" w:cs="Yu Mincho"/>
+          <w:color w:val="000000" w:themeColor="text1"/>
+          <w:sz w:val="22"/>
+          <w:szCs w:val="22"/>
+          <w:u w:color="222222"/>
+          <w:shd w:val="clear" w:color="auto" w:fill="FFFFFF"/>
+          <w:lang w:val="ja-JP"/>
+        </w:rPr>
+      </w:pPr>
+      <m:oMath>
+        <m:r>
+          <w:rPr>
+            <w:rFonts w:ascii="Cambria Math" w:hAnsi="Cambria Math"/>
+            <w:sz w:val="22"/>
+            <w:szCs w:val="22"/>
+          </w:rPr>
+          <m:t>K=3</m:t>
+        </m:r>
+      </m:oMath>
+      <w:r>
+        <w:rPr>
+          <w:rFonts w:ascii="Yu Mincho" w:eastAsia="Yu Mincho" w:hAnsi="Yu Mincho" w:cs="Yu Mincho"/>
+          <w:color w:val="000000" w:themeColor="text1"/>
+          <w:sz w:val="22"/>
+          <w:szCs w:val="22"/>
+          <w:u w:color="222222"/>
+          <w:shd w:val="clear" w:color="auto" w:fill="FFFFFF"/>
+          <w:lang w:val="ja-JP"/>
+        </w:rPr>
+        <w:t>は，ローカルコンテキストと参照ウィンドウを連結した長さ</w:t>
+      </w:r>
+      <m:oMath>
+        <m:r>
+          <w:rPr>
+            <w:rFonts w:ascii="Cambria Math" w:hAnsi="Cambria Math"/>
+            <w:sz w:val="22"/>
+            <w:szCs w:val="22"/>
+          </w:rPr>
+          <m:t>(K+1)L</m:t>
+        </m:r>
+      </m:oMath>
+      <w:r>
+        <w:rPr>
+          <w:rFonts w:ascii="Yu Mincho" w:eastAsia="Yu Mincho" w:hAnsi="Yu Mincho" w:cs="Yu Mincho"/>
+          <w:color w:val="000000" w:themeColor="text1"/>
+          <w:sz w:val="22"/>
+          <w:szCs w:val="22"/>
+          <w:u w:color="222222"/>
+          <w:shd w:val="clear" w:color="auto" w:fill="FFFFFF"/>
+          <w:lang w:val="ja-JP"/>
+        </w:rPr>
+        <w:t>が，Chronosの入力長である512時点に収まる最大の件数である．ChronosBoltの入力長は2048時点であり，</w:t>
+      </w:r>
+      <m:oMath>
+        <m:r>
+          <w:rPr>
+            <w:rFonts w:ascii="Cambria Math" w:hAnsi="Cambria Math"/>
+            <w:sz w:val="22"/>
+            <w:szCs w:val="22"/>
+          </w:rPr>
+          <m:t>K</m:t>
+        </m:r>
+      </m:oMath>
+      <w:r>
+        <w:rPr>
+          <w:rFonts w:ascii="Yu Mincho" w:eastAsia="Yu Mincho" w:hAnsi="Yu Mincho" w:cs="Yu Mincho"/>
+          <w:color w:val="000000" w:themeColor="text1"/>
+          <w:sz w:val="22"/>
+          <w:szCs w:val="22"/>
+          <w:u w:color="222222"/>
+          <w:shd w:val="clear" w:color="auto" w:fill="FFFFFF"/>
+          <w:lang w:val="ja-JP"/>
+        </w:rPr>
+        <w:t>を15まで増やすことができる．しかし，ProtoRAFの原論文[4]はChronosを基盤モデルとしているため，Chronosを基盤モデルとする場合にも同じ設定で比較できるよう，</w:t>
+      </w:r>
+      <m:oMath>
+        <m:r>
+          <w:rPr>
+            <w:rFonts w:ascii="Cambria Math" w:hAnsi="Cambria Math"/>
+            <w:sz w:val="22"/>
+            <w:szCs w:val="22"/>
+          </w:rPr>
+          <m:t>K=3</m:t>
+        </m:r>
+      </m:oMath>
+      <w:r>
+        <w:rPr>
+          <w:rFonts w:ascii="Yu Mincho" w:eastAsia="Yu Mincho" w:hAnsi="Yu Mincho" w:cs="Yu Mincho"/>
+          <w:color w:val="000000" w:themeColor="text1"/>
+          <w:sz w:val="22"/>
+          <w:szCs w:val="22"/>
+          <w:u w:color="222222"/>
+          <w:shd w:val="clear" w:color="auto" w:fill="FFFFFF"/>
+          <w:lang w:val="ja-JP"/>
+        </w:rPr>
+        <w:t>を採用した．</w:t>
+      </w:r>
+    </w:p>
+    <w:p>
+      <w:pPr>
+        <w:spacing w:line="200" w:lineRule="exact"/>
+        <w:rPr>
+          <w:rFonts w:ascii="Yu Mincho" w:eastAsia="Yu Mincho" w:hAnsi="Yu Mincho" w:cs="Yu Mincho"/>
+          <w:color w:val="222222"/>
+          <w:sz w:val="22"/>
+          <w:szCs w:val="22"/>
+          <w:u w:color="222222"/>
+          <w:shd w:val="clear" w:color="auto" w:fill="FFFFFF"/>
+        </w:rPr>
+      </w:pPr>
+    </w:p>
+    <w:p>
+      <w:pPr>
+        <w:keepNext/>
+        <w:rPr>
+          <w:rFonts w:ascii="Yu Mincho" w:eastAsia="Yu Mincho" w:hAnsi="Yu Mincho" w:cs="Yu Mincho"/>
+          <w:b/>
+          <w:bCs/>
+          <w:color w:val="000000" w:themeColor="text1"/>
+          <w:sz w:val="22"/>
+          <w:szCs w:val="22"/>
+          <w:u w:val="single"/>
+          <w:shd w:val="clear" w:color="auto" w:fill="FFFFFF"/>
+          <w:lang w:val="ja-JP"/>
+        </w:rPr>
+      </w:pPr>
+      <w:r>
+        <w:rPr>
+          <w:rFonts w:ascii="Yu Mincho" w:eastAsia="Yu Mincho" w:hAnsi="Yu Mincho" w:cs="Yu Mincho"/>
+          <w:b/>
+          <w:bCs/>
+          <w:color w:val="000000" w:themeColor="text1"/>
+          <w:sz w:val="22"/>
+          <w:szCs w:val="22"/>
+          <w:u w:val="single"/>
+          <w:shd w:val="clear" w:color="auto" w:fill="FFFFFF"/>
+          <w:lang w:val="ja-JP"/>
+        </w:rPr>
+        <w:t xml:space="preserve">　新原稿 p.8 左カラム，5.4.1 実験1（記載の追加）：</w:t>
+      </w:r>
+    </w:p>
+    <w:p>
+      <w:pPr>
+        <w:ind w:leftChars="202" w:left="424"/>
+        <w:rPr>
+          <w:rFonts w:ascii="Yu Mincho" w:eastAsia="Yu Mincho" w:hAnsi="Yu Mincho" w:cs="Yu Mincho"/>
+          <w:color w:val="000000" w:themeColor="text1"/>
+          <w:sz w:val="22"/>
+          <w:szCs w:val="22"/>
+          <w:u w:color="222222"/>
+          <w:shd w:val="clear" w:color="auto" w:fill="FFFFFF"/>
+          <w:lang w:val="ja-JP"/>
+        </w:rPr>
+      </w:pPr>
+      <w:r>
+        <w:rPr>
+          <w:rFonts w:ascii="Yu Mincho" w:eastAsia="Yu Mincho" w:hAnsi="Yu Mincho" w:cs="Yu Mincho"/>
+          <w:color w:val="000000" w:themeColor="text1"/>
+          <w:sz w:val="22"/>
+          <w:szCs w:val="22"/>
+          <w:u w:color="222222"/>
+          <w:shd w:val="clear" w:color="auto" w:fill="FFFFFF"/>
+          <w:lang w:val="ja-JP"/>
+        </w:rPr>
+        <w:t>また，参照件数</w:t>
+      </w:r>
+      <m:oMath>
+        <m:r>
+          <w:rPr>
+            <w:rFonts w:ascii="Cambria Math" w:hAnsi="Cambria Math"/>
+            <w:sz w:val="22"/>
+            <w:szCs w:val="22"/>
+          </w:rPr>
+          <m:t>K</m:t>
+        </m:r>
+      </m:oMath>
+      <w:r>
+        <w:rPr>
+          <w:rFonts w:ascii="Yu Mincho" w:eastAsia="Yu Mincho" w:hAnsi="Yu Mincho" w:cs="Yu Mincho"/>
+          <w:color w:val="000000" w:themeColor="text1"/>
+          <w:sz w:val="22"/>
+          <w:szCs w:val="22"/>
+          <w:u w:color="222222"/>
+          <w:shd w:val="clear" w:color="auto" w:fill="FFFFFF"/>
+          <w:lang w:val="ja-JP"/>
+        </w:rPr>
+        <w:t>に対する感度を確認するため，</w:t>
+      </w:r>
+      <m:oMath>
+        <m:r>
+          <w:rPr>
+            <w:rFonts w:ascii="Cambria Math" w:hAnsi="Cambria Math"/>
+            <w:sz w:val="22"/>
+            <w:szCs w:val="22"/>
+          </w:rPr>
+          <m:t>K</m:t>
+        </m:r>
+      </m:oMath>
+      <w:r>
+        <w:rPr>
+          <w:rFonts w:ascii="Yu Mincho" w:eastAsia="Yu Mincho" w:hAnsi="Yu Mincho" w:cs="Yu Mincho"/>
+          <w:color w:val="000000" w:themeColor="text1"/>
+          <w:sz w:val="22"/>
+          <w:szCs w:val="22"/>
+          <w:u w:color="222222"/>
+          <w:shd w:val="clear" w:color="auto" w:fill="FFFFFF"/>
+          <w:lang w:val="ja-JP"/>
+        </w:rPr>
+        <w:t>を1，3，5，7に変えてGateRAFを学習し直し，学習時と同じ</w:t>
+      </w:r>
+      <m:oMath>
+        <m:r>
+          <w:rPr>
+            <w:rFonts w:ascii="Cambria Math" w:hAnsi="Cambria Math"/>
+            <w:sz w:val="22"/>
+            <w:szCs w:val="22"/>
+          </w:rPr>
+          <m:t>K</m:t>
+        </m:r>
+      </m:oMath>
+      <w:r>
+        <w:rPr>
+          <w:rFonts w:ascii="Yu Mincho" w:eastAsia="Yu Mincho" w:hAnsi="Yu Mincho" w:cs="Yu Mincho"/>
+          <w:color w:val="000000" w:themeColor="text1"/>
+          <w:sz w:val="22"/>
+          <w:szCs w:val="22"/>
+          <w:u w:color="222222"/>
+          <w:shd w:val="clear" w:color="auto" w:fill="FFFFFF"/>
+          <w:lang w:val="ja-JP"/>
+        </w:rPr>
+        <w:t>で予測した．</w:t>
+      </w:r>
+      <m:oMath>
+        <m:r>
+          <w:rPr>
+            <w:rFonts w:ascii="Cambria Math" w:hAnsi="Cambria Math"/>
+            <w:sz w:val="22"/>
+            <w:szCs w:val="22"/>
+          </w:rPr>
+          <m:t>τ=0.5</m:t>
+        </m:r>
+      </m:oMath>
+      <w:r>
+        <w:rPr>
+          <w:rFonts w:ascii="Yu Mincho" w:eastAsia="Yu Mincho" w:hAnsi="Yu Mincho" w:cs="Yu Mincho"/>
+          <w:color w:val="000000" w:themeColor="text1"/>
+          <w:sz w:val="22"/>
+          <w:szCs w:val="22"/>
+          <w:u w:color="222222"/>
+          <w:shd w:val="clear" w:color="auto" w:fill="FFFFFF"/>
+          <w:lang w:val="ja-JP"/>
+        </w:rPr>
+        <w:t>のMAEは2.735〜2.746であり，</w:t>
+      </w:r>
+      <m:oMath>
+        <m:r>
+          <w:rPr>
+            <w:rFonts w:ascii="Cambria Math" w:hAnsi="Cambria Math"/>
+            <w:sz w:val="22"/>
+            <w:szCs w:val="22"/>
+          </w:rPr>
+          <m:t>K</m:t>
+        </m:r>
+      </m:oMath>
+      <w:r>
+        <w:rPr>
+          <w:rFonts w:ascii="Yu Mincho" w:eastAsia="Yu Mincho" w:hAnsi="Yu Mincho" w:cs="Yu Mincho"/>
+          <w:color w:val="000000" w:themeColor="text1"/>
+          <w:sz w:val="22"/>
+          <w:szCs w:val="22"/>
+          <w:u w:color="222222"/>
+          <w:shd w:val="clear" w:color="auto" w:fill="FFFFFF"/>
+          <w:lang w:val="ja-JP"/>
+        </w:rPr>
+        <w:t>による変動は0.4%以内にとどまった．一方，</w:t>
+      </w:r>
+      <m:oMath>
+        <m:r>
+          <w:rPr>
+            <w:rFonts w:ascii="Cambria Math" w:hAnsi="Cambria Math"/>
+            <w:sz w:val="22"/>
+            <w:szCs w:val="22"/>
+          </w:rPr>
+          <m:t>τ=0.9</m:t>
+        </m:r>
+      </m:oMath>
+      <w:r>
+        <w:rPr>
+          <w:rFonts w:ascii="Yu Mincho" w:eastAsia="Yu Mincho" w:hAnsi="Yu Mincho" w:cs="Yu Mincho"/>
+          <w:color w:val="000000" w:themeColor="text1"/>
+          <w:sz w:val="22"/>
+          <w:szCs w:val="22"/>
+          <w:u w:color="222222"/>
+          <w:shd w:val="clear" w:color="auto" w:fill="FFFFFF"/>
+          <w:lang w:val="ja-JP"/>
+        </w:rPr>
+        <w:t>のMAEは</w:t>
+      </w:r>
+      <m:oMath>
+        <m:r>
+          <w:rPr>
+            <w:rFonts w:ascii="Cambria Math" w:hAnsi="Cambria Math"/>
+            <w:sz w:val="22"/>
+            <w:szCs w:val="22"/>
+          </w:rPr>
+          <m:t>K=1</m:t>
+        </m:r>
+      </m:oMath>
+      <w:proofErr w:type="gramStart"/>
+      <w:r>
+        <w:rPr>
+          <w:rFonts w:ascii="Yu Mincho" w:eastAsia="Yu Mincho" w:hAnsi="Yu Mincho" w:cs="Yu Mincho"/>
+          <w:color w:val="000000" w:themeColor="text1"/>
+          <w:sz w:val="22"/>
+          <w:szCs w:val="22"/>
+          <w:u w:color="222222"/>
+          <w:shd w:val="clear" w:color="auto" w:fill="FFFFFF"/>
+          <w:lang w:val="ja-JP"/>
+        </w:rPr>
+        <w:t>の</w:t>
+      </w:r>
+      <w:proofErr w:type="gramEnd"/>
+      <w:r>
+        <w:rPr>
+          <w:rFonts w:ascii="Yu Mincho" w:eastAsia="Yu Mincho" w:hAnsi="Yu Mincho" w:cs="Yu Mincho"/>
+          <w:color w:val="000000" w:themeColor="text1"/>
+          <w:sz w:val="22"/>
+          <w:szCs w:val="22"/>
+          <w:u w:color="222222"/>
+          <w:shd w:val="clear" w:color="auto" w:fill="FFFFFF"/>
+          <w:lang w:val="ja-JP"/>
+        </w:rPr>
+        <w:t>4.94から</w:t>
+      </w:r>
+      <m:oMath>
+        <m:r>
+          <w:rPr>
+            <w:rFonts w:ascii="Cambria Math" w:hAnsi="Cambria Math"/>
+            <w:sz w:val="22"/>
+            <w:szCs w:val="22"/>
+          </w:rPr>
+          <m:t>K=7</m:t>
+        </m:r>
+      </m:oMath>
+      <w:r>
+        <w:rPr>
+          <w:rFonts w:ascii="Yu Mincho" w:eastAsia="Yu Mincho" w:hAnsi="Yu Mincho" w:cs="Yu Mincho"/>
+          <w:color w:val="000000" w:themeColor="text1"/>
+          <w:sz w:val="22"/>
+          <w:szCs w:val="22"/>
+          <w:u w:color="222222"/>
+          <w:shd w:val="clear" w:color="auto" w:fill="FFFFFF"/>
+          <w:lang w:val="ja-JP"/>
+        </w:rPr>
+        <w:t>の5.18へ増加した．検索される参照ウィンドウは互いに似た波形であることが多いため，</w:t>
+      </w:r>
+      <m:oMath>
+        <m:r>
+          <w:rPr>
+            <w:rFonts w:ascii="Cambria Math" w:hAnsi="Cambria Math"/>
+            <w:sz w:val="22"/>
+            <w:szCs w:val="22"/>
+          </w:rPr>
+          <m:t>K</m:t>
+        </m:r>
+      </m:oMath>
+      <w:r>
+        <w:rPr>
+          <w:rFonts w:ascii="Yu Mincho" w:eastAsia="Yu Mincho" w:hAnsi="Yu Mincho" w:cs="Yu Mincho"/>
+          <w:color w:val="000000" w:themeColor="text1"/>
+          <w:sz w:val="22"/>
+          <w:szCs w:val="22"/>
+          <w:u w:color="222222"/>
+          <w:shd w:val="clear" w:color="auto" w:fill="FFFFFF"/>
+          <w:lang w:val="ja-JP"/>
+        </w:rPr>
+        <w:t>を増やしても新たな情報はほとんど加わらず，参照に由来する寄与だけが増えて上側分位点が押し上げられたと考えられる．</w:t>
       </w:r>
     </w:p>
     <w:p>
@@ -3816,20 +4970,7 @@
           <w:shd w:val="clear" w:color="auto" w:fill="FFFFFF"/>
           <w:lang w:val="ja-JP"/>
         </w:rPr>
-        <w:t>提案手法では処理を5つのステップに分割していることから，従来手法と比較して計算コストが増加する可能性があるように見受けられる．提案手法と従来手法の計算量，学習時間，あるいは予測</w:t>
-      </w:r>
-      <w:r>
-        <w:rPr>
-          <w:rFonts w:ascii="Yu Mincho" w:eastAsia="Yu Mincho" w:hAnsi="Yu Mincho" w:cs="Yu Mincho"/>
-          <w:color w:val="222222"/>
-          <w:sz w:val="22"/>
-          <w:szCs w:val="22"/>
-          <w:u w:color="222222"/>
-          <w:shd w:val="clear" w:color="auto" w:fill="FFFFFF"/>
-          <w:lang w:val="ja-JP"/>
-        </w:rPr>
-        <w:lastRenderedPageBreak/>
-        <w:t>時間について比較または考察があると，本手法の実用性を評価しやすくなると考える．</w:t>
+        <w:t>提案手法では処理を5つのステップに分割していることから，従来手法と比較して計算コストが増加する可能性があるように見受けられる．提案手法と従来手法の計算量，学習時間，あるいは予測時間について比較または考察があると，本手法の実用性を評価しやすくなると考える．</w:t>
       </w:r>
     </w:p>
     <w:p>
@@ -3990,7 +5131,20 @@
           <w:shd w:val="clear" w:color="auto" w:fill="FFFFFF"/>
           <w:lang w:val="ja-JP"/>
         </w:rPr>
-        <w:t>まず，5つのステップへの分割は説明の便宜上の区分であり，参照ウィンドウとローカルコンテキストを独立に符号化するための構成です．したがって，逐次的な処理の追加を意味するものではございません．Step 1とStep 2のエンコードは互いに独立であり，同一のエンコーダへまとめて入力することで並列に実行できます．また，Step 3からStep 5はパッチ表現に対する要素ごとの積と多層パーセプトロンの適用にとどまり，エンコーダの処理に比べて無視できる規模</w:t>
+        <w:t>まず，5つのステップへの分割は説明の便宜上の区分であり，参照ウィンドウとローカルコンテキストを独立に符号化するための構成です．したがって，逐次的な処理の追加を意味するものではございません．Step 1とStep 2のエンコードは互いに独立であり，同一のエンコーダへまとめて入</w:t>
+      </w:r>
+      <w:r>
+        <w:rPr>
+          <w:rFonts w:ascii="Yu Mincho" w:eastAsia="Yu Mincho" w:hAnsi="Yu Mincho" w:cs="Yu Mincho"/>
+          <w:color w:val="222222"/>
+          <w:sz w:val="22"/>
+          <w:szCs w:val="22"/>
+          <w:u w:color="222222"/>
+          <w:shd w:val="clear" w:color="auto" w:fill="FFFFFF"/>
+          <w:lang w:val="ja-JP"/>
+        </w:rPr>
+        <w:lastRenderedPageBreak/>
+        <w:t>力することで並列に実行できます．また，Step 3からStep 5はパッチ表現に対する要素ごとの積と多層パーセプトロンの適用にとどまり，エンコーダの処理に比べて無視できる規模</w:t>
       </w:r>
       <w:r>
         <w:rPr>
@@ -4040,19 +5194,7 @@
           <w:shd w:val="clear" w:color="auto" w:fill="FFFFFF"/>
           <w:lang w:val="ja-JP"/>
         </w:rPr>
-        <w:t>また，</w:t>
-      </w:r>
-      <w:r>
-        <w:rPr>
-          <w:rFonts w:ascii="Yu Mincho" w:eastAsia="Yu Mincho" w:hAnsi="Yu Mincho" w:cs="Yu Mincho"/>
-          <w:color w:val="222222"/>
-          <w:sz w:val="22"/>
-          <w:szCs w:val="22"/>
-          <w:u w:color="222222"/>
-          <w:shd w:val="clear" w:color="auto" w:fill="FFFFFF"/>
-          <w:lang w:val="ja-JP"/>
-        </w:rPr>
-        <w:t>計算量の観点から申し上げますと，提案手法のエンコーダの自己注意の計算量は，従来手法ProtoRAFより小さくなります．ローカルコンテキストおよび参照ウィンドウの長さを</w:t>
+        <w:t>また，計算量の観点から申し上げますと，提案手法のエンコーダの自己注意の計算量は，従来手法ProtoRAFより小さくなります．ローカルコンテキストおよび参照ウィンドウの長さを</w:t>
       </w:r>
       <m:oMath>
         <m:r>
@@ -4066,7 +5208,7 @@
       </m:oMath>
       <w:r>
         <w:rPr>
-          <w:rFonts w:ascii="Yu Mincho" w:eastAsia="Yu Mincho" w:hAnsi="Yu Mincho" w:cs="Yu Mincho"/>
+          <w:rFonts w:ascii="Yu Mincho" w:eastAsia="Yu Mincho" w:hAnsi="Yu Mincho" w:cs="Yu Mincho" w:hint="eastAsia"/>
           <w:color w:val="222222"/>
           <w:sz w:val="22"/>
           <w:szCs w:val="22"/>
@@ -4088,7 +5230,7 @@
       </m:oMath>
       <w:r>
         <w:rPr>
-          <w:rFonts w:ascii="Yu Mincho" w:eastAsia="Yu Mincho" w:hAnsi="Yu Mincho" w:cs="Yu Mincho"/>
+          <w:rFonts w:ascii="Yu Mincho" w:eastAsia="Yu Mincho" w:hAnsi="Yu Mincho" w:cs="Yu Mincho" w:hint="eastAsia"/>
           <w:color w:val="222222"/>
           <w:sz w:val="22"/>
           <w:szCs w:val="22"/>
@@ -4110,7 +5252,7 @@
       </m:oMath>
       <w:r>
         <w:rPr>
-          <w:rFonts w:ascii="Yu Mincho" w:eastAsia="Yu Mincho" w:hAnsi="Yu Mincho" w:cs="Yu Mincho"/>
+          <w:rFonts w:ascii="Yu Mincho" w:eastAsia="Yu Mincho" w:hAnsi="Yu Mincho" w:cs="Yu Mincho" w:hint="eastAsia"/>
           <w:color w:val="222222"/>
           <w:sz w:val="22"/>
           <w:szCs w:val="22"/>
@@ -4132,7 +5274,7 @@
       </m:oMath>
       <w:r>
         <w:rPr>
-          <w:rFonts w:ascii="Yu Mincho" w:eastAsia="Yu Mincho" w:hAnsi="Yu Mincho" w:cs="Yu Mincho"/>
+          <w:rFonts w:ascii="Yu Mincho" w:eastAsia="Yu Mincho" w:hAnsi="Yu Mincho" w:cs="Yu Mincho" w:hint="eastAsia"/>
           <w:color w:val="222222"/>
           <w:sz w:val="22"/>
           <w:szCs w:val="22"/>
@@ -4174,7 +5316,7 @@
       </m:oMath>
       <w:r>
         <w:rPr>
-          <w:rFonts w:ascii="Yu Mincho" w:eastAsia="Yu Mincho" w:hAnsi="Yu Mincho" w:cs="Yu Mincho"/>
+          <w:rFonts w:ascii="Yu Mincho" w:eastAsia="Yu Mincho" w:hAnsi="Yu Mincho" w:cs="Yu Mincho" w:hint="eastAsia"/>
           <w:color w:val="222222"/>
           <w:sz w:val="22"/>
           <w:szCs w:val="22"/>
@@ -4196,7 +5338,7 @@
       </m:oMath>
       <w:r>
         <w:rPr>
-          <w:rFonts w:ascii="Yu Mincho" w:eastAsia="Yu Mincho" w:hAnsi="Yu Mincho" w:cs="Yu Mincho"/>
+          <w:rFonts w:ascii="Yu Mincho" w:eastAsia="Yu Mincho" w:hAnsi="Yu Mincho" w:cs="Yu Mincho" w:hint="eastAsia"/>
           <w:color w:val="222222"/>
           <w:sz w:val="22"/>
           <w:szCs w:val="22"/>
@@ -4218,15 +5360,28 @@
       </m:oMath>
       <w:r>
         <w:rPr>
-          <w:rFonts w:ascii="Yu Mincho" w:eastAsia="Yu Mincho" w:hAnsi="Yu Mincho" w:cs="Yu Mincho"/>
-          <w:color w:val="222222"/>
-          <w:sz w:val="22"/>
-          <w:szCs w:val="22"/>
-          <w:u w:color="222222"/>
-          <w:shd w:val="clear" w:color="auto" w:fill="FFFFFF"/>
-          <w:lang w:val="ja-JP"/>
-        </w:rPr>
-        <w:t>本符号化いたします．自己注意の計算量は系列長の二乗に比例するため，ProtoRAFの</w:t>
+          <w:rFonts w:ascii="Yu Mincho" w:eastAsia="Yu Mincho" w:hAnsi="Yu Mincho" w:cs="Yu Mincho" w:hint="eastAsia"/>
+          <w:color w:val="222222"/>
+          <w:sz w:val="22"/>
+          <w:szCs w:val="22"/>
+          <w:u w:color="222222"/>
+          <w:shd w:val="clear" w:color="auto" w:fill="FFFFFF"/>
+          <w:lang w:val="ja-JP"/>
+        </w:rPr>
+        <w:t>本符号化いたします．自己注意の計算量は系列長の二乗に比例するため，</w:t>
+      </w:r>
+      <w:proofErr w:type="gramStart"/>
+      <w:r>
+        <w:rPr>
+          <w:rFonts w:ascii="Yu Mincho" w:eastAsia="Yu Mincho" w:hAnsi="Yu Mincho" w:cs="Yu Mincho" w:hint="eastAsia"/>
+          <w:color w:val="222222"/>
+          <w:sz w:val="22"/>
+          <w:szCs w:val="22"/>
+          <w:u w:color="222222"/>
+          <w:shd w:val="clear" w:color="auto" w:fill="FFFFFF"/>
+          <w:lang w:val="ja-JP"/>
+        </w:rPr>
+        <w:t>ProtoRAFの</w:t>
       </w:r>
       <m:oMath>
         <m:r>
@@ -4334,15 +5489,28 @@
       </m:oMath>
       <w:r>
         <w:rPr>
-          <w:rFonts w:ascii="Yu Mincho" w:eastAsia="Yu Mincho" w:hAnsi="Yu Mincho" w:cs="Yu Mincho"/>
-          <w:color w:val="222222"/>
-          <w:sz w:val="22"/>
-          <w:szCs w:val="22"/>
-          <w:u w:color="222222"/>
-          <w:shd w:val="clear" w:color="auto" w:fill="FFFFFF"/>
-          <w:lang w:val="ja-JP"/>
-        </w:rPr>
-        <w:t>に対し提案手法では</w:t>
+          <w:rFonts w:ascii="Yu Mincho" w:eastAsia="Yu Mincho" w:hAnsi="Yu Mincho" w:cs="Yu Mincho" w:hint="eastAsia"/>
+          <w:color w:val="222222"/>
+          <w:sz w:val="22"/>
+          <w:szCs w:val="22"/>
+          <w:u w:color="222222"/>
+          <w:shd w:val="clear" w:color="auto" w:fill="FFFFFF"/>
+          <w:lang w:val="ja-JP"/>
+        </w:rPr>
+        <w:t>に対し</w:t>
+      </w:r>
+      <w:proofErr w:type="gramEnd"/>
+      <w:r>
+        <w:rPr>
+          <w:rFonts w:ascii="Yu Mincho" w:eastAsia="Yu Mincho" w:hAnsi="Yu Mincho" w:cs="Yu Mincho" w:hint="eastAsia"/>
+          <w:color w:val="222222"/>
+          <w:sz w:val="22"/>
+          <w:szCs w:val="22"/>
+          <w:u w:color="222222"/>
+          <w:shd w:val="clear" w:color="auto" w:fill="FFFFFF"/>
+          <w:lang w:val="ja-JP"/>
+        </w:rPr>
+        <w:t>提案手法では</w:t>
       </w:r>
       <m:oMath>
         <m:r>
@@ -4429,7 +5597,7 @@
       </m:oMath>
       <w:r>
         <w:rPr>
-          <w:rFonts w:ascii="Yu Mincho" w:eastAsia="Yu Mincho" w:hAnsi="Yu Mincho" w:cs="Yu Mincho"/>
+          <w:rFonts w:ascii="Yu Mincho" w:eastAsia="Yu Mincho" w:hAnsi="Yu Mincho" w:cs="Yu Mincho" w:hint="eastAsia"/>
           <w:color w:val="222222"/>
           <w:sz w:val="22"/>
           <w:szCs w:val="22"/>
@@ -4451,18 +5619,6 @@
       </m:oMath>
       <w:r>
         <w:rPr>
-          <w:rFonts w:ascii="Yu Mincho" w:eastAsia="Yu Mincho" w:hAnsi="Yu Mincho" w:cs="Yu Mincho"/>
-          <w:color w:val="222222"/>
-          <w:sz w:val="22"/>
-          <w:szCs w:val="22"/>
-          <w:u w:color="222222"/>
-          <w:shd w:val="clear" w:color="auto" w:fill="FFFFFF"/>
-          <w:lang w:val="ja-JP"/>
-        </w:rPr>
-        <w:t>に対して，ProtoRAFが二乗で増えるのに対し，提案手法は線形</w:t>
-      </w:r>
-      <w:r>
-        <w:rPr>
           <w:rFonts w:ascii="Yu Mincho" w:eastAsia="Yu Mincho" w:hAnsi="Yu Mincho" w:cs="Yu Mincho" w:hint="eastAsia"/>
           <w:color w:val="222222"/>
           <w:sz w:val="22"/>
@@ -4471,19 +5627,7 @@
           <w:shd w:val="clear" w:color="auto" w:fill="FFFFFF"/>
           <w:lang w:val="ja-JP"/>
         </w:rPr>
-        <w:t>の増加</w:t>
-      </w:r>
-      <w:r>
-        <w:rPr>
-          <w:rFonts w:ascii="Yu Mincho" w:eastAsia="Yu Mincho" w:hAnsi="Yu Mincho" w:cs="Yu Mincho"/>
-          <w:color w:val="222222"/>
-          <w:sz w:val="22"/>
-          <w:szCs w:val="22"/>
-          <w:u w:color="222222"/>
-          <w:shd w:val="clear" w:color="auto" w:fill="FFFFFF"/>
-          <w:lang w:val="ja-JP"/>
-        </w:rPr>
-        <w:t>とどまります．また，ゲート機構が追加する計算量は</w:t>
+        <w:t>に対して，ProtoRAFが二乗で増えるのに対し，提案手法は線形の増加にとどまります．また，ゲート機構が追加する計算量は</w:t>
       </w:r>
       <m:oMath>
         <m:r>
@@ -4550,7 +5694,7 @@
       </m:oMath>
       <w:r>
         <w:rPr>
-          <w:rFonts w:ascii="Yu Mincho" w:eastAsia="Yu Mincho" w:hAnsi="Yu Mincho" w:cs="Yu Mincho"/>
+          <w:rFonts w:ascii="Yu Mincho" w:eastAsia="Yu Mincho" w:hAnsi="Yu Mincho" w:cs="Yu Mincho" w:hint="eastAsia"/>
           <w:color w:val="222222"/>
           <w:sz w:val="22"/>
           <w:szCs w:val="22"/>
@@ -4584,31 +5728,20 @@
           <w:shd w:val="clear" w:color="auto" w:fill="FFFFFF"/>
           <w:lang w:val="ja-JP"/>
         </w:rPr>
-        <w:t>その上で，同一の計算機のGPU上で同一の入力を与え，各手法の推論時間</w:t>
-      </w:r>
-      <w:r>
-        <w:rPr>
-          <w:rFonts w:ascii="Yu Mincho" w:eastAsia="Yu Mincho" w:hAnsi="Yu Mincho" w:cs="Yu Mincho" w:hint="eastAsia"/>
-          <w:color w:val="222222"/>
-          <w:sz w:val="22"/>
-          <w:szCs w:val="22"/>
-          <w:u w:color="222222"/>
-          <w:shd w:val="clear" w:color="auto" w:fill="FFFFFF"/>
-          <w:lang w:val="ja-JP"/>
-        </w:rPr>
-        <w:t>を</w:t>
-      </w:r>
-      <w:r>
-        <w:rPr>
-          <w:rFonts w:ascii="Yu Mincho" w:eastAsia="Yu Mincho" w:hAnsi="Yu Mincho" w:cs="Yu Mincho"/>
-          <w:color w:val="222222"/>
-          <w:sz w:val="22"/>
-          <w:szCs w:val="22"/>
-          <w:u w:color="222222"/>
-          <w:shd w:val="clear" w:color="auto" w:fill="FFFFFF"/>
-          <w:lang w:val="ja-JP"/>
-        </w:rPr>
-        <w:t>30回測定した平均を示しております．結果は下表の通りです（バッチサイズ16，</w:t>
+        <w:t>その上で，同一の計算機のGPU上で同一の入力を与え，各手法の推論時間を30回測定した平均を示しております．結果は下表の通りです（バッチサイズ16</w:t>
+      </w:r>
+      <w:proofErr w:type="gramStart"/>
+      <w:r>
+        <w:rPr>
+          <w:rFonts w:ascii="Yu Mincho" w:eastAsia="Yu Mincho" w:hAnsi="Yu Mincho" w:cs="Yu Mincho"/>
+          <w:color w:val="222222"/>
+          <w:sz w:val="22"/>
+          <w:szCs w:val="22"/>
+          <w:u w:color="222222"/>
+          <w:shd w:val="clear" w:color="auto" w:fill="FFFFFF"/>
+          <w:lang w:val="ja-JP"/>
+        </w:rPr>
+        <w:t>，</w:t>
       </w:r>
       <m:oMath>
         <m:r>
@@ -4652,7 +5785,20 @@
           <w:shd w:val="clear" w:color="auto" w:fill="FFFFFF"/>
           <w:lang w:val="ja-JP"/>
         </w:rPr>
-        <w:t>，括弧内はBaselineに対する比）．</w:t>
+        <w:t>，</w:t>
+      </w:r>
+      <w:proofErr w:type="gramEnd"/>
+      <w:r>
+        <w:rPr>
+          <w:rFonts w:ascii="Yu Mincho" w:eastAsia="Yu Mincho" w:hAnsi="Yu Mincho" w:cs="Yu Mincho"/>
+          <w:color w:val="222222"/>
+          <w:sz w:val="22"/>
+          <w:szCs w:val="22"/>
+          <w:u w:color="222222"/>
+          <w:shd w:val="clear" w:color="auto" w:fill="FFFFFF"/>
+          <w:lang w:val="ja-JP"/>
+        </w:rPr>
+        <w:t>括弧内はBaselineに対する比）．下表は新原稿の表1と同じものでございます．</w:t>
       </w:r>
     </w:p>
     <w:p>
@@ -4664,8 +5810,8 @@
           <w:noProof/>
         </w:rPr>
         <w:drawing>
-          <wp:inline distT="0" distB="0" distL="0" distR="0" wp14:anchorId="531AC56D" wp14:editId="4514BD11">
-            <wp:extent cx="2079752" cy="1118654"/>
+          <wp:inline distT="0" distB="0" distL="0" distR="0" wp14:anchorId="4E779253" wp14:editId="5C354B13">
+            <wp:extent cx="4400000" cy="1453882"/>
             <wp:effectExtent l="0" t="0" r="0" b="0"/>
             <wp:docPr id="1002" name="Table 1002"/>
             <wp:cNvGraphicFramePr>
@@ -4679,7 +5825,7 @@
                     <pic:cNvPicPr/>
                   </pic:nvPicPr>
                   <pic:blipFill>
-                    <a:blip r:embed="rId12"/>
+                    <a:blip r:embed="rId8"/>
                     <a:stretch>
                       <a:fillRect/>
                     </a:stretch>
@@ -4687,7 +5833,7 @@
                   <pic:spPr>
                     <a:xfrm>
                       <a:off x="0" y="0"/>
-                      <a:ext cx="2079752" cy="1118654"/>
+                      <a:ext cx="4400000" cy="1453882"/>
                     </a:xfrm>
                     <a:prstGeom prst="rect">
                       <a:avLst/>
@@ -4736,7 +5882,7 @@
           <w:shd w:val="clear" w:color="auto" w:fill="FFFFFF"/>
           <w:lang w:val="ja-JP"/>
         </w:rPr>
-        <w:t>提案手法は従来手法ProtoRAFに対し，推論で約1.16倍の時間を要します．この増分は参照を独立に符号化することによるものであり，ゲート機構自体による増分は，Multi-RAFとの差から1%未満（測定誤差の範囲内）にとどまっております．また，参照数</w:t>
+        <w:t>提案手法は従来手法ProtoRAFに対し，推論で約1.16倍の時間を要します．自己注意の計算量が小さいにもかかわらず推論時間がやや長くなるのは，本実験ではパッチ数が</w:t>
       </w:r>
       <m:oMath>
         <m:r>
@@ -4745,7 +5891,7 @@
             <w:sz w:val="22"/>
             <w:szCs w:val="22"/>
           </w:rPr>
-          <m:t>K</m:t>
+          <m:t>P=8</m:t>
         </m:r>
       </m:oMath>
       <w:r>
@@ -4758,7 +5904,29 @@
           <w:shd w:val="clear" w:color="auto" w:fill="FFFFFF"/>
           <w:lang w:val="ja-JP"/>
         </w:rPr>
-        <w:t>を1から8まで変化させて測定したところ，両手法の比はおよそ1.16から1.18でほぼ一定であり，5つのステップへの分割によって計算量の増え方が悪化するものではないことを確認いたしました．</w:t>
+        <w:t>と小さく，自己注意の二次の項よりも，処理する要素の数に比例する全結合層の計算が大半を占めるためです．処理する要素の数は，</w:t>
+      </w:r>
+      <m:oMath>
+        <m:r>
+          <w:rPr>
+            <w:rFonts w:ascii="Cambria Math" w:hAnsi="Cambria Math"/>
+            <w:sz w:val="22"/>
+            <w:szCs w:val="22"/>
+          </w:rPr>
+          <m:t>K=3</m:t>
+        </m:r>
+      </m:oMath>
+      <w:r>
+        <w:rPr>
+          <w:rFonts w:ascii="Yu Mincho" w:eastAsia="Yu Mincho" w:hAnsi="Yu Mincho" w:cs="Yu Mincho"/>
+          <w:color w:val="222222"/>
+          <w:sz w:val="22"/>
+          <w:szCs w:val="22"/>
+          <w:u w:color="222222"/>
+          <w:shd w:val="clear" w:color="auto" w:fill="FFFFFF"/>
+          <w:lang w:val="ja-JP"/>
+        </w:rPr>
+        <w:t>のときProtoRAFの33に対し，提案手法では系列ごとに区切りの要素が付く分だけ多い36となります．この増分は参照を独立に符号化することによるものであり，ゲート機構自体による増分は，Multi-RAFとの差から1%未満（測定誤差の範囲内）にとどまっております．</w:t>
       </w:r>
     </w:p>
     <w:p>
@@ -4784,55 +5952,7 @@
           <w:shd w:val="clear" w:color="auto" w:fill="FFFFFF"/>
           <w:lang w:val="ja-JP"/>
         </w:rPr>
-        <w:t>以上</w:t>
-      </w:r>
-      <w:r>
-        <w:rPr>
-          <w:rFonts w:ascii="Yu Mincho" w:eastAsia="Yu Mincho" w:hAnsi="Yu Mincho" w:cs="Yu Mincho" w:hint="eastAsia"/>
-          <w:color w:val="222222"/>
-          <w:sz w:val="22"/>
-          <w:szCs w:val="22"/>
-          <w:u w:color="222222"/>
-          <w:shd w:val="clear" w:color="auto" w:fill="FFFFFF"/>
-          <w:lang w:val="ja-JP"/>
-        </w:rPr>
-        <w:t>の点につきまして</w:t>
-      </w:r>
-      <w:r>
-        <w:rPr>
-          <w:rFonts w:ascii="Yu Mincho" w:eastAsia="Yu Mincho" w:hAnsi="Yu Mincho" w:cs="Yu Mincho"/>
-          <w:color w:val="222222"/>
-          <w:sz w:val="22"/>
-          <w:szCs w:val="22"/>
-          <w:u w:color="222222"/>
-          <w:shd w:val="clear" w:color="auto" w:fill="FFFFFF"/>
-          <w:lang w:val="ja-JP"/>
-        </w:rPr>
-        <w:t>，4.4 計算コストとして本文に追記</w:t>
-      </w:r>
-      <w:r>
-        <w:rPr>
-          <w:rFonts w:ascii="Yu Mincho" w:eastAsia="Yu Mincho" w:hAnsi="Yu Mincho" w:cs="Yu Mincho" w:hint="eastAsia"/>
-          <w:color w:val="222222"/>
-          <w:sz w:val="22"/>
-          <w:szCs w:val="22"/>
-          <w:u w:color="222222"/>
-          <w:shd w:val="clear" w:color="auto" w:fill="FFFFFF"/>
-          <w:lang w:val="ja-JP"/>
-        </w:rPr>
-        <w:t>するものと</w:t>
-      </w:r>
-      <w:r>
-        <w:rPr>
-          <w:rFonts w:ascii="Yu Mincho" w:eastAsia="Yu Mincho" w:hAnsi="Yu Mincho" w:cs="Yu Mincho"/>
-          <w:color w:val="222222"/>
-          <w:sz w:val="22"/>
-          <w:szCs w:val="22"/>
-          <w:u w:color="222222"/>
-          <w:shd w:val="clear" w:color="auto" w:fill="FFFFFF"/>
-          <w:lang w:val="ja-JP"/>
-        </w:rPr>
-        <w:t>いたしました．</w:t>
+        <w:t>以上の計算量の考察と推論時間の実測結果を，4.4 計算コストとして本文に追記いたしました．</w:t>
       </w:r>
     </w:p>
     <w:p>
@@ -4875,35 +5995,7 @@
           <w:shd w:val="clear" w:color="auto" w:fill="FFFFFF"/>
           <w:lang w:val="ja-JP"/>
         </w:rPr>
-        <w:t xml:space="preserve">　</w:t>
-      </w:r>
-      <w:r>
-        <w:rPr>
-          <w:rFonts w:ascii="Yu Mincho" w:eastAsia="Yu Mincho" w:hAnsi="Yu Mincho" w:cs="Yu Mincho"/>
-          <w:b/>
-          <w:bCs/>
-          <w:color w:val="000000" w:themeColor="text1"/>
-          <w:sz w:val="22"/>
-          <w:szCs w:val="22"/>
-          <w:u w:val="single"/>
-          <w:shd w:val="clear" w:color="auto" w:fill="FFFFFF"/>
-          <w:lang w:val="ja-JP"/>
-        </w:rPr>
-        <w:t>新原稿 p.5 左カラム，4.4 計算コスト（節の新設）</w:t>
-      </w:r>
-      <w:r>
-        <w:rPr>
-          <w:rFonts w:ascii="Yu Mincho" w:eastAsia="Yu Mincho" w:hAnsi="Yu Mincho" w:cs="Yu Mincho"/>
-          <w:b/>
-          <w:bCs/>
-          <w:color w:val="000000" w:themeColor="text1"/>
-          <w:sz w:val="22"/>
-          <w:szCs w:val="22"/>
-          <w:u w:val="single"/>
-          <w:shd w:val="clear" w:color="auto" w:fill="FFFFFF"/>
-          <w:lang w:val="ja-JP"/>
-        </w:rPr>
-        <w:t>：</w:t>
+        <w:t xml:space="preserve">　新原稿 p.5 左カラム，4.4 計算コスト（節の新設）：</w:t>
       </w:r>
     </w:p>
     <w:p>
@@ -4929,20 +6021,7 @@
           <w:shd w:val="clear" w:color="auto" w:fill="FFFFFF"/>
           <w:lang w:val="ja-JP"/>
         </w:rPr>
-        <w:t>提案手法は処理を5つのステップに分けるが，これは参照ウィンドウとローカルコンテキスト</w:t>
-      </w:r>
-      <w:r>
-        <w:rPr>
-          <w:rFonts w:ascii="Yu Mincho" w:eastAsia="Yu Mincho" w:hAnsi="Yu Mincho" w:cs="Yu Mincho"/>
-          <w:color w:val="000000" w:themeColor="text1"/>
-          <w:sz w:val="22"/>
-          <w:szCs w:val="22"/>
-          <w:u w:color="222222"/>
-          <w:shd w:val="clear" w:color="auto" w:fill="FFFFFF"/>
-          <w:lang w:val="ja-JP"/>
-        </w:rPr>
-        <w:lastRenderedPageBreak/>
-        <w:t>を独立に符号化するための構成であり，逐次的な処理を追加するものではない．Step 1とStep 2のエンコードは互いに独立に実行でき，Step 3からStep 5はパッチ表現に対する要素ごとの積と多層パーセプトロンの適用にとどまる．</w:t>
+        <w:t>提案手法は処理を5つのステップに分けるが，これは参照ウィンドウとローカルコンテキストを独立に符号化するための構成であり，逐次的な処理を追加するものではない．Step 1とStep 2のエンコードは互いに独立に実行でき，Step 3からStep 5はパッチ表現に対する要素ごとの積と多層パーセプトロンの適用にとどまる．</w:t>
       </w:r>
     </w:p>
     <w:p>
@@ -5066,7 +6145,20 @@
           <w:shd w:val="clear" w:color="auto" w:fill="FFFFFF"/>
           <w:lang w:val="ja-JP"/>
         </w:rPr>
-        <w:t>符号化する．そのためエンコーダの自己注意の計算量は，ProtoRAFの</w:t>
+        <w:t>符号化する．そのためエンコーダの自己注意の計算量は，</w:t>
+      </w:r>
+      <w:proofErr w:type="gramStart"/>
+      <w:r>
+        <w:rPr>
+          <w:rFonts w:ascii="Yu Mincho" w:eastAsia="Yu Mincho" w:hAnsi="Yu Mincho" w:cs="Yu Mincho"/>
+          <w:color w:val="000000" w:themeColor="text1"/>
+          <w:sz w:val="22"/>
+          <w:szCs w:val="22"/>
+          <w:u w:color="222222"/>
+          <w:shd w:val="clear" w:color="auto" w:fill="FFFFFF"/>
+          <w:lang w:val="ja-JP"/>
+        </w:rPr>
+        <w:t>ProtoRAFの</w:t>
       </w:r>
       <m:oMath>
         <m:r>
@@ -5184,6 +6276,7 @@
         </w:rPr>
         <w:t>に対し</w:t>
       </w:r>
+      <w:proofErr w:type="gramEnd"/>
       <w:r>
         <w:rPr>
           <w:rFonts w:ascii="Yu Mincho" w:eastAsia="Yu Mincho" w:hAnsi="Yu Mincho" w:cs="Yu Mincho" w:hint="eastAsia"/>
@@ -5376,7 +6469,173 @@
           <w:shd w:val="clear" w:color="auto" w:fill="FFFFFF"/>
           <w:lang w:val="ja-JP"/>
         </w:rPr>
-        <w:t>であり，エンコーダ全体と比べて小さい規模にとどまる．また，参照ウィンドウの検索に要する計算は両手法で共通である．</w:t>
+        <w:t>であり，エンコーダ全体と比べて小さい規模にとどまる．また，参照ウィンドウの検索に要する計算は両手法で共通であ</w:t>
+      </w:r>
+      <w:r>
+        <w:rPr>
+          <w:rFonts w:ascii="Yu Mincho" w:eastAsia="Yu Mincho" w:hAnsi="Yu Mincho" w:cs="Yu Mincho"/>
+          <w:color w:val="000000" w:themeColor="text1"/>
+          <w:sz w:val="22"/>
+          <w:szCs w:val="22"/>
+          <w:u w:color="222222"/>
+          <w:shd w:val="clear" w:color="auto" w:fill="FFFFFF"/>
+          <w:lang w:val="ja-JP"/>
+        </w:rPr>
+        <w:lastRenderedPageBreak/>
+        <w:t>る．</w:t>
+      </w:r>
+    </w:p>
+    <w:p>
+      <w:pPr>
+        <w:ind w:leftChars="202" w:left="424"/>
+        <w:rPr>
+          <w:rFonts w:ascii="Yu Mincho" w:eastAsia="Yu Mincho" w:hAnsi="Yu Mincho" w:cs="Yu Mincho"/>
+          <w:color w:val="000000" w:themeColor="text1"/>
+          <w:sz w:val="22"/>
+          <w:szCs w:val="22"/>
+          <w:u w:color="222222"/>
+          <w:shd w:val="clear" w:color="auto" w:fill="FFFFFF"/>
+          <w:lang w:val="ja-JP"/>
+        </w:rPr>
+      </w:pPr>
+      <w:r>
+        <w:rPr>
+          <w:rFonts w:ascii="Yu Mincho" w:eastAsia="Yu Mincho" w:hAnsi="Yu Mincho" w:cs="Yu Mincho"/>
+          <w:color w:val="000000" w:themeColor="text1"/>
+          <w:sz w:val="22"/>
+          <w:szCs w:val="22"/>
+          <w:u w:color="222222"/>
+          <w:shd w:val="clear" w:color="auto" w:fill="FFFFFF"/>
+          <w:lang w:val="ja-JP"/>
+        </w:rPr>
+        <w:t>実際に，5.3節で述べる実験設定（</w:t>
+      </w:r>
+      <m:oMath>
+        <m:r>
+          <w:rPr>
+            <w:rFonts w:ascii="Cambria Math" w:hAnsi="Cambria Math"/>
+            <w:sz w:val="22"/>
+            <w:szCs w:val="22"/>
+          </w:rPr>
+          <m:t>L=128</m:t>
+        </m:r>
+      </m:oMath>
+      <w:r>
+        <w:rPr>
+          <w:rFonts w:ascii="Yu Mincho" w:eastAsia="Yu Mincho" w:hAnsi="Yu Mincho" w:cs="Yu Mincho"/>
+          <w:color w:val="000000" w:themeColor="text1"/>
+          <w:sz w:val="22"/>
+          <w:szCs w:val="22"/>
+          <w:u w:color="222222"/>
+          <w:shd w:val="clear" w:color="auto" w:fill="FFFFFF"/>
+          <w:lang w:val="ja-JP"/>
+        </w:rPr>
+        <w:t>，</w:t>
+      </w:r>
+      <m:oMath>
+        <m:r>
+          <w:rPr>
+            <w:rFonts w:ascii="Cambria Math" w:hAnsi="Cambria Math"/>
+            <w:sz w:val="22"/>
+            <w:szCs w:val="22"/>
+          </w:rPr>
+          <m:t>K=3</m:t>
+        </m:r>
+      </m:oMath>
+      <w:r>
+        <w:rPr>
+          <w:rFonts w:ascii="Yu Mincho" w:eastAsia="Yu Mincho" w:hAnsi="Yu Mincho" w:cs="Yu Mincho"/>
+          <w:color w:val="000000" w:themeColor="text1"/>
+          <w:sz w:val="22"/>
+          <w:szCs w:val="22"/>
+          <w:u w:color="222222"/>
+          <w:shd w:val="clear" w:color="auto" w:fill="FFFFFF"/>
+          <w:lang w:val="ja-JP"/>
+        </w:rPr>
+        <w:t>）のもとで，同一の計算機のGPU上でバッチサイズ16の同一の入力を与え，各手法の推論時間を30回測定して平均した結果を表1に示す．GateRAFの推論時間はProtoRAFの約1.16倍であり，自己注意の計算量の大小とは逆になった．これは，本実験ではパッチ数が小さく，推論時間の大半を全結合層の計算が占めるためと考えられる．</w:t>
+      </w:r>
+    </w:p>
+    <w:p>
+      <w:pPr>
+        <w:rPr>
+          <w:rFonts w:ascii="Yu Mincho" w:eastAsia="Yu Mincho" w:hAnsi="Yu Mincho" w:cs="Yu Mincho"/>
+          <w:sz w:val="22"/>
+          <w:szCs w:val="22"/>
+        </w:rPr>
+      </w:pPr>
+    </w:p>
+    <w:p>
+      <w:pPr>
+        <w:keepNext/>
+        <w:rPr>
+          <w:rFonts w:ascii="Yu Mincho" w:eastAsia="Yu Mincho" w:hAnsi="Yu Mincho" w:cs="Yu Mincho"/>
+          <w:b/>
+          <w:bCs/>
+          <w:color w:val="000000" w:themeColor="text1"/>
+          <w:sz w:val="22"/>
+          <w:szCs w:val="22"/>
+          <w:u w:val="single"/>
+          <w:shd w:val="clear" w:color="auto" w:fill="FFFFFF"/>
+        </w:rPr>
+      </w:pPr>
+      <w:r>
+        <w:rPr>
+          <w:rFonts w:ascii="Yu Mincho" w:eastAsia="Yu Mincho" w:hAnsi="Yu Mincho" w:cs="Yu Mincho"/>
+          <w:b/>
+          <w:bCs/>
+          <w:color w:val="000000" w:themeColor="text1"/>
+          <w:sz w:val="22"/>
+          <w:szCs w:val="22"/>
+          <w:u w:val="single"/>
+          <w:shd w:val="clear" w:color="auto" w:fill="FFFFFF"/>
+          <w:lang w:val="ja-JP"/>
+        </w:rPr>
+        <w:t xml:space="preserve">　新原稿 p.5 左カラム，表1（新規追加）：</w:t>
+      </w:r>
+    </w:p>
+    <w:p>
+      <w:pPr>
+        <w:jc w:val="center"/>
+      </w:pPr>
+      <w:r>
+        <w:rPr>
+          <w:noProof/>
+        </w:rPr>
+        <w:drawing>
+          <wp:inline distT="0" distB="0" distL="0" distR="0" wp14:anchorId="038DF857" wp14:editId="787CCC50">
+            <wp:extent cx="4400000" cy="1453882"/>
+            <wp:effectExtent l="0" t="0" r="0" b="0"/>
+            <wp:docPr id="2017248246" name="Table 1002"/>
+            <wp:cNvGraphicFramePr>
+              <a:graphicFrameLocks xmlns:a="http://schemas.openxmlformats.org/drawingml/2006/main" noChangeAspect="1"/>
+            </wp:cNvGraphicFramePr>
+            <a:graphic xmlns:a="http://schemas.openxmlformats.org/drawingml/2006/main">
+              <a:graphicData uri="http://schemas.openxmlformats.org/drawingml/2006/picture">
+                <pic:pic xmlns:pic="http://schemas.openxmlformats.org/drawingml/2006/picture">
+                  <pic:nvPicPr>
+                    <pic:cNvPr id="1002" name="time.png"/>
+                    <pic:cNvPicPr/>
+                  </pic:nvPicPr>
+                  <pic:blipFill>
+                    <a:blip r:embed="rId8"/>
+                    <a:stretch>
+                      <a:fillRect/>
+                    </a:stretch>
+                  </pic:blipFill>
+                  <pic:spPr>
+                    <a:xfrm>
+                      <a:off x="0" y="0"/>
+                      <a:ext cx="4400000" cy="1453882"/>
+                    </a:xfrm>
+                    <a:prstGeom prst="rect">
+                      <a:avLst/>
+                    </a:prstGeom>
+                  </pic:spPr>
+                </pic:pic>
+              </a:graphicData>
+            </a:graphic>
+          </wp:inline>
+        </w:drawing>
       </w:r>
     </w:p>
     <w:p>
@@ -5603,7 +6862,7 @@
           <w:shd w:val="clear" w:color="auto" w:fill="FFFFFF"/>
           <w:lang w:val="ja-JP"/>
         </w:rPr>
-        <w:t>ご指摘いただいた2つの観点のうち，スパイクの大きさにつきましては，表2の</w:t>
+        <w:t>ご指摘いただいた2つの観点のうち，スパイクの大きさにつきましては，表3の</w:t>
       </w:r>
       <m:oMath>
         <m:r>
@@ -5716,19 +6975,7 @@
           <w:shd w:val="clear" w:color="auto" w:fill="FFFFFF"/>
           <w:lang w:val="ja-JP"/>
         </w:rPr>
-        <w:t>結果を下表に示します．下表は新原稿の表3と同じものでございます．</w:t>
-      </w:r>
-      <w:r>
-        <w:rPr>
-          <w:rFonts w:ascii="Yu Mincho" w:eastAsia="Yu Mincho" w:hAnsi="Yu Mincho" w:cs="Yu Mincho"/>
-          <w:color w:val="222222"/>
-          <w:sz w:val="22"/>
-          <w:szCs w:val="22"/>
-          <w:u w:color="222222"/>
-          <w:shd w:val="clear" w:color="auto" w:fill="FFFFFF"/>
-          <w:lang w:val="ja-JP"/>
-        </w:rPr>
-        <w:t>表の列は発生頻度の区分を表し，区分ごとにMAEとRMSEを示しております．「対象書名数」の行は，各区分に属する書名の数でございます．その下の行では，分位点の水準</w:t>
+        <w:t>結果を下表に示します．下表は新原稿の表4と同じものでございます．表の列は発生頻度の区分を表し，区分ごとにMAEとRMSEを示しております．「対象書名数」の行は，各区分に属する書名の数でございます．その下の行では，分位点の水準</w:t>
       </w:r>
       <m:oMath>
         <m:r>
@@ -5750,19 +6997,20 @@
           <w:shd w:val="clear" w:color="auto" w:fill="FFFFFF"/>
           <w:lang w:val="ja-JP"/>
         </w:rPr>
-        <w:t>ごとに4手法の結果をまとめており，太字は各分位点・各区分で最も小さい誤差を示しております．</w:t>
-      </w:r>
-      <w:r>
-        <w:rPr>
-          <w:rFonts w:ascii="Yu Mincho" w:eastAsia="Yu Mincho" w:hAnsi="Yu Mincho" w:cs="Yu Mincho"/>
-          <w:color w:val="222222"/>
-          <w:sz w:val="22"/>
-          <w:szCs w:val="22"/>
-          <w:u w:color="222222"/>
-          <w:shd w:val="clear" w:color="auto" w:fill="FFFFFF"/>
-          <w:lang w:val="ja-JP"/>
-        </w:rPr>
-        <w:t>なお，本研究では予測を単一の値ではなく分位点として出力しており，</w:t>
+        <w:t>ごとに4手法の結果をまとめており，太字</w:t>
+      </w:r>
+      <w:r>
+        <w:rPr>
+          <w:rFonts w:ascii="Yu Mincho" w:eastAsia="Yu Mincho" w:hAnsi="Yu Mincho" w:cs="Yu Mincho"/>
+          <w:color w:val="222222"/>
+          <w:sz w:val="22"/>
+          <w:szCs w:val="22"/>
+          <w:u w:color="222222"/>
+          <w:shd w:val="clear" w:color="auto" w:fill="FFFFFF"/>
+          <w:lang w:val="ja-JP"/>
+        </w:rPr>
+        <w:lastRenderedPageBreak/>
+        <w:t>は各分位点・各区分で最も小さい誤差を示しております．なお，本研究では予測を単一の値ではなく分位点として出力しており，</w:t>
       </w:r>
       <m:oMath>
         <m:r>
@@ -5806,7 +7054,20 @@
           <w:shd w:val="clear" w:color="auto" w:fill="FFFFFF"/>
           <w:lang w:val="ja-JP"/>
         </w:rPr>
-        <w:t>が中央の予測値，</w:t>
+        <w:t>が中央の予測値</w:t>
+      </w:r>
+      <w:proofErr w:type="gramStart"/>
+      <w:r>
+        <w:rPr>
+          <w:rFonts w:ascii="Yu Mincho" w:eastAsia="Yu Mincho" w:hAnsi="Yu Mincho" w:cs="Yu Mincho"/>
+          <w:color w:val="222222"/>
+          <w:sz w:val="22"/>
+          <w:szCs w:val="22"/>
+          <w:u w:color="222222"/>
+          <w:shd w:val="clear" w:color="auto" w:fill="FFFFFF"/>
+          <w:lang w:val="ja-JP"/>
+        </w:rPr>
+        <w:t>，</w:t>
       </w:r>
       <m:oMath>
         <m:r>
@@ -5850,7 +7111,20 @@
           <w:shd w:val="clear" w:color="auto" w:fill="FFFFFF"/>
           <w:lang w:val="ja-JP"/>
         </w:rPr>
-        <w:t>がそれぞれ予測の下限と上限にあたります．</w:t>
+        <w:t>が</w:t>
+      </w:r>
+      <w:proofErr w:type="gramEnd"/>
+      <w:r>
+        <w:rPr>
+          <w:rFonts w:ascii="Yu Mincho" w:eastAsia="Yu Mincho" w:hAnsi="Yu Mincho" w:cs="Yu Mincho"/>
+          <w:color w:val="222222"/>
+          <w:sz w:val="22"/>
+          <w:szCs w:val="22"/>
+          <w:u w:color="222222"/>
+          <w:shd w:val="clear" w:color="auto" w:fill="FFFFFF"/>
+          <w:lang w:val="ja-JP"/>
+        </w:rPr>
+        <w:t>それぞれ予測の下限と上限にあたります．</w:t>
       </w:r>
     </w:p>
     <w:p>
@@ -5861,10 +7135,9 @@
         <w:rPr>
           <w:noProof/>
         </w:rPr>
-        <w:lastRenderedPageBreak/>
         <w:drawing>
-          <wp:inline distT="0" distB="0" distL="0" distR="0" wp14:anchorId="6DDEA347" wp14:editId="112AD5FA">
-            <wp:extent cx="6096000" cy="2953809"/>
+          <wp:inline distT="0" distB="0" distL="0" distR="0" wp14:anchorId="66B7076E" wp14:editId="16A4F63B">
+            <wp:extent cx="6028182" cy="3014091"/>
             <wp:effectExtent l="0" t="0" r="0" b="0"/>
             <wp:docPr id="2017248245" name="Table 1001"/>
             <wp:cNvGraphicFramePr>
@@ -5878,7 +7151,7 @@
                     <pic:cNvPicPr/>
                   </pic:nvPicPr>
                   <pic:blipFill>
-                    <a:blip r:embed="rId13"/>
+                    <a:blip r:embed="rId9"/>
                     <a:stretch>
                       <a:fillRect/>
                     </a:stretch>
@@ -5886,7 +7159,7 @@
                   <pic:spPr>
                     <a:xfrm>
                       <a:off x="0" y="0"/>
-                      <a:ext cx="6096000" cy="2953809"/>
+                      <a:ext cx="6028182" cy="3014091"/>
                     </a:xfrm>
                     <a:prstGeom prst="rect">
                       <a:avLst/>
@@ -5935,19 +7208,7 @@
           <w:shd w:val="clear" w:color="auto" w:fill="FFFFFF"/>
           <w:lang w:val="ja-JP"/>
         </w:rPr>
-        <w:t>次に，表の見方を含めて結果をご説明いたします．ここでは，従来手法ProtoRAFに対する提案手法GateRAFの改善率として，ProtoRAFのMAEに対してGateRAFのMAEが減少した割合を算出いたしました．</w:t>
-      </w:r>
-      <w:r>
-        <w:rPr>
-          <w:rFonts w:ascii="Yu Mincho" w:eastAsia="Yu Mincho" w:hAnsi="Yu Mincho" w:cs="Yu Mincho"/>
-          <w:color w:val="222222"/>
-          <w:sz w:val="22"/>
-          <w:szCs w:val="22"/>
-          <w:u w:color="222222"/>
-          <w:shd w:val="clear" w:color="auto" w:fill="FFFFFF"/>
-          <w:lang w:val="ja-JP"/>
-        </w:rPr>
-        <w:t>まず，表の分位点</w:t>
+        <w:t>次に，表の見方を含めて結果をご説明いたします．ここでは，従来手法ProtoRAFに対する提案手法GateRAFの改善率として，ProtoRAFのMAEに対してGateRAFのMAEが減少した割合を算出いたしました．まず，表の分位点</w:t>
       </w:r>
       <m:oMath>
         <m:r>
@@ -5969,19 +7230,7 @@
           <w:shd w:val="clear" w:color="auto" w:fill="FFFFFF"/>
           <w:lang w:val="ja-JP"/>
         </w:rPr>
-        <w:t>の段で，GateRAFとProtoRAFのMAEを，発生頻度による書名の区分，すなわち表の列の1回，2回，3回，4回，5回，6回以上ごとに比べます．改善率は，発生頻度が1回の書名から順に10.6%，7.0%，6.9%，8.1%，8.2%，35.0%であり，発生頻度が1回から5回の書名では約7〜11%にとどまるのに対し，6回以上の書名では約35%に達します．</w:t>
-      </w:r>
-      <w:r>
-        <w:rPr>
-          <w:rFonts w:ascii="Yu Mincho" w:eastAsia="Yu Mincho" w:hAnsi="Yu Mincho" w:cs="Yu Mincho"/>
-          <w:color w:val="222222"/>
-          <w:sz w:val="22"/>
-          <w:szCs w:val="22"/>
-          <w:u w:color="222222"/>
-          <w:shd w:val="clear" w:color="auto" w:fill="FFFFFF"/>
-          <w:lang w:val="ja-JP"/>
-        </w:rPr>
-        <w:t>同様に，分位点</w:t>
+        <w:t>の段で，GateRAFとProtoRAFのMAEを，発生頻度による書名の区分，すなわち表の列の1回，2回，3回，4回，5回，6回以上ごとに比べます．改善率は，発生頻度が1回の書名から順に10.6%，7.0%，6.9%，8.1%，8.2%，35.0%であり，発生頻度が1回から5回の書名では約7〜11%にとどまるのに対し，6回以上の書名では約35%に達します．同様に，分位点</w:t>
       </w:r>
       <m:oMath>
         <m:r>
@@ -6025,7 +7274,55 @@
           <w:shd w:val="clear" w:color="auto" w:fill="FFFFFF"/>
           <w:lang w:val="ja-JP"/>
         </w:rPr>
-        <w:t>スコアの最大値，すなわち系列ごとのスパイクの最大規模により層別した場合も，いずれの区分でGateRAFのMAEが最小であることを確認しております．</w:t>
+        <w:t>スコアの最大値，すなわち系列ごとのスパイクの最大規模により層別した場合も，いずれの区分でも</w:t>
+      </w:r>
+      <w:proofErr w:type="gramStart"/>
+      <w:r>
+        <w:rPr>
+          <w:rFonts w:ascii="Yu Mincho" w:eastAsia="Yu Mincho" w:hAnsi="Yu Mincho" w:cs="Yu Mincho"/>
+          <w:color w:val="222222"/>
+          <w:sz w:val="22"/>
+          <w:szCs w:val="22"/>
+          <w:u w:color="222222"/>
+          <w:shd w:val="clear" w:color="auto" w:fill="FFFFFF"/>
+          <w:lang w:val="ja-JP"/>
+        </w:rPr>
+        <w:t>GateRAFの</w:t>
+      </w:r>
+      <m:oMath>
+        <m:r>
+          <w:rPr>
+            <w:rFonts w:ascii="Cambria Math" w:hAnsi="Cambria Math"/>
+            <w:sz w:val="22"/>
+            <w:szCs w:val="22"/>
+          </w:rPr>
+          <m:t>τ=0.5</m:t>
+        </m:r>
+      </m:oMath>
+      <w:r>
+        <w:rPr>
+          <w:rFonts w:ascii="Yu Mincho" w:eastAsia="Yu Mincho" w:hAnsi="Yu Mincho" w:cs="Yu Mincho"/>
+          <w:color w:val="222222"/>
+          <w:sz w:val="22"/>
+          <w:szCs w:val="22"/>
+          <w:u w:color="222222"/>
+          <w:shd w:val="clear" w:color="auto" w:fill="FFFFFF"/>
+          <w:lang w:val="ja-JP"/>
+        </w:rPr>
+        <w:t>のMAEが</w:t>
+      </w:r>
+      <w:proofErr w:type="gramEnd"/>
+      <w:r>
+        <w:rPr>
+          <w:rFonts w:ascii="Yu Mincho" w:eastAsia="Yu Mincho" w:hAnsi="Yu Mincho" w:cs="Yu Mincho"/>
+          <w:color w:val="222222"/>
+          <w:sz w:val="22"/>
+          <w:szCs w:val="22"/>
+          <w:u w:color="222222"/>
+          <w:shd w:val="clear" w:color="auto" w:fill="FFFFFF"/>
+          <w:lang w:val="ja-JP"/>
+        </w:rPr>
+        <w:t>最小であることを確認しております．</w:t>
       </w:r>
     </w:p>
     <w:p>
@@ -6051,7 +7348,7 @@
           <w:shd w:val="clear" w:color="auto" w:fill="FFFFFF"/>
           <w:lang w:val="ja-JP"/>
         </w:rPr>
-        <w:t>以上を，5.1 実験概要，5.3 実験設定，5.4.2 実験2の3箇所に追記いたしました．発生頻度別の結果は表3として新たに掲載しております．</w:t>
+        <w:t>以上を，5.1 実験概要，5.3 実験設定，5.4.2 実験2の3箇所に追記いたしました．発生頻度別の結果は表4として新たに掲載しております．</w:t>
       </w:r>
     </w:p>
     <w:p>
@@ -6094,7 +7391,7 @@
           <w:shd w:val="clear" w:color="auto" w:fill="FFFFFF"/>
           <w:lang w:val="ja-JP"/>
         </w:rPr>
-        <w:t xml:space="preserve">　新原稿 p.5 左カラム，5.1 実験概要（記載の修正）：</w:t>
+        <w:t xml:space="preserve">　新原稿 p.5 右カラム，5.1 実験概要（記載の修正）：</w:t>
       </w:r>
     </w:p>
     <w:p>
@@ -6163,7 +7460,7 @@
           <w:shd w:val="clear" w:color="auto" w:fill="FFFFFF"/>
           <w:lang w:val="ja-JP"/>
         </w:rPr>
-        <w:t xml:space="preserve">　新原稿 p.6 左カラム，5.3 実験設定（記載の追加）：</w:t>
+        <w:t xml:space="preserve">　新原稿 p.6 右カラム，5.3 実験設定（記載の追加）：</w:t>
       </w:r>
     </w:p>
     <w:p>
@@ -6243,7 +7540,20 @@
           <w:shd w:val="clear" w:color="auto" w:fill="FFFFFF"/>
           <w:lang w:val="ja-JP"/>
         </w:rPr>
-        <w:t>スコアが2を超えた時点の数を発生頻度とし，書名を区分する．大きさによる区分が個々の需要の水準に着目するのに対し，発生頻度による区分は系列ごとのスパイクの現れやすさに着目するものである．なお，評価期間中に一度もスパイクが生じなかった25書名は，発生頻度による層別の対象とならないため除外し，残る1,132書名を対象とする．</w:t>
+        <w:t>スコアが2を超えた時点の数を発生頻度とし，書名を区分する．大きさによる区分が個々の需要の水準に着目するのに対し，発生頻度による区分は系列ごとのスパイクの現れやすさに着目するものである．なお，評価期間中に一度もスパイ</w:t>
+      </w:r>
+      <w:r>
+        <w:rPr>
+          <w:rFonts w:ascii="Yu Mincho" w:eastAsia="Yu Mincho" w:hAnsi="Yu Mincho" w:cs="Yu Mincho"/>
+          <w:color w:val="000000" w:themeColor="text1"/>
+          <w:sz w:val="22"/>
+          <w:szCs w:val="22"/>
+          <w:u w:color="222222"/>
+          <w:shd w:val="clear" w:color="auto" w:fill="FFFFFF"/>
+          <w:lang w:val="ja-JP"/>
+        </w:rPr>
+        <w:lastRenderedPageBreak/>
+        <w:t>クが生じなかった25書名は，発生頻度による層別の対象とならないため除外し，残る1,132書名を対象とする．</w:t>
       </w:r>
     </w:p>
     <w:p>
@@ -6286,8 +7596,7 @@
           <w:shd w:val="clear" w:color="auto" w:fill="FFFFFF"/>
           <w:lang w:val="ja-JP"/>
         </w:rPr>
-        <w:lastRenderedPageBreak/>
-        <w:t xml:space="preserve">　新原稿 p.8 左カラム，5.4.2 実験2（記載の追加）：</w:t>
+        <w:t xml:space="preserve">　新原稿 p.8 右カラム，5.4.2 実験2（記載の追加）：</w:t>
       </w:r>
     </w:p>
     <w:p>
@@ -6323,7 +7632,7 @@
           <w:shd w:val="clear" w:color="auto" w:fill="FFFFFF"/>
           <w:lang w:val="ja-JP"/>
         </w:rPr>
-        <w:t>スコアによる区分はスパイクの大きさによる評価にあたるため，表2がスパイクの大きさ別の結果に該当する．これに加えて，5.3節で述べた発生頻度により層別した結果を表3に示す．</w:t>
+        <w:t>スコアによる区分はスパイクの大きさによる評価にあたるため，表3がスパイクの大きさ別の結果に該当する．これに加えて，5.3節で述べた発生頻度により層別した結果を表4に示す．</w:t>
       </w:r>
     </w:p>
     <w:p>
@@ -6349,7 +7658,7 @@
           <w:shd w:val="clear" w:color="auto" w:fill="FFFFFF"/>
           <w:lang w:val="ja-JP"/>
         </w:rPr>
-        <w:t>発生頻度別に，ProtoRAFに対するGateRAFのMAEの改善率，すなわちProtoRAFのMAEに対してGateRAFのMAEが減少した割合をみる．表3の分位点</w:t>
+        <w:t>発生頻度別に，ProtoRAFに対するGateRAFのMAEの改善率，すなわちProtoRAFのMAEに対してGateRAFのMAEが減少した割合をみる．表4の分位点</w:t>
       </w:r>
       <m:oMath>
         <m:r>
@@ -6434,7 +7743,7 @@
           <w:shd w:val="clear" w:color="auto" w:fill="FFFFFF"/>
           <w:lang w:val="ja-JP"/>
         </w:rPr>
-        <w:t xml:space="preserve">　新原稿 p.9，表3（新規追加）：</w:t>
+        <w:t xml:space="preserve">　新原稿 p.10，表4（新規追加）：</w:t>
       </w:r>
     </w:p>
     <w:p>
@@ -6446,8 +7755,8 @@
           <w:noProof/>
         </w:rPr>
         <w:drawing>
-          <wp:inline distT="0" distB="0" distL="0" distR="0" wp14:anchorId="501D3370" wp14:editId="0B4B2F60">
-            <wp:extent cx="6096000" cy="2953809"/>
+          <wp:inline distT="0" distB="0" distL="0" distR="0" wp14:anchorId="51870528" wp14:editId="43DDB390">
+            <wp:extent cx="6028182" cy="3014091"/>
             <wp:effectExtent l="0" t="0" r="0" b="0"/>
             <wp:docPr id="987350722" name="Table 1001"/>
             <wp:cNvGraphicFramePr>
@@ -6461,7 +7770,7 @@
                     <pic:cNvPicPr/>
                   </pic:nvPicPr>
                   <pic:blipFill>
-                    <a:blip r:embed="rId13"/>
+                    <a:blip r:embed="rId9"/>
                     <a:stretch>
                       <a:fillRect/>
                     </a:stretch>
@@ -6469,7 +7778,7 @@
                   <pic:spPr>
                     <a:xfrm>
                       <a:off x="0" y="0"/>
-                      <a:ext cx="6096000" cy="2953809"/>
+                      <a:ext cx="6028182" cy="3014091"/>
                     </a:xfrm>
                     <a:prstGeom prst="rect">
                       <a:avLst/>
@@ -6800,6 +8109,7 @@
           <w:shd w:val="clear" w:color="auto" w:fill="FFFFFF"/>
           <w:lang w:val="ja-JP"/>
         </w:rPr>
+        <w:lastRenderedPageBreak/>
         <w:t xml:space="preserve">　新原稿 p.2 左カラム，2.1 問題設定（記載の追加）：</w:t>
       </w:r>
     </w:p>
@@ -6905,8 +8215,7 @@
           <w:shd w:val="clear" w:color="auto" w:fill="FFFFFF"/>
           <w:lang w:val="ja-JP"/>
         </w:rPr>
-        <w:lastRenderedPageBreak/>
-        <w:t xml:space="preserve">　新原稿 p.4 右カラム，4.3 予測（記載の追加）：</w:t>
+        <w:t xml:space="preserve">　新原稿 p.5 左カラム，4.3 予測（記載の追加）：</w:t>
       </w:r>
     </w:p>
     <w:p>
@@ -7727,101 +9036,7 @@
           <w:shd w:val="clear" w:color="auto" w:fill="FFFFFF"/>
           <w:lang w:val="ja-JP"/>
         </w:rPr>
-        <w:t>本研究で観測</w:t>
-      </w:r>
-      <w:r>
-        <w:rPr>
-          <w:rFonts w:ascii="Yu Mincho" w:eastAsia="Yu Mincho" w:hAnsi="Yu Mincho" w:cs="Yu Mincho" w:hint="eastAsia"/>
-          <w:color w:val="000000" w:themeColor="text1"/>
-          <w:sz w:val="22"/>
-          <w:szCs w:val="22"/>
-          <w:u w:color="222222"/>
-          <w:shd w:val="clear" w:color="auto" w:fill="FFFFFF"/>
-          <w:lang w:val="ja-JP"/>
-        </w:rPr>
-        <w:t>する販売冊数は，</w:t>
-      </w:r>
-      <w:r>
-        <w:rPr>
-          <w:rFonts w:ascii="Yu Mincho" w:eastAsia="Yu Mincho" w:hAnsi="Yu Mincho" w:cs="Yu Mincho"/>
-          <w:color w:val="000000" w:themeColor="text1"/>
-          <w:sz w:val="22"/>
-          <w:szCs w:val="22"/>
-          <w:u w:color="222222"/>
-          <w:shd w:val="clear" w:color="auto" w:fill="FFFFFF"/>
-        </w:rPr>
-        <w:t>POS</w:t>
-      </w:r>
-      <w:r>
-        <w:rPr>
-          <w:rFonts w:ascii="Yu Mincho" w:eastAsia="Yu Mincho" w:hAnsi="Yu Mincho" w:cs="Yu Mincho" w:hint="eastAsia"/>
-          <w:color w:val="000000" w:themeColor="text1"/>
-          <w:sz w:val="22"/>
-          <w:szCs w:val="22"/>
-          <w:u w:color="222222"/>
-          <w:shd w:val="clear" w:color="auto" w:fill="FFFFFF"/>
-        </w:rPr>
-        <w:t>上に記録された実際の販売量である．いま，需要が消費者が購入を希望する量であるとすれば，在庫切れなどにより需要が販売冊数を上回る可能性が存在する．しかしながら，対象データには在庫情報が存在せず，潜在的な需要を直接観測することはできない．</w:t>
-      </w:r>
-      <w:r>
-        <w:rPr>
-          <w:rFonts w:ascii="Yu Mincho" w:eastAsia="Yu Mincho" w:hAnsi="Yu Mincho" w:cs="Yu Mincho"/>
-          <w:color w:val="000000" w:themeColor="text1"/>
-          <w:sz w:val="22"/>
-          <w:szCs w:val="22"/>
-          <w:u w:color="222222"/>
-          <w:shd w:val="clear" w:color="auto" w:fill="FFFFFF"/>
-          <w:lang w:val="ja-JP"/>
-        </w:rPr>
-        <w:t>そこで販売冊数を需要の代理指標とし</w:t>
-      </w:r>
-      <w:r>
-        <w:rPr>
-          <w:rFonts w:ascii="Yu Mincho" w:eastAsia="Yu Mincho" w:hAnsi="Yu Mincho" w:cs="Yu Mincho" w:hint="eastAsia"/>
-          <w:color w:val="000000" w:themeColor="text1"/>
-          <w:sz w:val="22"/>
-          <w:szCs w:val="22"/>
-          <w:u w:color="222222"/>
-          <w:shd w:val="clear" w:color="auto" w:fill="FFFFFF"/>
-          <w:lang w:val="ja-JP"/>
-        </w:rPr>
-        <w:t>て用い</w:t>
-      </w:r>
-      <w:r>
-        <w:rPr>
-          <w:rFonts w:ascii="Yu Mincho" w:eastAsia="Yu Mincho" w:hAnsi="Yu Mincho" w:cs="Yu Mincho"/>
-          <w:color w:val="000000" w:themeColor="text1"/>
-          <w:sz w:val="22"/>
-          <w:szCs w:val="22"/>
-          <w:u w:color="222222"/>
-          <w:shd w:val="clear" w:color="auto" w:fill="FFFFFF"/>
-          <w:lang w:val="ja-JP"/>
-        </w:rPr>
-        <w:t>，</w:t>
-      </w:r>
-      <w:r>
-        <w:rPr>
-          <w:rFonts w:ascii="Yu Mincho" w:eastAsia="Yu Mincho" w:hAnsi="Yu Mincho" w:cs="Yu Mincho" w:hint="eastAsia"/>
-          <w:color w:val="000000" w:themeColor="text1"/>
-          <w:sz w:val="22"/>
-          <w:szCs w:val="22"/>
-          <w:u w:color="222222"/>
-          <w:shd w:val="clear" w:color="auto" w:fill="FFFFFF"/>
-          <w:lang w:val="ja-JP"/>
-        </w:rPr>
-        <w:t>本論文における</w:t>
-      </w:r>
-      <w:r>
-        <w:rPr>
-          <w:rFonts w:ascii="Yu Mincho" w:eastAsia="Yu Mincho" w:hAnsi="Yu Mincho" w:cs="Yu Mincho"/>
-          <w:color w:val="000000" w:themeColor="text1"/>
-          <w:sz w:val="22"/>
-          <w:szCs w:val="22"/>
-          <w:u w:color="222222"/>
-          <w:shd w:val="clear" w:color="auto" w:fill="FFFFFF"/>
-          <w:lang w:val="ja-JP"/>
-        </w:rPr>
-        <w:t>需要予測は販売冊数の予測を指すものとする．</w:t>
+        <w:t>本研究で観測する販売冊数は，POS上に記録された実際の販売量である．いま，需要を消費者が購入を希望する量と定義すれば，在庫切れなどにより需要が販売冊数を上回る可能性が存在する．しかしながら，対象データには在庫情報が存在せず，潜在的な需要を直接観測することはできない．そこで販売冊数を需要の代理指標として用い，本論文における需要予測は販売冊数の予測を指すものとする．</w:t>
       </w:r>
     </w:p>
     <w:p>
@@ -7935,6 +9150,7 @@
           <w:szCs w:val="22"/>
           <w:lang w:val="ja-JP"/>
         </w:rPr>
+        <w:lastRenderedPageBreak/>
         <w:t>【著者の回答】</w:t>
       </w:r>
     </w:p>
@@ -7961,116 +9177,7 @@
           <w:shd w:val="clear" w:color="auto" w:fill="FFFFFF"/>
           <w:lang w:val="ja-JP"/>
         </w:rPr>
-        <w:t>ご指摘ありがとうございました．</w:t>
-      </w:r>
-      <w:r>
-        <w:rPr>
-          <w:rFonts w:ascii="Yu Mincho" w:eastAsia="Yu Mincho" w:hAnsi="Yu Mincho" w:cs="Yu Mincho"/>
-          <w:color w:val="222222"/>
-          <w:sz w:val="22"/>
-          <w:szCs w:val="22"/>
-          <w:u w:color="222222"/>
-          <w:shd w:val="clear" w:color="auto" w:fill="FFFFFF"/>
-          <w:lang w:val="ja-JP"/>
-        </w:rPr>
-        <w:t>図4だけからスパイクの予測性能を判断することは難しく，提案手法がスパイクの高さを十分に再現できていない点についても，説明が不足しておりました．</w:t>
-      </w:r>
-      <w:r>
-        <w:rPr>
-          <w:rFonts w:ascii="Yu Mincho" w:eastAsia="Yu Mincho" w:hAnsi="Yu Mincho" w:cs="Yu Mincho"/>
-          <w:color w:val="222222"/>
-          <w:sz w:val="22"/>
-          <w:szCs w:val="22"/>
-          <w:u w:color="222222"/>
-          <w:shd w:val="clear" w:color="auto" w:fill="FFFFFF"/>
-          <w:lang w:val="ja-JP"/>
-        </w:rPr>
-        <w:t>図4の書籍Bでは，スパイク時の実績が平均25冊であるのに対し，提案手法の予測は9冊にとどま</w:t>
-      </w:r>
-      <w:r>
-        <w:rPr>
-          <w:rFonts w:ascii="Yu Mincho" w:eastAsia="Yu Mincho" w:hAnsi="Yu Mincho" w:cs="Yu Mincho"/>
-          <w:color w:val="222222"/>
-          <w:sz w:val="22"/>
-          <w:szCs w:val="22"/>
-          <w:u w:color="222222"/>
-          <w:shd w:val="clear" w:color="auto" w:fill="FFFFFF"/>
-          <w:lang w:val="ja-JP"/>
-        </w:rPr>
-        <w:lastRenderedPageBreak/>
-        <w:t>ります．ただし</w:t>
-      </w:r>
-      <w:r>
-        <w:rPr>
-          <w:rFonts w:ascii="Yu Mincho" w:eastAsia="Yu Mincho" w:hAnsi="Yu Mincho" w:cs="Yu Mincho" w:hint="eastAsia"/>
-          <w:color w:val="222222"/>
-          <w:sz w:val="22"/>
-          <w:szCs w:val="22"/>
-          <w:u w:color="222222"/>
-          <w:shd w:val="clear" w:color="auto" w:fill="FFFFFF"/>
-          <w:lang w:val="ja-JP"/>
-        </w:rPr>
-        <w:t>，</w:t>
-      </w:r>
-      <w:r>
-        <w:rPr>
-          <w:rFonts w:ascii="Yu Mincho" w:eastAsia="Yu Mincho" w:hAnsi="Yu Mincho" w:cs="Yu Mincho"/>
-          <w:color w:val="222222"/>
-          <w:sz w:val="22"/>
-          <w:szCs w:val="22"/>
-          <w:u w:color="222222"/>
-          <w:shd w:val="clear" w:color="auto" w:fill="FFFFFF"/>
-          <w:lang w:val="ja-JP"/>
-        </w:rPr>
-        <w:t>従来手法ProtoRAF</w:t>
-      </w:r>
-      <w:r>
-        <w:rPr>
-          <w:rFonts w:ascii="Yu Mincho" w:eastAsia="Yu Mincho" w:hAnsi="Yu Mincho" w:cs="Yu Mincho" w:hint="eastAsia"/>
-          <w:color w:val="222222"/>
-          <w:sz w:val="22"/>
-          <w:szCs w:val="22"/>
-          <w:u w:color="222222"/>
-          <w:shd w:val="clear" w:color="auto" w:fill="FFFFFF"/>
-          <w:lang w:val="ja-JP"/>
-        </w:rPr>
-        <w:t>による予測で</w:t>
-      </w:r>
-      <w:r>
-        <w:rPr>
-          <w:rFonts w:ascii="Yu Mincho" w:eastAsia="Yu Mincho" w:hAnsi="Yu Mincho" w:cs="Yu Mincho"/>
-          <w:color w:val="222222"/>
-          <w:sz w:val="22"/>
-          <w:szCs w:val="22"/>
-          <w:u w:color="222222"/>
-          <w:shd w:val="clear" w:color="auto" w:fill="FFFFFF"/>
-          <w:lang w:val="ja-JP"/>
-        </w:rPr>
-        <w:t>は1冊未満と</w:t>
-      </w:r>
-      <w:r>
-        <w:rPr>
-          <w:rFonts w:ascii="Yu Mincho" w:eastAsia="Yu Mincho" w:hAnsi="Yu Mincho" w:cs="Yu Mincho" w:hint="eastAsia"/>
-          <w:color w:val="222222"/>
-          <w:sz w:val="22"/>
-          <w:szCs w:val="22"/>
-          <w:u w:color="222222"/>
-          <w:shd w:val="clear" w:color="auto" w:fill="FFFFFF"/>
-          <w:lang w:val="ja-JP"/>
-        </w:rPr>
-        <w:t>実質的な予想ができておりませんが</w:t>
-      </w:r>
-      <w:r>
-        <w:rPr>
-          <w:rFonts w:ascii="Yu Mincho" w:eastAsia="Yu Mincho" w:hAnsi="Yu Mincho" w:cs="Yu Mincho"/>
-          <w:color w:val="222222"/>
-          <w:sz w:val="22"/>
-          <w:szCs w:val="22"/>
-          <w:u w:color="222222"/>
-          <w:shd w:val="clear" w:color="auto" w:fill="FFFFFF"/>
-          <w:lang w:val="ja-JP"/>
-        </w:rPr>
-        <w:t>，提案手法は少なくとも需要が立ち上がったこと自体は捉えております．また書籍Aでは，スパイク時の誤差が提案手法2.4冊，ProtoRAF 7.5冊であり，実績にほぼ沿った予測ができております．</w:t>
+        <w:t>ご指摘ありがとうございました．図4だけからスパイクの予測性能を判断することは難しく，提案手法がスパイクの高さを十分に再現できていない点についても，説明が不足しておりました．図4の書籍Bでは，スパイク時の実績が平均25冊であるのに対し，提案手法の予測は9冊にとどまります．ただし，従来手法ProtoRAFによる予測では1冊未満と実質的な予測ができておりませんが，提案手法は少なくとも需要が立ち上がったこと自体は捉えております．また書籍Aでは，スパイク時の誤差が提案手法2.4冊，ProtoRAF 7.5冊であり，実績にほぼ沿った予測ができております．</w:t>
       </w:r>
     </w:p>
     <w:p>
@@ -9424,22 +10531,62 @@
           <w:lang w:val="ja-JP"/>
         </w:rPr>
       </w:pPr>
-      <m:oMath>
-        <m:r>
-          <m:rPr>
-            <m:sty m:val="p"/>
-          </m:rPr>
-          <w:rPr>
-            <w:rFonts w:ascii="Yu Mincho" w:eastAsia="Yu Mincho" w:hAnsi="Yu Mincho" w:cs="Yu Mincho"/>
-            <w:color w:val="222222"/>
-            <w:sz w:val="22"/>
-            <w:szCs w:val="22"/>
-            <w:u w:color="222222"/>
-            <w:shd w:val="clear" w:color="auto" w:fill="FFFFFF"/>
-            <w:lang w:val="ja-JP"/>
-          </w:rPr>
-          <m:t>すなわち，</m:t>
-        </m:r>
+      <w:r>
+        <w:rPr>
+          <w:rFonts w:ascii="Yu Mincho" w:eastAsia="Yu Mincho" w:hAnsi="Yu Mincho" w:cs="Yu Mincho"/>
+          <w:color w:val="222222"/>
+          <w:sz w:val="22"/>
+          <w:szCs w:val="22"/>
+          <w:u w:color="222222"/>
+          <w:shd w:val="clear" w:color="auto" w:fill="FFFFFF"/>
+          <w:lang w:val="ja-JP"/>
+        </w:rPr>
+        <w:t>すなわち，</w:t>
+      </w:r>
+      <m:oMath>
+        <m:sSub>
+          <m:sSubPr>
+            <m:ctrlPr>
+              <w:rPr>
+                <w:rFonts w:ascii="Cambria Math" w:hAnsi="Cambria Math"/>
+              </w:rPr>
+            </m:ctrlPr>
+          </m:sSubPr>
+          <m:e>
+            <m:r>
+              <w:rPr>
+                <w:rFonts w:ascii="Cambria Math" w:hAnsi="Cambria Math"/>
+                <w:sz w:val="22"/>
+                <w:szCs w:val="22"/>
+              </w:rPr>
+              <m:t>C</m:t>
+            </m:r>
+          </m:e>
+          <m:sub>
+            <m:r>
+              <w:rPr>
+                <w:rFonts w:ascii="Cambria Math" w:hAnsi="Cambria Math"/>
+                <w:sz w:val="22"/>
+                <w:szCs w:val="22"/>
+              </w:rPr>
+              <m:t>spike</m:t>
+            </m:r>
+          </m:sub>
+        </m:sSub>
+      </m:oMath>
+      <w:r>
+        <w:rPr>
+          <w:rFonts w:ascii="Yu Mincho" w:eastAsia="Yu Mincho" w:hAnsi="Yu Mincho" w:cs="Yu Mincho"/>
+          <w:color w:val="222222"/>
+          <w:sz w:val="22"/>
+          <w:szCs w:val="22"/>
+          <w:u w:color="222222"/>
+          <w:shd w:val="clear" w:color="auto" w:fill="FFFFFF"/>
+          <w:lang w:val="ja-JP"/>
+        </w:rPr>
+        <w:t>の分子と分母の和はスパイクの時点のみについて，</w:t>
+      </w:r>
+      <m:oMath>
         <m:sSub>
           <m:sSubPr>
             <m:ctrlPr>
@@ -9470,7 +10617,7 @@
                 <w:sz w:val="22"/>
                 <w:szCs w:val="22"/>
               </w:rPr>
-              <m:t>spike</m:t>
+              <m:t>normal</m:t>
             </m:r>
           </m:sub>
         </m:sSub>
@@ -9485,7 +10632,7 @@
           <w:shd w:val="clear" w:color="auto" w:fill="FFFFFF"/>
           <w:lang w:val="ja-JP"/>
         </w:rPr>
-        <w:t>の分子と分母の和はスパイクの時点のみについて，</w:t>
+        <w:t>の和は平常時の時点のみについてとっており，評価期間の全時点を加算するものではございません．</w:t>
       </w:r>
       <m:oMath>
         <m:sSub>
@@ -9518,7 +10665,7 @@
                 <w:sz w:val="22"/>
                 <w:szCs w:val="22"/>
               </w:rPr>
-              <m:t>normal</m:t>
+              <m:t>spike</m:t>
             </m:r>
           </m:sub>
         </m:sSub>
@@ -9533,7 +10680,7 @@
           <w:shd w:val="clear" w:color="auto" w:fill="FFFFFF"/>
           <w:lang w:val="ja-JP"/>
         </w:rPr>
-        <w:t>の和は平常時の時点のみについてとっており，評価期間の全時点を加算するものではございません．</w:t>
+        <w:t>と</w:t>
       </w:r>
       <m:oMath>
         <m:sSub>
@@ -9566,54 +10713,6 @@
                 <w:sz w:val="22"/>
                 <w:szCs w:val="22"/>
               </w:rPr>
-              <m:t>spike</m:t>
-            </m:r>
-          </m:sub>
-        </m:sSub>
-      </m:oMath>
-      <w:r>
-        <w:rPr>
-          <w:rFonts w:ascii="Yu Mincho" w:eastAsia="Yu Mincho" w:hAnsi="Yu Mincho" w:cs="Yu Mincho"/>
-          <w:color w:val="222222"/>
-          <w:sz w:val="22"/>
-          <w:szCs w:val="22"/>
-          <w:u w:color="222222"/>
-          <w:shd w:val="clear" w:color="auto" w:fill="FFFFFF"/>
-          <w:lang w:val="ja-JP"/>
-        </w:rPr>
-        <w:t>と</w:t>
-      </w:r>
-      <m:oMath>
-        <m:sSub>
-          <m:sSubPr>
-            <m:ctrlPr>
-              <w:rPr>
-                <w:rFonts w:ascii="Cambria Math" w:hAnsi="Cambria Math"/>
-                <w:sz w:val="22"/>
-                <w:szCs w:val="22"/>
-              </w:rPr>
-            </m:ctrlPr>
-          </m:sSubPr>
-          <m:e>
-            <m:r>
-              <w:rPr>
-                <w:rFonts w:ascii="Cambria Math" w:hAnsi="Cambria Math"/>
-                <w:sz w:val="22"/>
-                <w:szCs w:val="22"/>
-              </w:rPr>
-              <m:t>C</m:t>
-            </m:r>
-          </m:e>
-          <m:sub>
-            <m:r>
-              <m:rPr>
-                <m:sty m:val="p"/>
-              </m:rPr>
-              <w:rPr>
-                <w:rFonts w:ascii="Cambria Math" w:hAnsi="Cambria Math"/>
-                <w:sz w:val="22"/>
-                <w:szCs w:val="22"/>
-              </w:rPr>
               <m:t>normal</m:t>
             </m:r>
           </m:sub>
@@ -9651,7 +10750,7 @@
           <w:shd w:val="clear" w:color="auto" w:fill="FFFFFF"/>
           <w:lang w:val="ja-JP"/>
         </w:rPr>
-        <w:t>が0.1，0.5，0.9のそれぞれについて算出いたしました．いずれの捕捉率も，100%を下回れば実績の平均より低い予測を，上回れば高い予測を出していることになります．実績値の平均は，スパイクの時点で22.54冊，平常時で1.47冊でございます．結果を下表に示します．下表は新原稿の表4と同じものでございます．</w:t>
+        <w:t>が0.1，0.5，0.9のそれぞれについて算出いたしました．いずれの捕捉率も，100%を下回れば実績の平均より低い予測を，上回れば高い予測を出していることになります．実績値の平均は，スパイクの時点で22.54冊，平常時で1.47冊でございます．結果を下表に示します．下表は新原稿の表5と同じものでございます．</w:t>
       </w:r>
     </w:p>
     <w:p>
@@ -9663,8 +10762,8 @@
           <w:noProof/>
         </w:rPr>
         <w:drawing>
-          <wp:inline distT="0" distB="0" distL="0" distR="0" wp14:anchorId="3641270A" wp14:editId="7C838106">
-            <wp:extent cx="4826000" cy="1220399"/>
+          <wp:inline distT="0" distB="0" distL="0" distR="0" wp14:anchorId="2B3E6199" wp14:editId="1332EC99">
+            <wp:extent cx="5081755" cy="1284338"/>
             <wp:effectExtent l="0" t="0" r="0" b="0"/>
             <wp:docPr id="1728256066" name="Table 1001"/>
             <wp:cNvGraphicFramePr>
@@ -9678,7 +10777,7 @@
                     <pic:cNvPicPr/>
                   </pic:nvPicPr>
                   <pic:blipFill>
-                    <a:blip r:embed="rId14"/>
+                    <a:blip r:embed="rId10"/>
                     <a:stretch>
                       <a:fillRect/>
                     </a:stretch>
@@ -9686,7 +10785,7 @@
                   <pic:spPr>
                     <a:xfrm>
                       <a:off x="0" y="0"/>
-                      <a:ext cx="4826000" cy="1220399"/>
+                      <a:ext cx="5081755" cy="1284338"/>
                     </a:xfrm>
                     <a:prstGeom prst="rect">
                       <a:avLst/>
@@ -9840,19 +10939,7 @@
           <w:shd w:val="clear" w:color="auto" w:fill="FFFFFF"/>
           <w:lang w:val="ja-JP"/>
         </w:rPr>
-        <w:t>一方で，</w:t>
-      </w:r>
-      <w:r>
-        <w:rPr>
-          <w:rFonts w:ascii="Yu Mincho" w:eastAsia="Yu Mincho" w:hAnsi="Yu Mincho" w:cs="Yu Mincho"/>
-          <w:color w:val="222222"/>
-          <w:sz w:val="22"/>
-          <w:szCs w:val="22"/>
-          <w:u w:color="222222"/>
-          <w:shd w:val="clear" w:color="auto" w:fill="FFFFFF"/>
-          <w:lang w:val="ja-JP"/>
-        </w:rPr>
-        <w:t>平常時では</w:t>
+        <w:t>一方で，平常時では</w:t>
       </w:r>
       <m:oMath>
         <m:sSub>
@@ -9892,30 +10979,6 @@
       </m:oMath>
       <w:r>
         <w:rPr>
-          <w:rFonts w:ascii="Yu Mincho" w:eastAsia="Yu Mincho" w:hAnsi="Yu Mincho" w:cs="Yu Mincho"/>
-          <w:color w:val="222222"/>
-          <w:sz w:val="22"/>
-          <w:szCs w:val="22"/>
-          <w:u w:color="222222"/>
-          <w:shd w:val="clear" w:color="auto" w:fill="FFFFFF"/>
-          <w:lang w:val="ja-JP"/>
-        </w:rPr>
-        <w:t>が逆に100%を上回り，中央値で提案手法115.0%に対しProtoRAFは139.6%，上側分位点では提案手法405.3%に対しProtoRAFは554.3%です．</w:t>
-      </w:r>
-      <w:r>
-        <w:rPr>
-          <w:rFonts w:ascii="Yu Mincho" w:eastAsia="Yu Mincho" w:hAnsi="Yu Mincho" w:cs="Yu Mincho"/>
-          <w:color w:val="222222"/>
-          <w:sz w:val="22"/>
-          <w:szCs w:val="22"/>
-          <w:u w:color="222222"/>
-          <w:shd w:val="clear" w:color="auto" w:fill="FFFFFF"/>
-          <w:lang w:val="ja-JP"/>
-        </w:rPr>
-        <w:t>従来手法では平常時において実績値を大幅に上回る予測値を示しているのに対し，提案手法ではその過大予測が比較的抑制されていることが確認でき</w:t>
-      </w:r>
-      <w:r>
-        <w:rPr>
           <w:rFonts w:ascii="Yu Mincho" w:eastAsia="Yu Mincho" w:hAnsi="Yu Mincho" w:cs="Yu Mincho" w:hint="eastAsia"/>
           <w:color w:val="222222"/>
           <w:sz w:val="22"/>
@@ -9924,43 +10987,7 @@
           <w:shd w:val="clear" w:color="auto" w:fill="FFFFFF"/>
           <w:lang w:val="ja-JP"/>
         </w:rPr>
-        <w:t>ます</w:t>
-      </w:r>
-      <w:r>
-        <w:rPr>
-          <w:rFonts w:ascii="Yu Mincho" w:eastAsia="Yu Mincho" w:hAnsi="Yu Mincho" w:cs="Yu Mincho"/>
-          <w:color w:val="222222"/>
-          <w:sz w:val="22"/>
-          <w:szCs w:val="22"/>
-          <w:u w:color="222222"/>
-          <w:shd w:val="clear" w:color="auto" w:fill="FFFFFF"/>
-          <w:lang w:val="ja-JP"/>
-        </w:rPr>
-        <w:t>．</w:t>
-      </w:r>
-      <w:r>
-        <w:rPr>
-          <w:rFonts w:ascii="Yu Mincho" w:eastAsia="Yu Mincho" w:hAnsi="Yu Mincho" w:cs="Yu Mincho" w:hint="eastAsia"/>
-          <w:color w:val="222222"/>
-          <w:sz w:val="22"/>
-          <w:szCs w:val="22"/>
-          <w:u w:color="222222"/>
-          <w:shd w:val="clear" w:color="auto" w:fill="FFFFFF"/>
-          <w:lang w:val="ja-JP"/>
-        </w:rPr>
-        <w:t>すなわち，</w:t>
-      </w:r>
-      <w:r>
-        <w:rPr>
-          <w:rFonts w:ascii="Yu Mincho" w:eastAsia="Yu Mincho" w:hAnsi="Yu Mincho" w:cs="Yu Mincho"/>
-          <w:color w:val="222222"/>
-          <w:sz w:val="22"/>
-          <w:szCs w:val="22"/>
-          <w:u w:color="222222"/>
-          <w:shd w:val="clear" w:color="auto" w:fill="FFFFFF"/>
-          <w:lang w:val="ja-JP"/>
-        </w:rPr>
-        <w:t>提案手法は，従来手法と比べて</w:t>
+        <w:t>が逆に100%を上回り，中央値で提案手法115.0%に対しProtoRAFは139.6%，上側分位点では提案手法405.3%に対しProtoRAFは554.3%です．従来手法では平常時において実績値を大幅に上回る予測値を示しているのに対し，提案手法ではその過大予測が比較的抑制されていることが確認できます．すなわち，提案手法は，従来手法と比べて</w:t>
       </w:r>
       <m:oMath>
         <m:sSub>
@@ -9998,17 +11025,31 @@
           </m:sub>
         </m:sSub>
       </m:oMath>
-      <w:r>
-        <w:rPr>
-          <w:rFonts w:ascii="Yu Mincho" w:eastAsia="Yu Mincho" w:hAnsi="Yu Mincho" w:cs="Yu Mincho"/>
-          <w:color w:val="222222"/>
-          <w:sz w:val="22"/>
-          <w:szCs w:val="22"/>
-          <w:u w:color="222222"/>
-          <w:shd w:val="clear" w:color="auto" w:fill="FFFFFF"/>
-          <w:lang w:val="ja-JP"/>
-        </w:rPr>
-        <w:t>が高く，</w:t>
+      <w:proofErr w:type="gramStart"/>
+      <w:r>
+        <w:rPr>
+          <w:rFonts w:ascii="Yu Mincho" w:eastAsia="Yu Mincho" w:hAnsi="Yu Mincho" w:cs="Yu Mincho" w:hint="eastAsia"/>
+          <w:color w:val="222222"/>
+          <w:sz w:val="22"/>
+          <w:szCs w:val="22"/>
+          <w:u w:color="222222"/>
+          <w:shd w:val="clear" w:color="auto" w:fill="FFFFFF"/>
+          <w:lang w:val="ja-JP"/>
+        </w:rPr>
+        <w:t>が</w:t>
+      </w:r>
+      <w:proofErr w:type="gramEnd"/>
+      <w:r>
+        <w:rPr>
+          <w:rFonts w:ascii="Yu Mincho" w:eastAsia="Yu Mincho" w:hAnsi="Yu Mincho" w:cs="Yu Mincho" w:hint="eastAsia"/>
+          <w:color w:val="222222"/>
+          <w:sz w:val="22"/>
+          <w:szCs w:val="22"/>
+          <w:u w:color="222222"/>
+          <w:shd w:val="clear" w:color="auto" w:fill="FFFFFF"/>
+          <w:lang w:val="ja-JP"/>
+        </w:rPr>
+        <w:t>高く，</w:t>
       </w:r>
       <m:oMath>
         <m:sSub>
@@ -10048,18 +11089,6 @@
       </m:oMath>
       <w:r>
         <w:rPr>
-          <w:rFonts w:ascii="Yu Mincho" w:eastAsia="Yu Mincho" w:hAnsi="Yu Mincho" w:cs="Yu Mincho"/>
-          <w:color w:val="222222"/>
-          <w:sz w:val="22"/>
-          <w:szCs w:val="22"/>
-          <w:u w:color="222222"/>
-          <w:shd w:val="clear" w:color="auto" w:fill="FFFFFF"/>
-          <w:lang w:val="ja-JP"/>
-        </w:rPr>
-        <w:t>が低い</w:t>
-      </w:r>
-      <w:r>
-        <w:rPr>
           <w:rFonts w:ascii="Yu Mincho" w:eastAsia="Yu Mincho" w:hAnsi="Yu Mincho" w:cs="Yu Mincho" w:hint="eastAsia"/>
           <w:color w:val="222222"/>
           <w:sz w:val="22"/>
@@ -10068,19 +11097,7 @@
           <w:shd w:val="clear" w:color="auto" w:fill="FFFFFF"/>
           <w:lang w:val="ja-JP"/>
         </w:rPr>
-        <w:t>ことを示しています</w:t>
-      </w:r>
-      <w:r>
-        <w:rPr>
-          <w:rFonts w:ascii="Yu Mincho" w:eastAsia="Yu Mincho" w:hAnsi="Yu Mincho" w:cs="Yu Mincho"/>
-          <w:color w:val="222222"/>
-          <w:sz w:val="22"/>
-          <w:szCs w:val="22"/>
-          <w:u w:color="222222"/>
-          <w:shd w:val="clear" w:color="auto" w:fill="FFFFFF"/>
-          <w:lang w:val="ja-JP"/>
-        </w:rPr>
-        <w:t>．</w:t>
+        <w:t>が低いことを示しています．このことから，提案手法は上側分位点を一律に拡大するのではなく，スパイクが生じる時点に応じて予測の水準および予測区間の幅を相対的に引き上げているこ</w:t>
       </w:r>
       <w:r>
         <w:rPr>
@@ -10092,139 +11109,8 @@
           <w:shd w:val="clear" w:color="auto" w:fill="FFFFFF"/>
           <w:lang w:val="ja-JP"/>
         </w:rPr>
-        <w:t>このことから，提案手法は</w:t>
-      </w:r>
-      <w:r>
-        <w:rPr>
-          <w:rFonts w:ascii="Yu Mincho" w:eastAsia="Yu Mincho" w:hAnsi="Yu Mincho" w:cs="Yu Mincho"/>
-          <w:color w:val="222222"/>
-          <w:sz w:val="22"/>
-          <w:szCs w:val="22"/>
-          <w:u w:color="222222"/>
-          <w:shd w:val="clear" w:color="auto" w:fill="FFFFFF"/>
-          <w:lang w:val="ja-JP"/>
-        </w:rPr>
-        <w:t>上側分位点を一律に</w:t>
-      </w:r>
-      <w:r>
-        <w:rPr>
-          <w:rFonts w:ascii="Yu Mincho" w:eastAsia="Yu Mincho" w:hAnsi="Yu Mincho" w:cs="Yu Mincho" w:hint="eastAsia"/>
-          <w:color w:val="222222"/>
-          <w:sz w:val="22"/>
-          <w:szCs w:val="22"/>
-          <w:u w:color="222222"/>
-          <w:shd w:val="clear" w:color="auto" w:fill="FFFFFF"/>
-          <w:lang w:val="ja-JP"/>
-        </w:rPr>
-        <w:t>スパイクに対応しているのではなく，拡大することで</w:t>
-      </w:r>
-      <w:r>
-        <w:rPr>
-          <w:rFonts w:ascii="Yu Mincho" w:eastAsia="Yu Mincho" w:hAnsi="Yu Mincho" w:cs="Yu Mincho"/>
-          <w:color w:val="222222"/>
-          <w:sz w:val="22"/>
-          <w:szCs w:val="22"/>
-          <w:u w:color="222222"/>
-          <w:shd w:val="clear" w:color="auto" w:fill="FFFFFF"/>
-          <w:lang w:val="ja-JP"/>
-        </w:rPr>
-        <w:t>，スパイク</w:t>
-      </w:r>
-      <w:r>
-        <w:rPr>
-          <w:rFonts w:ascii="Yu Mincho" w:eastAsia="Yu Mincho" w:hAnsi="Yu Mincho" w:cs="Yu Mincho" w:hint="eastAsia"/>
-          <w:color w:val="222222"/>
-          <w:sz w:val="22"/>
-          <w:szCs w:val="22"/>
-          <w:u w:color="222222"/>
-          <w:shd w:val="clear" w:color="auto" w:fill="FFFFFF"/>
-          <w:lang w:val="ja-JP"/>
-        </w:rPr>
-        <w:t>が生じる</w:t>
-      </w:r>
-      <w:r>
-        <w:rPr>
-          <w:rFonts w:ascii="Yu Mincho" w:eastAsia="Yu Mincho" w:hAnsi="Yu Mincho" w:cs="Yu Mincho"/>
-          <w:color w:val="222222"/>
-          <w:sz w:val="22"/>
-          <w:szCs w:val="22"/>
-          <w:u w:color="222222"/>
-          <w:shd w:val="clear" w:color="auto" w:fill="FFFFFF"/>
-          <w:lang w:val="ja-JP"/>
-        </w:rPr>
-        <w:t>時点</w:t>
-      </w:r>
-      <w:r>
-        <w:rPr>
-          <w:rFonts w:ascii="Yu Mincho" w:eastAsia="Yu Mincho" w:hAnsi="Yu Mincho" w:cs="Yu Mincho" w:hint="eastAsia"/>
-          <w:color w:val="222222"/>
-          <w:sz w:val="22"/>
-          <w:szCs w:val="22"/>
-          <w:u w:color="222222"/>
-          <w:shd w:val="clear" w:color="auto" w:fill="FFFFFF"/>
-          <w:lang w:val="ja-JP"/>
-        </w:rPr>
-        <w:t>に応じて</w:t>
-      </w:r>
-      <w:r>
-        <w:rPr>
-          <w:rFonts w:ascii="Yu Mincho" w:eastAsia="Yu Mincho" w:hAnsi="Yu Mincho" w:cs="Yu Mincho"/>
-          <w:color w:val="222222"/>
-          <w:sz w:val="22"/>
-          <w:szCs w:val="22"/>
-          <w:u w:color="222222"/>
-          <w:shd w:val="clear" w:color="auto" w:fill="FFFFFF"/>
-          <w:lang w:val="ja-JP"/>
-        </w:rPr>
-        <w:t>予測の水準</w:t>
-      </w:r>
-      <w:r>
-        <w:rPr>
-          <w:rFonts w:ascii="Yu Mincho" w:eastAsia="Yu Mincho" w:hAnsi="Yu Mincho" w:cs="Yu Mincho" w:hint="eastAsia"/>
-          <w:color w:val="222222"/>
-          <w:sz w:val="22"/>
-          <w:szCs w:val="22"/>
-          <w:u w:color="222222"/>
-          <w:shd w:val="clear" w:color="auto" w:fill="FFFFFF"/>
-          <w:lang w:val="ja-JP"/>
-        </w:rPr>
-        <w:t>及び予測区間の幅を適応的に拡大している</w:t>
-      </w:r>
-      <w:r>
-        <w:rPr>
-          <w:rFonts w:ascii="Yu Mincho" w:eastAsia="Yu Mincho" w:hAnsi="Yu Mincho" w:cs="Yu Mincho"/>
-          <w:color w:val="222222"/>
-          <w:sz w:val="22"/>
-          <w:szCs w:val="22"/>
-          <w:u w:color="222222"/>
-          <w:shd w:val="clear" w:color="auto" w:fill="FFFFFF"/>
-          <w:lang w:val="ja-JP"/>
-        </w:rPr>
-        <w:t>，という</w:t>
-      </w:r>
-      <w:r>
-        <w:rPr>
-          <w:rFonts w:ascii="Yu Mincho" w:eastAsia="Yu Mincho" w:hAnsi="Yu Mincho" w:cs="Yu Mincho" w:hint="eastAsia"/>
-          <w:color w:val="222222"/>
-          <w:sz w:val="22"/>
-          <w:szCs w:val="22"/>
-          <w:u w:color="222222"/>
-          <w:shd w:val="clear" w:color="auto" w:fill="FFFFFF"/>
-          <w:lang w:val="ja-JP"/>
-        </w:rPr>
-        <w:t>ことが示唆されました</w:t>
-      </w:r>
-      <w:r>
-        <w:rPr>
-          <w:rFonts w:ascii="Yu Mincho" w:eastAsia="Yu Mincho" w:hAnsi="Yu Mincho" w:cs="Yu Mincho"/>
-          <w:color w:val="222222"/>
-          <w:sz w:val="22"/>
-          <w:szCs w:val="22"/>
-          <w:u w:color="222222"/>
-          <w:shd w:val="clear" w:color="auto" w:fill="FFFFFF"/>
-          <w:lang w:val="ja-JP"/>
-        </w:rPr>
-        <w:t>．なお，スパイクの時点のうち実績が</w:t>
+        <w:lastRenderedPageBreak/>
+        <w:t>とが示唆されました．なお，スパイクの時点のうち実績が</w:t>
       </w:r>
       <m:oMath>
         <m:r>
@@ -10236,17 +11122,31 @@
           <m:t>τ=0.9</m:t>
         </m:r>
       </m:oMath>
-      <w:r>
-        <w:rPr>
-          <w:rFonts w:ascii="Yu Mincho" w:eastAsia="Yu Mincho" w:hAnsi="Yu Mincho" w:cs="Yu Mincho"/>
-          <w:color w:val="222222"/>
-          <w:sz w:val="22"/>
-          <w:szCs w:val="22"/>
-          <w:u w:color="222222"/>
-          <w:shd w:val="clear" w:color="auto" w:fill="FFFFFF"/>
-          <w:lang w:val="ja-JP"/>
-        </w:rPr>
-        <w:t>の予測に収まっていた割合は，提案手法が34.6%，ProtoRAFが29.9%であり，いずれも名目の90%を大きく下回っております．</w:t>
+      <w:proofErr w:type="gramStart"/>
+      <w:r>
+        <w:rPr>
+          <w:rFonts w:ascii="Yu Mincho" w:eastAsia="Yu Mincho" w:hAnsi="Yu Mincho" w:cs="Yu Mincho" w:hint="eastAsia"/>
+          <w:color w:val="222222"/>
+          <w:sz w:val="22"/>
+          <w:szCs w:val="22"/>
+          <w:u w:color="222222"/>
+          <w:shd w:val="clear" w:color="auto" w:fill="FFFFFF"/>
+          <w:lang w:val="ja-JP"/>
+        </w:rPr>
+        <w:t>の</w:t>
+      </w:r>
+      <w:proofErr w:type="gramEnd"/>
+      <w:r>
+        <w:rPr>
+          <w:rFonts w:ascii="Yu Mincho" w:eastAsia="Yu Mincho" w:hAnsi="Yu Mincho" w:cs="Yu Mincho" w:hint="eastAsia"/>
+          <w:color w:val="222222"/>
+          <w:sz w:val="22"/>
+          <w:szCs w:val="22"/>
+          <w:u w:color="222222"/>
+          <w:shd w:val="clear" w:color="auto" w:fill="FFFFFF"/>
+          <w:lang w:val="ja-JP"/>
+        </w:rPr>
+        <w:t>予測に収まっていた割合は，提案手法が34.6%，ProtoRAFが29.9%であり，いずれも名目の90%を大きく下回っております．</w:t>
       </w:r>
     </w:p>
     <w:p>
@@ -10272,284 +11172,7 @@
           <w:shd w:val="clear" w:color="auto" w:fill="FFFFFF"/>
           <w:lang w:val="ja-JP"/>
         </w:rPr>
-        <w:t>以上</w:t>
-      </w:r>
-      <w:r>
-        <w:rPr>
-          <w:rFonts w:ascii="Yu Mincho" w:eastAsia="Yu Mincho" w:hAnsi="Yu Mincho" w:cs="Yu Mincho" w:hint="eastAsia"/>
-          <w:color w:val="222222"/>
-          <w:sz w:val="22"/>
-          <w:szCs w:val="22"/>
-          <w:u w:color="222222"/>
-          <w:shd w:val="clear" w:color="auto" w:fill="FFFFFF"/>
-          <w:lang w:val="ja-JP"/>
-        </w:rPr>
-        <w:t>の結果から</w:t>
-      </w:r>
-      <w:r>
-        <w:rPr>
-          <w:rFonts w:ascii="Yu Mincho" w:eastAsia="Yu Mincho" w:hAnsi="Yu Mincho" w:cs="Yu Mincho"/>
-          <w:color w:val="222222"/>
-          <w:sz w:val="22"/>
-          <w:szCs w:val="22"/>
-          <w:u w:color="222222"/>
-          <w:shd w:val="clear" w:color="auto" w:fill="FFFFFF"/>
-          <w:lang w:val="ja-JP"/>
-        </w:rPr>
-        <w:t>，提案手法</w:t>
-      </w:r>
-      <w:r>
-        <w:rPr>
-          <w:rFonts w:ascii="Yu Mincho" w:eastAsia="Yu Mincho" w:hAnsi="Yu Mincho" w:cs="Yu Mincho" w:hint="eastAsia"/>
-          <w:color w:val="222222"/>
-          <w:sz w:val="22"/>
-          <w:szCs w:val="22"/>
-          <w:u w:color="222222"/>
-          <w:shd w:val="clear" w:color="auto" w:fill="FFFFFF"/>
-          <w:lang w:val="ja-JP"/>
-        </w:rPr>
-        <w:t>の特徴は</w:t>
-      </w:r>
-      <w:r>
-        <w:rPr>
-          <w:rFonts w:ascii="Yu Mincho" w:eastAsia="Yu Mincho" w:hAnsi="Yu Mincho" w:cs="Yu Mincho"/>
-          <w:color w:val="222222"/>
-          <w:sz w:val="22"/>
-          <w:szCs w:val="22"/>
-          <w:u w:color="222222"/>
-          <w:shd w:val="clear" w:color="auto" w:fill="FFFFFF"/>
-          <w:lang w:val="ja-JP"/>
-        </w:rPr>
-        <w:t>，スパイクの高さ</w:t>
-      </w:r>
-      <w:r>
-        <w:rPr>
-          <w:rFonts w:ascii="Yu Mincho" w:eastAsia="Yu Mincho" w:hAnsi="Yu Mincho" w:cs="Yu Mincho" w:hint="eastAsia"/>
-          <w:color w:val="222222"/>
-          <w:sz w:val="22"/>
-          <w:szCs w:val="22"/>
-          <w:u w:color="222222"/>
-          <w:shd w:val="clear" w:color="auto" w:fill="FFFFFF"/>
-          <w:lang w:val="ja-JP"/>
-        </w:rPr>
-        <w:t>そのものを正確に</w:t>
-      </w:r>
-      <w:r>
-        <w:rPr>
-          <w:rFonts w:ascii="Yu Mincho" w:eastAsia="Yu Mincho" w:hAnsi="Yu Mincho" w:cs="Yu Mincho"/>
-          <w:color w:val="222222"/>
-          <w:sz w:val="22"/>
-          <w:szCs w:val="22"/>
-          <w:u w:color="222222"/>
-          <w:shd w:val="clear" w:color="auto" w:fill="FFFFFF"/>
-          <w:lang w:val="ja-JP"/>
-        </w:rPr>
-        <w:t>当てることではなく，スパイクの生じる時期に予測の水準と</w:t>
-      </w:r>
-      <w:r>
-        <w:rPr>
-          <w:rFonts w:ascii="Yu Mincho" w:eastAsia="Yu Mincho" w:hAnsi="Yu Mincho" w:cs="Yu Mincho" w:hint="eastAsia"/>
-          <w:color w:val="222222"/>
-          <w:sz w:val="22"/>
-          <w:szCs w:val="22"/>
-          <w:u w:color="222222"/>
-          <w:shd w:val="clear" w:color="auto" w:fill="FFFFFF"/>
-          <w:lang w:val="ja-JP"/>
-        </w:rPr>
-        <w:t>予測区間の</w:t>
-      </w:r>
-      <w:r>
-        <w:rPr>
-          <w:rFonts w:ascii="Yu Mincho" w:eastAsia="Yu Mincho" w:hAnsi="Yu Mincho" w:cs="Yu Mincho"/>
-          <w:color w:val="222222"/>
-          <w:sz w:val="22"/>
-          <w:szCs w:val="22"/>
-          <w:u w:color="222222"/>
-          <w:shd w:val="clear" w:color="auto" w:fill="FFFFFF"/>
-          <w:lang w:val="ja-JP"/>
-        </w:rPr>
-        <w:t>幅を選択的に引き上げられている</w:t>
-      </w:r>
-      <w:r>
-        <w:rPr>
-          <w:rFonts w:ascii="Yu Mincho" w:eastAsia="Yu Mincho" w:hAnsi="Yu Mincho" w:cs="Yu Mincho" w:hint="eastAsia"/>
-          <w:color w:val="222222"/>
-          <w:sz w:val="22"/>
-          <w:szCs w:val="22"/>
-          <w:u w:color="222222"/>
-          <w:shd w:val="clear" w:color="auto" w:fill="FFFFFF"/>
-          <w:lang w:val="ja-JP"/>
-        </w:rPr>
-        <w:t>点にあると考えま</w:t>
-      </w:r>
-      <w:r>
-        <w:rPr>
-          <w:rFonts w:ascii="Yu Mincho" w:eastAsia="Yu Mincho" w:hAnsi="Yu Mincho" w:cs="Yu Mincho" w:hint="eastAsia"/>
-          <w:color w:val="222222"/>
-          <w:sz w:val="22"/>
-          <w:szCs w:val="22"/>
-          <w:u w:color="222222"/>
-          <w:shd w:val="clear" w:color="auto" w:fill="FFFFFF"/>
-          <w:lang w:val="ja-JP"/>
-        </w:rPr>
-        <w:lastRenderedPageBreak/>
-        <w:t>す</w:t>
-      </w:r>
-      <w:r>
-        <w:rPr>
-          <w:rFonts w:ascii="Yu Mincho" w:eastAsia="Yu Mincho" w:hAnsi="Yu Mincho" w:cs="Yu Mincho"/>
-          <w:color w:val="222222"/>
-          <w:sz w:val="22"/>
-          <w:szCs w:val="22"/>
-          <w:u w:color="222222"/>
-          <w:shd w:val="clear" w:color="auto" w:fill="FFFFFF"/>
-          <w:lang w:val="ja-JP"/>
-        </w:rPr>
-        <w:t>．実務上，平常時に</w:t>
-      </w:r>
-      <w:r>
-        <w:rPr>
-          <w:rFonts w:ascii="Yu Mincho" w:eastAsia="Yu Mincho" w:hAnsi="Yu Mincho" w:cs="Yu Mincho" w:hint="eastAsia"/>
-          <w:color w:val="222222"/>
-          <w:sz w:val="22"/>
-          <w:szCs w:val="22"/>
-          <w:u w:color="222222"/>
-          <w:shd w:val="clear" w:color="auto" w:fill="FFFFFF"/>
-          <w:lang w:val="ja-JP"/>
-        </w:rPr>
-        <w:t>過剰な</w:t>
-      </w:r>
-      <w:r>
-        <w:rPr>
-          <w:rFonts w:ascii="Yu Mincho" w:eastAsia="Yu Mincho" w:hAnsi="Yu Mincho" w:cs="Yu Mincho"/>
-          <w:color w:val="222222"/>
-          <w:sz w:val="22"/>
-          <w:szCs w:val="22"/>
-          <w:u w:color="222222"/>
-          <w:shd w:val="clear" w:color="auto" w:fill="FFFFFF"/>
-          <w:lang w:val="ja-JP"/>
-        </w:rPr>
-        <w:t>在庫を</w:t>
-      </w:r>
-      <w:r>
-        <w:rPr>
-          <w:rFonts w:ascii="Yu Mincho" w:eastAsia="Yu Mincho" w:hAnsi="Yu Mincho" w:cs="Yu Mincho" w:hint="eastAsia"/>
-          <w:color w:val="222222"/>
-          <w:sz w:val="22"/>
-          <w:szCs w:val="22"/>
-          <w:u w:color="222222"/>
-          <w:shd w:val="clear" w:color="auto" w:fill="FFFFFF"/>
-          <w:lang w:val="ja-JP"/>
-        </w:rPr>
-        <w:t>確保する</w:t>
-      </w:r>
-      <w:r>
-        <w:rPr>
-          <w:rFonts w:ascii="Yu Mincho" w:eastAsia="Yu Mincho" w:hAnsi="Yu Mincho" w:cs="Yu Mincho"/>
-          <w:color w:val="222222"/>
-          <w:sz w:val="22"/>
-          <w:szCs w:val="22"/>
-          <w:u w:color="222222"/>
-          <w:shd w:val="clear" w:color="auto" w:fill="FFFFFF"/>
-          <w:lang w:val="ja-JP"/>
-        </w:rPr>
-        <w:t>ことなく，スパイクの</w:t>
-      </w:r>
-      <w:r>
-        <w:rPr>
-          <w:rFonts w:ascii="Yu Mincho" w:eastAsia="Yu Mincho" w:hAnsi="Yu Mincho" w:cs="Yu Mincho" w:hint="eastAsia"/>
-          <w:color w:val="222222"/>
-          <w:sz w:val="22"/>
-          <w:szCs w:val="22"/>
-          <w:u w:color="222222"/>
-          <w:shd w:val="clear" w:color="auto" w:fill="FFFFFF"/>
-          <w:lang w:val="ja-JP"/>
-        </w:rPr>
-        <w:t>発生が見込まれる</w:t>
-      </w:r>
-      <w:r>
-        <w:rPr>
-          <w:rFonts w:ascii="Yu Mincho" w:eastAsia="Yu Mincho" w:hAnsi="Yu Mincho" w:cs="Yu Mincho"/>
-          <w:color w:val="222222"/>
-          <w:sz w:val="22"/>
-          <w:szCs w:val="22"/>
-          <w:u w:color="222222"/>
-          <w:shd w:val="clear" w:color="auto" w:fill="FFFFFF"/>
-          <w:lang w:val="ja-JP"/>
-        </w:rPr>
-        <w:t>時期に</w:t>
-      </w:r>
-      <w:r>
-        <w:rPr>
-          <w:rFonts w:ascii="Yu Mincho" w:eastAsia="Yu Mincho" w:hAnsi="Yu Mincho" w:cs="Yu Mincho" w:hint="eastAsia"/>
-          <w:color w:val="222222"/>
-          <w:sz w:val="22"/>
-          <w:szCs w:val="22"/>
-          <w:u w:color="222222"/>
-          <w:shd w:val="clear" w:color="auto" w:fill="FFFFFF"/>
-          <w:lang w:val="ja-JP"/>
-        </w:rPr>
-        <w:t>限定してい</w:t>
-      </w:r>
-      <w:r>
-        <w:rPr>
-          <w:rFonts w:ascii="Yu Mincho" w:eastAsia="Yu Mincho" w:hAnsi="Yu Mincho" w:cs="Yu Mincho"/>
-          <w:color w:val="222222"/>
-          <w:sz w:val="22"/>
-          <w:szCs w:val="22"/>
-          <w:u w:color="222222"/>
-          <w:shd w:val="clear" w:color="auto" w:fill="FFFFFF"/>
-          <w:lang w:val="ja-JP"/>
-        </w:rPr>
-        <w:t>発注</w:t>
-      </w:r>
-      <w:r>
-        <w:rPr>
-          <w:rFonts w:ascii="Yu Mincho" w:eastAsia="Yu Mincho" w:hAnsi="Yu Mincho" w:cs="Yu Mincho" w:hint="eastAsia"/>
-          <w:color w:val="222222"/>
-          <w:sz w:val="22"/>
-          <w:szCs w:val="22"/>
-          <w:u w:color="222222"/>
-          <w:shd w:val="clear" w:color="auto" w:fill="FFFFFF"/>
-          <w:lang w:val="ja-JP"/>
-        </w:rPr>
-        <w:t>量</w:t>
-      </w:r>
-      <w:r>
-        <w:rPr>
-          <w:rFonts w:ascii="Yu Mincho" w:eastAsia="Yu Mincho" w:hAnsi="Yu Mincho" w:cs="Yu Mincho"/>
-          <w:color w:val="222222"/>
-          <w:sz w:val="22"/>
-          <w:szCs w:val="22"/>
-          <w:u w:color="222222"/>
-          <w:shd w:val="clear" w:color="auto" w:fill="FFFFFF"/>
-          <w:lang w:val="ja-JP"/>
-        </w:rPr>
-        <w:t>を</w:t>
-      </w:r>
-      <w:r>
-        <w:rPr>
-          <w:rFonts w:ascii="Yu Mincho" w:eastAsia="Yu Mincho" w:hAnsi="Yu Mincho" w:cs="Yu Mincho" w:hint="eastAsia"/>
-          <w:color w:val="222222"/>
-          <w:sz w:val="22"/>
-          <w:szCs w:val="22"/>
-          <w:u w:color="222222"/>
-          <w:shd w:val="clear" w:color="auto" w:fill="FFFFFF"/>
-          <w:lang w:val="ja-JP"/>
-        </w:rPr>
-        <w:t>増加させるという意思決定</w:t>
-      </w:r>
-      <w:r>
-        <w:rPr>
-          <w:rFonts w:ascii="Yu Mincho" w:eastAsia="Yu Mincho" w:hAnsi="Yu Mincho" w:cs="Yu Mincho"/>
-          <w:color w:val="222222"/>
-          <w:sz w:val="22"/>
-          <w:szCs w:val="22"/>
-          <w:u w:color="222222"/>
-          <w:shd w:val="clear" w:color="auto" w:fill="FFFFFF"/>
-          <w:lang w:val="ja-JP"/>
-        </w:rPr>
-        <w:t>に資するものと考えております．</w:t>
+        <w:t>以上の結果から，提案手法の特徴は，スパイクの高さそのものを正確に当てることではなく，スパイクの生じる時期に予測の水準と予測区間の幅を選択的に引き上げられている点にあると考えます．実務上，平常時に過剰な在庫を確保することなく，スパイクの発生が見込まれる時期に限定して発注量を増加させるという意思決定に資するものと考えております．</w:t>
       </w:r>
     </w:p>
     <w:p>
@@ -10618,7 +11241,7 @@
           <w:shd w:val="clear" w:color="auto" w:fill="FFFFFF"/>
           <w:lang w:val="ja-JP"/>
         </w:rPr>
-        <w:t xml:space="preserve">　新原稿 p.8 左カラム，5.4.2 実験2（記載の追加）：</w:t>
+        <w:t xml:space="preserve">　新原稿 p.8 右カラム，5.4.2 実験2（記載の追加）：</w:t>
       </w:r>
     </w:p>
     <w:p>
@@ -11882,55 +12505,202 @@
           <w:lang w:val="ja-JP"/>
         </w:rPr>
       </w:pPr>
-      <m:oMathPara>
-        <m:oMath>
-          <m:r>
-            <m:rPr>
-              <m:sty m:val="p"/>
-            </m:rPr>
-            <w:rPr>
-              <w:rFonts w:ascii="Yu Mincho" w:eastAsia="Yu Mincho" w:hAnsi="Yu Mincho" w:cs="Yu Mincho"/>
-              <w:color w:val="000000" w:themeColor="text1"/>
-              <w:sz w:val="22"/>
-              <w:szCs w:val="22"/>
-              <w:u w:color="222222"/>
-              <w:shd w:val="clear" w:color="auto" w:fill="FFFFFF"/>
-              <w:lang w:val="ja-JP"/>
-            </w:rPr>
-            <m:t>捕捉率が100%を下回れば実績の平均より低い予測を，上回れば高い予測を出していることを意味する．</m:t>
-          </m:r>
-        </m:oMath>
-      </m:oMathPara>
-    </w:p>
-    <w:p>
-      <w:pPr>
-        <w:ind w:leftChars="202" w:left="424"/>
-        <w:rPr>
-          <w:rFonts w:ascii="Yu Mincho" w:eastAsia="Yu Mincho" w:hAnsi="Yu Mincho" w:cs="Yu Mincho"/>
-          <w:color w:val="000000" w:themeColor="text1"/>
-          <w:sz w:val="22"/>
-          <w:szCs w:val="22"/>
-          <w:u w:color="222222"/>
-          <w:shd w:val="clear" w:color="auto" w:fill="FFFFFF"/>
-          <w:lang w:val="ja-JP"/>
-        </w:rPr>
-      </w:pPr>
+      <w:r>
+        <w:rPr>
+          <w:rFonts w:ascii="Yu Mincho" w:eastAsia="Yu Mincho" w:hAnsi="Yu Mincho" w:cs="Yu Mincho"/>
+          <w:color w:val="000000" w:themeColor="text1"/>
+          <w:sz w:val="22"/>
+          <w:szCs w:val="22"/>
+          <w:u w:color="222222"/>
+          <w:shd w:val="clear" w:color="auto" w:fill="FFFFFF"/>
+          <w:lang w:val="ja-JP"/>
+        </w:rPr>
+        <w:t>捕捉率が100%を下回れば実績の平均より低い予測を，上回れば高い予測を出していることを意味する．なお，</w:t>
+      </w:r>
       <m:oMath>
         <m:r>
-          <m:rPr>
-            <m:sty m:val="p"/>
-          </m:rPr>
           <w:rPr>
-            <w:rFonts w:ascii="Yu Mincho" w:eastAsia="Yu Mincho" w:hAnsi="Yu Mincho" w:cs="Yu Mincho"/>
-            <w:color w:val="000000" w:themeColor="text1"/>
+            <w:rFonts w:ascii="Cambria Math" w:hAnsi="Cambria Math"/>
             <w:sz w:val="22"/>
             <w:szCs w:val="22"/>
-            <w:u w:color="222222"/>
-            <w:shd w:val="clear" w:color="auto" w:fill="FFFFFF"/>
-            <w:lang w:val="ja-JP"/>
           </w:rPr>
-          <m:t>スパイクの時点と平常時における捕捉率を表4に示す．スパイクの時点における提案手法の</m:t>
+          <m:t>τ=0.1</m:t>
         </m:r>
+      </m:oMath>
+      <w:r>
+        <w:rPr>
+          <w:rFonts w:ascii="Yu Mincho" w:eastAsia="Yu Mincho" w:hAnsi="Yu Mincho" w:cs="Yu Mincho"/>
+          <w:color w:val="000000" w:themeColor="text1"/>
+          <w:sz w:val="22"/>
+          <w:szCs w:val="22"/>
+          <w:u w:color="222222"/>
+          <w:shd w:val="clear" w:color="auto" w:fill="FFFFFF"/>
+          <w:lang w:val="ja-JP"/>
+        </w:rPr>
+        <w:t>の予測値は負となる場合があるが，本評価では予測値を0で切り捨てずにそのまま用いた．そのため，平常</w:t>
+      </w:r>
+      <w:proofErr w:type="gramStart"/>
+      <w:r>
+        <w:rPr>
+          <w:rFonts w:ascii="Yu Mincho" w:eastAsia="Yu Mincho" w:hAnsi="Yu Mincho" w:cs="Yu Mincho"/>
+          <w:color w:val="000000" w:themeColor="text1"/>
+          <w:sz w:val="22"/>
+          <w:szCs w:val="22"/>
+          <w:u w:color="222222"/>
+          <w:shd w:val="clear" w:color="auto" w:fill="FFFFFF"/>
+          <w:lang w:val="ja-JP"/>
+        </w:rPr>
+        <w:t>時の</w:t>
+      </w:r>
+      <m:oMath>
+        <m:r>
+          <w:rPr>
+            <w:rFonts w:ascii="Cambria Math" w:hAnsi="Cambria Math"/>
+            <w:sz w:val="22"/>
+            <w:szCs w:val="22"/>
+          </w:rPr>
+          <m:t>τ=0.1</m:t>
+        </m:r>
+      </m:oMath>
+      <w:r>
+        <w:rPr>
+          <w:rFonts w:ascii="Yu Mincho" w:eastAsia="Yu Mincho" w:hAnsi="Yu Mincho" w:cs="Yu Mincho"/>
+          <w:color w:val="000000" w:themeColor="text1"/>
+          <w:sz w:val="22"/>
+          <w:szCs w:val="22"/>
+          <w:u w:color="222222"/>
+          <w:shd w:val="clear" w:color="auto" w:fill="FFFFFF"/>
+          <w:lang w:val="ja-JP"/>
+        </w:rPr>
+        <w:t>の捕捉</w:t>
+      </w:r>
+      <w:proofErr w:type="gramEnd"/>
+      <w:r>
+        <w:rPr>
+          <w:rFonts w:ascii="Yu Mincho" w:eastAsia="Yu Mincho" w:hAnsi="Yu Mincho" w:cs="Yu Mincho"/>
+          <w:color w:val="000000" w:themeColor="text1"/>
+          <w:sz w:val="22"/>
+          <w:szCs w:val="22"/>
+          <w:u w:color="222222"/>
+          <w:shd w:val="clear" w:color="auto" w:fill="FFFFFF"/>
+          <w:lang w:val="ja-JP"/>
+        </w:rPr>
+        <w:t>率は負の値をとることがある．</w:t>
+      </w:r>
+    </w:p>
+    <w:p>
+      <w:pPr>
+        <w:ind w:leftChars="202" w:left="424"/>
+        <w:rPr>
+          <w:rFonts w:ascii="Yu Mincho" w:eastAsia="Yu Mincho" w:hAnsi="Yu Mincho" w:cs="Yu Mincho"/>
+          <w:color w:val="000000" w:themeColor="text1"/>
+          <w:sz w:val="22"/>
+          <w:szCs w:val="22"/>
+          <w:u w:color="222222"/>
+          <w:shd w:val="clear" w:color="auto" w:fill="FFFFFF"/>
+          <w:lang w:val="ja-JP"/>
+        </w:rPr>
+      </w:pPr>
+      <w:r>
+        <w:rPr>
+          <w:rFonts w:ascii="Yu Mincho" w:eastAsia="Yu Mincho" w:hAnsi="Yu Mincho" w:cs="Yu Mincho"/>
+          <w:color w:val="000000" w:themeColor="text1"/>
+          <w:sz w:val="22"/>
+          <w:szCs w:val="22"/>
+          <w:u w:color="222222"/>
+          <w:shd w:val="clear" w:color="auto" w:fill="FFFFFF"/>
+          <w:lang w:val="ja-JP"/>
+        </w:rPr>
+        <w:t>スパイクの時点と平常時における捕捉率を表5に示す．スパイクの時点における提案手法の</w:t>
+      </w:r>
+      <m:oMath>
+        <m:sSub>
+          <m:sSubPr>
+            <m:ctrlPr>
+              <w:rPr>
+                <w:rFonts w:ascii="Cambria Math" w:hAnsi="Cambria Math"/>
+              </w:rPr>
+            </m:ctrlPr>
+          </m:sSubPr>
+          <m:e>
+            <m:r>
+              <w:rPr>
+                <w:rFonts w:ascii="Cambria Math" w:hAnsi="Cambria Math"/>
+                <w:sz w:val="22"/>
+                <w:szCs w:val="22"/>
+              </w:rPr>
+              <m:t>C</m:t>
+            </m:r>
+          </m:e>
+          <m:sub>
+            <m:r>
+              <w:rPr>
+                <w:rFonts w:ascii="Cambria Math" w:hAnsi="Cambria Math"/>
+                <w:sz w:val="22"/>
+                <w:szCs w:val="22"/>
+              </w:rPr>
+              <m:t>spike</m:t>
+            </m:r>
+          </m:sub>
+        </m:sSub>
+      </m:oMath>
+      <w:r>
+        <w:rPr>
+          <w:rFonts w:ascii="Yu Mincho" w:eastAsia="Yu Mincho" w:hAnsi="Yu Mincho" w:cs="Yu Mincho"/>
+          <w:color w:val="000000" w:themeColor="text1"/>
+          <w:sz w:val="22"/>
+          <w:szCs w:val="22"/>
+          <w:u w:color="222222"/>
+          <w:shd w:val="clear" w:color="auto" w:fill="FFFFFF"/>
+          <w:lang w:val="ja-JP"/>
+        </w:rPr>
+        <w:t>は</w:t>
+      </w:r>
+      <m:oMath>
+        <m:r>
+          <w:rPr>
+            <w:rFonts w:ascii="Cambria Math" w:hAnsi="Cambria Math"/>
+            <w:sz w:val="22"/>
+            <w:szCs w:val="22"/>
+          </w:rPr>
+          <m:t>τ=0.5</m:t>
+        </m:r>
+      </m:oMath>
+      <w:r>
+        <w:rPr>
+          <w:rFonts w:ascii="Yu Mincho" w:eastAsia="Yu Mincho" w:hAnsi="Yu Mincho" w:cs="Yu Mincho"/>
+          <w:color w:val="000000" w:themeColor="text1"/>
+          <w:sz w:val="22"/>
+          <w:szCs w:val="22"/>
+          <w:u w:color="222222"/>
+          <w:shd w:val="clear" w:color="auto" w:fill="FFFFFF"/>
+          <w:lang w:val="ja-JP"/>
+        </w:rPr>
+        <w:t>で27.1%，</w:t>
+      </w:r>
+      <m:oMath>
+        <m:r>
+          <w:rPr>
+            <w:rFonts w:ascii="Cambria Math" w:hAnsi="Cambria Math"/>
+            <w:sz w:val="22"/>
+            <w:szCs w:val="22"/>
+          </w:rPr>
+          <m:t>τ=0.9</m:t>
+        </m:r>
+      </m:oMath>
+      <w:r>
+        <w:rPr>
+          <w:rFonts w:ascii="Yu Mincho" w:eastAsia="Yu Mincho" w:hAnsi="Yu Mincho" w:cs="Yu Mincho"/>
+          <w:color w:val="000000" w:themeColor="text1"/>
+          <w:sz w:val="22"/>
+          <w:szCs w:val="22"/>
+          <w:u w:color="222222"/>
+          <w:shd w:val="clear" w:color="auto" w:fill="FFFFFF"/>
+          <w:lang w:val="ja-JP"/>
+        </w:rPr>
+        <w:t>で56.9%であり，ProtoRAFの21.4%，53.3%を上回るが，いずれも100%を大きく下回る．一方，平常時の</w:t>
+      </w:r>
+      <m:oMath>
         <m:sSub>
           <m:sSubPr>
             <m:ctrlPr>
@@ -11961,11 +12731,12 @@
                 <w:sz w:val="22"/>
                 <w:szCs w:val="22"/>
               </w:rPr>
-              <m:t>spike</m:t>
+              <m:t>normal</m:t>
             </m:r>
           </m:sub>
         </m:sSub>
       </m:oMath>
+      <w:proofErr w:type="gramStart"/>
       <w:r>
         <w:rPr>
           <w:rFonts w:ascii="Yu Mincho" w:eastAsia="Yu Mincho" w:hAnsi="Yu Mincho" w:cs="Yu Mincho"/>
@@ -11977,6 +12748,19 @@
           <w:lang w:val="ja-JP"/>
         </w:rPr>
         <w:t>は</w:t>
+      </w:r>
+      <w:proofErr w:type="gramEnd"/>
+      <w:r>
+        <w:rPr>
+          <w:rFonts w:ascii="Yu Mincho" w:eastAsia="Yu Mincho" w:hAnsi="Yu Mincho" w:cs="Yu Mincho"/>
+          <w:color w:val="000000" w:themeColor="text1"/>
+          <w:sz w:val="22"/>
+          <w:szCs w:val="22"/>
+          <w:u w:color="222222"/>
+          <w:shd w:val="clear" w:color="auto" w:fill="FFFFFF"/>
+          <w:lang w:val="ja-JP"/>
+        </w:rPr>
+        <w:t>100%を超え，提案手法は</w:t>
       </w:r>
       <m:oMath>
         <m:r>
@@ -11998,7 +12782,7 @@
           <w:shd w:val="clear" w:color="auto" w:fill="FFFFFF"/>
           <w:lang w:val="ja-JP"/>
         </w:rPr>
-        <w:t>で27.1%，</w:t>
+        <w:t>で115.0%，</w:t>
       </w:r>
       <m:oMath>
         <m:r>
@@ -12020,7 +12804,7 @@
           <w:shd w:val="clear" w:color="auto" w:fill="FFFFFF"/>
           <w:lang w:val="ja-JP"/>
         </w:rPr>
-        <w:t>で56.9%であり，ProtoRAFの21.4%，53.3%を上回るが，いずれも100%を大きく下回る．一方，平常時の</w:t>
+        <w:t>で405.3%であるのに対し，ProtoRAFは139.6%，554.3%である．すなわち提案手法は，従来手法と比べて</w:t>
       </w:r>
       <m:oMath>
         <m:sSub>
@@ -12053,66 +12837,36 @@
                 <w:sz w:val="22"/>
                 <w:szCs w:val="22"/>
               </w:rPr>
-              <m:t>normal</m:t>
+              <m:t>spike</m:t>
             </m:r>
           </m:sub>
         </m:sSub>
       </m:oMath>
-      <w:r>
-        <w:rPr>
-          <w:rFonts w:ascii="Yu Mincho" w:eastAsia="Yu Mincho" w:hAnsi="Yu Mincho" w:cs="Yu Mincho"/>
-          <w:color w:val="000000" w:themeColor="text1"/>
-          <w:sz w:val="22"/>
-          <w:szCs w:val="22"/>
-          <w:u w:color="222222"/>
-          <w:shd w:val="clear" w:color="auto" w:fill="FFFFFF"/>
-          <w:lang w:val="ja-JP"/>
-        </w:rPr>
-        <w:t>は100%を超え，提案手法は</w:t>
-      </w:r>
-      <m:oMath>
-        <m:r>
-          <w:rPr>
-            <w:rFonts w:ascii="Cambria Math" w:hAnsi="Cambria Math"/>
-            <w:sz w:val="22"/>
-            <w:szCs w:val="22"/>
-          </w:rPr>
-          <m:t>τ=0.5</m:t>
-        </m:r>
-      </m:oMath>
-      <w:r>
-        <w:rPr>
-          <w:rFonts w:ascii="Yu Mincho" w:eastAsia="Yu Mincho" w:hAnsi="Yu Mincho" w:cs="Yu Mincho"/>
-          <w:color w:val="000000" w:themeColor="text1"/>
-          <w:sz w:val="22"/>
-          <w:szCs w:val="22"/>
-          <w:u w:color="222222"/>
-          <w:shd w:val="clear" w:color="auto" w:fill="FFFFFF"/>
-          <w:lang w:val="ja-JP"/>
-        </w:rPr>
-        <w:t>で115.0%，</w:t>
-      </w:r>
-      <m:oMath>
-        <m:r>
-          <w:rPr>
-            <w:rFonts w:ascii="Cambria Math" w:hAnsi="Cambria Math"/>
-            <w:sz w:val="22"/>
-            <w:szCs w:val="22"/>
-          </w:rPr>
-          <m:t>τ=0.9</m:t>
-        </m:r>
-      </m:oMath>
-      <w:r>
-        <w:rPr>
-          <w:rFonts w:ascii="Yu Mincho" w:eastAsia="Yu Mincho" w:hAnsi="Yu Mincho" w:cs="Yu Mincho"/>
-          <w:color w:val="000000" w:themeColor="text1"/>
-          <w:sz w:val="22"/>
-          <w:szCs w:val="22"/>
-          <w:u w:color="222222"/>
-          <w:shd w:val="clear" w:color="auto" w:fill="FFFFFF"/>
-          <w:lang w:val="ja-JP"/>
-        </w:rPr>
-        <w:t>で405.3%であるのに対し，ProtoRAFは139.6%，554.3%である．すなわち提案手法は，従来手法と比べて</w:t>
+      <w:proofErr w:type="gramStart"/>
+      <w:r>
+        <w:rPr>
+          <w:rFonts w:ascii="Yu Mincho" w:eastAsia="Yu Mincho" w:hAnsi="Yu Mincho" w:cs="Yu Mincho"/>
+          <w:color w:val="000000" w:themeColor="text1"/>
+          <w:sz w:val="22"/>
+          <w:szCs w:val="22"/>
+          <w:u w:color="222222"/>
+          <w:shd w:val="clear" w:color="auto" w:fill="FFFFFF"/>
+          <w:lang w:val="ja-JP"/>
+        </w:rPr>
+        <w:t>が</w:t>
+      </w:r>
+      <w:proofErr w:type="gramEnd"/>
+      <w:r>
+        <w:rPr>
+          <w:rFonts w:ascii="Yu Mincho" w:eastAsia="Yu Mincho" w:hAnsi="Yu Mincho" w:cs="Yu Mincho"/>
+          <w:color w:val="000000" w:themeColor="text1"/>
+          <w:sz w:val="22"/>
+          <w:szCs w:val="22"/>
+          <w:u w:color="222222"/>
+          <w:shd w:val="clear" w:color="auto" w:fill="FFFFFF"/>
+          <w:lang w:val="ja-JP"/>
+        </w:rPr>
+        <w:t>高く，</w:t>
       </w:r>
       <m:oMath>
         <m:sSub>
@@ -12145,54 +12899,6 @@
                 <w:sz w:val="22"/>
                 <w:szCs w:val="22"/>
               </w:rPr>
-              <m:t>spike</m:t>
-            </m:r>
-          </m:sub>
-        </m:sSub>
-      </m:oMath>
-      <w:r>
-        <w:rPr>
-          <w:rFonts w:ascii="Yu Mincho" w:eastAsia="Yu Mincho" w:hAnsi="Yu Mincho" w:cs="Yu Mincho"/>
-          <w:color w:val="000000" w:themeColor="text1"/>
-          <w:sz w:val="22"/>
-          <w:szCs w:val="22"/>
-          <w:u w:color="222222"/>
-          <w:shd w:val="clear" w:color="auto" w:fill="FFFFFF"/>
-          <w:lang w:val="ja-JP"/>
-        </w:rPr>
-        <w:t>が高く，</w:t>
-      </w:r>
-      <m:oMath>
-        <m:sSub>
-          <m:sSubPr>
-            <m:ctrlPr>
-              <w:rPr>
-                <w:rFonts w:ascii="Cambria Math" w:hAnsi="Cambria Math"/>
-                <w:sz w:val="22"/>
-                <w:szCs w:val="22"/>
-              </w:rPr>
-            </m:ctrlPr>
-          </m:sSubPr>
-          <m:e>
-            <m:r>
-              <w:rPr>
-                <w:rFonts w:ascii="Cambria Math" w:hAnsi="Cambria Math"/>
-                <w:sz w:val="22"/>
-                <w:szCs w:val="22"/>
-              </w:rPr>
-              <m:t>C</m:t>
-            </m:r>
-          </m:e>
-          <m:sub>
-            <m:r>
-              <m:rPr>
-                <m:sty m:val="p"/>
-              </m:rPr>
-              <w:rPr>
-                <w:rFonts w:ascii="Cambria Math" w:hAnsi="Cambria Math"/>
-                <w:sz w:val="22"/>
-                <w:szCs w:val="22"/>
-              </w:rPr>
               <m:t>normal</m:t>
             </m:r>
           </m:sub>
@@ -12275,7 +12981,7 @@
           <w:shd w:val="clear" w:color="auto" w:fill="FFFFFF"/>
           <w:lang w:val="ja-JP"/>
         </w:rPr>
-        <w:t xml:space="preserve">　新原稿 p.9，表4（新規追加）：</w:t>
+        <w:t xml:space="preserve">　新原稿 p.10，表5（新規追加）：</w:t>
       </w:r>
     </w:p>
     <w:p>
@@ -12287,8 +12993,8 @@
           <w:noProof/>
         </w:rPr>
         <w:drawing>
-          <wp:inline distT="0" distB="0" distL="0" distR="0" wp14:anchorId="5BF9AD94" wp14:editId="1484DDE9">
-            <wp:extent cx="4826000" cy="1220399"/>
+          <wp:inline distT="0" distB="0" distL="0" distR="0" wp14:anchorId="23AB5E09" wp14:editId="00433872">
+            <wp:extent cx="5081755" cy="1284338"/>
             <wp:effectExtent l="0" t="0" r="0" b="0"/>
             <wp:docPr id="1205996267" name="Table 1002"/>
             <wp:cNvGraphicFramePr>
@@ -12302,7 +13008,7 @@
                     <pic:cNvPicPr/>
                   </pic:nvPicPr>
                   <pic:blipFill>
-                    <a:blip r:embed="rId14"/>
+                    <a:blip r:embed="rId10"/>
                     <a:stretch>
                       <a:fillRect/>
                     </a:stretch>
@@ -12310,7 +13016,7 @@
                   <pic:spPr>
                     <a:xfrm>
                       <a:off x="0" y="0"/>
-                      <a:ext cx="4826000" cy="1220399"/>
+                      <a:ext cx="5081755" cy="1284338"/>
                     </a:xfrm>
                     <a:prstGeom prst="rect">
                       <a:avLst/>
@@ -12363,7 +13069,7 @@
           <w:shd w:val="clear" w:color="auto" w:fill="FFFFFF"/>
           <w:lang w:val="ja-JP"/>
         </w:rPr>
-        <w:t xml:space="preserve">　新原稿 p.11 右カラム，5.4.5 実験5（記載の追加）：</w:t>
+        <w:t xml:space="preserve">　新原稿 p.12 左カラム，5.4.5 実験5（記載の追加）：</w:t>
       </w:r>
     </w:p>
     <w:p>
@@ -12388,7 +13094,20 @@
           <w:shd w:val="clear" w:color="auto" w:fill="FFFFFF"/>
           <w:lang w:val="ja-JP"/>
         </w:rPr>
-        <w:t>ただし書籍Bでは，予測の上昇は実績の急増に比べて小さく，スパイクの水準までは再現できていない．なお，スパイクの時点だけに限った評価は表2の</w:t>
+        <w:t>ただし書籍Bでは，予測の上昇は実績の急増に比べて小さく，スパイクの水準までは再現でき</w:t>
+      </w:r>
+      <w:r>
+        <w:rPr>
+          <w:rFonts w:ascii="Yu Mincho" w:eastAsia="Yu Mincho" w:hAnsi="Yu Mincho" w:cs="Yu Mincho"/>
+          <w:color w:val="000000" w:themeColor="text1"/>
+          <w:sz w:val="22"/>
+          <w:szCs w:val="22"/>
+          <w:u w:color="222222"/>
+          <w:shd w:val="clear" w:color="auto" w:fill="FFFFFF"/>
+          <w:lang w:val="ja-JP"/>
+        </w:rPr>
+        <w:lastRenderedPageBreak/>
+        <w:t>ていない．なお，スパイクの時点だけに限った評価は表3の</w:t>
       </w:r>
       <m:oMath>
         <m:r>
@@ -12410,7 +13129,7 @@
           <w:shd w:val="clear" w:color="auto" w:fill="FFFFFF"/>
           <w:lang w:val="ja-JP"/>
         </w:rPr>
-        <w:t>スコアが2以上の区分に，スパイクの位置のずれの評価は表5に示している．また，スパイクの高さの再現と上側分位点による被覆については5.4.2項で述べた通りである</w:t>
+        <w:t>スコアが2以上の区分に，スパイクの位置のずれの評価は表6に示している．また，スパイクの高さの再現と上側分位点による被覆については5.4.2項で述べた通りである．</w:t>
       </w:r>
     </w:p>
     <w:p>
@@ -12489,20 +13208,7 @@
           <w:shd w:val="clear" w:color="auto" w:fill="FFFFFF"/>
           <w:lang w:val="ja-JP"/>
         </w:rPr>
-        <w:t>第6節では返本および機会損失について議論されているが，そこで示された改善が実社会において</w:t>
-      </w:r>
-      <w:r>
-        <w:rPr>
-          <w:rFonts w:ascii="Yu Mincho" w:eastAsia="Yu Mincho" w:hAnsi="Yu Mincho" w:cs="Yu Mincho"/>
-          <w:color w:val="222222"/>
-          <w:sz w:val="22"/>
-          <w:szCs w:val="22"/>
-          <w:u w:color="222222"/>
-          <w:shd w:val="clear" w:color="auto" w:fill="FFFFFF"/>
-          <w:lang w:val="ja-JP"/>
-        </w:rPr>
-        <w:lastRenderedPageBreak/>
-        <w:t>どの程度のインパクトを持つのかを，より明確に示していただきたい．可能であれば，返本冊数や機会損失冊数だけでなく，金額換算した効果やリスクの大きさなどを示すことで，提案手法の実務的な意義がより理解しやすくなると考える．</w:t>
+        <w:t>第6節では返本および機会損失について議論されているが，そこで示された改善が実社会においてどの程度のインパクトを持つのかを，より明確に示していただきたい．可能であれば，返本冊数や機会損失冊数だけでなく，金額換算した効果やリスクの大きさなどを示すことで，提案手法の実務的な意義がより理解しやすくなると考える．</w:t>
       </w:r>
     </w:p>
     <w:p>
@@ -12589,127 +13295,7 @@
           <w:shd w:val="clear" w:color="auto" w:fill="FFFFFF"/>
           <w:lang w:val="ja-JP"/>
         </w:rPr>
-        <w:t>査読者のご指摘を踏まえ，</w:t>
-      </w:r>
-      <w:r>
-        <w:rPr>
-          <w:rFonts w:ascii="Yu Mincho" w:eastAsia="Yu Mincho" w:hAnsi="Yu Mincho" w:cs="Yu Mincho"/>
-          <w:color w:val="222222"/>
-          <w:sz w:val="22"/>
-          <w:szCs w:val="22"/>
-          <w:u w:color="222222"/>
-          <w:shd w:val="clear" w:color="auto" w:fill="FFFFFF"/>
-          <w:lang w:val="ja-JP"/>
-        </w:rPr>
-        <w:t>データに含まれる本体価格</w:t>
-      </w:r>
-      <w:r>
-        <w:rPr>
-          <w:rFonts w:ascii="Yu Mincho" w:eastAsia="Yu Mincho" w:hAnsi="Yu Mincho" w:cs="Yu Mincho" w:hint="eastAsia"/>
-          <w:color w:val="222222"/>
-          <w:sz w:val="22"/>
-          <w:szCs w:val="22"/>
-          <w:u w:color="222222"/>
-          <w:shd w:val="clear" w:color="auto" w:fill="FFFFFF"/>
-          <w:lang w:val="ja-JP"/>
-        </w:rPr>
-        <w:t>を基に</w:t>
-      </w:r>
-      <w:r>
-        <w:rPr>
-          <w:rFonts w:ascii="Yu Mincho" w:eastAsia="Yu Mincho" w:hAnsi="Yu Mincho" w:cs="Yu Mincho" w:hint="eastAsia"/>
-          <w:color w:val="222222"/>
-          <w:sz w:val="22"/>
-          <w:szCs w:val="22"/>
-          <w:u w:color="222222"/>
-          <w:shd w:val="clear" w:color="auto" w:fill="FFFFFF"/>
-          <w:lang w:val="ja-JP"/>
-        </w:rPr>
-        <w:t>冊数を基にして売上</w:t>
-      </w:r>
-      <w:r>
-        <w:rPr>
-          <w:rFonts w:ascii="Yu Mincho" w:eastAsia="Yu Mincho" w:hAnsi="Yu Mincho" w:cs="Yu Mincho" w:hint="eastAsia"/>
-          <w:color w:val="222222"/>
-          <w:sz w:val="22"/>
-          <w:szCs w:val="22"/>
-          <w:u w:color="222222"/>
-          <w:shd w:val="clear" w:color="auto" w:fill="FFFFFF"/>
-          <w:lang w:val="ja-JP"/>
-        </w:rPr>
-        <w:t>金</w:t>
-      </w:r>
-      <w:r>
-        <w:rPr>
-          <w:rFonts w:ascii="Yu Mincho" w:eastAsia="Yu Mincho" w:hAnsi="Yu Mincho" w:cs="Yu Mincho"/>
-          <w:color w:val="222222"/>
-          <w:sz w:val="22"/>
-          <w:szCs w:val="22"/>
-          <w:u w:color="222222"/>
-          <w:shd w:val="clear" w:color="auto" w:fill="FFFFFF"/>
-          <w:lang w:val="ja-JP"/>
-        </w:rPr>
-        <w:t>額</w:t>
-      </w:r>
-      <w:r>
-        <w:rPr>
-          <w:rFonts w:ascii="Yu Mincho" w:eastAsia="Yu Mincho" w:hAnsi="Yu Mincho" w:cs="Yu Mincho" w:hint="eastAsia"/>
-          <w:color w:val="222222"/>
-          <w:sz w:val="22"/>
-          <w:szCs w:val="22"/>
-          <w:u w:color="222222"/>
-          <w:shd w:val="clear" w:color="auto" w:fill="FFFFFF"/>
-          <w:lang w:val="ja-JP"/>
-        </w:rPr>
-        <w:t>算出を</w:t>
-      </w:r>
-      <w:r>
-        <w:rPr>
-          <w:rFonts w:ascii="Yu Mincho" w:eastAsia="Yu Mincho" w:hAnsi="Yu Mincho" w:cs="Yu Mincho"/>
-          <w:color w:val="222222"/>
-          <w:sz w:val="22"/>
-          <w:szCs w:val="22"/>
-          <w:u w:color="222222"/>
-          <w:shd w:val="clear" w:color="auto" w:fill="FFFFFF"/>
-          <w:lang w:val="ja-JP"/>
-        </w:rPr>
-        <w:t>いたしました．</w:t>
-      </w:r>
-      <w:r>
-        <w:rPr>
-          <w:rFonts w:ascii="Yu Mincho" w:eastAsia="Yu Mincho" w:hAnsi="Yu Mincho" w:cs="Yu Mincho" w:hint="eastAsia"/>
-          <w:color w:val="222222"/>
-          <w:sz w:val="22"/>
-          <w:szCs w:val="22"/>
-          <w:u w:color="222222"/>
-          <w:shd w:val="clear" w:color="auto" w:fill="FFFFFF"/>
-          <w:lang w:val="ja-JP"/>
-        </w:rPr>
-        <w:t>この結果，</w:t>
-      </w:r>
-      <w:r>
-        <w:rPr>
-          <w:rFonts w:ascii="Yu Mincho" w:eastAsia="Yu Mincho" w:hAnsi="Yu Mincho" w:cs="Yu Mincho"/>
-          <w:color w:val="222222"/>
-          <w:sz w:val="22"/>
-          <w:szCs w:val="22"/>
-          <w:u w:color="222222"/>
-          <w:shd w:val="clear" w:color="auto" w:fill="FFFFFF"/>
-          <w:lang w:val="ja-JP"/>
-        </w:rPr>
-        <w:t>GateRAFの過剰入荷は3,173万円，機会損失は1億2,052万円で，Baselineと比べ合わせて約1,560万円の損失を抑えられております</w:t>
-      </w:r>
-      <w:r>
-        <w:rPr>
-          <w:rFonts w:ascii="Yu Mincho" w:eastAsia="Yu Mincho" w:hAnsi="Yu Mincho" w:cs="Yu Mincho" w:hint="eastAsia"/>
-          <w:color w:val="222222"/>
-          <w:sz w:val="22"/>
-          <w:szCs w:val="22"/>
-          <w:u w:color="222222"/>
-          <w:shd w:val="clear" w:color="auto" w:fill="FFFFFF"/>
-          <w:lang w:val="ja-JP"/>
-        </w:rPr>
-        <w:t>．この約1,560万円は，評価対象とした1,157書名の64日間における本体価格ベースの売上2億1,369万円の約7.3%にあたります．</w:t>
+        <w:t>査読者のご指摘を踏まえ，データに含まれる本体価格を用いて，冊数を金額に換算いたしました．この結果，GateRAFの過剰入荷は3,173万円分，機会損失は1億2,009万円分となり，Baselineと比べて合わせて約1,596万円分少なくなりました．この約1,596万円は，評価対象とした1,157書名の64日間における本体価格ベースの売上2億1,369万円の約7.5%にあたります．ただし，返本は返品として精算され，機会損失による実際の逸失は粗利に相当する部分であるため，これらの金額は実際の損失額ではなく，過不足の規模を本体価格で表したものでございます．なお，入荷量は負とならないため，予測値が負となる場合には入荷量を0として計算するよう改め，機会損失の値を更新しております．</w:t>
       </w:r>
     </w:p>
     <w:p>
@@ -12735,7 +13321,7 @@
           <w:shd w:val="clear" w:color="auto" w:fill="FFFFFF"/>
           <w:lang w:val="ja-JP"/>
         </w:rPr>
-        <w:t>あわせて，はじめに述べた物流コストと在庫リスクの観点からの意味づけも加えました．返本は書店から取次・出版社への返品であり往復の輸送を伴いますが，GateRAFはBaselineに対し返本を16,201冊減らしております．また委託販売制度のもとで売れ残りの在庫リスクを負うのは出版社であるため，過剰入荷の抑制はそのリスクの軽減にあたります．機会損失も同時に6,073冊減っており，欠品を増やさずにこれを実現しております．</w:t>
+        <w:t>あわせて，はじめに述べた物流コストと在庫リスクの観点からの意味づけも加えました．返本は書店から取次・出版社への返品であり往復の輸送を伴いますが，GateRAFはBaselineに対し返本を16,201冊減らしております．また委託販売制度のもとで売れ残りの在庫リスクを負うのは出版社であるため，過剰入荷の抑制はそのリスクの軽減にあたります．機会損失も同時に6,620冊減っており，欠品を増やさずにこれを実現しております．</w:t>
       </w:r>
     </w:p>
     <w:p>
@@ -12761,7 +13347,7 @@
           <w:shd w:val="clear" w:color="auto" w:fill="FFFFFF"/>
           <w:lang w:val="ja-JP"/>
         </w:rPr>
-        <w:t>以上を，表8の金額列と6章の考察2段落として追記いたしました．</w:t>
+        <w:t>以上を，表9の金額列と6章の考察2段落として追記いたしました．</w:t>
       </w:r>
     </w:p>
     <w:p>
@@ -12804,7 +13390,7 @@
           <w:shd w:val="clear" w:color="auto" w:fill="FFFFFF"/>
           <w:lang w:val="ja-JP"/>
         </w:rPr>
-        <w:t xml:space="preserve">　新原稿 p.13，表8（金額列の追加）：</w:t>
+        <w:t xml:space="preserve">　新原稿 p.14，表9（金額列の追加）：</w:t>
       </w:r>
     </w:p>
     <w:p>
@@ -12816,8 +13402,8 @@
           <w:noProof/>
         </w:rPr>
         <w:drawing>
-          <wp:inline distT="0" distB="0" distL="0" distR="0" wp14:anchorId="47A6002E" wp14:editId="4661B7BB">
-            <wp:extent cx="5249036" cy="1182215"/>
+          <wp:inline distT="0" distB="0" distL="0" distR="0" wp14:anchorId="2DD9113B" wp14:editId="7B76D787">
+            <wp:extent cx="5548530" cy="1242639"/>
             <wp:effectExtent l="0" t="0" r="0" b="0"/>
             <wp:docPr id="1003" name="Table 1003"/>
             <wp:cNvGraphicFramePr>
@@ -12831,7 +13417,7 @@
                     <pic:cNvPicPr/>
                   </pic:nvPicPr>
                   <pic:blipFill>
-                    <a:blip r:embed="rId15"/>
+                    <a:blip r:embed="rId11"/>
                     <a:stretch>
                       <a:fillRect/>
                     </a:stretch>
@@ -12839,7 +13425,7 @@
                   <pic:spPr>
                     <a:xfrm>
                       <a:off x="0" y="0"/>
-                      <a:ext cx="5249036" cy="1182215"/>
+                      <a:ext cx="5548530" cy="1242639"/>
                     </a:xfrm>
                     <a:prstGeom prst="rect">
                       <a:avLst/>
@@ -12892,7 +13478,7 @@
           <w:shd w:val="clear" w:color="auto" w:fill="FFFFFF"/>
           <w:lang w:val="ja-JP"/>
         </w:rPr>
-        <w:t xml:space="preserve">　新原稿 p.13 右カラム，6. 返本と機会損失の観点からの評価（記載の追加）：</w:t>
+        <w:t xml:space="preserve">　新原稿 p.14 右カラム，6. 返本と機会損失の観点からの評価（記載の追加）：</w:t>
       </w:r>
     </w:p>
     <w:p>
@@ -12918,8 +13504,48 @@
           <w:shd w:val="clear" w:color="auto" w:fill="FFFFFF"/>
           <w:lang w:val="ja-JP"/>
         </w:rPr>
-        <w:t>これらを本体価格</w:t>
-      </w:r>
+        <w:t>これら</w:t>
+      </w:r>
+      <w:proofErr w:type="gramStart"/>
+      <w:r>
+        <w:rPr>
+          <w:rFonts w:ascii="Yu Mincho" w:eastAsia="Yu Mincho" w:hAnsi="Yu Mincho" w:cs="Yu Mincho"/>
+          <w:color w:val="000000" w:themeColor="text1"/>
+          <w:sz w:val="22"/>
+          <w:szCs w:val="22"/>
+          <w:u w:color="222222"/>
+          <w:shd w:val="clear" w:color="auto" w:fill="FFFFFF"/>
+          <w:lang w:val="ja-JP"/>
+        </w:rPr>
+        <w:t>を</w:t>
+      </w:r>
+      <w:proofErr w:type="gramEnd"/>
+      <w:r>
+        <w:rPr>
+          <w:rFonts w:ascii="Yu Mincho" w:eastAsia="Yu Mincho" w:hAnsi="Yu Mincho" w:cs="Yu Mincho"/>
+          <w:color w:val="000000" w:themeColor="text1"/>
+          <w:sz w:val="22"/>
+          <w:szCs w:val="22"/>
+          <w:u w:color="222222"/>
+          <w:shd w:val="clear" w:color="auto" w:fill="FFFFFF"/>
+          <w:lang w:val="ja-JP"/>
+        </w:rPr>
+        <w:t>本体価格を用いて金額に換算すると，GateRAFの過剰入荷は3,173万円分，機会損失は1億2,009万円分となる．Baselineと比べると，GateRAFの過剰入荷は1,228万円分，機会損失は368万円分少なく，合わせて約1,596万円分少ない．この約1,596万円は，評価対象とした1,157書名の64日間における本体価格ベースの売上2億1,369万円の約7.5%にあたる．ただし，返本は返品として精算され，機会損失による実際の逸失は粗利に相当する部分であるため，これらの金額は実際の損失額ではなく，過不足の規模を本体価格で表したものである．</w:t>
+      </w:r>
+    </w:p>
+    <w:p>
+      <w:pPr>
+        <w:ind w:leftChars="202" w:left="424"/>
+        <w:rPr>
+          <w:rFonts w:ascii="Yu Mincho" w:eastAsia="Yu Mincho" w:hAnsi="Yu Mincho" w:cs="Yu Mincho"/>
+          <w:color w:val="000000" w:themeColor="text1"/>
+          <w:sz w:val="22"/>
+          <w:szCs w:val="22"/>
+          <w:u w:color="222222"/>
+          <w:shd w:val="clear" w:color="auto" w:fill="FFFFFF"/>
+          <w:lang w:val="ja-JP"/>
+        </w:rPr>
+      </w:pPr>
       <w:r>
         <w:rPr>
           <w:rFonts w:ascii="Yu Mincho" w:eastAsia="Yu Mincho" w:hAnsi="Yu Mincho" w:cs="Yu Mincho" w:hint="eastAsia"/>
@@ -12930,19 +13556,7 @@
           <w:shd w:val="clear" w:color="auto" w:fill="FFFFFF"/>
           <w:lang w:val="ja-JP"/>
         </w:rPr>
-        <w:t>を用いて</w:t>
-      </w:r>
-      <w:r>
-        <w:rPr>
-          <w:rFonts w:ascii="Yu Mincho" w:eastAsia="Yu Mincho" w:hAnsi="Yu Mincho" w:cs="Yu Mincho"/>
-          <w:color w:val="000000" w:themeColor="text1"/>
-          <w:sz w:val="22"/>
-          <w:szCs w:val="22"/>
-          <w:u w:color="222222"/>
-          <w:shd w:val="clear" w:color="auto" w:fill="FFFFFF"/>
-          <w:lang w:val="ja-JP"/>
-        </w:rPr>
-        <w:t>金額に換算すると，GateRAFの過剰入荷は3,173万円，機会損失は1億2,052万円となる．Baselineと比べると返本が1,228万円，機会損失が332万円減り，</w:t>
+        <w:t>また，返本は書店から取次・出版社への返品であり，往復の輸送と在庫の再処理を伴う．GateRAFはBaselineに対し返本を16,201冊減らしており，その分の物流コストが低減可能と</w:t>
       </w:r>
       <w:r>
         <w:rPr>
@@ -12954,261 +13568,8 @@
           <w:shd w:val="clear" w:color="auto" w:fill="FFFFFF"/>
           <w:lang w:val="ja-JP"/>
         </w:rPr>
-        <w:t>提案手法を用いることで</w:t>
-      </w:r>
-      <w:r>
-        <w:rPr>
-          <w:rFonts w:ascii="Yu Mincho" w:eastAsia="Yu Mincho" w:hAnsi="Yu Mincho" w:cs="Yu Mincho"/>
-          <w:color w:val="000000" w:themeColor="text1"/>
-          <w:sz w:val="22"/>
-          <w:szCs w:val="22"/>
-          <w:u w:color="222222"/>
-          <w:shd w:val="clear" w:color="auto" w:fill="FFFFFF"/>
-          <w:lang w:val="ja-JP"/>
-        </w:rPr>
-        <w:t>約1,560万円の損失を抑えら</w:t>
-      </w:r>
-      <w:r>
-        <w:rPr>
-          <w:rFonts w:ascii="Yu Mincho" w:eastAsia="Yu Mincho" w:hAnsi="Yu Mincho" w:cs="Yu Mincho" w:hint="eastAsia"/>
-          <w:color w:val="000000" w:themeColor="text1"/>
-          <w:sz w:val="22"/>
-          <w:szCs w:val="22"/>
-          <w:u w:color="222222"/>
-          <w:shd w:val="clear" w:color="auto" w:fill="FFFFFF"/>
-          <w:lang w:val="ja-JP"/>
-        </w:rPr>
-        <w:t>れ</w:t>
-      </w:r>
-      <w:r>
-        <w:rPr>
-          <w:rFonts w:ascii="Yu Mincho" w:eastAsia="Yu Mincho" w:hAnsi="Yu Mincho" w:cs="Yu Mincho"/>
-          <w:color w:val="000000" w:themeColor="text1"/>
-          <w:sz w:val="22"/>
-          <w:szCs w:val="22"/>
-          <w:u w:color="222222"/>
-          <w:shd w:val="clear" w:color="auto" w:fill="FFFFFF"/>
-          <w:lang w:val="ja-JP"/>
-        </w:rPr>
-        <w:t>る</w:t>
-      </w:r>
-      <w:r>
-        <w:rPr>
-          <w:rFonts w:ascii="Yu Mincho" w:eastAsia="Yu Mincho" w:hAnsi="Yu Mincho" w:cs="Yu Mincho" w:hint="eastAsia"/>
-          <w:color w:val="000000" w:themeColor="text1"/>
-          <w:sz w:val="22"/>
-          <w:szCs w:val="22"/>
-          <w:u w:color="222222"/>
-          <w:shd w:val="clear" w:color="auto" w:fill="FFFFFF"/>
-          <w:lang w:val="ja-JP"/>
-        </w:rPr>
-        <w:t>ことが示唆される</w:t>
-      </w:r>
-      <w:r>
-        <w:rPr>
-          <w:rFonts w:ascii="Yu Mincho" w:eastAsia="Yu Mincho" w:hAnsi="Yu Mincho" w:cs="Yu Mincho"/>
-          <w:color w:val="000000" w:themeColor="text1"/>
-          <w:sz w:val="22"/>
-          <w:szCs w:val="22"/>
-          <w:u w:color="222222"/>
-          <w:shd w:val="clear" w:color="auto" w:fill="FFFFFF"/>
-          <w:lang w:val="ja-JP"/>
-        </w:rPr>
-        <w:t>．</w:t>
-      </w:r>
-      <w:r>
-        <w:rPr>
-          <w:rFonts w:ascii="Yu Mincho" w:eastAsia="Yu Mincho" w:hAnsi="Yu Mincho" w:cs="Yu Mincho"/>
-          <w:color w:val="000000" w:themeColor="text1"/>
-          <w:sz w:val="22"/>
-          <w:szCs w:val="22"/>
-          <w:u w:color="222222"/>
-          <w:shd w:val="clear" w:color="auto" w:fill="FFFFFF"/>
-          <w:lang w:val="ja-JP"/>
-        </w:rPr>
-        <w:t>この約1,560万円は，評価対象とした1,157書名の64日間における本体価格ベースの売上2億1,369万円の約7.3%にあたり，</w:t>
-      </w:r>
-      <w:r>
-        <w:rPr>
-          <w:rFonts w:ascii="Yu Mincho" w:eastAsia="Yu Mincho" w:hAnsi="Yu Mincho" w:cs="Yu Mincho"/>
-          <w:color w:val="000000" w:themeColor="text1"/>
-          <w:sz w:val="22"/>
-          <w:szCs w:val="22"/>
-          <w:u w:color="222222"/>
-          <w:shd w:val="clear" w:color="auto" w:fill="FFFFFF"/>
-          <w:lang w:val="ja-JP"/>
-        </w:rPr>
-        <w:t>返本の抑制が金額</w:t>
-      </w:r>
-      <w:r>
-        <w:rPr>
-          <w:rFonts w:ascii="Yu Mincho" w:eastAsia="Yu Mincho" w:hAnsi="Yu Mincho" w:cs="Yu Mincho" w:hint="eastAsia"/>
-          <w:color w:val="000000" w:themeColor="text1"/>
-          <w:sz w:val="22"/>
-          <w:szCs w:val="22"/>
-          <w:u w:color="222222"/>
-          <w:shd w:val="clear" w:color="auto" w:fill="FFFFFF"/>
-          <w:lang w:val="ja-JP"/>
-        </w:rPr>
-        <w:t>でみても</w:t>
-      </w:r>
-      <w:r>
-        <w:rPr>
-          <w:rFonts w:ascii="Yu Mincho" w:eastAsia="Yu Mincho" w:hAnsi="Yu Mincho" w:cs="Yu Mincho"/>
-          <w:color w:val="000000" w:themeColor="text1"/>
-          <w:sz w:val="22"/>
-          <w:szCs w:val="22"/>
-          <w:u w:color="222222"/>
-          <w:shd w:val="clear" w:color="auto" w:fill="FFFFFF"/>
-          <w:lang w:val="ja-JP"/>
-        </w:rPr>
-        <w:t>相応の規模の効果をもつことがわかる．</w:t>
-      </w:r>
-    </w:p>
-    <w:p>
-      <w:pPr>
-        <w:ind w:leftChars="202" w:left="424"/>
-        <w:rPr>
-          <w:rFonts w:ascii="Yu Mincho" w:eastAsia="Yu Mincho" w:hAnsi="Yu Mincho" w:cs="Yu Mincho"/>
-          <w:color w:val="000000" w:themeColor="text1"/>
-          <w:sz w:val="22"/>
-          <w:szCs w:val="22"/>
-          <w:u w:color="222222"/>
-          <w:shd w:val="clear" w:color="auto" w:fill="FFFFFF"/>
-          <w:lang w:val="ja-JP"/>
-        </w:rPr>
-      </w:pPr>
-      <w:r>
-        <w:rPr>
-          <w:rFonts w:ascii="Yu Mincho" w:eastAsia="Yu Mincho" w:hAnsi="Yu Mincho" w:cs="Yu Mincho" w:hint="eastAsia"/>
-          <w:color w:val="000000" w:themeColor="text1"/>
-          <w:sz w:val="22"/>
-          <w:szCs w:val="22"/>
-          <w:u w:color="222222"/>
-          <w:shd w:val="clear" w:color="auto" w:fill="FFFFFF"/>
-          <w:lang w:val="ja-JP"/>
-        </w:rPr>
-        <w:t>また，</w:t>
-      </w:r>
-      <w:r>
-        <w:rPr>
-          <w:rFonts w:ascii="Yu Mincho" w:eastAsia="Yu Mincho" w:hAnsi="Yu Mincho" w:cs="Yu Mincho"/>
-          <w:color w:val="000000" w:themeColor="text1"/>
-          <w:sz w:val="22"/>
-          <w:szCs w:val="22"/>
-          <w:u w:color="222222"/>
-          <w:shd w:val="clear" w:color="auto" w:fill="FFFFFF"/>
-          <w:lang w:val="ja-JP"/>
-        </w:rPr>
-        <w:t>返本は書店から取次・出版社への返品であり，往復の輸送と在庫の再処理を伴う．GateRAFはBaselineに対し返本を16,201冊減らしており，その分の物流</w:t>
-      </w:r>
-      <w:r>
-        <w:rPr>
-          <w:rFonts w:ascii="Yu Mincho" w:eastAsia="Yu Mincho" w:hAnsi="Yu Mincho" w:cs="Yu Mincho" w:hint="eastAsia"/>
-          <w:color w:val="000000" w:themeColor="text1"/>
-          <w:sz w:val="22"/>
-          <w:szCs w:val="22"/>
-          <w:u w:color="222222"/>
-          <w:shd w:val="clear" w:color="auto" w:fill="FFFFFF"/>
-          <w:lang w:val="ja-JP"/>
-        </w:rPr>
-        <w:t>コストが低減可能となる</w:t>
-      </w:r>
-      <w:r>
-        <w:rPr>
-          <w:rFonts w:ascii="Yu Mincho" w:eastAsia="Yu Mincho" w:hAnsi="Yu Mincho" w:cs="Yu Mincho"/>
-          <w:color w:val="000000" w:themeColor="text1"/>
-          <w:sz w:val="22"/>
-          <w:szCs w:val="22"/>
-          <w:u w:color="222222"/>
-          <w:shd w:val="clear" w:color="auto" w:fill="FFFFFF"/>
-          <w:lang w:val="ja-JP"/>
-        </w:rPr>
-        <w:t>．</w:t>
-      </w:r>
-      <w:r>
-        <w:rPr>
-          <w:rFonts w:ascii="Yu Mincho" w:eastAsia="Yu Mincho" w:hAnsi="Yu Mincho" w:cs="Yu Mincho" w:hint="eastAsia"/>
-          <w:color w:val="000000" w:themeColor="text1"/>
-          <w:sz w:val="22"/>
-          <w:szCs w:val="22"/>
-          <w:u w:color="222222"/>
-          <w:shd w:val="clear" w:color="auto" w:fill="FFFFFF"/>
-          <w:lang w:val="ja-JP"/>
-        </w:rPr>
-        <w:t>加えて，</w:t>
-      </w:r>
-      <w:r>
-        <w:rPr>
-          <w:rFonts w:ascii="Yu Mincho" w:eastAsia="Yu Mincho" w:hAnsi="Yu Mincho" w:cs="Yu Mincho"/>
-          <w:color w:val="000000" w:themeColor="text1"/>
-          <w:sz w:val="22"/>
-          <w:szCs w:val="22"/>
-          <w:u w:color="222222"/>
-          <w:shd w:val="clear" w:color="auto" w:fill="FFFFFF"/>
-          <w:lang w:val="ja-JP"/>
-        </w:rPr>
-        <w:t>委託販売制度のもとでは売れ残りの在庫リスクを出版社が負うため，過剰入荷の抑制はそのリスクの軽減</w:t>
-      </w:r>
-      <w:r>
-        <w:rPr>
-          <w:rFonts w:ascii="Yu Mincho" w:eastAsia="Yu Mincho" w:hAnsi="Yu Mincho" w:cs="Yu Mincho" w:hint="eastAsia"/>
-          <w:color w:val="000000" w:themeColor="text1"/>
-          <w:sz w:val="22"/>
-          <w:szCs w:val="22"/>
-          <w:u w:color="222222"/>
-          <w:shd w:val="clear" w:color="auto" w:fill="FFFFFF"/>
-          <w:lang w:val="ja-JP"/>
-        </w:rPr>
-        <w:t>を可能とする</w:t>
-      </w:r>
-      <w:r>
-        <w:rPr>
-          <w:rFonts w:ascii="Yu Mincho" w:eastAsia="Yu Mincho" w:hAnsi="Yu Mincho" w:cs="Yu Mincho"/>
-          <w:color w:val="000000" w:themeColor="text1"/>
-          <w:sz w:val="22"/>
-          <w:szCs w:val="22"/>
-          <w:u w:color="222222"/>
-          <w:shd w:val="clear" w:color="auto" w:fill="FFFFFF"/>
-          <w:lang w:val="ja-JP"/>
-        </w:rPr>
-        <w:t>．GateRAFは機会損失も同時に6,073冊減らしており，欠品を増やさずに実現</w:t>
-      </w:r>
-      <w:r>
-        <w:rPr>
-          <w:rFonts w:ascii="Yu Mincho" w:eastAsia="Yu Mincho" w:hAnsi="Yu Mincho" w:cs="Yu Mincho" w:hint="eastAsia"/>
-          <w:color w:val="000000" w:themeColor="text1"/>
-          <w:sz w:val="22"/>
-          <w:szCs w:val="22"/>
-          <w:u w:color="222222"/>
-          <w:shd w:val="clear" w:color="auto" w:fill="FFFFFF"/>
-          <w:lang w:val="ja-JP"/>
-        </w:rPr>
-        <w:t>可能であることからもその有効性を示すことができた</w:t>
-      </w:r>
-      <w:r>
-        <w:rPr>
-          <w:rFonts w:ascii="Yu Mincho" w:eastAsia="Yu Mincho" w:hAnsi="Yu Mincho" w:cs="Yu Mincho" w:hint="eastAsia"/>
-          <w:color w:val="000000" w:themeColor="text1"/>
-          <w:sz w:val="22"/>
-          <w:szCs w:val="22"/>
-          <w:u w:color="222222"/>
-          <w:shd w:val="clear" w:color="auto" w:fill="FFFFFF"/>
-          <w:lang w:val="ja-JP"/>
-        </w:rPr>
-        <w:t>と言える</w:t>
-      </w:r>
-      <w:r>
-        <w:rPr>
-          <w:rFonts w:ascii="Yu Mincho" w:eastAsia="Yu Mincho" w:hAnsi="Yu Mincho" w:cs="Yu Mincho"/>
-          <w:color w:val="000000" w:themeColor="text1"/>
-          <w:sz w:val="22"/>
-          <w:szCs w:val="22"/>
-          <w:u w:color="222222"/>
-          <w:shd w:val="clear" w:color="auto" w:fill="FFFFFF"/>
-          <w:lang w:val="ja-JP"/>
-        </w:rPr>
-        <w:t>．</w:t>
+        <w:lastRenderedPageBreak/>
+        <w:t>なる．加えて，委託販売制度のもとでは売れ残りの在庫リスクを出版社が負うため，過剰入荷の抑制はそのリスクの軽減を可能とする．GateRAFは機会損失も同時に6,620冊減らしており，欠品を増やさずに実現可能であることからもその有効性を示すことができたと言える．</w:t>
       </w:r>
     </w:p>
     <w:p>
@@ -13388,7 +13749,6 @@
           <w:shd w:val="clear" w:color="auto" w:fill="FFFFFF"/>
           <w:lang w:val="ja-JP"/>
         </w:rPr>
-        <w:lastRenderedPageBreak/>
         <w:t>改訂稿では，文字の小さかった図表について，文字サイズとレイアウトを以下の通り修正いたしました．</w:t>
       </w:r>
     </w:p>
@@ -13414,7 +13774,7 @@
           <w:shd w:val="clear" w:color="auto" w:fill="FFFFFF"/>
           <w:lang w:val="ja-JP"/>
         </w:rPr>
-        <w:t>まず，図2（GateRAFのアーキテクチャ概要）については，図の幅を紙面幅の75%から100%に拡大し，図中の文字を大きくいたしました．次に，表2（系列内</w:t>
+        <w:t>まず，図2（GateRAFのアーキテクチャ概要）については，図の幅を紙面幅の75%から100%に拡大し，図中の文字を大きくいたしました．次に，表3（系列内</w:t>
       </w:r>
       <m:oMath>
         <m:r>
@@ -13458,7 +13818,7 @@
           <w:shd w:val="clear" w:color="auto" w:fill="FFFFFF"/>
           <w:lang w:val="ja-JP"/>
         </w:rPr>
-        <w:t>スコアの区分が8つあり，表を紙面幅に収めるために縮小して掲載していたため，表中の文字が小さくなっておりました．そこで改訂稿では，0〜0.5と0.5〜1の区分を0〜1に，1〜1.5と1.5〜2の区分を1〜2にまとめて区分を6つとし，表を縮小せずに掲載いたしました．さらに，表5（旧原稿の表3，</w:t>
+        <w:t>スコアの区分が8つあり，表を紙面幅に収めるために縮小して掲載していたため，表中の文字が小さくなっておりました．そこで改訂稿では，0〜0.5と0.5〜1の区分を0〜1に，1〜1.5と1.5〜2の区分を1〜2にまとめて区分を6つとし，表を縮小せずに掲載いたしました．さらに，表6（旧原稿の表3，</w:t>
       </w:r>
       <m:oMath>
         <m:r>
@@ -13480,7 +13840,20 @@
           <w:shd w:val="clear" w:color="auto" w:fill="FFFFFF"/>
           <w:lang w:val="ja-JP"/>
         </w:rPr>
-        <w:t>日ごとの誤検知および見逃しの割合）については，旧原稿では</w:t>
+        <w:t>日ごとの誤検知および見逃しの割合）については，旧原稿で</w:t>
+      </w:r>
+      <w:proofErr w:type="gramStart"/>
+      <w:r>
+        <w:rPr>
+          <w:rFonts w:ascii="Yu Mincho" w:eastAsia="Yu Mincho" w:hAnsi="Yu Mincho" w:cs="Yu Mincho"/>
+          <w:color w:val="222222"/>
+          <w:sz w:val="22"/>
+          <w:szCs w:val="22"/>
+          <w:u w:color="222222"/>
+          <w:shd w:val="clear" w:color="auto" w:fill="FFFFFF"/>
+          <w:lang w:val="ja-JP"/>
+        </w:rPr>
+        <w:t>は</w:t>
       </w:r>
       <m:oMath>
         <m:r>
@@ -13502,7 +13875,20 @@
           <w:shd w:val="clear" w:color="auto" w:fill="FFFFFF"/>
           <w:lang w:val="ja-JP"/>
         </w:rPr>
-        <w:t>を−10〜+10日の21列で示しており，表を大きく縮小して掲載しておりました．そこで改訂稿では，</w:t>
+        <w:t>を</w:t>
+      </w:r>
+      <w:proofErr w:type="gramEnd"/>
+      <w:r>
+        <w:rPr>
+          <w:rFonts w:ascii="Yu Mincho" w:eastAsia="Yu Mincho" w:hAnsi="Yu Mincho" w:cs="Yu Mincho"/>
+          <w:color w:val="222222"/>
+          <w:sz w:val="22"/>
+          <w:szCs w:val="22"/>
+          <w:u w:color="222222"/>
+          <w:shd w:val="clear" w:color="auto" w:fill="FFFFFF"/>
+          <w:lang w:val="ja-JP"/>
+        </w:rPr>
+        <w:t>−10〜+10日の21列で示しており，表を大きく縮小して掲載しておりました．そこで改訂稿では，</w:t>
       </w:r>
       <m:oMath>
         <m:r>
@@ -13724,31 +14110,31 @@
           <w:shd w:val="clear" w:color="auto" w:fill="FFFFFF"/>
           <w:lang w:val="ja-JP"/>
         </w:rPr>
-        <w:t>変化点検知は，観測された系列に変化が生じたかを判定する検出の手法であり，その出力は変化点の位置や</w:t>
-      </w:r>
-      <w:r>
-        <w:rPr>
-          <w:rFonts w:ascii="Yu Mincho" w:eastAsia="Yu Mincho" w:hAnsi="Yu Mincho" w:cs="Yu Mincho"/>
-          <w:color w:val="222222"/>
-          <w:sz w:val="22"/>
-          <w:szCs w:val="22"/>
-          <w:u w:color="222222"/>
-          <w:shd w:val="clear" w:color="auto" w:fill="FFFFFF"/>
-          <w:lang w:val="ja-JP"/>
-        </w:rPr>
-        <w:t>各時点が変化点である確率（変化点の事後確率）</w:t>
-      </w:r>
-      <w:r>
-        <w:rPr>
-          <w:rFonts w:ascii="Yu Mincho" w:eastAsia="Yu Mincho" w:hAnsi="Yu Mincho" w:cs="Yu Mincho"/>
-          <w:color w:val="222222"/>
-          <w:sz w:val="22"/>
-          <w:szCs w:val="22"/>
-          <w:u w:color="222222"/>
-          <w:shd w:val="clear" w:color="auto" w:fill="FFFFFF"/>
-          <w:lang w:val="ja-JP"/>
-        </w:rPr>
-        <w:t>です．一方，本研究は予測期間の観測を一切用いずに，直近128日から続く64日の販売冊数を分位点として出力する予測の問題です．すなわち，変化点検知が出力する変化点の位置や確率と，本研究が出力する将来64日分の販売冊数の分位点とでは，出力の形式そのものが異なります．そのため，MAEやRMSE，返本や機会損失といった本研究の指標で両者を並べて比較することができません．</w:t>
+        <w:t>変化点検知は，観測された系列に変化が生じたかを判定する検出の手法であり，その出力は変化点の位置や各時点が変化点である確率</w:t>
+      </w:r>
+      <w:r>
+        <w:rPr>
+          <w:rFonts w:ascii="Yu Mincho" w:eastAsia="Yu Mincho" w:hAnsi="Yu Mincho" w:cs="Yu Mincho" w:hint="eastAsia"/>
+          <w:color w:val="222222"/>
+          <w:sz w:val="22"/>
+          <w:szCs w:val="22"/>
+          <w:u w:color="222222"/>
+          <w:shd w:val="clear" w:color="auto" w:fill="FFFFFF"/>
+          <w:lang w:val="ja-JP"/>
+        </w:rPr>
+        <w:t>，すなわち</w:t>
+      </w:r>
+      <w:r>
+        <w:rPr>
+          <w:rFonts w:ascii="Yu Mincho" w:eastAsia="Yu Mincho" w:hAnsi="Yu Mincho" w:cs="Yu Mincho"/>
+          <w:color w:val="222222"/>
+          <w:sz w:val="22"/>
+          <w:szCs w:val="22"/>
+          <w:u w:color="222222"/>
+          <w:shd w:val="clear" w:color="auto" w:fill="FFFFFF"/>
+          <w:lang w:val="ja-JP"/>
+        </w:rPr>
+        <w:t>変化点の事後確率です．一方，本研究は予測期間の観測を一切用いずに，直近128日から続く64日の販売冊数を分位点として出力する予測の問題です．すなわち，変化点検知が出力する変化点の位置や確率と，本研究が出力する将来64日分の販売冊数の分位点とでは，出力の形式そのものが異なります．そのため，MAEやRMSE，返本や機会損失といった本研究の指標で両者を並べて比較することができません．</w:t>
       </w:r>
     </w:p>
     <w:p>
@@ -13774,19 +14160,7 @@
           <w:shd w:val="clear" w:color="auto" w:fill="FFFFFF"/>
           <w:lang w:val="ja-JP"/>
         </w:rPr>
-        <w:t>また，オンライン変化点検知は，変化が始まった後の観測に基づいて検知するため，検知には遅れが伴います．</w:t>
-      </w:r>
-      <w:r>
-        <w:rPr>
-          <w:rFonts w:ascii="Yu Mincho" w:eastAsia="Yu Mincho" w:hAnsi="Yu Mincho" w:cs="Yu Mincho"/>
-          <w:color w:val="222222"/>
-          <w:sz w:val="22"/>
-          <w:szCs w:val="22"/>
-          <w:u w:color="222222"/>
-          <w:shd w:val="clear" w:color="auto" w:fill="FFFFFF"/>
-          <w:lang w:val="ja-JP"/>
-        </w:rPr>
-        <w:t>本データについて，</w:t>
+        <w:t>また，オンライン変化点検知は，変化が始まった後の観測に基づいて検知するため，検知には遅れが伴います．本データについて，</w:t>
       </w:r>
       <m:oMath>
         <m:r>
@@ -13834,31 +14208,20 @@
           <w:shd w:val="clear" w:color="auto" w:fill="FFFFFF"/>
           <w:lang w:val="ja-JP"/>
         </w:rPr>
-        <w:t>そのため，仮に逐次観測できる設定で，スパイクの初日に検知して翌日から対応できたとしても，</w:t>
-      </w:r>
-      <w:r>
-        <w:rPr>
-          <w:rFonts w:ascii="Yu Mincho" w:eastAsia="Yu Mincho" w:hAnsi="Yu Mincho" w:cs="Yu Mincho"/>
-          <w:color w:val="222222"/>
-          <w:sz w:val="22"/>
-          <w:szCs w:val="22"/>
-          <w:u w:color="222222"/>
-          <w:shd w:val="clear" w:color="auto" w:fill="FFFFFF"/>
-          <w:lang w:val="ja-JP"/>
-        </w:rPr>
-        <w:t>対応が間に合うのはスパイクの時点全体の21.6%，販売冊数では30.4%にとどまります．</w:t>
-      </w:r>
-      <w:r>
-        <w:rPr>
-          <w:rFonts w:ascii="Yu Mincho" w:eastAsia="Yu Mincho" w:hAnsi="Yu Mincho" w:cs="Yu Mincho"/>
-          <w:color w:val="222222"/>
-          <w:sz w:val="22"/>
-          <w:szCs w:val="22"/>
-          <w:u w:color="222222"/>
-          <w:shd w:val="clear" w:color="auto" w:fill="FFFFFF"/>
-          <w:lang w:val="ja-JP"/>
-        </w:rPr>
-        <w:t>一方で，3日以上続くスパイクも147回あり，こうした長いスパイクでは，検知後の対応が一定の効果をもつと考えられます．これに対し提案手法は，スパイクを観測する前に，過去の類似事例から需要の立ち上がりを予測に反映できます．実際に実験3では，提案手法が予測したスパイクの多くが，実際のスパイクから数日以内に位置することを確認しております．</w:t>
+        <w:t>そのため，仮に逐次観測できる設定で，スパイクの初日に検知して翌日から対応できたとして</w:t>
+      </w:r>
+      <w:r>
+        <w:rPr>
+          <w:rFonts w:ascii="Yu Mincho" w:eastAsia="Yu Mincho" w:hAnsi="Yu Mincho" w:cs="Yu Mincho"/>
+          <w:color w:val="222222"/>
+          <w:sz w:val="22"/>
+          <w:szCs w:val="22"/>
+          <w:u w:color="222222"/>
+          <w:shd w:val="clear" w:color="auto" w:fill="FFFFFF"/>
+          <w:lang w:val="ja-JP"/>
+        </w:rPr>
+        <w:lastRenderedPageBreak/>
+        <w:t>も，対応が間に合うのはスパイクの時点全体の21.6%，販売冊数では30.4%にとどまります．一方で，3日以上続くスパイクも147回あり，こうした長いスパイクでは，検知後の対応が一定の効果をもつと考えられます．これに対し提案手法は，スパイクを観測する前に，過去の類似事例から需要の立ち上がりを予測に反映できます．実際に実験3では，提案手法の誤検知のうち前後3日以内に実スパイクがあるものの割合が26.1%と，従来手法ProtoRAFの20.4%より高く，提案手法が予測したスパイクは従来手法よりも実際のスパイクに近い側へ寄っていることを確認しております．ただし，その割合自体は3割に満たず，時期の対応の改善は相対的なものにとどまります．</w:t>
       </w:r>
     </w:p>
     <w:p>
@@ -13910,33 +14273,7 @@
           <w:shd w:val="clear" w:color="auto" w:fill="FFFFFF"/>
           <w:lang w:val="ja-JP"/>
         </w:rPr>
-        <w:t>以上を，2.2 関連研究と5.4.3 実験3に追記いたしました．</w:t>
-      </w:r>
-    </w:p>
-    <w:p>
-      <w:pPr>
-        <w:ind w:firstLine="220"/>
-        <w:rPr>
-          <w:rFonts w:ascii="Yu Mincho" w:eastAsia="Yu Mincho" w:hAnsi="Yu Mincho" w:cs="Yu Mincho"/>
-          <w:color w:val="222222"/>
-          <w:sz w:val="22"/>
-          <w:szCs w:val="22"/>
-          <w:u w:color="222222"/>
-          <w:shd w:val="clear" w:color="auto" w:fill="FFFFFF"/>
-          <w:lang w:val="ja-JP"/>
-        </w:rPr>
-      </w:pPr>
-      <w:r>
-        <w:rPr>
-          <w:rFonts w:ascii="Yu Mincho" w:eastAsia="Yu Mincho" w:hAnsi="Yu Mincho" w:cs="Yu Mincho" w:hint="eastAsia"/>
-          <w:color w:val="222222"/>
-          <w:sz w:val="22"/>
-          <w:szCs w:val="22"/>
-          <w:u w:color="222222"/>
-          <w:shd w:val="clear" w:color="auto" w:fill="FFFFFF"/>
-          <w:lang w:val="ja-JP"/>
-        </w:rPr>
-        <w:t>大変貴重なご指摘，誠にありがとうございました．</w:t>
+        <w:t>以上を，2.2 関連研究と5.4.3 実験3に追記いたしました．また，5.4.3 実験3における実験結果の記載を，従来手法との相対的な比較として修正いたしました．</w:t>
       </w:r>
     </w:p>
     <w:p>
@@ -13976,7 +14313,6 @@
           <w:shd w:val="clear" w:color="auto" w:fill="FFFFFF"/>
           <w:lang w:val="ja-JP"/>
         </w:rPr>
-        <w:lastRenderedPageBreak/>
         <w:t xml:space="preserve">　新原稿 p.2 左カラム，2.2 関連研究（記載の追加）：</w:t>
       </w:r>
     </w:p>
@@ -14041,7 +14377,7 @@
           <w:shd w:val="clear" w:color="auto" w:fill="FFFFFF"/>
           <w:lang w:val="ja-JP"/>
         </w:rPr>
-        <w:t xml:space="preserve">　新原稿 p.10 左カラム，5.4.3 実験3（記載の追加）：</w:t>
+        <w:t xml:space="preserve">　新原稿 p.11 左カラム，5.4.3 実験3（記載の追加）：</w:t>
       </w:r>
     </w:p>
     <w:p>
@@ -14092,6 +14428,184 @@
     </w:p>
     <w:p>
       <w:pPr>
+        <w:spacing w:line="200" w:lineRule="exact"/>
+        <w:rPr>
+          <w:rFonts w:ascii="Yu Mincho" w:eastAsia="Yu Mincho" w:hAnsi="Yu Mincho" w:cs="Yu Mincho"/>
+          <w:color w:val="222222"/>
+          <w:sz w:val="22"/>
+          <w:szCs w:val="22"/>
+          <w:u w:color="222222"/>
+          <w:shd w:val="clear" w:color="auto" w:fill="FFFFFF"/>
+        </w:rPr>
+      </w:pPr>
+    </w:p>
+    <w:p>
+      <w:pPr>
+        <w:keepNext/>
+        <w:rPr>
+          <w:rFonts w:ascii="Yu Mincho" w:eastAsia="Yu Mincho" w:hAnsi="Yu Mincho" w:cs="Yu Mincho"/>
+          <w:b/>
+          <w:bCs/>
+          <w:color w:val="000000" w:themeColor="text1"/>
+          <w:sz w:val="22"/>
+          <w:szCs w:val="22"/>
+          <w:u w:val="single"/>
+          <w:shd w:val="clear" w:color="auto" w:fill="FFFFFF"/>
+          <w:lang w:val="ja-JP"/>
+        </w:rPr>
+      </w:pPr>
+      <w:r>
+        <w:rPr>
+          <w:rFonts w:ascii="Yu Mincho" w:eastAsia="Yu Mincho" w:hAnsi="Yu Mincho" w:cs="Yu Mincho"/>
+          <w:b/>
+          <w:bCs/>
+          <w:color w:val="000000" w:themeColor="text1"/>
+          <w:sz w:val="22"/>
+          <w:szCs w:val="22"/>
+          <w:u w:val="single"/>
+          <w:shd w:val="clear" w:color="auto" w:fill="FFFFFF"/>
+          <w:lang w:val="ja-JP"/>
+        </w:rPr>
+        <w:t xml:space="preserve">　新原稿 p.9 右カラム，5.4.3 実験3（記載の修正）：</w:t>
+      </w:r>
+    </w:p>
+    <w:p>
+      <w:pPr>
+        <w:ind w:leftChars="202" w:left="424"/>
+        <w:rPr>
+          <w:rFonts w:ascii="Yu Mincho" w:eastAsia="Yu Mincho" w:hAnsi="Yu Mincho" w:cs="Yu Mincho"/>
+          <w:color w:val="000000" w:themeColor="text1"/>
+          <w:sz w:val="22"/>
+          <w:szCs w:val="22"/>
+          <w:u w:color="222222"/>
+          <w:shd w:val="clear" w:color="auto" w:fill="FFFFFF"/>
+          <w:lang w:val="ja-JP"/>
+        </w:rPr>
+      </w:pPr>
+      <w:r>
+        <w:rPr>
+          <w:rFonts w:ascii="Yu Mincho" w:eastAsia="Yu Mincho" w:hAnsi="Yu Mincho" w:cs="Yu Mincho"/>
+          <w:color w:val="000000" w:themeColor="text1"/>
+          <w:sz w:val="22"/>
+          <w:szCs w:val="22"/>
+          <w:u w:color="222222"/>
+          <w:shd w:val="clear" w:color="auto" w:fill="FFFFFF"/>
+          <w:lang w:val="ja-JP"/>
+        </w:rPr>
+        <w:t>GateRAFは誤検知・見逃しのいずれでも，実際のスパイクから大きく外れた誤り（</w:t>
+      </w:r>
+      <m:oMath>
+        <m:r>
+          <w:rPr>
+            <w:rFonts w:ascii="Cambria Math" w:hAnsi="Cambria Math"/>
+            <w:sz w:val="22"/>
+            <w:szCs w:val="22"/>
+          </w:rPr>
+          <m:t>|Δ|≥5</m:t>
+        </m:r>
+      </m:oMath>
+      <w:r>
+        <w:rPr>
+          <w:rFonts w:ascii="Yu Mincho" w:eastAsia="Yu Mincho" w:hAnsi="Yu Mincho" w:cs="Yu Mincho"/>
+          <w:color w:val="000000" w:themeColor="text1"/>
+          <w:sz w:val="22"/>
+          <w:szCs w:val="22"/>
+          <w:u w:color="222222"/>
+          <w:shd w:val="clear" w:color="auto" w:fill="FFFFFF"/>
+          <w:lang w:val="ja-JP"/>
+        </w:rPr>
+        <w:t>）の割合がProtoRAFより低く（誤検知で75.9%に対し68.8%，見逃しで77.8%に対し64.8%），逆に3日以内で対応づく割合が高い（誤検知で20.4%に対し26.1%，見逃しで18.8%に対し30.2%）．すなわち，GateRAFの誤りはProtoRAFと比べて実際のスパイクの近くに寄っている．ただし，GateRAFでも誤検知・見逃しの6割以上は実際のスパイクから5日以上離れており，時間的な対応の改善は相対的なものにとどまる．</w:t>
+      </w:r>
+    </w:p>
+    <w:p>
+      <w:pPr>
+        <w:ind w:leftChars="202" w:left="424"/>
+        <w:rPr>
+          <w:rFonts w:ascii="Yu Mincho" w:eastAsia="Yu Mincho" w:hAnsi="Yu Mincho" w:cs="Yu Mincho"/>
+          <w:color w:val="000000" w:themeColor="text1"/>
+          <w:sz w:val="22"/>
+          <w:szCs w:val="22"/>
+          <w:u w:color="222222"/>
+          <w:shd w:val="clear" w:color="auto" w:fill="FFFFFF"/>
+          <w:lang w:val="ja-JP"/>
+        </w:rPr>
+      </w:pPr>
+      <w:r>
+        <w:rPr>
+          <w:rFonts w:ascii="Yu Mincho" w:eastAsia="Yu Mincho" w:hAnsi="Yu Mincho" w:cs="Yu Mincho"/>
+          <w:color w:val="000000" w:themeColor="text1"/>
+          <w:sz w:val="22"/>
+          <w:szCs w:val="22"/>
+          <w:u w:color="222222"/>
+          <w:shd w:val="clear" w:color="auto" w:fill="FFFFFF"/>
+          <w:lang w:val="ja-JP"/>
+        </w:rPr>
+        <w:t>（中略）ここにゲート機構が加わることで，スパイク近傍に予測のピークが絞り込まれ，見逃したスパイクに最も近い予測スパイクが実際のスパイクの近くに寄る（</w:t>
+      </w:r>
+      <w:proofErr w:type="gramStart"/>
+      <w:r>
+        <w:rPr>
+          <w:rFonts w:ascii="Yu Mincho" w:eastAsia="Yu Mincho" w:hAnsi="Yu Mincho" w:cs="Yu Mincho"/>
+          <w:color w:val="000000" w:themeColor="text1"/>
+          <w:sz w:val="22"/>
+          <w:szCs w:val="22"/>
+          <w:u w:color="222222"/>
+          <w:shd w:val="clear" w:color="auto" w:fill="FFFFFF"/>
+          <w:lang w:val="ja-JP"/>
+        </w:rPr>
+        <w:t>見逃しの</w:t>
+      </w:r>
+      <m:oMath>
+        <m:r>
+          <w:rPr>
+            <w:rFonts w:ascii="Cambria Math" w:hAnsi="Cambria Math"/>
+            <w:sz w:val="22"/>
+            <w:szCs w:val="22"/>
+          </w:rPr>
+          <m:t>|Δ|≥5</m:t>
+        </m:r>
+      </m:oMath>
+      <w:r>
+        <w:rPr>
+          <w:rFonts w:ascii="Yu Mincho" w:eastAsia="Yu Mincho" w:hAnsi="Yu Mincho" w:cs="Yu Mincho"/>
+          <w:color w:val="000000" w:themeColor="text1"/>
+          <w:sz w:val="22"/>
+          <w:szCs w:val="22"/>
+          <w:u w:color="222222"/>
+          <w:shd w:val="clear" w:color="auto" w:fill="FFFFFF"/>
+          <w:lang w:val="ja-JP"/>
+        </w:rPr>
+        <w:t>の割合は</w:t>
+      </w:r>
+      <w:proofErr w:type="gramEnd"/>
+      <w:r>
+        <w:rPr>
+          <w:rFonts w:ascii="Yu Mincho" w:eastAsia="Yu Mincho" w:hAnsi="Yu Mincho" w:cs="Yu Mincho"/>
+          <w:color w:val="000000" w:themeColor="text1"/>
+          <w:sz w:val="22"/>
+          <w:szCs w:val="22"/>
+          <w:u w:color="222222"/>
+          <w:shd w:val="clear" w:color="auto" w:fill="FFFFFF"/>
+          <w:lang w:val="ja-JP"/>
+        </w:rPr>
+        <w:t>Multi-RAFの71.7%に対しGateRAFでは64.8%）と考えられる．結果として，GateRAFの誤りは従来手法と比べて実際のスパイクの近くに寄っており，GateRAFは発生日を正確に当て</w:t>
+      </w:r>
+      <w:r>
+        <w:rPr>
+          <w:rFonts w:ascii="Yu Mincho" w:eastAsia="Yu Mincho" w:hAnsi="Yu Mincho" w:cs="Yu Mincho"/>
+          <w:color w:val="000000" w:themeColor="text1"/>
+          <w:sz w:val="22"/>
+          <w:szCs w:val="22"/>
+          <w:u w:color="222222"/>
+          <w:shd w:val="clear" w:color="auto" w:fill="FFFFFF"/>
+          <w:lang w:val="ja-JP"/>
+        </w:rPr>
+        <w:lastRenderedPageBreak/>
+        <w:t>にくい突発需要において，備えるべき時期の目安を従来手法より的確に与える点で有用と考えられる．</w:t>
+      </w:r>
+    </w:p>
+    <w:p>
+      <w:pPr>
         <w:rPr>
           <w:rFonts w:ascii="Yu Mincho" w:eastAsia="Yu Mincho" w:hAnsi="Yu Mincho" w:cs="Yu Mincho"/>
           <w:color w:val="222222"/>
@@ -14278,7 +14792,7 @@
           <w:shd w:val="clear" w:color="auto" w:fill="FFFFFF"/>
           <w:lang w:val="ja-JP"/>
         </w:rPr>
-        <w:t>まず，提案手法は外生的な要因を間接的に取り込んでいる面がございます．外生的な契機で生じたスパイクは過去に他の書籍にも現れており，提案手法はその変動パターンを系列横断的に検索して参照するためです．実験3で提案手法の誤りが実際のスパイクの近傍に集中することは，その現れと考えております．</w:t>
+        <w:t>まず，提案手法は外生的な要因を間接的に取り込んでいる面がございます．外生的な契機で生じたスパイクは過去に他の書籍にも現れており，提案手法はその変動パターンを系列横断的に検索して参照するためです．実験3で，提案手法の誤りが従来手法よりも実際のスパイクの近くに寄っていることは，その一端を示すものと考えております．ただし，これは外生的な要因を取り込めていることを直接示すものではございません．</w:t>
       </w:r>
     </w:p>
     <w:p>
@@ -14450,31 +14964,33 @@
           <w:shd w:val="clear" w:color="auto" w:fill="FFFFFF"/>
           <w:lang w:val="ja-JP"/>
         </w:rPr>
-        <w:t>以上</w:t>
-      </w:r>
-      <w:r>
-        <w:rPr>
-          <w:rFonts w:ascii="Yu Mincho" w:eastAsia="Yu Mincho" w:hAnsi="Yu Mincho" w:cs="Yu Mincho" w:hint="eastAsia"/>
-          <w:color w:val="222222"/>
-          <w:sz w:val="22"/>
-          <w:szCs w:val="22"/>
-          <w:u w:color="222222"/>
-          <w:shd w:val="clear" w:color="auto" w:fill="FFFFFF"/>
-          <w:lang w:val="ja-JP"/>
-        </w:rPr>
-        <w:t>の内容について</w:t>
-      </w:r>
-      <w:r>
-        <w:rPr>
-          <w:rFonts w:ascii="Yu Mincho" w:eastAsia="Yu Mincho" w:hAnsi="Yu Mincho" w:cs="Yu Mincho"/>
-          <w:color w:val="222222"/>
-          <w:sz w:val="22"/>
-          <w:szCs w:val="22"/>
-          <w:u w:color="222222"/>
-          <w:shd w:val="clear" w:color="auto" w:fill="FFFFFF"/>
-          <w:lang w:val="ja-JP"/>
-        </w:rPr>
-        <w:t>，5.4.2 実験2の考察に追記いたしました．</w:t>
+        <w:t>以上の内容について，5.4.2 実験2の考察と，7. おわりに</w:t>
+      </w:r>
+      <w:proofErr w:type="gramStart"/>
+      <w:r>
+        <w:rPr>
+          <w:rFonts w:ascii="Yu Mincho" w:eastAsia="Yu Mincho" w:hAnsi="Yu Mincho" w:cs="Yu Mincho"/>
+          <w:color w:val="222222"/>
+          <w:sz w:val="22"/>
+          <w:szCs w:val="22"/>
+          <w:u w:color="222222"/>
+          <w:shd w:val="clear" w:color="auto" w:fill="FFFFFF"/>
+          <w:lang w:val="ja-JP"/>
+        </w:rPr>
+        <w:t>の</w:t>
+      </w:r>
+      <w:proofErr w:type="gramEnd"/>
+      <w:r>
+        <w:rPr>
+          <w:rFonts w:ascii="Yu Mincho" w:eastAsia="Yu Mincho" w:hAnsi="Yu Mincho" w:cs="Yu Mincho"/>
+          <w:color w:val="222222"/>
+          <w:sz w:val="22"/>
+          <w:szCs w:val="22"/>
+          <w:u w:color="222222"/>
+          <w:shd w:val="clear" w:color="auto" w:fill="FFFFFF"/>
+          <w:lang w:val="ja-JP"/>
+        </w:rPr>
+        <w:t>今後の課題に追記いたしました．</w:t>
       </w:r>
     </w:p>
     <w:p>
@@ -14517,7 +15033,7 @@
           <w:shd w:val="clear" w:color="auto" w:fill="FFFFFF"/>
           <w:lang w:val="ja-JP"/>
         </w:rPr>
-        <w:t xml:space="preserve">　新原稿 p.8 右カラム，5.4.2 実験2（記載の追加）：</w:t>
+        <w:t xml:space="preserve">　新原稿 p.9 左カラム，5.4.2 実験2（記載の追加）：</w:t>
       </w:r>
     </w:p>
     <w:p>
@@ -14543,88 +15059,87 @@
           <w:shd w:val="clear" w:color="auto" w:fill="FFFFFF"/>
           <w:lang w:val="ja-JP"/>
         </w:rPr>
-        <w:t>この限界の一因は，本研究の予測が販売履歴のみに基づいており，受賞や映像化，メディアで</w:t>
-      </w:r>
-      <w:r>
-        <w:rPr>
-          <w:rFonts w:ascii="Yu Mincho" w:eastAsia="Yu Mincho" w:hAnsi="Yu Mincho" w:cs="Yu Mincho"/>
-          <w:color w:val="000000" w:themeColor="text1"/>
-          <w:sz w:val="22"/>
-          <w:szCs w:val="22"/>
-          <w:u w:color="222222"/>
-          <w:shd w:val="clear" w:color="auto" w:fill="FFFFFF"/>
-          <w:lang w:val="ja-JP"/>
-        </w:rPr>
-        <w:lastRenderedPageBreak/>
-        <w:t>の紹介，SNS上での話題化といった外生的な契機を十分に扱えないことにある．そこで今後は，出版社や分類などの書籍属性を用いて参照ウィンドウの検索を条件付ける拡張と，外部から収集した事象の情報を共変量として統合する拡張が考えられる．前者は，本研究で用いたデータに含まれる情報のみで実現できる．</w:t>
-      </w:r>
-      <w:r>
-        <w:rPr>
-          <w:rFonts w:ascii="Yu Mincho" w:eastAsia="Yu Mincho" w:hAnsi="Yu Mincho" w:cs="Yu Mincho"/>
-          <w:color w:val="000000" w:themeColor="text1"/>
-          <w:sz w:val="22"/>
-          <w:szCs w:val="22"/>
-          <w:u w:color="222222"/>
-          <w:shd w:val="clear" w:color="auto" w:fill="FFFFFF"/>
-          <w:lang w:val="ja-JP"/>
-        </w:rPr>
-        <w:t>一方，後者については，本研究で用いた基盤モデルChronosBoltが単変量の系列のみを入力とするため，共変量を取り込む機構を新たに設ける必要がある．</w:t>
-      </w:r>
-      <w:r>
-        <w:rPr>
-          <w:rFonts w:ascii="Yu Mincho" w:eastAsia="Yu Mincho" w:hAnsi="Yu Mincho" w:cs="Yu Mincho"/>
-          <w:color w:val="000000" w:themeColor="text1"/>
-          <w:sz w:val="22"/>
-          <w:szCs w:val="22"/>
-          <w:u w:color="222222"/>
-          <w:shd w:val="clear" w:color="auto" w:fill="FFFFFF"/>
-          <w:lang w:val="ja-JP"/>
-        </w:rPr>
-        <w:t>また，将来の情報の混入を避けるため，予測時点ですでに観測できる事象の情報のみを用いて評価することが求められる．</w:t>
-      </w:r>
-    </w:p>
-    <w:p>
-      <w:pPr>
-        <w:rPr>
-          <w:rFonts w:ascii="Yu Mincho" w:eastAsia="Yu Mincho" w:hAnsi="Yu Mincho" w:cs="Yu Mincho"/>
-          <w:color w:val="222222"/>
-          <w:sz w:val="22"/>
-          <w:szCs w:val="22"/>
-          <w:u w:color="222222"/>
-          <w:shd w:val="clear" w:color="auto" w:fill="FFFFFF"/>
-        </w:rPr>
-      </w:pPr>
-    </w:p>
-    <w:p>
-      <w:pPr>
-        <w:spacing w:line="320" w:lineRule="exact"/>
-        <w:ind w:firstLine="220"/>
-        <w:rPr>
-          <w:rFonts w:ascii="Yu Mincho" w:eastAsia="Yu Mincho" w:hAnsi="Yu Mincho" w:cs="Yu Mincho"/>
-          <w:sz w:val="22"/>
-          <w:szCs w:val="22"/>
-          <w:lang w:val="ja-JP"/>
-        </w:rPr>
-      </w:pPr>
-      <w:r>
-        <w:rPr>
-          <w:rFonts w:ascii="Yu Mincho" w:eastAsia="Yu Mincho" w:hAnsi="Yu Mincho" w:cs="Yu Mincho"/>
-          <w:sz w:val="22"/>
-          <w:szCs w:val="22"/>
-          <w:lang w:val="ja-JP"/>
-        </w:rPr>
-        <w:t>以上のように，頂きましたコメントに対しまして入念な推敲を重ね，論文の加筆・修正を致しましたので，ご確認の程，何卒宜しくお願い申し上げます．</w:t>
-      </w:r>
-    </w:p>
-    <w:p>
-      <w:pPr>
-        <w:spacing w:line="320" w:lineRule="exact"/>
-        <w:ind w:firstLine="220"/>
-        <w:rPr>
-          <w:rFonts w:ascii="Yu Mincho" w:eastAsia="Yu Mincho" w:hAnsi="Yu Mincho" w:cs="Yu Mincho"/>
-          <w:sz w:val="22"/>
-          <w:szCs w:val="22"/>
-          <w:lang w:val="ja-JP"/>
+        <w:t>この限界の一因は，本研究の予測が販売履歴のみに基づいており，受賞や映像化，メディアでの紹介，SNS上での話題化といった外生的な契機を十分に扱えないことにある．そこで今後は，出版社や分類などの書籍属性を用いて参照ウィンドウの検索を条件付ける拡張と，外部から収集した事象の情報を共変量として統合する拡張が考えられる．前者は，本研究で用いたデータに含まれる情報のみで実現できる．一方，後者については，本研究で用いた基盤モデルChronosBoltが単変量の系列のみを入力とするため，共変量を取り込む機構を新たに設ける必要がある．また，将来の情報の混入を避けるため，予測時点ですでに観測できる事象の情報のみを用いて評価することが求められる．</w:t>
+      </w:r>
+    </w:p>
+    <w:p>
+      <w:pPr>
+        <w:spacing w:line="200" w:lineRule="exact"/>
+        <w:rPr>
+          <w:rFonts w:ascii="Yu Mincho" w:eastAsia="Yu Mincho" w:hAnsi="Yu Mincho" w:cs="Yu Mincho"/>
+          <w:color w:val="222222"/>
+          <w:sz w:val="22"/>
+          <w:szCs w:val="22"/>
+          <w:u w:color="222222"/>
+          <w:shd w:val="clear" w:color="auto" w:fill="FFFFFF"/>
+        </w:rPr>
+      </w:pPr>
+    </w:p>
+    <w:p>
+      <w:pPr>
+        <w:keepNext/>
+        <w:rPr>
+          <w:rFonts w:ascii="Yu Mincho" w:eastAsia="Yu Mincho" w:hAnsi="Yu Mincho" w:cs="Yu Mincho"/>
+          <w:b/>
+          <w:bCs/>
+          <w:color w:val="000000" w:themeColor="text1"/>
+          <w:sz w:val="22"/>
+          <w:szCs w:val="22"/>
+          <w:u w:val="single"/>
+          <w:shd w:val="clear" w:color="auto" w:fill="FFFFFF"/>
+          <w:lang w:val="ja-JP"/>
+        </w:rPr>
+      </w:pPr>
+      <w:r>
+        <w:rPr>
+          <w:rFonts w:ascii="Yu Mincho" w:eastAsia="Yu Mincho" w:hAnsi="Yu Mincho" w:cs="Yu Mincho"/>
+          <w:b/>
+          <w:bCs/>
+          <w:color w:val="000000" w:themeColor="text1"/>
+          <w:sz w:val="22"/>
+          <w:szCs w:val="22"/>
+          <w:u w:val="single"/>
+          <w:shd w:val="clear" w:color="auto" w:fill="FFFFFF"/>
+          <w:lang w:val="ja-JP"/>
+        </w:rPr>
+        <w:t xml:space="preserve">　新原稿 p.15 左カラム，7. おわりに（記載の追加）：</w:t>
+      </w:r>
+    </w:p>
+    <w:p>
+      <w:pPr>
+        <w:ind w:leftChars="202" w:left="424"/>
+        <w:rPr>
+          <w:rFonts w:ascii="Yu Mincho" w:eastAsia="Yu Mincho" w:hAnsi="Yu Mincho" w:cs="Yu Mincho"/>
+          <w:color w:val="000000" w:themeColor="text1"/>
+          <w:sz w:val="22"/>
+          <w:szCs w:val="22"/>
+          <w:u w:color="222222"/>
+          <w:shd w:val="clear" w:color="auto" w:fill="FFFFFF"/>
+          <w:lang w:val="ja-JP"/>
+        </w:rPr>
+      </w:pPr>
+      <w:r>
+        <w:rPr>
+          <w:rFonts w:ascii="Yu Mincho" w:eastAsia="Yu Mincho" w:hAnsi="Yu Mincho" w:cs="Yu Mincho"/>
+          <w:color w:val="000000" w:themeColor="text1"/>
+          <w:sz w:val="22"/>
+          <w:szCs w:val="22"/>
+          <w:u w:color="222222"/>
+          <w:shd w:val="clear" w:color="auto" w:fill="FFFFFF"/>
+          <w:lang w:val="ja-JP"/>
+        </w:rPr>
+        <w:t>今後の課題として，複数の距離尺度を比較し，距離尺度の選択が予測精度に与える影響を検証すること，形状以外の観点も取り入れた類似尺度，参照を組み合わせたゲート機構の検討，受賞や映像化，SNS上での話題化といった外生的な契機の情報を参照ウィンドウの検索条件や共変量として取り込む拡張などが挙げられる．</w:t>
+      </w:r>
+    </w:p>
+    <w:p>
+      <w:pPr>
+        <w:rPr>
+          <w:rFonts w:ascii="Yu Mincho" w:eastAsia="Yu Mincho" w:hAnsi="Yu Mincho" w:cs="Yu Mincho"/>
+          <w:color w:val="222222"/>
+          <w:sz w:val="22"/>
+          <w:szCs w:val="22"/>
+          <w:u w:color="222222"/>
+          <w:shd w:val="clear" w:color="auto" w:fill="FFFFFF"/>
         </w:rPr>
       </w:pPr>
     </w:p>
@@ -14817,31 +15332,7 @@
           <w:shd w:val="clear" w:color="auto" w:fill="FFFFFF"/>
           <w:lang w:val="ja-JP"/>
         </w:rPr>
-        <w:t>ご指摘いただきました通りの意図で各実験を設けております．旧原稿にはこの点の記載がございませんでしたので，5.3 実験設定の各実験の説明の後に，各実験でどのような結果が得られれば提案手法の有用性が支持されるのかをまとめて</w:t>
-      </w:r>
-      <w:r>
-        <w:rPr>
-          <w:rFonts w:ascii="Yu Mincho" w:eastAsia="Yu Mincho" w:hAnsi="Yu Mincho" w:cs="Yu Mincho"/>
-          <w:color w:val="222222"/>
-          <w:sz w:val="22"/>
-          <w:szCs w:val="22"/>
-          <w:u w:color="222222"/>
-          <w:shd w:val="clear" w:color="auto" w:fill="FFFFFF"/>
-          <w:lang w:val="ja-JP"/>
-        </w:rPr>
-        <w:t>記載いたしました</w:t>
-      </w:r>
-      <w:r>
-        <w:rPr>
-          <w:rFonts w:ascii="Yu Mincho" w:eastAsia="Yu Mincho" w:hAnsi="Yu Mincho" w:cs="Yu Mincho"/>
-          <w:color w:val="222222"/>
-          <w:sz w:val="22"/>
-          <w:szCs w:val="22"/>
-          <w:u w:color="222222"/>
-          <w:shd w:val="clear" w:color="auto" w:fill="FFFFFF"/>
-          <w:lang w:val="ja-JP"/>
-        </w:rPr>
-        <w:t>．あわせて，各実験の結果のみからは判断できない点についても明記いたしました．</w:t>
+        <w:t>ご指摘いただきました通りの意図で各実験を設けております．旧原稿にはこの点の記載がございませんでしたので，5.3 実験設定の各実験の説明の後に，各実験でどのような結果が得られれば提案手法の有用性が支持されるのかをまとめて記載いたしました．あわせて，各実験の結果のみからは判断できない点についても明記いたしました．</w:t>
       </w:r>
     </w:p>
     <w:p>
@@ -14951,19 +15442,7 @@
           <w:shd w:val="clear" w:color="auto" w:fill="FFFFFF"/>
           <w:lang w:val="ja-JP"/>
         </w:rPr>
-        <w:t>実験1では</w:t>
-      </w:r>
-      <w:r>
-        <w:rPr>
-          <w:rFonts w:ascii="Yu Mincho" w:eastAsia="Yu Mincho" w:hAnsi="Yu Mincho" w:cs="Yu Mincho"/>
-          <w:color w:val="000000" w:themeColor="text1"/>
-          <w:sz w:val="22"/>
-          <w:szCs w:val="22"/>
-          <w:u w:color="222222"/>
-          <w:shd w:val="clear" w:color="auto" w:fill="FFFFFF"/>
-          <w:lang w:val="ja-JP"/>
-        </w:rPr>
-        <w:t>，まず中央値（</w:t>
+        <w:t>実験1では，まず中央値（</w:t>
       </w:r>
       <m:oMath>
         <m:r>
@@ -15125,7 +15604,7 @@
           <w:shd w:val="clear" w:color="auto" w:fill="FFFFFF"/>
           <w:lang w:val="ja-JP"/>
         </w:rPr>
-        <w:t>の小さい割合が従来手法より高ければ，予測したスパイクが実際のスパイクの近くに集まっているといえる．</w:t>
+        <w:t>の小さい割合が従来手法より高ければ，予測したスパイクが従来手法よりも実際のスパイクの近くに寄っているといえる．</w:t>
       </w:r>
     </w:p>
     <w:p>
@@ -15151,7 +15630,6 @@
           <w:shd w:val="clear" w:color="auto" w:fill="FFFFFF"/>
           <w:lang w:val="ja-JP"/>
         </w:rPr>
-        <w:lastRenderedPageBreak/>
         <w:t>実験4では，予測区間の幅の十分位ごとに，実績の</w:t>
       </w:r>
       <m:oMath>
@@ -15292,7 +15770,20 @@
           <w:shd w:val="clear" w:color="auto" w:fill="FFFFFF"/>
           <w:lang w:val="ja-JP"/>
         </w:rPr>
-        <w:t>実験2：各 z スコアの区分に含まれる観測数はどの程度でしょうか？特に z&gt;3 のようなスパイク域は時点数が少ない可能性があるので，そこでの MAE/RMSE がどれくらい安定しているかに疑義が生じます．各区分の観測数などを併記すると，表2の解釈可能性が高まると考えられます．</w:t>
+        <w:t>実験2：各 z スコアの区分に含まれる観測数はどの程度でしょうか？特に z&gt;3 のようなスパイク域</w:t>
+      </w:r>
+      <w:r>
+        <w:rPr>
+          <w:rFonts w:ascii="Yu Mincho" w:eastAsia="Yu Mincho" w:hAnsi="Yu Mincho" w:cs="Yu Mincho"/>
+          <w:color w:val="222222"/>
+          <w:sz w:val="22"/>
+          <w:szCs w:val="22"/>
+          <w:u w:color="222222"/>
+          <w:shd w:val="clear" w:color="auto" w:fill="FFFFFF"/>
+          <w:lang w:val="ja-JP"/>
+        </w:rPr>
+        <w:lastRenderedPageBreak/>
+        <w:t>は時点数が少ない可能性があるので，そこでの MAE/RMSE がどれくらい安定しているかに疑義が生じます．各区分の観測数などを併記すると，表2の解釈可能性が高まると考えられます．</w:t>
       </w:r>
     </w:p>
     <w:p>
@@ -15450,19 +15941,7 @@
           <w:shd w:val="clear" w:color="auto" w:fill="FFFFFF"/>
           <w:lang w:val="ja-JP"/>
         </w:rPr>
-        <w:t>スコアが−1未満の区分が3,381時点，−1〜0が46,775時点，0〜1が14,144時点，1〜2が6,054時点，2〜3が2,261時点，3以上が</w:t>
-      </w:r>
-      <w:r>
-        <w:rPr>
-          <w:rFonts w:ascii="Yu Mincho" w:eastAsia="Yu Mincho" w:hAnsi="Yu Mincho" w:cs="Yu Mincho" w:hint="eastAsia"/>
-          <w:color w:val="222222"/>
-          <w:sz w:val="22"/>
-          <w:szCs w:val="22"/>
-          <w:u w:color="222222"/>
-          <w:shd w:val="clear" w:color="auto" w:fill="FFFFFF"/>
-          <w:lang w:val="ja-JP"/>
-        </w:rPr>
-        <w:t>1,433時点</w:t>
+        <w:t>スコアが−1未満の区分が3,381時点，−1〜0が46,775時点，0〜1が14,144時点，1〜2が6,054時点，2〜3が2,261時点，3以上が1,433時点</w:t>
       </w:r>
       <w:r>
         <w:rPr>
@@ -15534,7 +16013,20 @@
           <w:shd w:val="clear" w:color="auto" w:fill="FFFFFF"/>
           <w:lang w:val="ja-JP"/>
         </w:rPr>
-        <w:t>スコアが0を超える範囲では，区分が上になるほど時点数は少なくなり，最も少ない</w:t>
+        <w:t>スコアが0を超える範囲では，区分が上になるほど時点数は少なくなり，最も</w:t>
+      </w:r>
+      <w:proofErr w:type="gramStart"/>
+      <w:r>
+        <w:rPr>
+          <w:rFonts w:ascii="Yu Mincho" w:eastAsia="Yu Mincho" w:hAnsi="Yu Mincho" w:cs="Yu Mincho" w:hint="eastAsia"/>
+          <w:color w:val="222222"/>
+          <w:sz w:val="22"/>
+          <w:szCs w:val="22"/>
+          <w:u w:color="222222"/>
+          <w:shd w:val="clear" w:color="auto" w:fill="FFFFFF"/>
+          <w:lang w:val="ja-JP"/>
+        </w:rPr>
+        <w:t>少ない</w:t>
       </w:r>
       <m:oMath>
         <m:r>
@@ -15556,7 +16048,20 @@
           <w:shd w:val="clear" w:color="auto" w:fill="FFFFFF"/>
           <w:lang w:val="ja-JP"/>
         </w:rPr>
-        <w:t>の区分は1,433時点でございます．ただし，1,433時点あることだけで，この区分のMAEとRMSEの推定が十分に安定しているとは判断できません．同じ系列内の観測は互いに独立ではなく，またRMSEは誤差を二乗して平均するため，誤差の大きい少数の時点に値が大きく左右されるためです．</w:t>
+        <w:t>の</w:t>
+      </w:r>
+      <w:proofErr w:type="gramEnd"/>
+      <w:r>
+        <w:rPr>
+          <w:rFonts w:ascii="Yu Mincho" w:eastAsia="Yu Mincho" w:hAnsi="Yu Mincho" w:cs="Yu Mincho" w:hint="eastAsia"/>
+          <w:color w:val="222222"/>
+          <w:sz w:val="22"/>
+          <w:szCs w:val="22"/>
+          <w:u w:color="222222"/>
+          <w:shd w:val="clear" w:color="auto" w:fill="FFFFFF"/>
+          <w:lang w:val="ja-JP"/>
+        </w:rPr>
+        <w:t>区分は1,433時点でございます．ただし，1,433時点あることだけで，この区分のMAEとRMSEの推定が十分に安定しているとは判断できません．同じ系列内の観測は互いに独立ではなく，またRMSEは誤差を二乗して平均するため，誤差の大きい少数の時点に値が大きく左右されるためです．</w:t>
       </w:r>
     </w:p>
     <w:p>
@@ -15608,7 +16113,7 @@
           <w:shd w:val="clear" w:color="auto" w:fill="FFFFFF"/>
           <w:lang w:val="ja-JP"/>
         </w:rPr>
-        <w:t>以上を踏まえ，表2の最上段に各区分の時点数を示す行を追加し，5.4.2 実験2に時点数と，その解釈における注意点を記載いたしました．下記の表2では，今回追加した時点数の行を赤字で示しております．なお表2につきましては，図表の視認性に関する査読者#Aのご指摘にも併せて対応しており，</w:t>
+        <w:t>以上を踏まえ，表3の最上段に各区分の時点数を示す行を追加し，5.4.2 実験2に時点数と，その解釈における注意点を記載いたしました．下記の表3では，今回追加した時点数の行を赤字で示しております．なお表3につきましては，図表の視認性に関する査読者#Aのご指摘にも併せて対応しており，</w:t>
       </w:r>
       <m:oMath>
         <m:r>
@@ -15672,36 +16177,7 @@
           <w:shd w:val="clear" w:color="auto" w:fill="FFFFFF"/>
           <w:lang w:val="ja-JP"/>
         </w:rPr>
-        <w:lastRenderedPageBreak/>
-        <w:t xml:space="preserve">　新原稿 p.9，</w:t>
-      </w:r>
-      <w:r>
-        <w:rPr>
-          <w:rFonts w:ascii="Yu Mincho" w:eastAsia="Yu Mincho" w:hAnsi="Yu Mincho" w:cs="Yu Mincho"/>
-          <w:b/>
-          <w:bCs/>
-          <w:color w:val="000000" w:themeColor="text1"/>
-          <w:sz w:val="22"/>
-          <w:szCs w:val="22"/>
-          <w:u w:val="single"/>
-          <w:shd w:val="clear" w:color="auto" w:fill="FFFFFF"/>
-          <w:lang w:val="ja-JP"/>
-        </w:rPr>
-        <w:t>表2（記載の追加</w:t>
-      </w:r>
-      <w:r>
-        <w:rPr>
-          <w:rFonts w:ascii="Yu Mincho" w:eastAsia="Yu Mincho" w:hAnsi="Yu Mincho" w:cs="Yu Mincho"/>
-          <w:b/>
-          <w:bCs/>
-          <w:color w:val="000000" w:themeColor="text1"/>
-          <w:sz w:val="22"/>
-          <w:szCs w:val="22"/>
-          <w:u w:val="single"/>
-          <w:shd w:val="clear" w:color="auto" w:fill="FFFFFF"/>
-          <w:lang w:val="ja-JP"/>
-        </w:rPr>
-        <w:t>）：</w:t>
+        <w:t xml:space="preserve">　新原稿 p.10，表3（記載の追加）：</w:t>
       </w:r>
     </w:p>
     <w:p>
@@ -15713,8 +16189,8 @@
           <w:noProof/>
         </w:rPr>
         <w:drawing>
-          <wp:inline distT="0" distB="0" distL="0" distR="0" wp14:anchorId="0994637B" wp14:editId="1CB91471">
-            <wp:extent cx="6096000" cy="3023723"/>
+          <wp:inline distT="0" distB="0" distL="0" distR="0" wp14:anchorId="19374F21" wp14:editId="79E36CD7">
+            <wp:extent cx="6096000" cy="3118766"/>
             <wp:effectExtent l="0" t="0" r="0" b="0"/>
             <wp:docPr id="929520383" name="Table 1001"/>
             <wp:cNvGraphicFramePr>
@@ -15728,7 +16204,7 @@
                     <pic:cNvPicPr/>
                   </pic:nvPicPr>
                   <pic:blipFill>
-                    <a:blip r:embed="rId16"/>
+                    <a:blip r:embed="rId12"/>
                     <a:stretch>
                       <a:fillRect/>
                     </a:stretch>
@@ -15736,7 +16212,7 @@
                   <pic:spPr>
                     <a:xfrm>
                       <a:off x="0" y="0"/>
-                      <a:ext cx="6096000" cy="3023723"/>
+                      <a:ext cx="6096000" cy="3118766"/>
                     </a:xfrm>
                     <a:prstGeom prst="rect">
                       <a:avLst/>
@@ -15789,7 +16265,7 @@
           <w:shd w:val="clear" w:color="auto" w:fill="FFFFFF"/>
           <w:lang w:val="ja-JP"/>
         </w:rPr>
-        <w:t xml:space="preserve">　新原稿 p.7 右カラム，5.4.2 実験2（記載の追加）：</w:t>
+        <w:t xml:space="preserve">　新原稿 p.8 右カラム，5.4.2 実験2（記載の追加）：</w:t>
       </w:r>
     </w:p>
     <w:p>
@@ -15815,7 +16291,20 @@
           <w:shd w:val="clear" w:color="auto" w:fill="FFFFFF"/>
           <w:lang w:val="ja-JP"/>
         </w:rPr>
-        <w:t>なお，各区分に含まれる時点数は表2の最上段に示す通りであり，最も時点数の少ない</w:t>
+        <w:t>なお，各区分に含まれる時点数は表3の最上段に示す通りであり，最も時点数の</w:t>
+      </w:r>
+      <w:proofErr w:type="gramStart"/>
+      <w:r>
+        <w:rPr>
+          <w:rFonts w:ascii="Yu Mincho" w:eastAsia="Yu Mincho" w:hAnsi="Yu Mincho" w:cs="Yu Mincho"/>
+          <w:color w:val="000000" w:themeColor="text1"/>
+          <w:sz w:val="22"/>
+          <w:szCs w:val="22"/>
+          <w:u w:color="222222"/>
+          <w:shd w:val="clear" w:color="auto" w:fill="FFFFFF"/>
+          <w:lang w:val="ja-JP"/>
+        </w:rPr>
+        <w:t>少ない</w:t>
       </w:r>
       <m:oMath>
         <m:r>
@@ -15837,7 +16326,33 @@
           <w:shd w:val="clear" w:color="auto" w:fill="FFFFFF"/>
           <w:lang w:val="ja-JP"/>
         </w:rPr>
-        <w:t>の区分にも1,433時点（全時点の1.9%）が含まれる．ただし，同じ系列内の観測は互いに独立ではなく，またRMSEは誤差を二乗して平均するため，誤差の大きい少数の時点に値が大きく左右される．そのため，時点数のみから各区分における誤差の推定が安定しているとは判断できず，各区分の結果は，このような標本の構成を踏まえて解釈する必要がある．</w:t>
+        <w:t>の</w:t>
+      </w:r>
+      <w:proofErr w:type="gramEnd"/>
+      <w:r>
+        <w:rPr>
+          <w:rFonts w:ascii="Yu Mincho" w:eastAsia="Yu Mincho" w:hAnsi="Yu Mincho" w:cs="Yu Mincho"/>
+          <w:color w:val="000000" w:themeColor="text1"/>
+          <w:sz w:val="22"/>
+          <w:szCs w:val="22"/>
+          <w:u w:color="222222"/>
+          <w:shd w:val="clear" w:color="auto" w:fill="FFFFFF"/>
+          <w:lang w:val="ja-JP"/>
+        </w:rPr>
+        <w:t>区分にも1,433時点（全時点の1.9%）が含まれる．ただし，同じ系列内の観測は互いに独立ではなく，またRMSEは誤差を二乗して平均するため，誤差の大きい少数の時点に値が大きく左右される．そのため，時点数のみから各区分における誤差の推定が安定しているとは判断でき</w:t>
+      </w:r>
+      <w:r>
+        <w:rPr>
+          <w:rFonts w:ascii="Yu Mincho" w:eastAsia="Yu Mincho" w:hAnsi="Yu Mincho" w:cs="Yu Mincho"/>
+          <w:color w:val="000000" w:themeColor="text1"/>
+          <w:sz w:val="22"/>
+          <w:szCs w:val="22"/>
+          <w:u w:color="222222"/>
+          <w:shd w:val="clear" w:color="auto" w:fill="FFFFFF"/>
+          <w:lang w:val="ja-JP"/>
+        </w:rPr>
+        <w:lastRenderedPageBreak/>
+        <w:t>ず，各区分の結果は，このような標本の構成を踏まえて解釈する必要がある．</w:t>
       </w:r>
     </w:p>
     <w:p>
@@ -16320,20 +16835,7 @@
           <w:shd w:val="clear" w:color="auto" w:fill="FFFFFF"/>
           <w:lang w:val="ja-JP"/>
         </w:rPr>
-        <w:t>モデル側では将来の情報を用いておりません．入力の標準化は直近128日のローカルコンテキストの平均と標準偏差のみで行っており，参照ウィンドウの検索も，予測起点より前に終わるウィンドウに限っております．学習に用いる予測対象の期間も，</w:t>
-      </w:r>
-      <w:r>
-        <w:rPr>
-          <w:rFonts w:ascii="Yu Mincho" w:eastAsia="Yu Mincho" w:hAnsi="Yu Mincho" w:cs="Yu Mincho"/>
-          <w:color w:val="222222"/>
-          <w:sz w:val="22"/>
-          <w:szCs w:val="22"/>
-          <w:u w:color="222222"/>
-          <w:shd w:val="clear" w:color="auto" w:fill="FFFFFF"/>
-          <w:lang w:val="ja-JP"/>
-        </w:rPr>
-        <w:lastRenderedPageBreak/>
-        <w:t>評価期間と重ならないようにしております．</w:t>
+        <w:t>モデル側では将来の情報を用いておりません．入力の標準化は直近128日のローカルコンテキストの平均と標準偏差のみで行っており，参照ウィンドウの検索も，予測起点より前に終わるウィンドウに限っております．学習に用いる予測対象の期間も，評価期間と重ならないようにしております．</w:t>
       </w:r>
     </w:p>
     <w:p>
@@ -16426,7 +16928,7 @@
           <w:shd w:val="clear" w:color="auto" w:fill="FFFFFF"/>
           <w:lang w:val="ja-JP"/>
         </w:rPr>
-        <w:t xml:space="preserve">　新原稿 p.6 左カラム，5.3 実験設定（記載の追加）：</w:t>
+        <w:t xml:space="preserve">　新原稿 p.6 右カラム，5.3 実験設定（記載の追加）：</w:t>
       </w:r>
     </w:p>
     <w:p>
@@ -16451,19 +16953,7 @@
           <w:shd w:val="clear" w:color="auto" w:fill="FFFFFF"/>
           <w:lang w:val="ja-JP"/>
         </w:rPr>
-        <w:t>ここで用いる平均および標準偏差は，各系列の評価期間，すなわち予測対象となる64日間の実績値に基づいて算出したものである．</w:t>
-      </w:r>
-      <w:r>
-        <w:rPr>
-          <w:rFonts w:ascii="Yu Mincho" w:eastAsia="Yu Mincho" w:hAnsi="Yu Mincho" w:cs="Yu Mincho"/>
-          <w:color w:val="000000" w:themeColor="text1"/>
-          <w:sz w:val="22"/>
-          <w:szCs w:val="22"/>
-          <w:u w:color="222222"/>
-          <w:shd w:val="clear" w:color="auto" w:fill="FFFFFF"/>
-          <w:lang w:val="ja-JP"/>
-        </w:rPr>
-        <w:t>この</w:t>
+        <w:t>ここで用いる平均および標準偏差は，各系列の評価期間，すなわち予測対象となる64日間の実績値に基づいて算出したものである．この</w:t>
       </w:r>
       <m:oMath>
         <m:r>
@@ -16598,31 +17088,7 @@
           <w:shd w:val="clear" w:color="auto" w:fill="FFFFFF"/>
           <w:lang w:val="ja-JP"/>
         </w:rPr>
-        <w:t>実験3：表3の解釈について確認させてください．本文では，予測した各スパイクについて最も近い実スパイクとの時間差を求めたものを「誤検知」，実際の各スパイクについて最も近い予測スパイクとの時間差を求めたものを「見逃し」として集計していると理解しました．この理解に基づくと，たとえば誤検知における GateRAF の Δ=−10 の値は，「GateRAF が予測スパイクとした時点のうち，最も近い実スパイクよりも10日以上後方に位置したものの割合」を示している，という理解でよろしいでしょうか．「誤検知」および「見逃し」の割合の具体的な計算方法が本文からやや読み取りづらいため，</w:t>
-      </w:r>
-      <w:r>
-        <w:rPr>
-          <w:rFonts w:ascii="Yu Mincho" w:eastAsia="Yu Mincho" w:hAnsi="Yu Mincho" w:cs="Yu Mincho"/>
-          <w:color w:val="222222"/>
-          <w:sz w:val="22"/>
-          <w:szCs w:val="22"/>
-          <w:u w:color="222222"/>
-          <w:shd w:val="clear" w:color="auto" w:fill="FFFFFF"/>
-          <w:lang w:val="ja-JP"/>
-        </w:rPr>
-        <w:t>可能であれば数式または簡単な例を用いて説明していただけると</w:t>
-      </w:r>
-      <w:r>
-        <w:rPr>
-          <w:rFonts w:ascii="Yu Mincho" w:eastAsia="Yu Mincho" w:hAnsi="Yu Mincho" w:cs="Yu Mincho"/>
-          <w:color w:val="222222"/>
-          <w:sz w:val="22"/>
-          <w:szCs w:val="22"/>
-          <w:u w:color="222222"/>
-          <w:shd w:val="clear" w:color="auto" w:fill="FFFFFF"/>
-          <w:lang w:val="ja-JP"/>
-        </w:rPr>
-        <w:t>，表3の解釈が容易になると思われます．</w:t>
+        <w:t>実験3：表3の解釈について確認させてください．本文では，予測した各スパイクについて最も近い実スパイクとの時間差を求めたものを「誤検知」，実際の各スパイクについて最も近い予測スパイクとの時間差を求めたものを「見逃し」として集計していると理解しました．この理解に基づくと，たとえば誤検知における GateRAF の Δ=−10 の値は，「GateRAF が予測スパイクとした時点のうち，最も近い実スパイクよりも10日以上後方に位置したものの割合」を示している，という理解でよろしいでしょうか．「誤検知」および「見逃し」の割合の具体的な計算方法が本文からやや読み取りづらいため，可能であれば数式または簡単な例を用いて説明していただけると，表3の解釈が容易になると思われます．</w:t>
       </w:r>
     </w:p>
     <w:p>
@@ -16684,6 +17150,7 @@
           <w:shd w:val="clear" w:color="auto" w:fill="FFFFFF"/>
           <w:lang w:val="ja-JP"/>
         </w:rPr>
+        <w:lastRenderedPageBreak/>
         <w:t>ご指摘いただきまして誠にありがとうございました．また，記述に不明瞭な点があり，大変失礼いたしました．ご指摘いただきました通り，</w:t>
       </w:r>
       <m:oMath>
@@ -16698,7 +17165,7 @@
       </m:oMath>
       <w:r>
         <w:rPr>
-          <w:rFonts w:ascii="Yu Mincho" w:eastAsia="Yu Mincho" w:hAnsi="Yu Mincho" w:cs="Yu Mincho"/>
+          <w:rFonts w:ascii="Yu Mincho" w:eastAsia="Yu Mincho" w:hAnsi="Yu Mincho" w:cs="Yu Mincho" w:hint="eastAsia"/>
           <w:color w:val="222222"/>
           <w:sz w:val="22"/>
           <w:szCs w:val="22"/>
@@ -16718,18 +17185,7 @@
           <m:t>Δ</m:t>
         </m:r>
       </m:oMath>
-      <w:r>
-        <w:rPr>
-          <w:rFonts w:ascii="Yu Mincho" w:eastAsia="Yu Mincho" w:hAnsi="Yu Mincho" w:cs="Yu Mincho"/>
-          <w:color w:val="222222"/>
-          <w:sz w:val="22"/>
-          <w:szCs w:val="22"/>
-          <w:u w:color="222222"/>
-          <w:shd w:val="clear" w:color="auto" w:fill="FFFFFF"/>
-          <w:lang w:val="ja-JP"/>
-        </w:rPr>
-        <w:t>が負であることは，予測したスパイクが最も近い実スパイクより後にあることを意味します．</w:t>
-      </w:r>
+      <w:proofErr w:type="gramStart"/>
       <w:r>
         <w:rPr>
           <w:rFonts w:ascii="Yu Mincho" w:eastAsia="Yu Mincho" w:hAnsi="Yu Mincho" w:cs="Yu Mincho" w:hint="eastAsia"/>
@@ -16740,19 +17196,9 @@
           <w:shd w:val="clear" w:color="auto" w:fill="FFFFFF"/>
           <w:lang w:val="ja-JP"/>
         </w:rPr>
-        <w:t>なお，他にいただきました査読の対応のため，表を二点追加しております．このため，旧原稿の表３は改訂稿では表</w:t>
-      </w:r>
-      <w:r>
-        <w:rPr>
-          <w:rFonts w:ascii="Yu Mincho" w:eastAsia="Yu Mincho" w:hAnsi="Yu Mincho" w:cs="Yu Mincho"/>
-          <w:color w:val="222222"/>
-          <w:sz w:val="22"/>
-          <w:szCs w:val="22"/>
-          <w:u w:color="222222"/>
-          <w:shd w:val="clear" w:color="auto" w:fill="FFFFFF"/>
-        </w:rPr>
-        <w:t>5</w:t>
-      </w:r>
+        <w:t>が負で</w:t>
+      </w:r>
+      <w:proofErr w:type="gramEnd"/>
       <w:r>
         <w:rPr>
           <w:rFonts w:ascii="Yu Mincho" w:eastAsia="Yu Mincho" w:hAnsi="Yu Mincho" w:cs="Yu Mincho" w:hint="eastAsia"/>
@@ -16761,64 +17207,9 @@
           <w:szCs w:val="22"/>
           <w:u w:color="222222"/>
           <w:shd w:val="clear" w:color="auto" w:fill="FFFFFF"/>
-        </w:rPr>
-        <w:t>へと変更となっております．このため，以降では表</w:t>
-      </w:r>
-      <w:r>
-        <w:rPr>
-          <w:rFonts w:ascii="Yu Mincho" w:eastAsia="Yu Mincho" w:hAnsi="Yu Mincho" w:cs="Yu Mincho"/>
-          <w:color w:val="222222"/>
-          <w:sz w:val="22"/>
-          <w:szCs w:val="22"/>
-          <w:u w:color="222222"/>
-          <w:shd w:val="clear" w:color="auto" w:fill="FFFFFF"/>
-        </w:rPr>
-        <w:t>5</w:t>
-      </w:r>
-      <w:r>
-        <w:rPr>
-          <w:rFonts w:ascii="Yu Mincho" w:eastAsia="Yu Mincho" w:hAnsi="Yu Mincho" w:cs="Yu Mincho" w:hint="eastAsia"/>
-          <w:color w:val="222222"/>
-          <w:sz w:val="22"/>
-          <w:szCs w:val="22"/>
-          <w:u w:color="222222"/>
-          <w:shd w:val="clear" w:color="auto" w:fill="FFFFFF"/>
-        </w:rPr>
-        <w:t>が</w:t>
-      </w:r>
-      <w:r>
-        <w:rPr>
-          <w:rFonts w:ascii="Yu Mincho" w:eastAsia="Yu Mincho" w:hAnsi="Yu Mincho" w:cs="Yu Mincho" w:hint="eastAsia"/>
-          <w:color w:val="222222"/>
-          <w:sz w:val="22"/>
-          <w:szCs w:val="22"/>
-          <w:u w:color="222222"/>
-          <w:shd w:val="clear" w:color="auto" w:fill="FFFFFF"/>
-        </w:rPr>
-        <w:t>旧原稿の表３</w:t>
-      </w:r>
-      <w:r>
-        <w:rPr>
-          <w:rFonts w:ascii="Yu Mincho" w:eastAsia="Yu Mincho" w:hAnsi="Yu Mincho" w:cs="Yu Mincho" w:hint="eastAsia"/>
-          <w:color w:val="222222"/>
-          <w:sz w:val="22"/>
-          <w:szCs w:val="22"/>
-          <w:u w:color="222222"/>
-          <w:shd w:val="clear" w:color="auto" w:fill="FFFFFF"/>
-        </w:rPr>
-        <w:t>であると読み替えていただきたく存じます．</w:t>
-      </w:r>
-      <w:r>
-        <w:rPr>
-          <w:rFonts w:ascii="Yu Mincho" w:eastAsia="Yu Mincho" w:hAnsi="Yu Mincho" w:cs="Yu Mincho" w:hint="eastAsia"/>
-          <w:color w:val="222222"/>
-          <w:sz w:val="22"/>
-          <w:szCs w:val="22"/>
-          <w:u w:color="222222"/>
-          <w:shd w:val="clear" w:color="auto" w:fill="FFFFFF"/>
-          <w:lang w:val="ja-JP"/>
-        </w:rPr>
-        <w:t xml:space="preserve"> </w:t>
+          <w:lang w:val="ja-JP"/>
+        </w:rPr>
+        <w:t xml:space="preserve">あることは，予測したスパイクが最も近い実スパイクより後にあることを意味します．なお，他にいただきました査読の対応のため，表を三点追加しております．このため，旧原稿の表３は改訂稿では表6へと変更となっております．このため，以降では表6が旧原稿の表３であると読み替えていただきたく存じます． </w:t>
       </w:r>
     </w:p>
     <w:p>
@@ -17284,7 +17675,33 @@
           <w:shd w:val="clear" w:color="auto" w:fill="FFFFFF"/>
           <w:lang w:val="ja-JP"/>
         </w:rPr>
-        <w:t>を見逃しといたします．同じ日に一致したものは，いずれにも含めておりません．</w:t>
+        <w:t>を</w:t>
+      </w:r>
+      <w:proofErr w:type="gramStart"/>
+      <w:r>
+        <w:rPr>
+          <w:rFonts w:ascii="Yu Mincho" w:eastAsia="Yu Mincho" w:hAnsi="Yu Mincho" w:cs="Yu Mincho"/>
+          <w:color w:val="222222"/>
+          <w:sz w:val="22"/>
+          <w:szCs w:val="22"/>
+          <w:u w:color="222222"/>
+          <w:shd w:val="clear" w:color="auto" w:fill="FFFFFF"/>
+          <w:lang w:val="ja-JP"/>
+        </w:rPr>
+        <w:t>見逃しといたします</w:t>
+      </w:r>
+      <w:proofErr w:type="gramEnd"/>
+      <w:r>
+        <w:rPr>
+          <w:rFonts w:ascii="Yu Mincho" w:eastAsia="Yu Mincho" w:hAnsi="Yu Mincho" w:cs="Yu Mincho"/>
+          <w:color w:val="222222"/>
+          <w:sz w:val="22"/>
+          <w:szCs w:val="22"/>
+          <w:u w:color="222222"/>
+          <w:shd w:val="clear" w:color="auto" w:fill="FFFFFF"/>
+          <w:lang w:val="ja-JP"/>
+        </w:rPr>
+        <w:t>．同じ日に一致したものは，いずれにも含めておりません．</w:t>
       </w:r>
     </w:p>
     <w:p>
@@ -18166,20 +18583,7 @@
           <w:shd w:val="clear" w:color="auto" w:fill="FFFFFF"/>
           <w:lang w:val="ja-JP"/>
         </w:rPr>
-        <w:t>とし，そ</w:t>
-      </w:r>
-      <w:r>
-        <w:rPr>
-          <w:rFonts w:ascii="Yu Mincho" w:eastAsia="Yu Mincho" w:hAnsi="Yu Mincho" w:cs="Yu Mincho"/>
-          <w:color w:val="222222"/>
-          <w:sz w:val="22"/>
-          <w:szCs w:val="22"/>
-          <w:u w:color="222222"/>
-          <w:shd w:val="clear" w:color="auto" w:fill="FFFFFF"/>
-          <w:lang w:val="ja-JP"/>
-        </w:rPr>
-        <w:lastRenderedPageBreak/>
-        <w:t>の中の誤検知の総件数を分母としております．</w:t>
+        <w:t>とし，その中の誤検知の総件数を分母としております．</w:t>
       </w:r>
       <m:oMath>
         <m:r>
@@ -18637,7 +19041,20 @@
           <w:shd w:val="clear" w:color="auto" w:fill="FFFFFF"/>
           <w:lang w:val="ja-JP"/>
         </w:rPr>
-        <w:t>は，条件を満たすとき1，満たさないとき0をとる関数です．見逃しの割合も同様に，</w:t>
+        <w:t>は，条件を満たすとき1，満たさないとき0をとる関数です．見逃しの割合も同様に</w:t>
+      </w:r>
+      <w:proofErr w:type="gramStart"/>
+      <w:r>
+        <w:rPr>
+          <w:rFonts w:ascii="Yu Mincho" w:eastAsia="Yu Mincho" w:hAnsi="Yu Mincho" w:cs="Yu Mincho"/>
+          <w:color w:val="222222"/>
+          <w:sz w:val="22"/>
+          <w:szCs w:val="22"/>
+          <w:u w:color="222222"/>
+          <w:shd w:val="clear" w:color="auto" w:fill="FFFFFF"/>
+          <w:lang w:val="ja-JP"/>
+        </w:rPr>
+        <w:t>，</w:t>
       </w:r>
       <m:oMath>
         <m:sSub>
@@ -18730,7 +19147,20 @@
           <w:shd w:val="clear" w:color="auto" w:fill="FFFFFF"/>
           <w:lang w:val="ja-JP"/>
         </w:rPr>
-        <w:t>を用いて求めております．実スパイクと一致した日は含めないため，</w:t>
+        <w:t>を</w:t>
+      </w:r>
+      <w:proofErr w:type="gramEnd"/>
+      <w:r>
+        <w:rPr>
+          <w:rFonts w:ascii="Yu Mincho" w:eastAsia="Yu Mincho" w:hAnsi="Yu Mincho" w:cs="Yu Mincho"/>
+          <w:color w:val="222222"/>
+          <w:sz w:val="22"/>
+          <w:szCs w:val="22"/>
+          <w:u w:color="222222"/>
+          <w:shd w:val="clear" w:color="auto" w:fill="FFFFFF"/>
+          <w:lang w:val="ja-JP"/>
+        </w:rPr>
+        <w:t>用いて求めております．実スパイクと一致した日は含めないため，</w:t>
       </w:r>
       <m:oMath>
         <m:r>
@@ -18904,17 +19334,44 @@
           <m:t>Δ≥+5</m:t>
         </m:r>
       </m:oMath>
-      <w:r>
-        <w:rPr>
-          <w:rFonts w:ascii="Yu Mincho" w:eastAsia="Yu Mincho" w:hAnsi="Yu Mincho" w:cs="Yu Mincho"/>
-          <w:color w:val="222222"/>
-          <w:sz w:val="22"/>
-          <w:szCs w:val="22"/>
-          <w:u w:color="222222"/>
-          <w:shd w:val="clear" w:color="auto" w:fill="FFFFFF"/>
-          <w:lang w:val="ja-JP"/>
-        </w:rPr>
-        <w:t>にまとめております．旧原稿の</w:t>
+      <w:proofErr w:type="gramStart"/>
+      <w:r>
+        <w:rPr>
+          <w:rFonts w:ascii="Yu Mincho" w:eastAsia="Yu Mincho" w:hAnsi="Yu Mincho" w:cs="Yu Mincho"/>
+          <w:color w:val="222222"/>
+          <w:sz w:val="22"/>
+          <w:szCs w:val="22"/>
+          <w:u w:color="222222"/>
+          <w:shd w:val="clear" w:color="auto" w:fill="FFFFFF"/>
+          <w:lang w:val="ja-JP"/>
+        </w:rPr>
+        <w:t>に</w:t>
+      </w:r>
+      <w:proofErr w:type="gramEnd"/>
+      <w:r>
+        <w:rPr>
+          <w:rFonts w:ascii="Yu Mincho" w:eastAsia="Yu Mincho" w:hAnsi="Yu Mincho" w:cs="Yu Mincho"/>
+          <w:color w:val="222222"/>
+          <w:sz w:val="22"/>
+          <w:szCs w:val="22"/>
+          <w:u w:color="222222"/>
+          <w:shd w:val="clear" w:color="auto" w:fill="FFFFFF"/>
+          <w:lang w:val="ja-JP"/>
+        </w:rPr>
+        <w:t>まとめております．旧</w:t>
+      </w:r>
+      <w:proofErr w:type="gramStart"/>
+      <w:r>
+        <w:rPr>
+          <w:rFonts w:ascii="Yu Mincho" w:eastAsia="Yu Mincho" w:hAnsi="Yu Mincho" w:cs="Yu Mincho"/>
+          <w:color w:val="222222"/>
+          <w:sz w:val="22"/>
+          <w:szCs w:val="22"/>
+          <w:u w:color="222222"/>
+          <w:shd w:val="clear" w:color="auto" w:fill="FFFFFF"/>
+          <w:lang w:val="ja-JP"/>
+        </w:rPr>
+        <w:t>原稿の</w:t>
       </w:r>
       <m:oMath>
         <m:r>
@@ -18936,7 +19393,20 @@
           <w:shd w:val="clear" w:color="auto" w:fill="FFFFFF"/>
           <w:lang w:val="ja-JP"/>
         </w:rPr>
-        <w:t>の区分，すなわち実スパイクより10日以上後に出された誤検知は，改訂稿では</w:t>
+        <w:t>の区分</w:t>
+      </w:r>
+      <w:proofErr w:type="gramEnd"/>
+      <w:r>
+        <w:rPr>
+          <w:rFonts w:ascii="Yu Mincho" w:eastAsia="Yu Mincho" w:hAnsi="Yu Mincho" w:cs="Yu Mincho"/>
+          <w:color w:val="222222"/>
+          <w:sz w:val="22"/>
+          <w:szCs w:val="22"/>
+          <w:u w:color="222222"/>
+          <w:shd w:val="clear" w:color="auto" w:fill="FFFFFF"/>
+          <w:lang w:val="ja-JP"/>
+        </w:rPr>
+        <w:t>，すなわち実スパイクより10日以上後に出された誤検知は，改訂稿では</w:t>
       </w:r>
       <m:oMath>
         <m:r>
@@ -19053,7 +19523,7 @@
           <w:shd w:val="clear" w:color="auto" w:fill="FFFFFF"/>
           <w:lang w:val="ja-JP"/>
         </w:rPr>
-        <w:t xml:space="preserve">実験3では，</w:t>
+        <w:t>実験3では，</w:t>
       </w:r>
       <m:oMath>
         <m:r>
@@ -19075,7 +19545,7 @@
           <w:shd w:val="clear" w:color="auto" w:fill="FFFFFF"/>
           <w:lang w:val="ja-JP"/>
         </w:rPr>
-        <w:t xml:space="preserve">の予測を対象に，予測したスパイクと実際のスパイクが時間的にどれだけ近いかを評価する．</w:t>
+        <w:t>の予測を対象に，予測したスパイクと実際のスパイクが時間的にどれだけ近いかを評価する．</w:t>
       </w:r>
     </w:p>
     <w:p>
@@ -19270,7 +19740,20 @@
           <w:shd w:val="clear" w:color="auto" w:fill="FFFFFF"/>
           <w:lang w:val="ja-JP"/>
         </w:rPr>
-        <w:t>とし，実スパイクと一致しなかった予測スパイクの日の集合</w:t>
+        <w:t>とし，実スパイクと一致しなかった予測ス</w:t>
+      </w:r>
+      <w:r>
+        <w:rPr>
+          <w:rFonts w:ascii="Yu Mincho" w:eastAsia="Yu Mincho" w:hAnsi="Yu Mincho" w:cs="Yu Mincho"/>
+          <w:color w:val="000000" w:themeColor="text1"/>
+          <w:sz w:val="22"/>
+          <w:szCs w:val="22"/>
+          <w:u w:color="222222"/>
+          <w:shd w:val="clear" w:color="auto" w:fill="FFFFFF"/>
+          <w:lang w:val="ja-JP"/>
+        </w:rPr>
+        <w:lastRenderedPageBreak/>
+        <w:t>パイクの日の集合</w:t>
       </w:r>
       <m:oMath>
         <m:sSub>
@@ -20464,17 +20947,31 @@
           <m:t>Δ≥+5</m:t>
         </m:r>
       </m:oMath>
-      <w:r>
-        <w:rPr>
-          <w:rFonts w:ascii="Yu Mincho" w:eastAsia="Yu Mincho" w:hAnsi="Yu Mincho" w:cs="Yu Mincho"/>
-          <w:color w:val="000000" w:themeColor="text1"/>
-          <w:sz w:val="22"/>
-          <w:szCs w:val="22"/>
-          <w:u w:color="222222"/>
-          <w:shd w:val="clear" w:color="auto" w:fill="FFFFFF"/>
-          <w:lang w:val="ja-JP"/>
-        </w:rPr>
-        <w:t>にまとめる．</w:t>
+      <w:proofErr w:type="gramStart"/>
+      <w:r>
+        <w:rPr>
+          <w:rFonts w:ascii="Yu Mincho" w:eastAsia="Yu Mincho" w:hAnsi="Yu Mincho" w:cs="Yu Mincho"/>
+          <w:color w:val="000000" w:themeColor="text1"/>
+          <w:sz w:val="22"/>
+          <w:szCs w:val="22"/>
+          <w:u w:color="222222"/>
+          <w:shd w:val="clear" w:color="auto" w:fill="FFFFFF"/>
+          <w:lang w:val="ja-JP"/>
+        </w:rPr>
+        <w:t>に</w:t>
+      </w:r>
+      <w:proofErr w:type="gramEnd"/>
+      <w:r>
+        <w:rPr>
+          <w:rFonts w:ascii="Yu Mincho" w:eastAsia="Yu Mincho" w:hAnsi="Yu Mincho" w:cs="Yu Mincho"/>
+          <w:color w:val="000000" w:themeColor="text1"/>
+          <w:sz w:val="22"/>
+          <w:szCs w:val="22"/>
+          <w:u w:color="222222"/>
+          <w:shd w:val="clear" w:color="auto" w:fill="FFFFFF"/>
+          <w:lang w:val="ja-JP"/>
+        </w:rPr>
+        <w:t>まとめる．</w:t>
       </w:r>
       <m:oMath>
         <m:r>
@@ -20932,7 +21429,20 @@
           <w:shd w:val="clear" w:color="auto" w:fill="FFFFFF"/>
           <w:lang w:val="ja-JP"/>
         </w:rPr>
-        <w:t>は，条件を満たすとき1，満たさないとき0をとる関数である．見逃しの割合も同様に，</w:t>
+        <w:t>は，条件を満たすとき1，満たさないとき0をとる関数である．見逃しの割合も同様に</w:t>
+      </w:r>
+      <w:proofErr w:type="gramStart"/>
+      <w:r>
+        <w:rPr>
+          <w:rFonts w:ascii="Yu Mincho" w:eastAsia="Yu Mincho" w:hAnsi="Yu Mincho" w:cs="Yu Mincho"/>
+          <w:color w:val="000000" w:themeColor="text1"/>
+          <w:sz w:val="22"/>
+          <w:szCs w:val="22"/>
+          <w:u w:color="222222"/>
+          <w:shd w:val="clear" w:color="auto" w:fill="FFFFFF"/>
+          <w:lang w:val="ja-JP"/>
+        </w:rPr>
+        <w:t>，</w:t>
       </w:r>
       <m:oMath>
         <m:sSub>
@@ -21025,7 +21535,20 @@
           <w:shd w:val="clear" w:color="auto" w:fill="FFFFFF"/>
           <w:lang w:val="ja-JP"/>
         </w:rPr>
-        <w:t>を用いて求める．一致した日は誤検知にも見逃しにも含めないため，</w:t>
+        <w:t>を</w:t>
+      </w:r>
+      <w:proofErr w:type="gramEnd"/>
+      <w:r>
+        <w:rPr>
+          <w:rFonts w:ascii="Yu Mincho" w:eastAsia="Yu Mincho" w:hAnsi="Yu Mincho" w:cs="Yu Mincho"/>
+          <w:color w:val="000000" w:themeColor="text1"/>
+          <w:sz w:val="22"/>
+          <w:szCs w:val="22"/>
+          <w:u w:color="222222"/>
+          <w:shd w:val="clear" w:color="auto" w:fill="FFFFFF"/>
+          <w:lang w:val="ja-JP"/>
+        </w:rPr>
+        <w:t>用いて求める．一致した日は誤検知にも見逃しにも含めないため，</w:t>
       </w:r>
       <m:oMath>
         <m:r>
@@ -21085,17 +21608,31 @@
           <m:t>Δ</m:t>
         </m:r>
       </m:oMath>
-      <w:r>
-        <w:rPr>
-          <w:rFonts w:ascii="Yu Mincho" w:eastAsia="Yu Mincho" w:hAnsi="Yu Mincho" w:cs="Yu Mincho"/>
-          <w:color w:val="000000" w:themeColor="text1"/>
-          <w:sz w:val="22"/>
-          <w:szCs w:val="22"/>
-          <w:u w:color="222222"/>
-          <w:shd w:val="clear" w:color="auto" w:fill="FFFFFF"/>
-          <w:lang w:val="ja-JP"/>
-        </w:rPr>
-        <w:t>は20−17＝+3と20−25＝−5，見逃しの</w:t>
+      <w:proofErr w:type="gramStart"/>
+      <w:r>
+        <w:rPr>
+          <w:rFonts w:ascii="Yu Mincho" w:eastAsia="Yu Mincho" w:hAnsi="Yu Mincho" w:cs="Yu Mincho"/>
+          <w:color w:val="000000" w:themeColor="text1"/>
+          <w:sz w:val="22"/>
+          <w:szCs w:val="22"/>
+          <w:u w:color="222222"/>
+          <w:shd w:val="clear" w:color="auto" w:fill="FFFFFF"/>
+          <w:lang w:val="ja-JP"/>
+        </w:rPr>
+        <w:t>は</w:t>
+      </w:r>
+      <w:proofErr w:type="gramEnd"/>
+      <w:r>
+        <w:rPr>
+          <w:rFonts w:ascii="Yu Mincho" w:eastAsia="Yu Mincho" w:hAnsi="Yu Mincho" w:cs="Yu Mincho"/>
+          <w:color w:val="000000" w:themeColor="text1"/>
+          <w:sz w:val="22"/>
+          <w:szCs w:val="22"/>
+          <w:u w:color="222222"/>
+          <w:shd w:val="clear" w:color="auto" w:fill="FFFFFF"/>
+          <w:lang w:val="ja-JP"/>
+        </w:rPr>
+        <w:t>20−17＝+3と20−25＝−5，見逃しの</w:t>
       </w:r>
       <m:oMath>
         <m:r>
@@ -21117,7 +21654,20 @@
           <w:shd w:val="clear" w:color="auto" w:fill="FFFFFF"/>
           <w:lang w:val="ja-JP"/>
         </w:rPr>
-        <w:t>は20−17＝+3となる．なお，この</w:t>
+        <w:t>は20−17＝+3となる．なお，</w:t>
+      </w:r>
+      <w:proofErr w:type="gramStart"/>
+      <w:r>
+        <w:rPr>
+          <w:rFonts w:ascii="Yu Mincho" w:eastAsia="Yu Mincho" w:hAnsi="Yu Mincho" w:cs="Yu Mincho"/>
+          <w:color w:val="000000" w:themeColor="text1"/>
+          <w:sz w:val="22"/>
+          <w:szCs w:val="22"/>
+          <w:u w:color="222222"/>
+          <w:shd w:val="clear" w:color="auto" w:fill="FFFFFF"/>
+          <w:lang w:val="ja-JP"/>
+        </w:rPr>
+        <w:t>この</w:t>
       </w:r>
       <m:oMath>
         <m:r>
@@ -21139,7 +21689,20 @@
           <w:shd w:val="clear" w:color="auto" w:fill="FFFFFF"/>
           <w:lang w:val="ja-JP"/>
         </w:rPr>
-        <w:t>の分布は，相手のスパイクが存在する系列における誤りに限った分布であり，全系列の誤検知数・見逃し数とは分母が異なる．</w:t>
+        <w:t>の</w:t>
+      </w:r>
+      <w:proofErr w:type="gramEnd"/>
+      <w:r>
+        <w:rPr>
+          <w:rFonts w:ascii="Yu Mincho" w:eastAsia="Yu Mincho" w:hAnsi="Yu Mincho" w:cs="Yu Mincho"/>
+          <w:color w:val="000000" w:themeColor="text1"/>
+          <w:sz w:val="22"/>
+          <w:szCs w:val="22"/>
+          <w:u w:color="222222"/>
+          <w:shd w:val="clear" w:color="auto" w:fill="FFFFFF"/>
+          <w:lang w:val="ja-JP"/>
+        </w:rPr>
+        <w:t>分布は，相手のスパイクが存在する系列における誤りに限った分布であり，全系列の誤検知数・見逃し数とは分母が異なる．</w:t>
       </w:r>
     </w:p>
     <w:p>
@@ -21186,7 +21749,6 @@
           <w:szCs w:val="22"/>
           <w:lang w:val="ja-JP"/>
         </w:rPr>
-        <w:lastRenderedPageBreak/>
         <w:t>【査読者</w:t>
       </w:r>
       <w:r>
@@ -21232,31 +21794,7 @@
           <w:shd w:val="clear" w:color="auto" w:fill="FFFFFF"/>
           <w:lang w:val="ja-JP"/>
         </w:rPr>
-        <w:t>実験3：加えて，表3からは誤検知・見逃しの時間的分布は読み取れる一方で，各モデルがどの程度多く予測スパイクを出し，そのうちどの程度が誤検知または見逃しに該当したのかを判断しにくいです．各モデルの</w:t>
-      </w:r>
-      <w:r>
-        <w:rPr>
-          <w:rFonts w:ascii="Yu Mincho" w:eastAsia="Yu Mincho" w:hAnsi="Yu Mincho" w:cs="Yu Mincho"/>
-          <w:color w:val="222222"/>
-          <w:sz w:val="22"/>
-          <w:szCs w:val="22"/>
-          <w:u w:color="222222"/>
-          <w:shd w:val="clear" w:color="auto" w:fill="FFFFFF"/>
-          <w:lang w:val="ja-JP"/>
-        </w:rPr>
-        <w:t>予測スパイク数や誤検知数，見逃し数の絶対数を併記</w:t>
-      </w:r>
-      <w:r>
-        <w:rPr>
-          <w:rFonts w:ascii="Yu Mincho" w:eastAsia="Yu Mincho" w:hAnsi="Yu Mincho" w:cs="Yu Mincho"/>
-          <w:color w:val="222222"/>
-          <w:sz w:val="22"/>
-          <w:szCs w:val="22"/>
-          <w:u w:color="222222"/>
-          <w:shd w:val="clear" w:color="auto" w:fill="FFFFFF"/>
-          <w:lang w:val="ja-JP"/>
-        </w:rPr>
-        <w:t>することで，実験3の解釈可能性が高まると考えられます．</w:t>
+        <w:t>実験3：加えて，表3からは誤検知・見逃しの時間的分布は読み取れる一方で，各モデルがどの程度多く予測スパイクを出し，そのうちどの程度が誤検知または見逃しに該当したのかを判断しにくいです．各モデルの予測スパイク数や誤検知数，見逃し数の絶対数を併記することで，実験3の解釈可能性が高まると考えられます．</w:t>
       </w:r>
     </w:p>
     <w:p>
@@ -21368,7 +21906,7 @@
           <w:shd w:val="clear" w:color="auto" w:fill="FFFFFF"/>
           <w:lang w:val="ja-JP"/>
         </w:rPr>
-        <w:t>査読者のご指摘を踏まえ，改訂稿では表5を2段に分け，(a)として全系列における実スパイク数，予測スパイク数，的中数，誤検知数および見逃し数と，予測スパイクを1つ以上出した書名の数を新たに示しました．</w:t>
+        <w:t>査読者のご指摘を踏まえ，改訂稿では表6を2段に分け，(a)として全系列における実スパイク数，予測スパイク数，的中数，誤検知数および見逃し数と，予測スパイクを1つ以上出した書名の数を新たに示しました．ここで的中数は，実スパイクと同じ日に予測スパイクを出した件数です．あわせて，予測スパイク数に対する的中数の割合である適合率と，実スパイク数に対する的中数の割合である再現率を示しました．さらに，予測スパイクと実スパイクの日の差が1日以内または3日以内であれば的中とみなした場合の適合率と再現率も算出し，併記いたしました．日付の完全一致で評価しますと，GateRAFの適合率は10.34%，再現率は2.79%であり，ProtoRAFの5.34%，1.95%を上回ります．前後3日以内のずれを許しますと，GateRAFの適合率は23.09%，再現率は4.11%となり，ProtoRAFの15.65%，2.68%との差はさらに広がります．なお，適合率はいずれの許容幅でもMulti-RAFがGateRAFをわずかに上回る一方，再現率はいずれの許容幅でもGateRAFが最も高くなっております．ただし，再現率はずれを許してもいずれの手法でも5%未満であり，実スパイクの大半は見逃されております．これは，実スパイクが生じた1,132書名に対し，予測スパイクを1つ以上出した書名が70〜81書名に限られるためです．したがって，提案手法は予測し</w:t>
       </w:r>
       <w:r>
         <w:rPr>
@@ -21380,7 +21918,8 @@
           <w:shd w:val="clear" w:color="auto" w:fill="FFFFFF"/>
           <w:lang w:val="ja-JP"/>
         </w:rPr>
-        <w:t>ここで的中数は，実スパイクと同じ日に予測スパイクを出した件数です．あわせて，予測スパイク数に対する的中数の割合である適合率と，実スパイク数に対する的中数の割合である再現率を示しました．さらに，予測スパイクと実スパイクの日の差が1日以内または3日以内であれば的中とみなした場合の適合率と再現率も算出し，併記いたしました．日付の完全一致で評価しますと，GateRAFの適合率は10.34%，再現率は2.79%であり，ProtoRAFの5.34%，1.95%を上回ります．前後3日以内のずれを許しますと，GateRAFの適合率は23.09%，再現率は4.11%となり，ProtoRAFの15.65%，2.68%との差はさらに広がります．ただし，再現率はずれを許してもいずれの手法でも5%未満であり，実スパイクの大半は見逃されております．これは，実スパイクが生じた1,132書名に対し，予測スパイクを1つ以上出した書名が70〜81書名に限られるためです．したがって，提案手法は予測したスパイクと実際のスパイクとの時間的な対応を改善しているものの，スパイクそのものの検出には大きな限界が残ると考えております．</w:t>
+        <w:lastRenderedPageBreak/>
+        <w:t>たスパイクと実際のスパイクとの時間的な対応を改善しているものの，スパイクそのものの検出には大きな限界が残ると考えております．</w:t>
       </w:r>
     </w:p>
     <w:p>
@@ -21406,7 +21945,7 @@
           <w:shd w:val="clear" w:color="auto" w:fill="FFFFFF"/>
           <w:lang w:val="ja-JP"/>
         </w:rPr>
-        <w:t>一方，表5(b)の</w:t>
+        <w:t>一方，表6(b)の</w:t>
       </w:r>
       <m:oMath>
         <m:r>
@@ -21454,7 +21993,7 @@
           <w:shd w:val="clear" w:color="auto" w:fill="FFFFFF"/>
           <w:lang w:val="ja-JP"/>
         </w:rPr>
-        <w:t>この違いが分かるよう，全系列における検出の結果と，対象を限定した時間的な近さとを分けて解釈するよう，5.4.3 実験3の記載を修正いたしました．表5は下表の通りです．下表では，今回追加した部分を赤字で示しております．</w:t>
+        <w:t>この違いが分かるよう，全系列における検出の結果と，対象を限定した時間的な近さとを分けて解釈するよう，5.4.3 実験3の記載を修正いたしました．表6は下表の通りです．下表では，今回追加した部分を赤字で示しております．</w:t>
       </w:r>
     </w:p>
     <w:p>
@@ -21496,45 +22035,34 @@
           <w:shd w:val="clear" w:color="auto" w:fill="FFFFFF"/>
           <w:lang w:val="ja-JP"/>
         </w:rPr>
-        <w:lastRenderedPageBreak/>
-        <w:t xml:space="preserve">　新原稿 p.11，表5</w:t>
-      </w:r>
-      <w:r>
-        <w:rPr>
-          <w:rFonts w:ascii="Yu Mincho" w:eastAsia="Yu Mincho" w:hAnsi="Yu Mincho" w:cs="Yu Mincho"/>
-          <w:b/>
-          <w:bCs/>
-          <w:color w:val="000000" w:themeColor="text1"/>
-          <w:sz w:val="22"/>
-          <w:szCs w:val="22"/>
-          <w:u w:val="single"/>
-          <w:shd w:val="clear" w:color="auto" w:fill="FFFFFF"/>
-          <w:lang w:val="ja-JP"/>
-        </w:rPr>
-        <w:t>（記載の追加）：</w:t>
-      </w:r>
-    </w:p>
-    <w:p xmlns:a="http://schemas.openxmlformats.org/drawingml/2006/main" xmlns:pic="http://schemas.openxmlformats.org/drawingml/2006/picture">
+        <w:t xml:space="preserve">　新原稿 p.11，表6（記載の追加）：</w:t>
+      </w:r>
+    </w:p>
+    <w:p>
       <w:pPr>
         <w:jc w:val="center"/>
       </w:pPr>
       <w:r>
+        <w:rPr>
+          <w:noProof/>
+        </w:rPr>
         <w:drawing>
-          <wp:inline distT="0" distB="0" distL="0" distR="0">
-            <wp:extent cx="6096000" cy="3316978"/>
-            <wp:docPr id="1001" name="Table 1001"/>
+          <wp:inline distT="0" distB="0" distL="0" distR="0" wp14:anchorId="24D37BBA" wp14:editId="603E5F91">
+            <wp:extent cx="6096000" cy="3343701"/>
+            <wp:effectExtent l="0" t="0" r="0" b="0"/>
+            <wp:docPr id="1418005287" name="Table 1001"/>
             <wp:cNvGraphicFramePr>
-              <a:graphicFrameLocks noChangeAspect="1"/>
+              <a:graphicFrameLocks xmlns:a="http://schemas.openxmlformats.org/drawingml/2006/main" noChangeAspect="1"/>
             </wp:cNvGraphicFramePr>
-            <a:graphic>
+            <a:graphic xmlns:a="http://schemas.openxmlformats.org/drawingml/2006/main">
               <a:graphicData uri="http://schemas.openxmlformats.org/drawingml/2006/picture">
-                <pic:pic>
+                <pic:pic xmlns:pic="http://schemas.openxmlformats.org/drawingml/2006/picture">
                   <pic:nvPicPr>
                     <pic:cNvPr id="1001" name="table5_B.png"/>
                     <pic:cNvPicPr/>
                   </pic:nvPicPr>
                   <pic:blipFill>
-                    <a:blip r:embed="rId26"/>
+                    <a:blip r:embed="rId13"/>
                     <a:stretch>
                       <a:fillRect/>
                     </a:stretch>
@@ -21542,7 +22070,7 @@
                   <pic:spPr>
                     <a:xfrm>
                       <a:off x="0" y="0"/>
-                      <a:ext cx="6096000" cy="3316978"/>
+                      <a:ext cx="6096000" cy="3343701"/>
                     </a:xfrm>
                     <a:prstGeom prst="rect">
                       <a:avLst/>
@@ -21595,7 +22123,7 @@
           <w:shd w:val="clear" w:color="auto" w:fill="FFFFFF"/>
           <w:lang w:val="ja-JP"/>
         </w:rPr>
-        <w:t xml:space="preserve">　新原稿 p.8 右カラム，5.4.3 実験3（記載の追加）：</w:t>
+        <w:t xml:space="preserve">　新原稿 p.9 右カラム，5.4.3 実験3（記載の追加）：</w:t>
       </w:r>
     </w:p>
     <w:p>
@@ -21621,7 +22149,20 @@
           <w:shd w:val="clear" w:color="auto" w:fill="FFFFFF"/>
           <w:lang w:val="ja-JP"/>
         </w:rPr>
-        <w:t>表5(a)に，全系列における実スパイク数，予測スパイク数，的中数，誤検知数および見逃し数と，予測スパイクを1つ以上出した書名の数を示す．ここで的中数は，実スパイクと同じ日に予測スパイクを出した件数である．あわせて，予測スパイク数に対する的中数の割合である適合率と，実スパイク数に対する的中数の割合である再現率を示す．さらに，予測スパイクと実スパイクの日の差が1日以内または3日以内であれば的中とみなした場合の適合率と再現率も示す．日付の完全一致で評価すると，GateRAFの適合率は10.34%，再現率は2.79%であり，ProtoRAFの5.34%，1.95%を上回る．前後3日以内のずれを許すと，GateRAFの適合率は23.09%，再現率は4.11%となり，ProtoRAFの15.65%，2.68%との差はさらに広がる．ただし，再現率はずれを許してもいずれの手法でも5%未満であり，実スパイクの大半は見逃されている．これは，実スパイクが生じた1,132書名に対し，予測スパイクを1つ以上出した書名が70〜81書名に限られるためである．したがって，提案手法は予測したスパイクと実際のスパイクとの時間的な対応を改善しているものの，スパイクそのものの検出には大きな限界が残る．</w:t>
+        <w:t>表6(a)に，全系列における実スパイク数，予測スパイク数，的中数，誤検知数および見逃し数と，予測スパイクを1つ以上出した書名の数を示す．ここで的中数は，実スパイクと同じ日に予測スパイクを出した件数である．あわせて，予測スパイク数に対する的中数の割合である適合率と，実スパイク数に対する的中数の割合である再現率を示す．さらに，予測スパイクと実スパイクの日の差が1日以内または3日以内であれば的中とみなした場合の適合率と再現率も示す．日付の完全一致で評価すると，GateRAFの適合率は10.34%，再現率は2.79%であり，ProtoRAFの5.34%，1.95%を上回る．前後3日以内のずれを許すと，GateRAFの適合率は23.09%，再現率は4.11%となり，ProtoRAFの15.65%，2.68%との差はさらに広がる．なお，適合率はいずれの許容幅でもMulti-RAFがGateRAFをわずかに上回る一方，再現率はいずれの許容幅でもGateRAFが最も高い．ただし，再現率はずれを許してもいずれの手法でも5%未満であり，実スパイクの大半は見逃されている．これは，実スパイクが生じた1,132書名に対し，予測スパイクを1つ以上出した書名が70〜81書名に限られるためである．したがって，提案手法は予測したスパイクと実際のスパイクとの時間的な対応を改善しているものの，スパ</w:t>
+      </w:r>
+      <w:r>
+        <w:rPr>
+          <w:rFonts w:ascii="Yu Mincho" w:eastAsia="Yu Mincho" w:hAnsi="Yu Mincho" w:cs="Yu Mincho"/>
+          <w:color w:val="000000" w:themeColor="text1"/>
+          <w:sz w:val="22"/>
+          <w:szCs w:val="22"/>
+          <w:u w:color="222222"/>
+          <w:shd w:val="clear" w:color="auto" w:fill="FFFFFF"/>
+          <w:lang w:val="ja-JP"/>
+        </w:rPr>
+        <w:lastRenderedPageBreak/>
+        <w:t>イクそのものの検出には大きな限界が残る．</w:t>
       </w:r>
     </w:p>
     <w:p>
@@ -21647,7 +22188,20 @@
           <w:shd w:val="clear" w:color="auto" w:fill="FFFFFF"/>
           <w:lang w:val="ja-JP"/>
         </w:rPr>
-        <w:t>予測したスパイクと実際のスパイクが時間的にどれだけ近いかを，誤検知と見逃しの</w:t>
+        <w:t>予測したスパイクと実際のスパイクが時間的にどれだけ近いかを，誤検知と</w:t>
+      </w:r>
+      <w:proofErr w:type="gramStart"/>
+      <w:r>
+        <w:rPr>
+          <w:rFonts w:ascii="Yu Mincho" w:eastAsia="Yu Mincho" w:hAnsi="Yu Mincho" w:cs="Yu Mincho"/>
+          <w:color w:val="000000" w:themeColor="text1"/>
+          <w:sz w:val="22"/>
+          <w:szCs w:val="22"/>
+          <w:u w:color="222222"/>
+          <w:shd w:val="clear" w:color="auto" w:fill="FFFFFF"/>
+          <w:lang w:val="ja-JP"/>
+        </w:rPr>
+        <w:t>見逃しの</w:t>
       </w:r>
       <m:oMath>
         <m:r>
@@ -21669,7 +22223,20 @@
           <w:shd w:val="clear" w:color="auto" w:fill="FFFFFF"/>
           <w:lang w:val="ja-JP"/>
         </w:rPr>
-        <w:t>の分布として集計した結果を表5(b)に示す．この分布は，最も近い相手のスパイクを定めるため，実スパイクと予測スパイクがともに1つ以上ある系列のみを対象とする．分母は(a)の誤検知数・見逃し数とは一致せず，誤検知で440〜680件，見逃しで141〜162件に限られる．特に，予測スパイクを1件も出さなかった系列の見逃しは，(a)の見逃し数には含まれるが，(b)の分布には含まれない．また，対象の系列はモデルによって異なるため，(b)の分布のみから全系列における予測の時期の精度を判断することはできない．</w:t>
+        <w:t>の分布と</w:t>
+      </w:r>
+      <w:proofErr w:type="gramEnd"/>
+      <w:r>
+        <w:rPr>
+          <w:rFonts w:ascii="Yu Mincho" w:eastAsia="Yu Mincho" w:hAnsi="Yu Mincho" w:cs="Yu Mincho"/>
+          <w:color w:val="000000" w:themeColor="text1"/>
+          <w:sz w:val="22"/>
+          <w:szCs w:val="22"/>
+          <w:u w:color="222222"/>
+          <w:shd w:val="clear" w:color="auto" w:fill="FFFFFF"/>
+          <w:lang w:val="ja-JP"/>
+        </w:rPr>
+        <w:t>して集計した結果を表6(b)に示す．この分布は，最も近い相手のスパイクを定めるため，実スパイクと予測スパイクがともに1つ以上ある系列のみを対象とする．分母は(a)の誤検知数・見逃し数とは一致せず，誤検知で440〜680件，見逃しで141〜162件に限られる．特に，予測スパイクを1件も出さなかった系列の見逃しは，(a)の見逃し数には含まれるが，(b)の分布には含まれない．また，対象の系列はモデルによって異なるため，(b)の分布のみから全系列における予測の時期の精度を判断することはできない．</w:t>
       </w:r>
     </w:p>
     <w:p>
@@ -21905,7 +22472,7 @@
           <w:shd w:val="clear" w:color="auto" w:fill="FFFFFF"/>
           <w:lang w:val="ja-JP"/>
         </w:rPr>
-        <w:t>スコアが2より大きい時点）が占める割合を求めました．結果を下表に示します．下表は新原稿の表6と同じものでございます．</w:t>
+        <w:t>スコアが2より大きい時点）が占める割合を求めました．結果を下表に示します．下表は新原稿の表7と同じものでございます．</w:t>
       </w:r>
     </w:p>
     <w:p>
@@ -21930,8 +22497,8 @@
           <w:noProof/>
         </w:rPr>
         <w:drawing>
-          <wp:inline distT="0" distB="0" distL="0" distR="0" wp14:anchorId="2DD264AA" wp14:editId="7B6C9E87">
-            <wp:extent cx="4340606" cy="2059948"/>
+          <wp:inline distT="0" distB="0" distL="0" distR="0" wp14:anchorId="53E52513" wp14:editId="18CC3D38">
+            <wp:extent cx="4437822" cy="2100445"/>
             <wp:effectExtent l="0" t="0" r="0" b="0"/>
             <wp:docPr id="1004" name="Table 1004"/>
             <wp:cNvGraphicFramePr>
@@ -21945,7 +22512,7 @@
                     <pic:cNvPicPr/>
                   </pic:nvPicPr>
                   <pic:blipFill>
-                    <a:blip r:embed="rId18"/>
+                    <a:blip r:embed="rId14"/>
                     <a:stretch>
                       <a:fillRect/>
                     </a:stretch>
@@ -21953,7 +22520,7 @@
                   <pic:spPr>
                     <a:xfrm>
                       <a:off x="0" y="0"/>
-                      <a:ext cx="4340606" cy="2059948"/>
+                      <a:ext cx="4437822" cy="2100445"/>
                     </a:xfrm>
                     <a:prstGeom prst="rect">
                       <a:avLst/>
@@ -22002,7 +22569,33 @@
           <w:shd w:val="clear" w:color="auto" w:fill="FFFFFF"/>
           <w:lang w:val="ja-JP"/>
         </w:rPr>
-        <w:t>GateRAFでは，区間幅が狭い区分から広い区分へ向かって標準偏差が0.60から1.25へ大きくなり，スパイクの割合も1.4%から9.9%へ</w:t>
+        <w:t>GateRAFでは，区間幅が狭い区分から広い区分へ向かって標準偏差が0.60から1.25へ概ね大きくなり，スパイクの割合も1.4%から9.9%へ増加しています．また，幅の広い区間には，実際にスパイクの時点が相対的に多く含まれております．Multi-RAFもほぼ同じ傾向で，標準偏差は0.70から1.26，スパイクの割合は2.3%から10.0%へと変化しています．一方ProtoRAFは，標準偏差が0.87〜1.12，スパイクの割合が3.6%〜7.4%と，区分による違いが小さく，区間の幅が需要の変動をあまり反映しておりません．Baselineもほぼ同じです．</w:t>
+      </w:r>
+    </w:p>
+    <w:p>
+      <w:pPr>
+        <w:ind w:firstLine="220"/>
+        <w:rPr>
+          <w:rFonts w:ascii="Yu Mincho" w:eastAsia="Yu Mincho" w:hAnsi="Yu Mincho" w:cs="Yu Mincho"/>
+          <w:color w:val="222222"/>
+          <w:sz w:val="22"/>
+          <w:szCs w:val="22"/>
+          <w:u w:color="222222"/>
+          <w:shd w:val="clear" w:color="auto" w:fill="FFFFFF"/>
+          <w:lang w:val="ja-JP"/>
+        </w:rPr>
+      </w:pPr>
+      <w:r>
+        <w:rPr>
+          <w:rFonts w:ascii="Yu Mincho" w:eastAsia="Yu Mincho" w:hAnsi="Yu Mincho" w:cs="Yu Mincho"/>
+          <w:color w:val="222222"/>
+          <w:sz w:val="22"/>
+          <w:szCs w:val="22"/>
+          <w:u w:color="222222"/>
+          <w:shd w:val="clear" w:color="auto" w:fill="FFFFFF"/>
+          <w:lang w:val="ja-JP"/>
+        </w:rPr>
+        <w:t>なお，広い区分ほど標準偏差が大きくなるのは，その区分にスパイクと平常時が混在するためです．実際，最も広い区分でもスパイクの割合は9.9%にとどまります．区間が広いことはスパイクの起こりやすい時点であることを示しますが，発生</w:t>
       </w:r>
       <w:r>
         <w:rPr>
@@ -22014,67 +22607,19 @@
           <w:shd w:val="clear" w:color="auto" w:fill="FFFFFF"/>
           <w:lang w:val="ja-JP"/>
         </w:rPr>
-        <w:t>増加しています</w:t>
-      </w:r>
-      <w:r>
-        <w:rPr>
-          <w:rFonts w:ascii="Yu Mincho" w:eastAsia="Yu Mincho" w:hAnsi="Yu Mincho" w:cs="Yu Mincho"/>
-          <w:color w:val="222222"/>
-          <w:sz w:val="22"/>
-          <w:szCs w:val="22"/>
-          <w:u w:color="222222"/>
-          <w:shd w:val="clear" w:color="auto" w:fill="FFFFFF"/>
-          <w:lang w:val="ja-JP"/>
-        </w:rPr>
-        <w:t>．</w:t>
-      </w:r>
-      <w:r>
-        <w:rPr>
-          <w:rFonts w:ascii="Yu Mincho" w:eastAsia="Yu Mincho" w:hAnsi="Yu Mincho" w:cs="Yu Mincho" w:hint="eastAsia"/>
-          <w:color w:val="222222"/>
-          <w:sz w:val="22"/>
-          <w:szCs w:val="22"/>
-          <w:u w:color="222222"/>
-          <w:shd w:val="clear" w:color="auto" w:fill="FFFFFF"/>
-          <w:lang w:val="ja-JP"/>
-        </w:rPr>
-        <w:t>また，</w:t>
-      </w:r>
-      <w:r>
-        <w:rPr>
-          <w:rFonts w:ascii="Yu Mincho" w:eastAsia="Yu Mincho" w:hAnsi="Yu Mincho" w:cs="Yu Mincho"/>
-          <w:color w:val="222222"/>
-          <w:sz w:val="22"/>
-          <w:szCs w:val="22"/>
-          <w:u w:color="222222"/>
-          <w:shd w:val="clear" w:color="auto" w:fill="FFFFFF"/>
-          <w:lang w:val="ja-JP"/>
-        </w:rPr>
-        <w:t>幅の広い区間には，実際にスパイクの時点が多く含まれております．Multi-RAFもほぼ同じ傾向で，標準偏差は0.70から1.26，スパイクの割合は2.3%から10.0%</w:t>
-      </w:r>
-      <w:r>
-        <w:rPr>
-          <w:rFonts w:ascii="Yu Mincho" w:eastAsia="Yu Mincho" w:hAnsi="Yu Mincho" w:cs="Yu Mincho" w:hint="eastAsia"/>
-          <w:color w:val="222222"/>
-          <w:sz w:val="22"/>
-          <w:szCs w:val="22"/>
-          <w:u w:color="222222"/>
-          <w:shd w:val="clear" w:color="auto" w:fill="FFFFFF"/>
-          <w:lang w:val="ja-JP"/>
-        </w:rPr>
-        <w:t>へと変化しています</w:t>
-      </w:r>
-      <w:r>
-        <w:rPr>
-          <w:rFonts w:ascii="Yu Mincho" w:eastAsia="Yu Mincho" w:hAnsi="Yu Mincho" w:cs="Yu Mincho"/>
-          <w:color w:val="222222"/>
-          <w:sz w:val="22"/>
-          <w:szCs w:val="22"/>
-          <w:u w:color="222222"/>
-          <w:shd w:val="clear" w:color="auto" w:fill="FFFFFF"/>
-          <w:lang w:val="ja-JP"/>
-        </w:rPr>
-        <w:t>．一方ProtoRAFは，標準偏差が0.87〜1.12，スパイクの割合が3.6%〜7.4%と，区分による違いが小さく，区間の幅が需要の変動をあまり反映しておりません．Baselineもほぼ同じです．</w:t>
+        <w:t>と同一視する</w:t>
+      </w:r>
+      <w:r>
+        <w:rPr>
+          <w:rFonts w:ascii="Yu Mincho" w:eastAsia="Yu Mincho" w:hAnsi="Yu Mincho" w:cs="Yu Mincho"/>
+          <w:color w:val="222222"/>
+          <w:sz w:val="22"/>
+          <w:szCs w:val="22"/>
+          <w:u w:color="222222"/>
+          <w:shd w:val="clear" w:color="auto" w:fill="FFFFFF"/>
+          <w:lang w:val="ja-JP"/>
+        </w:rPr>
+        <w:t>ものではないと考えております．</w:t>
       </w:r>
     </w:p>
     <w:p>
@@ -22100,81 +22645,20 @@
           <w:shd w:val="clear" w:color="auto" w:fill="FFFFFF"/>
           <w:lang w:val="ja-JP"/>
         </w:rPr>
-        <w:t>なお，広い区分ほど標準偏差が大きくなるのは，その区分にスパイクと平常時が混在するためです．実際，最も広い区分でもスパイクの割合は9.9%にとどまります．区間が広いことはスパイクの起こりやすい時点であることを示しますが，発生</w:t>
-      </w:r>
-      <w:r>
-        <w:rPr>
-          <w:rFonts w:ascii="Yu Mincho" w:eastAsia="Yu Mincho" w:hAnsi="Yu Mincho" w:cs="Yu Mincho" w:hint="eastAsia"/>
-          <w:color w:val="222222"/>
-          <w:sz w:val="22"/>
-          <w:szCs w:val="22"/>
-          <w:u w:color="222222"/>
-          <w:shd w:val="clear" w:color="auto" w:fill="FFFFFF"/>
-          <w:lang w:val="ja-JP"/>
-        </w:rPr>
-        <w:t>と同一視する</w:t>
-      </w:r>
-      <w:r>
-        <w:rPr>
-          <w:rFonts w:ascii="Yu Mincho" w:eastAsia="Yu Mincho" w:hAnsi="Yu Mincho" w:cs="Yu Mincho"/>
-          <w:color w:val="222222"/>
-          <w:sz w:val="22"/>
-          <w:szCs w:val="22"/>
-          <w:u w:color="222222"/>
-          <w:shd w:val="clear" w:color="auto" w:fill="FFFFFF"/>
-          <w:lang w:val="ja-JP"/>
-        </w:rPr>
-        <w:t>ものではないと考えております．</w:t>
-      </w:r>
-    </w:p>
-    <w:p>
-      <w:pPr>
-        <w:ind w:firstLine="220"/>
-        <w:rPr>
-          <w:rFonts w:ascii="Yu Mincho" w:eastAsia="Yu Mincho" w:hAnsi="Yu Mincho" w:cs="Yu Mincho"/>
-          <w:color w:val="222222"/>
-          <w:sz w:val="22"/>
-          <w:szCs w:val="22"/>
-          <w:u w:color="222222"/>
-          <w:shd w:val="clear" w:color="auto" w:fill="FFFFFF"/>
-          <w:lang w:val="ja-JP"/>
-        </w:rPr>
-      </w:pPr>
-      <w:r>
-        <w:rPr>
-          <w:rFonts w:ascii="Yu Mincho" w:eastAsia="Yu Mincho" w:hAnsi="Yu Mincho" w:cs="Yu Mincho"/>
-          <w:color w:val="222222"/>
-          <w:sz w:val="22"/>
-          <w:szCs w:val="22"/>
-          <w:u w:color="222222"/>
-          <w:shd w:val="clear" w:color="auto" w:fill="FFFFFF"/>
-          <w:lang w:val="ja-JP"/>
-        </w:rPr>
-        <w:t>以上</w:t>
-      </w:r>
-      <w:r>
-        <w:rPr>
-          <w:rFonts w:ascii="Yu Mincho" w:eastAsia="Yu Mincho" w:hAnsi="Yu Mincho" w:cs="Yu Mincho" w:hint="eastAsia"/>
-          <w:color w:val="222222"/>
-          <w:sz w:val="22"/>
-          <w:szCs w:val="22"/>
-          <w:u w:color="222222"/>
-          <w:shd w:val="clear" w:color="auto" w:fill="FFFFFF"/>
-          <w:lang w:val="ja-JP"/>
-        </w:rPr>
-        <w:t>の内容について</w:t>
-      </w:r>
-      <w:r>
-        <w:rPr>
-          <w:rFonts w:ascii="Yu Mincho" w:eastAsia="Yu Mincho" w:hAnsi="Yu Mincho" w:cs="Yu Mincho"/>
-          <w:color w:val="222222"/>
-          <w:sz w:val="22"/>
-          <w:szCs w:val="22"/>
-          <w:u w:color="222222"/>
-          <w:shd w:val="clear" w:color="auto" w:fill="FFFFFF"/>
-          <w:lang w:val="ja-JP"/>
-        </w:rPr>
-        <w:t>，5.4.4 実験4に追記いたしました．</w:t>
+        <w:t>以上の内容について，5.4.4 実験4に追記いたしました．あわせて，5.4.4 実験4の既存の記述</w:t>
+      </w:r>
+      <w:r>
+        <w:rPr>
+          <w:rFonts w:ascii="Yu Mincho" w:eastAsia="Yu Mincho" w:hAnsi="Yu Mincho" w:cs="Yu Mincho"/>
+          <w:color w:val="222222"/>
+          <w:sz w:val="22"/>
+          <w:szCs w:val="22"/>
+          <w:u w:color="222222"/>
+          <w:shd w:val="clear" w:color="auto" w:fill="FFFFFF"/>
+          <w:lang w:val="ja-JP"/>
+        </w:rPr>
+        <w:lastRenderedPageBreak/>
+        <w:t>「幅の広い区間が実際のスパイク発生時点に対応している」を，「幅の広い区間ほど実際のスパイクの時点を多く含む傾向がある」に改めました．</w:t>
       </w:r>
     </w:p>
     <w:p>
@@ -22217,7 +22701,7 @@
           <w:shd w:val="clear" w:color="auto" w:fill="FFFFFF"/>
           <w:lang w:val="ja-JP"/>
         </w:rPr>
-        <w:t xml:space="preserve">　新原稿 p.10 右カラム，5.4.4 実験4（記載の追加）：</w:t>
+        <w:t xml:space="preserve">　新原稿 p.11 右カラム，5.4.4 実験4（記載の追加）：</w:t>
       </w:r>
     </w:p>
     <w:p>
@@ -22243,7 +22727,7 @@
           <w:shd w:val="clear" w:color="auto" w:fill="FFFFFF"/>
           <w:lang w:val="ja-JP"/>
         </w:rPr>
-        <w:t xml:space="preserve">各十分位における実績値の</w:t>
+        <w:t>各十分位における実績値の</w:t>
       </w:r>
       <m:oMath>
         <m:r>
@@ -22265,7 +22749,7 @@
           <w:shd w:val="clear" w:color="auto" w:fill="FFFFFF"/>
           <w:lang w:val="ja-JP"/>
         </w:rPr>
-        <w:t xml:space="preserve">スコアの標準偏差と，スパイク（</w:t>
+        <w:t>スコアの標準偏差と，スパイク（</w:t>
       </w:r>
       <m:oMath>
         <m:r>
@@ -22287,7 +22771,7 @@
           <w:shd w:val="clear" w:color="auto" w:fill="FFFFFF"/>
           <w:lang w:val="ja-JP"/>
         </w:rPr>
-        <w:t xml:space="preserve">）に該当する観測値の割合を表6に示す．GateRAFでは，標準偏差が最も狭い区分の0.60から最も広い区分の1.25へ大きくなり，スパイクの割合も1.4%から9.9%へ増加する．一方ProtoRAFでは標準偏差が0.87〜1.12，スパイクの割合が3.6%〜7.4%の範囲にとどまり，区分による違いが小さいことがわかる．すなわちGateRAFの広い予測区間は実際にスパイクの時点を多く含んでおり，区間幅と需要変動の対応は平均だけでなく分布としても確認できる．ただし最も広い区分でもスパイクの割合は9.9%であり，区間が広いことが直ちにスパイクの発生を意味するわけではない．</w:t>
+        <w:t>）に該当する観測値の割合を表7に示す．GateRAFでは，標準偏差が最も狭い区分の0.60から最も広い区分の1.25へ概ね大きくなり，スパイクの割合も1.4%から9.9%へ増加する．一方ProtoRAFでは標準偏差が0.87〜1.12，スパイクの割合が3.6%〜7.4%の範囲にとどまり，区分による違いが小さいことがわかる．すなわちGateRAFの広い予測区間は実際にスパイクの時点を相対的に多く含んでおり，区間幅と需要変動の対応は平均だけでなく分布としても確認できる．ただし最も広い区分でもスパイクの割合は9.9%であり，区間が広いことが直ちにスパイクの発生を意味するわけではない．</w:t>
       </w:r>
     </w:p>
     <w:p>
@@ -23351,20 +23835,6 @@
         </w:rPr>
         <w:t>．</w:t>
       </w:r>
-    </w:p>
-    <w:p>
-      <w:pPr>
-        <w:ind w:firstLine="220"/>
-        <w:rPr>
-          <w:rFonts w:ascii="Yu Mincho" w:eastAsia="Yu Mincho" w:hAnsi="Yu Mincho" w:cs="Yu Mincho"/>
-          <w:color w:val="222222"/>
-          <w:sz w:val="22"/>
-          <w:szCs w:val="22"/>
-          <w:u w:color="222222"/>
-          <w:shd w:val="clear" w:color="auto" w:fill="FFFFFF"/>
-          <w:lang w:val="ja-JP"/>
-        </w:rPr>
-      </w:pPr>
       <w:r>
         <w:rPr>
           <w:rFonts w:ascii="Yu Mincho" w:eastAsia="Yu Mincho" w:hAnsi="Yu Mincho" w:cs="Yu Mincho" w:hint="eastAsia"/>
@@ -23373,11 +23843,156 @@
           <w:szCs w:val="22"/>
           <w:u w:color="222222"/>
           <w:shd w:val="clear" w:color="auto" w:fill="FFFFFF"/>
-          <w:lang w:val="ja-JP"/>
-        </w:rPr>
-        <w:t>また，ご指摘いただきました通り，</w:t>
-      </w:r>
-      <m:oMath>
+        </w:rPr>
+        <w:t>なお，欠品1冊あたりの費用を</w:t>
+      </w:r>
+      <m:oMath>
+        <m:sSub>
+          <m:sSubPr>
+            <m:ctrlPr>
+              <w:rPr>
+                <w:rFonts w:ascii="Cambria Math" w:eastAsia="Yu Mincho" w:hAnsi="Cambria Math" w:cs="Yu Mincho"/>
+                <w:color w:val="222222"/>
+                <w:sz w:val="22"/>
+                <w:szCs w:val="22"/>
+                <w:u w:color="222222"/>
+                <w:shd w:val="clear" w:color="auto" w:fill="FFFFFF"/>
+              </w:rPr>
+            </m:ctrlPr>
+          </m:sSubPr>
+          <m:e>
+            <m:r>
+              <w:rPr>
+                <w:rFonts w:ascii="Cambria Math" w:eastAsia="Yu Mincho" w:hAnsi="Cambria Math" w:cs="Yu Mincho"/>
+                <w:color w:val="222222"/>
+                <w:sz w:val="22"/>
+                <w:szCs w:val="22"/>
+                <w:u w:color="222222"/>
+                <w:shd w:val="clear" w:color="auto" w:fill="FFFFFF"/>
+              </w:rPr>
+              <m:t>c</m:t>
+            </m:r>
+          </m:e>
+          <m:sub>
+            <m:r>
+              <w:rPr>
+                <w:rFonts w:ascii="Cambria Math" w:eastAsia="Yu Mincho" w:hAnsi="Cambria Math" w:cs="Yu Mincho"/>
+                <w:color w:val="222222"/>
+                <w:sz w:val="22"/>
+                <w:szCs w:val="22"/>
+                <w:u w:color="222222"/>
+                <w:shd w:val="clear" w:color="auto" w:fill="FFFFFF"/>
+              </w:rPr>
+              <m:t>u</m:t>
+            </m:r>
+          </m:sub>
+        </m:sSub>
+      </m:oMath>
+      <w:r>
+        <w:rPr>
+          <w:rFonts w:ascii="Yu Mincho" w:eastAsia="Yu Mincho" w:hAnsi="Yu Mincho" w:cs="Yu Mincho" w:hint="eastAsia"/>
+          <w:color w:val="222222"/>
+          <w:sz w:val="22"/>
+          <w:szCs w:val="22"/>
+          <w:u w:color="222222"/>
+          <w:shd w:val="clear" w:color="auto" w:fill="FFFFFF"/>
+        </w:rPr>
+        <w:t>，売れ残り1冊あたりの費用を</w:t>
+      </w:r>
+      <m:oMath>
+        <m:sSub>
+          <m:sSubPr>
+            <m:ctrlPr>
+              <w:rPr>
+                <w:rFonts w:ascii="Cambria Math" w:eastAsia="Yu Mincho" w:hAnsi="Cambria Math" w:cs="Yu Mincho"/>
+                <w:color w:val="222222"/>
+                <w:sz w:val="22"/>
+                <w:szCs w:val="22"/>
+                <w:u w:color="222222"/>
+                <w:shd w:val="clear" w:color="auto" w:fill="FFFFFF"/>
+              </w:rPr>
+            </m:ctrlPr>
+          </m:sSubPr>
+          <m:e>
+            <m:r>
+              <w:rPr>
+                <w:rFonts w:ascii="Cambria Math" w:eastAsia="Yu Mincho" w:hAnsi="Cambria Math" w:cs="Yu Mincho"/>
+                <w:color w:val="222222"/>
+                <w:sz w:val="22"/>
+                <w:szCs w:val="22"/>
+                <w:u w:color="222222"/>
+                <w:shd w:val="clear" w:color="auto" w:fill="FFFFFF"/>
+              </w:rPr>
+              <m:t>c</m:t>
+            </m:r>
+          </m:e>
+          <m:sub>
+            <m:r>
+              <w:rPr>
+                <w:rFonts w:ascii="Cambria Math" w:eastAsia="Yu Mincho" w:hAnsi="Cambria Math" w:cs="Yu Mincho"/>
+                <w:color w:val="222222"/>
+                <w:sz w:val="22"/>
+                <w:szCs w:val="22"/>
+                <w:u w:color="222222"/>
+                <w:shd w:val="clear" w:color="auto" w:fill="FFFFFF"/>
+              </w:rPr>
+              <m:t>o</m:t>
+            </m:r>
+          </m:sub>
+        </m:sSub>
+      </m:oMath>
+      <w:r>
+        <w:rPr>
+          <w:rFonts w:ascii="Yu Mincho" w:eastAsia="Yu Mincho" w:hAnsi="Yu Mincho" w:cs="Yu Mincho" w:hint="eastAsia"/>
+          <w:color w:val="222222"/>
+          <w:sz w:val="22"/>
+          <w:szCs w:val="22"/>
+          <w:u w:color="222222"/>
+          <w:shd w:val="clear" w:color="auto" w:fill="FFFFFF"/>
+        </w:rPr>
+        <w:t>とすると，期待費用を最小にする入荷量は</w:t>
+      </w:r>
+      <m:oMath>
+        <m:sSub>
+          <m:sSubPr>
+            <m:ctrlPr>
+              <w:rPr>
+                <w:rFonts w:ascii="Cambria Math" w:eastAsia="Yu Mincho" w:hAnsi="Cambria Math" w:cs="Yu Mincho"/>
+                <w:color w:val="222222"/>
+                <w:sz w:val="22"/>
+                <w:szCs w:val="22"/>
+                <w:u w:color="222222"/>
+                <w:shd w:val="clear" w:color="auto" w:fill="FFFFFF"/>
+              </w:rPr>
+            </m:ctrlPr>
+          </m:sSubPr>
+          <m:e>
+            <m:r>
+              <w:rPr>
+                <w:rFonts w:ascii="Cambria Math" w:eastAsia="Yu Mincho" w:hAnsi="Cambria Math" w:cs="Yu Mincho"/>
+                <w:color w:val="222222"/>
+                <w:sz w:val="22"/>
+                <w:szCs w:val="22"/>
+                <w:u w:color="222222"/>
+                <w:shd w:val="clear" w:color="auto" w:fill="FFFFFF"/>
+              </w:rPr>
+              <m:t>c</m:t>
+            </m:r>
+          </m:e>
+          <m:sub>
+            <m:r>
+              <w:rPr>
+                <w:rFonts w:ascii="Cambria Math" w:eastAsia="Yu Mincho" w:hAnsi="Cambria Math" w:cs="Yu Mincho"/>
+                <w:color w:val="222222"/>
+                <w:sz w:val="22"/>
+                <w:szCs w:val="22"/>
+                <w:u w:color="222222"/>
+                <w:shd w:val="clear" w:color="auto" w:fill="FFFFFF"/>
+              </w:rPr>
+              <m:t>u</m:t>
+            </m:r>
+          </m:sub>
+        </m:sSub>
         <m:r>
           <w:rPr>
             <w:rFonts w:ascii="Cambria Math" w:eastAsia="Yu Mincho" w:hAnsi="Cambria Math" w:cs="Yu Mincho"/>
@@ -23387,557 +24002,48 @@
             <w:u w:color="222222"/>
             <w:shd w:val="clear" w:color="auto" w:fill="FFFFFF"/>
           </w:rPr>
-          <m:t>τ</m:t>
+          <m:t>/(</m:t>
         </m:r>
-      </m:oMath>
-      <w:r>
-        <w:rPr>
-          <w:rFonts w:ascii="Yu Mincho" w:eastAsia="Yu Mincho" w:hAnsi="Yu Mincho" w:cs="Yu Mincho" w:hint="eastAsia"/>
-          <w:color w:val="222222"/>
-          <w:sz w:val="22"/>
-          <w:szCs w:val="22"/>
-          <w:u w:color="222222"/>
-          <w:shd w:val="clear" w:color="auto" w:fill="FFFFFF"/>
-        </w:rPr>
-        <w:t>の値を変化させた場合，どのような結果となるのかという点を明確にするため</w:t>
-      </w:r>
-      <w:r>
-        <w:rPr>
-          <w:rFonts w:ascii="Yu Mincho" w:eastAsia="Yu Mincho" w:hAnsi="Yu Mincho" w:cs="Yu Mincho"/>
-          <w:color w:val="222222"/>
-          <w:sz w:val="22"/>
-          <w:szCs w:val="22"/>
-          <w:u w:color="222222"/>
-          <w:shd w:val="clear" w:color="auto" w:fill="FFFFFF"/>
-          <w:lang w:val="ja-JP"/>
-        </w:rPr>
-        <w:t>，</w:t>
-      </w:r>
-      <m:oMath>
-        <m:r>
-          <w:rPr>
-            <w:rFonts w:ascii="Cambria Math" w:hAnsi="Cambria Math"/>
-            <w:sz w:val="22"/>
-            <w:szCs w:val="22"/>
-          </w:rPr>
-          <m:t>τ=0.1</m:t>
-        </m:r>
-      </m:oMath>
-      <w:r>
-        <w:rPr>
-          <w:rFonts w:ascii="Yu Mincho" w:eastAsia="Yu Mincho" w:hAnsi="Yu Mincho" w:cs="Yu Mincho"/>
-          <w:color w:val="222222"/>
-          <w:sz w:val="22"/>
-          <w:szCs w:val="22"/>
-          <w:u w:color="222222"/>
-          <w:shd w:val="clear" w:color="auto" w:fill="FFFFFF"/>
-          <w:lang w:val="ja-JP"/>
-        </w:rPr>
-        <w:t>，</w:t>
-      </w:r>
-      <m:oMath>
-        <m:r>
-          <w:rPr>
-            <w:rFonts w:ascii="Cambria Math" w:hAnsi="Cambria Math"/>
-            <w:sz w:val="22"/>
-            <w:szCs w:val="22"/>
-          </w:rPr>
-          <m:t>τ=0.5</m:t>
-        </m:r>
-      </m:oMath>
-      <w:r>
-        <w:rPr>
-          <w:rFonts w:ascii="Yu Mincho" w:eastAsia="Yu Mincho" w:hAnsi="Yu Mincho" w:cs="Yu Mincho"/>
-          <w:color w:val="222222"/>
-          <w:sz w:val="22"/>
-          <w:szCs w:val="22"/>
-          <w:u w:color="222222"/>
-          <w:shd w:val="clear" w:color="auto" w:fill="FFFFFF"/>
-          <w:lang w:val="ja-JP"/>
-        </w:rPr>
-        <w:t>，</w:t>
-      </w:r>
-      <m:oMath>
-        <m:r>
-          <w:rPr>
-            <w:rFonts w:ascii="Cambria Math" w:hAnsi="Cambria Math"/>
-            <w:sz w:val="22"/>
-            <w:szCs w:val="22"/>
-          </w:rPr>
-          <m:t>τ=0.9</m:t>
-        </m:r>
-      </m:oMath>
-      <w:r>
-        <w:rPr>
-          <w:rFonts w:ascii="Yu Mincho" w:eastAsia="Yu Mincho" w:hAnsi="Yu Mincho" w:cs="Yu Mincho"/>
-          <w:color w:val="222222"/>
-          <w:sz w:val="22"/>
-          <w:szCs w:val="22"/>
-          <w:u w:color="222222"/>
-          <w:shd w:val="clear" w:color="auto" w:fill="FFFFFF"/>
-          <w:lang w:val="ja-JP"/>
-        </w:rPr>
-        <w:t>のそれぞれを入荷量とみなした感度分析を行い，表7として</w:t>
-      </w:r>
-      <w:r>
-        <w:rPr>
-          <w:rFonts w:ascii="Yu Mincho" w:eastAsia="Yu Mincho" w:hAnsi="Yu Mincho" w:cs="Yu Mincho" w:hint="eastAsia"/>
-          <w:color w:val="222222"/>
-          <w:sz w:val="22"/>
-          <w:szCs w:val="22"/>
-          <w:u w:color="222222"/>
-          <w:shd w:val="clear" w:color="auto" w:fill="FFFFFF"/>
-          <w:lang w:val="ja-JP"/>
-        </w:rPr>
-        <w:t>追記するものといたしました</w:t>
-      </w:r>
-      <w:r>
-        <w:rPr>
-          <w:rFonts w:ascii="Yu Mincho" w:eastAsia="Yu Mincho" w:hAnsi="Yu Mincho" w:cs="Yu Mincho"/>
-          <w:color w:val="222222"/>
-          <w:sz w:val="22"/>
-          <w:szCs w:val="22"/>
-          <w:u w:color="222222"/>
-          <w:shd w:val="clear" w:color="auto" w:fill="FFFFFF"/>
-          <w:lang w:val="ja-JP"/>
-        </w:rPr>
-        <w:t>．</w:t>
-      </w:r>
-      <m:oMath>
-        <m:r>
-          <w:rPr>
-            <w:rFonts w:ascii="Cambria Math" w:hAnsi="Cambria Math"/>
-            <w:sz w:val="22"/>
-            <w:szCs w:val="22"/>
-          </w:rPr>
-          <m:t>τ=0.1</m:t>
-        </m:r>
-      </m:oMath>
-      <w:r>
-        <w:rPr>
-          <w:rFonts w:ascii="Yu Mincho" w:eastAsia="Yu Mincho" w:hAnsi="Yu Mincho" w:cs="Yu Mincho"/>
-          <w:color w:val="222222"/>
-          <w:sz w:val="22"/>
-          <w:szCs w:val="22"/>
-          <w:u w:color="222222"/>
-          <w:shd w:val="clear" w:color="auto" w:fill="FFFFFF"/>
-          <w:lang w:val="ja-JP"/>
-        </w:rPr>
-        <w:t>では入荷を絞るため過剰入荷はGateRAFで4,073冊まで減りますが，機会損失は265,006冊と</w:t>
-      </w:r>
-      <m:oMath>
-        <m:r>
-          <w:rPr>
-            <w:rFonts w:ascii="Cambria Math" w:hAnsi="Cambria Math"/>
-            <w:sz w:val="22"/>
-            <w:szCs w:val="22"/>
-          </w:rPr>
-          <m:t>τ=0.5</m:t>
-        </m:r>
-      </m:oMath>
-      <w:r>
-        <w:rPr>
-          <w:rFonts w:ascii="Yu Mincho" w:eastAsia="Yu Mincho" w:hAnsi="Yu Mincho" w:cs="Yu Mincho"/>
-          <w:color w:val="222222"/>
-          <w:sz w:val="22"/>
-          <w:szCs w:val="22"/>
-          <w:u w:color="222222"/>
-          <w:shd w:val="clear" w:color="auto" w:fill="FFFFFF"/>
-          <w:lang w:val="ja-JP"/>
-        </w:rPr>
-        <w:t>の約1.6倍になります．逆に</w:t>
-      </w:r>
-      <m:oMath>
-        <m:r>
-          <w:rPr>
-            <w:rFonts w:ascii="Cambria Math" w:hAnsi="Cambria Math"/>
-            <w:sz w:val="22"/>
-            <w:szCs w:val="22"/>
-          </w:rPr>
-          <m:t>τ=0.9</m:t>
-        </m:r>
-      </m:oMath>
-      <w:r>
-        <w:rPr>
-          <w:rFonts w:ascii="Yu Mincho" w:eastAsia="Yu Mincho" w:hAnsi="Yu Mincho" w:cs="Yu Mincho"/>
-          <w:color w:val="222222"/>
-          <w:sz w:val="22"/>
-          <w:szCs w:val="22"/>
-          <w:u w:color="222222"/>
-          <w:shd w:val="clear" w:color="auto" w:fill="FFFFFF"/>
-          <w:lang w:val="ja-JP"/>
-        </w:rPr>
-        <w:t>では機会損失が74,763冊まで下がる一方で，過剰入荷は296,482冊に達します．</w:t>
-      </w:r>
-      <w:r>
-        <w:rPr>
-          <w:rFonts w:ascii="Yu Mincho" w:eastAsia="Yu Mincho" w:hAnsi="Yu Mincho" w:cs="Yu Mincho" w:hint="eastAsia"/>
-          <w:color w:val="222222"/>
-          <w:sz w:val="22"/>
-          <w:szCs w:val="22"/>
-          <w:u w:color="222222"/>
-          <w:shd w:val="clear" w:color="auto" w:fill="FFFFFF"/>
-          <w:lang w:val="ja-JP"/>
-        </w:rPr>
-        <w:t>従いまして，</w:t>
-      </w:r>
-      <w:r>
-        <w:rPr>
-          <w:rFonts w:ascii="Yu Mincho" w:eastAsia="Yu Mincho" w:hAnsi="Yu Mincho" w:cs="Yu Mincho"/>
-          <w:color w:val="222222"/>
-          <w:sz w:val="22"/>
-          <w:szCs w:val="22"/>
-          <w:u w:color="222222"/>
-          <w:shd w:val="clear" w:color="auto" w:fill="FFFFFF"/>
-          <w:lang w:val="ja-JP"/>
-        </w:rPr>
-        <w:t>分位点の選択により過剰と不足の間に明確なトレードオフが生じています</w:t>
-      </w:r>
-      <w:r>
-        <w:rPr>
-          <w:rFonts w:ascii="Yu Mincho" w:eastAsia="Yu Mincho" w:hAnsi="Yu Mincho" w:cs="Yu Mincho"/>
-          <w:color w:val="222222"/>
-          <w:sz w:val="22"/>
-          <w:szCs w:val="22"/>
-          <w:u w:color="222222"/>
-          <w:shd w:val="clear" w:color="auto" w:fill="FFFFFF"/>
-          <w:lang w:val="ja-JP"/>
-        </w:rPr>
-        <w:t>．</w:t>
-      </w:r>
-    </w:p>
-    <w:p>
-      <w:pPr>
-        <w:ind w:firstLine="220"/>
-        <w:rPr>
-          <w:rFonts w:ascii="Yu Mincho" w:eastAsia="Yu Mincho" w:hAnsi="Yu Mincho" w:cs="Yu Mincho"/>
-          <w:color w:val="222222"/>
-          <w:sz w:val="22"/>
-          <w:szCs w:val="22"/>
-          <w:u w:color="222222"/>
-          <w:shd w:val="clear" w:color="auto" w:fill="FFFFFF"/>
-          <w:lang w:val="ja-JP"/>
-        </w:rPr>
-      </w:pPr>
-      <w:r>
-        <w:rPr>
-          <w:rFonts w:ascii="Yu Mincho" w:eastAsia="Yu Mincho" w:hAnsi="Yu Mincho" w:cs="Yu Mincho" w:hint="eastAsia"/>
-          <w:color w:val="222222"/>
-          <w:sz w:val="22"/>
-          <w:szCs w:val="22"/>
-          <w:u w:color="222222"/>
-          <w:shd w:val="clear" w:color="auto" w:fill="FFFFFF"/>
-        </w:rPr>
-        <w:t>また</w:t>
-      </w:r>
-      <w:r>
-        <w:rPr>
-          <w:rFonts w:ascii="Yu Mincho" w:eastAsia="Yu Mincho" w:hAnsi="Yu Mincho" w:cs="Yu Mincho" w:hint="eastAsia"/>
-          <w:color w:val="222222"/>
-          <w:sz w:val="22"/>
-          <w:szCs w:val="22"/>
-          <w:u w:color="222222"/>
-          <w:shd w:val="clear" w:color="auto" w:fill="FFFFFF"/>
-        </w:rPr>
-        <w:t>，</w:t>
-      </w:r>
-      <m:oMath>
-        <m:r>
-          <w:rPr>
-            <w:rFonts w:ascii="Cambria Math" w:hAnsi="Cambria Math"/>
-            <w:sz w:val="22"/>
-            <w:szCs w:val="22"/>
-          </w:rPr>
-          <m:t>τ</m:t>
-        </m:r>
-      </m:oMath>
-      <w:r>
-        <w:rPr>
-          <w:rFonts w:ascii="Yu Mincho" w:eastAsia="Yu Mincho" w:hAnsi="Yu Mincho" w:cs="Yu Mincho" w:hint="eastAsia"/>
-          <w:sz w:val="22"/>
-          <w:szCs w:val="22"/>
-        </w:rPr>
-        <w:t>を変化させた</w:t>
-      </w:r>
-      <w:r>
-        <w:rPr>
-          <w:rFonts w:ascii="Yu Mincho" w:eastAsia="Yu Mincho" w:hAnsi="Yu Mincho" w:cs="Yu Mincho" w:hint="eastAsia"/>
-          <w:sz w:val="22"/>
-          <w:szCs w:val="22"/>
-        </w:rPr>
-        <w:t>際の</w:t>
-      </w:r>
-      <w:r>
-        <w:rPr>
-          <w:rFonts w:ascii="Yu Mincho" w:eastAsia="Yu Mincho" w:hAnsi="Yu Mincho" w:cs="Yu Mincho" w:hint="eastAsia"/>
-          <w:sz w:val="22"/>
-          <w:szCs w:val="22"/>
-        </w:rPr>
-        <w:t>感度分析ですが，</w:t>
-      </w:r>
-      <w:r>
-        <w:rPr>
-          <w:rFonts w:ascii="Yu Mincho" w:eastAsia="Yu Mincho" w:hAnsi="Yu Mincho" w:cs="Yu Mincho" w:hint="eastAsia"/>
-          <w:sz w:val="22"/>
-          <w:szCs w:val="22"/>
-        </w:rPr>
-        <w:t>評価した</w:t>
-      </w:r>
-      <w:r>
-        <w:rPr>
-          <w:rFonts w:ascii="Yu Mincho" w:eastAsia="Yu Mincho" w:hAnsi="Yu Mincho" w:cs="Yu Mincho"/>
-          <w:sz w:val="22"/>
-          <w:szCs w:val="22"/>
-        </w:rPr>
-        <w:t>3</w:t>
-      </w:r>
-      <w:r>
-        <w:rPr>
-          <w:rFonts w:ascii="Yu Mincho" w:eastAsia="Yu Mincho" w:hAnsi="Yu Mincho" w:cs="Yu Mincho" w:hint="eastAsia"/>
-          <w:sz w:val="22"/>
-          <w:szCs w:val="22"/>
-        </w:rPr>
-        <w:t>水準では</w:t>
-      </w:r>
-      <w:r>
-        <w:rPr>
-          <w:rFonts w:ascii="Yu Mincho" w:eastAsia="Yu Mincho" w:hAnsi="Yu Mincho" w:cs="Yu Mincho"/>
-          <w:color w:val="222222"/>
-          <w:sz w:val="22"/>
-          <w:szCs w:val="22"/>
-          <w:u w:color="222222"/>
-          <w:shd w:val="clear" w:color="auto" w:fill="FFFFFF"/>
-          <w:lang w:val="ja-JP"/>
-        </w:rPr>
-        <w:t xml:space="preserve"> </w:t>
-      </w:r>
-      <w:r>
-        <w:rPr>
-          <w:rFonts w:ascii="Yu Mincho" w:eastAsia="Yu Mincho" w:hAnsi="Yu Mincho" w:cs="Yu Mincho"/>
-          <w:color w:val="222222"/>
-          <w:sz w:val="22"/>
-          <w:szCs w:val="22"/>
-          <w:u w:color="222222"/>
-          <w:shd w:val="clear" w:color="auto" w:fill="FFFFFF"/>
-          <w:lang w:val="ja-JP"/>
-        </w:rPr>
-        <w:t>GateRAFの過剰入荷冊数は表7の掲載手法の中で最小であり，Baselineに対しては過剰入荷・機会損失の双方が小さくなりました．ただし，SARIMAに対してはτ=0.5と0.9で機会損失が大きく，全比較手法に対する順位が分位点によらず一定という結果ではありません．</w:t>
-      </w:r>
-    </w:p>
-    <w:p>
-      <w:pPr>
-        <w:ind w:firstLine="220"/>
-        <w:rPr>
-          <w:rFonts w:ascii="Yu Mincho" w:eastAsia="Yu Mincho" w:hAnsi="Yu Mincho" w:cs="Yu Mincho"/>
-          <w:color w:val="222222"/>
-          <w:sz w:val="22"/>
-          <w:szCs w:val="22"/>
-          <w:u w:color="222222"/>
-          <w:shd w:val="clear" w:color="auto" w:fill="FFFFFF"/>
-          <w:lang w:val="ja-JP"/>
-        </w:rPr>
-      </w:pPr>
-      <w:r>
-        <w:rPr>
-          <w:rFonts w:ascii="Yu Mincho" w:eastAsia="Yu Mincho" w:hAnsi="Yu Mincho" w:cs="Yu Mincho"/>
-          <w:color w:val="222222"/>
-          <w:sz w:val="22"/>
-          <w:szCs w:val="22"/>
-          <w:u w:color="222222"/>
-          <w:shd w:val="clear" w:color="auto" w:fill="FFFFFF"/>
-          <w:lang w:val="ja-JP"/>
-        </w:rPr>
-        <w:t>なお，従来の表は冊数と金額の両方を載せておりましたが，冊数は表7と重複いたしますので，返本率と金額のみを載せる形に改め，表8といたしました．</w:t>
-      </w:r>
-    </w:p>
-    <w:p>
-      <w:pPr>
-        <w:ind w:firstLine="220"/>
-        <w:rPr>
-          <w:rFonts w:ascii="Yu Mincho" w:eastAsia="Yu Mincho" w:hAnsi="Yu Mincho" w:cs="Yu Mincho"/>
-          <w:color w:val="222222"/>
-          <w:sz w:val="22"/>
-          <w:szCs w:val="22"/>
-          <w:u w:color="222222"/>
-          <w:shd w:val="clear" w:color="auto" w:fill="FFFFFF"/>
-          <w:lang w:val="ja-JP"/>
-        </w:rPr>
-      </w:pPr>
-      <w:r>
-        <w:rPr>
-          <w:rFonts w:ascii="Yu Mincho" w:eastAsia="Yu Mincho" w:hAnsi="Yu Mincho" w:cs="Yu Mincho"/>
-          <w:color w:val="222222"/>
-          <w:sz w:val="22"/>
-          <w:szCs w:val="22"/>
-          <w:u w:color="222222"/>
-          <w:shd w:val="clear" w:color="auto" w:fill="FFFFFF"/>
-          <w:lang w:val="ja-JP"/>
-        </w:rPr>
-        <w:t>以上を，6章に追記いたしました．</w:t>
-      </w:r>
-    </w:p>
-    <w:p>
-      <w:pPr>
-        <w:rPr>
-          <w:rFonts w:ascii="Yu Mincho" w:eastAsia="Yu Mincho" w:hAnsi="Yu Mincho" w:cs="Yu Mincho"/>
-          <w:color w:val="222222"/>
-          <w:sz w:val="22"/>
-          <w:szCs w:val="22"/>
-          <w:u w:color="222222"/>
-          <w:shd w:val="clear" w:color="auto" w:fill="FFFFFF"/>
-        </w:rPr>
-      </w:pPr>
-    </w:p>
-    <w:p>
-      <w:pPr>
-        <w:keepNext/>
-        <w:rPr>
-          <w:rFonts w:ascii="Yu Mincho" w:eastAsia="Yu Mincho" w:hAnsi="Yu Mincho" w:cs="Yu Mincho"/>
-          <w:b/>
-          <w:bCs/>
-          <w:color w:val="000000" w:themeColor="text1"/>
-          <w:sz w:val="22"/>
-          <w:szCs w:val="22"/>
-          <w:u w:val="single"/>
-          <w:shd w:val="clear" w:color="auto" w:fill="FFFFFF"/>
-          <w:lang w:val="ja-JP"/>
-        </w:rPr>
-      </w:pPr>
-      <w:r>
-        <w:rPr>
-          <w:rFonts w:ascii="Yu Mincho" w:eastAsia="Yu Mincho" w:hAnsi="Yu Mincho" w:cs="Yu Mincho"/>
-          <w:b/>
-          <w:bCs/>
-          <w:color w:val="000000" w:themeColor="text1"/>
-          <w:sz w:val="22"/>
-          <w:szCs w:val="22"/>
-          <w:u w:val="single"/>
-          <w:shd w:val="clear" w:color="auto" w:fill="FFFFFF"/>
-          <w:lang w:val="ja-JP"/>
-        </w:rPr>
-        <w:t xml:space="preserve">　新原稿 p.13 左カラム，6. 返本と機会損失の観点からの評価（記載の追加）：</w:t>
-      </w:r>
-    </w:p>
-    <w:p>
-      <w:pPr>
-        <w:ind w:leftChars="202" w:left="424"/>
-        <w:rPr>
-          <w:rFonts w:ascii="Yu Mincho" w:eastAsia="Yu Mincho" w:hAnsi="Yu Mincho" w:cs="Yu Mincho"/>
-          <w:color w:val="000000" w:themeColor="text1"/>
-          <w:sz w:val="22"/>
-          <w:szCs w:val="22"/>
-          <w:u w:color="222222"/>
-          <w:shd w:val="clear" w:color="auto" w:fill="FFFFFF"/>
-          <w:lang w:val="ja-JP"/>
-        </w:rPr>
-      </w:pPr>
-      <w:r>
-        <w:rPr>
-          <w:rFonts w:ascii="Yu Mincho" w:eastAsia="Yu Mincho" w:hAnsi="Yu Mincho" w:cs="Yu Mincho"/>
-          <w:color w:val="000000" w:themeColor="text1"/>
-          <w:sz w:val="22"/>
-          <w:szCs w:val="22"/>
-          <w:u w:color="222222"/>
-          <w:shd w:val="clear" w:color="auto" w:fill="FFFFFF"/>
-          <w:lang w:val="ja-JP"/>
-        </w:rPr>
-        <w:t>入荷量に中央値（</w:t>
-      </w:r>
-      <m:oMath>
-        <m:r>
-          <w:rPr>
-            <w:rFonts w:ascii="Cambria Math" w:hAnsi="Cambria Math"/>
-            <w:sz w:val="22"/>
-            <w:szCs w:val="22"/>
-          </w:rPr>
-          <m:t>τ=0.5</m:t>
-        </m:r>
-      </m:oMath>
-      <w:r>
-        <w:rPr>
-          <w:rFonts w:ascii="Yu Mincho" w:eastAsia="Yu Mincho" w:hAnsi="Yu Mincho" w:cs="Yu Mincho"/>
-          <w:color w:val="000000" w:themeColor="text1"/>
-          <w:sz w:val="22"/>
-          <w:szCs w:val="22"/>
-          <w:u w:color="222222"/>
-          <w:shd w:val="clear" w:color="auto" w:fill="FFFFFF"/>
-          <w:lang w:val="ja-JP"/>
-        </w:rPr>
-        <w:t>）を用いたのは，</w:t>
-      </w:r>
-      <w:r>
-        <w:rPr>
-          <w:rFonts w:ascii="Yu Mincho" w:eastAsia="Yu Mincho" w:hAnsi="Yu Mincho" w:cs="Yu Mincho"/>
-          <w:color w:val="000000" w:themeColor="text1"/>
-          <w:sz w:val="22"/>
-          <w:szCs w:val="22"/>
-          <w:u w:color="222222"/>
-          <w:shd w:val="clear" w:color="auto" w:fill="FFFFFF"/>
-          <w:lang w:val="ja-JP"/>
-        </w:rPr>
-        <w:t>過剰量と不足量を等重みで評価する対称な絶対損失に対応するためである</w:t>
-      </w:r>
-      <w:r>
-        <w:rPr>
-          <w:rFonts w:ascii="Yu Mincho" w:eastAsia="Yu Mincho" w:hAnsi="Yu Mincho" w:cs="Yu Mincho"/>
-          <w:color w:val="000000" w:themeColor="text1"/>
-          <w:sz w:val="22"/>
-          <w:szCs w:val="22"/>
-          <w:u w:color="222222"/>
-          <w:shd w:val="clear" w:color="auto" w:fill="FFFFFF"/>
-          <w:lang w:val="ja-JP"/>
-        </w:rPr>
-        <w:t>．</w:t>
-      </w:r>
-      <w:r>
-        <w:rPr>
-          <w:rFonts w:ascii="Yu Mincho" w:eastAsia="Yu Mincho" w:hAnsi="Yu Mincho" w:cs="Yu Mincho"/>
-          <w:color w:val="000000" w:themeColor="text1"/>
-          <w:sz w:val="22"/>
-          <w:szCs w:val="22"/>
-          <w:u w:color="222222"/>
-          <w:shd w:val="clear" w:color="auto" w:fill="FFFFFF"/>
-          <w:lang w:val="ja-JP"/>
-        </w:rPr>
-        <w:t>観測数で割った平均損失はMAEに一致し，その期待値を最小化する予測は条件付き中央値となる．実際の費用が非対称である場合には，別の分位点が適切となり得る．</w:t>
-      </w:r>
-    </w:p>
-    <w:p>
-      <w:pPr>
-        <w:ind w:leftChars="202" w:left="424"/>
-        <w:rPr>
-          <w:rFonts w:ascii="Yu Mincho" w:eastAsia="Yu Mincho" w:hAnsi="Yu Mincho" w:cs="Yu Mincho"/>
-          <w:color w:val="000000" w:themeColor="text1"/>
-          <w:sz w:val="22"/>
-          <w:szCs w:val="22"/>
-          <w:u w:color="222222"/>
-          <w:shd w:val="clear" w:color="auto" w:fill="FFFFFF"/>
-          <w:lang w:val="ja-JP"/>
-        </w:rPr>
-      </w:pPr>
-      <w:r>
-        <w:rPr>
-          <w:rFonts w:ascii="Yu Mincho" w:eastAsia="Yu Mincho" w:hAnsi="Yu Mincho" w:cs="Yu Mincho" w:hint="eastAsia"/>
-          <w:color w:val="222222"/>
-          <w:sz w:val="22"/>
-          <w:szCs w:val="22"/>
-          <w:u w:color="222222"/>
-          <w:shd w:val="clear" w:color="auto" w:fill="FFFFFF"/>
-        </w:rPr>
-        <w:t>また，表7に</w:t>
-      </w:r>
-      <m:oMath>
-        <m:r>
-          <w:rPr>
-            <w:rFonts w:ascii="Cambria Math" w:eastAsia="Yu Mincho" w:hAnsi="Cambria Math" w:cs="Yu Mincho" w:hint="eastAsia"/>
-            <w:color w:val="222222"/>
-            <w:sz w:val="22"/>
-            <w:szCs w:val="22"/>
-            <w:u w:color="222222"/>
-            <w:shd w:val="clear" w:color="auto" w:fill="FFFFFF"/>
-          </w:rPr>
-          <m:t>τ</m:t>
-        </m:r>
+        <m:sSub>
+          <m:sSubPr>
+            <m:ctrlPr>
+              <w:rPr>
+                <w:rFonts w:ascii="Cambria Math" w:eastAsia="Yu Mincho" w:hAnsi="Cambria Math" w:cs="Yu Mincho"/>
+                <w:color w:val="222222"/>
+                <w:sz w:val="22"/>
+                <w:szCs w:val="22"/>
+                <w:u w:color="222222"/>
+                <w:shd w:val="clear" w:color="auto" w:fill="FFFFFF"/>
+              </w:rPr>
+            </m:ctrlPr>
+          </m:sSubPr>
+          <m:e>
+            <m:r>
+              <w:rPr>
+                <w:rFonts w:ascii="Cambria Math" w:eastAsia="Yu Mincho" w:hAnsi="Cambria Math" w:cs="Yu Mincho"/>
+                <w:color w:val="222222"/>
+                <w:sz w:val="22"/>
+                <w:szCs w:val="22"/>
+                <w:u w:color="222222"/>
+                <w:shd w:val="clear" w:color="auto" w:fill="FFFFFF"/>
+              </w:rPr>
+              <m:t>c</m:t>
+            </m:r>
+          </m:e>
+          <m:sub>
+            <m:r>
+              <w:rPr>
+                <w:rFonts w:ascii="Cambria Math" w:eastAsia="Yu Mincho" w:hAnsi="Cambria Math" w:cs="Yu Mincho"/>
+                <w:color w:val="222222"/>
+                <w:sz w:val="22"/>
+                <w:szCs w:val="22"/>
+                <w:u w:color="222222"/>
+                <w:shd w:val="clear" w:color="auto" w:fill="FFFFFF"/>
+              </w:rPr>
+              <m:t>u</m:t>
+            </m:r>
+          </m:sub>
+        </m:sSub>
         <m:r>
           <w:rPr>
             <w:rFonts w:ascii="Cambria Math" w:eastAsia="Yu Mincho" w:hAnsi="Cambria Math" w:cs="Yu Mincho"/>
@@ -23947,60 +24053,488 @@
             <w:u w:color="222222"/>
             <w:shd w:val="clear" w:color="auto" w:fill="FFFFFF"/>
           </w:rPr>
-          <m:t>=0.1, 0.5, 0.9</m:t>
+          <m:t>+</m:t>
         </m:r>
+        <m:sSub>
+          <m:sSubPr>
+            <m:ctrlPr>
+              <w:rPr>
+                <w:rFonts w:ascii="Cambria Math" w:eastAsia="Yu Mincho" w:hAnsi="Cambria Math" w:cs="Yu Mincho"/>
+                <w:color w:val="222222"/>
+                <w:sz w:val="22"/>
+                <w:szCs w:val="22"/>
+                <w:u w:color="222222"/>
+                <w:shd w:val="clear" w:color="auto" w:fill="FFFFFF"/>
+              </w:rPr>
+            </m:ctrlPr>
+          </m:sSubPr>
+          <m:e>
+            <m:r>
+              <w:rPr>
+                <w:rFonts w:ascii="Cambria Math" w:eastAsia="Yu Mincho" w:hAnsi="Cambria Math" w:cs="Yu Mincho"/>
+                <w:color w:val="222222"/>
+                <w:sz w:val="22"/>
+                <w:szCs w:val="22"/>
+                <w:u w:color="222222"/>
+                <w:shd w:val="clear" w:color="auto" w:fill="FFFFFF"/>
+              </w:rPr>
+              <m:t>c</m:t>
+            </m:r>
+          </m:e>
+          <m:sub>
+            <m:r>
+              <w:rPr>
+                <w:rFonts w:ascii="Cambria Math" w:eastAsia="Yu Mincho" w:hAnsi="Cambria Math" w:cs="Yu Mincho"/>
+                <w:color w:val="222222"/>
+                <w:sz w:val="22"/>
+                <w:szCs w:val="22"/>
+                <w:u w:color="222222"/>
+                <w:shd w:val="clear" w:color="auto" w:fill="FFFFFF"/>
+              </w:rPr>
+              <m:t>o</m:t>
+            </m:r>
+          </m:sub>
+        </m:sSub>
+        <m:r>
+          <w:rPr>
+            <w:rFonts w:ascii="Cambria Math" w:eastAsia="Yu Mincho" w:hAnsi="Cambria Math" w:cs="Yu Mincho"/>
+            <w:color w:val="222222"/>
+            <w:sz w:val="22"/>
+            <w:szCs w:val="22"/>
+            <w:u w:color="222222"/>
+            <w:shd w:val="clear" w:color="auto" w:fill="FFFFFF"/>
+          </w:rPr>
+          <m:t>)</m:t>
+        </m:r>
       </m:oMath>
       <w:r>
         <w:rPr>
           <w:rFonts w:ascii="Yu Mincho" w:eastAsia="Yu Mincho" w:hAnsi="Yu Mincho" w:cs="Yu Mincho" w:hint="eastAsia"/>
-          <w:color w:val="000000" w:themeColor="text1"/>
-          <w:sz w:val="22"/>
-          <w:szCs w:val="22"/>
-          <w:u w:color="222222"/>
-          <w:shd w:val="clear" w:color="auto" w:fill="FFFFFF"/>
-        </w:rPr>
-        <w:t>とした際の</w:t>
-      </w:r>
+          <w:color w:val="222222"/>
+          <w:sz w:val="22"/>
+          <w:szCs w:val="22"/>
+          <w:u w:color="222222"/>
+          <w:shd w:val="clear" w:color="auto" w:fill="FFFFFF"/>
+        </w:rPr>
+        <w:t>分位点となります．</w:t>
+      </w:r>
+      <m:oMath>
+        <m:r>
+          <w:rPr>
+            <w:rFonts w:ascii="Cambria Math" w:eastAsia="Yu Mincho" w:hAnsi="Cambria Math" w:cs="Yu Mincho"/>
+            <w:color w:val="222222"/>
+            <w:sz w:val="22"/>
+            <w:szCs w:val="22"/>
+            <w:u w:color="222222"/>
+            <w:shd w:val="clear" w:color="auto" w:fill="FFFFFF"/>
+          </w:rPr>
+          <m:t>τ=0.9</m:t>
+        </m:r>
+      </m:oMath>
       <w:r>
         <w:rPr>
           <w:rFonts w:ascii="Yu Mincho" w:eastAsia="Yu Mincho" w:hAnsi="Yu Mincho" w:cs="Yu Mincho" w:hint="eastAsia"/>
-          <w:color w:val="000000" w:themeColor="text1"/>
-          <w:sz w:val="22"/>
-          <w:szCs w:val="22"/>
-          <w:u w:color="222222"/>
-          <w:shd w:val="clear" w:color="auto" w:fill="FFFFFF"/>
-          <w:lang w:val="ja-JP"/>
-        </w:rPr>
-        <w:t>各手法の過剰入荷と機会損失を</w:t>
-      </w:r>
-      <w:r>
-        <w:rPr>
-          <w:rFonts w:ascii="Yu Mincho" w:eastAsia="Yu Mincho" w:hAnsi="Yu Mincho" w:cs="Yu Mincho"/>
-          <w:color w:val="000000" w:themeColor="text1"/>
-          <w:sz w:val="22"/>
-          <w:szCs w:val="22"/>
-          <w:u w:color="222222"/>
-          <w:shd w:val="clear" w:color="auto" w:fill="FFFFFF"/>
-          <w:lang w:val="ja-JP"/>
-        </w:rPr>
-        <w:t>示す．</w:t>
-      </w:r>
-      <w:r>
-        <w:rPr>
-          <w:rFonts w:ascii="Yu Mincho" w:eastAsia="Yu Mincho" w:hAnsi="Yu Mincho" w:cs="Yu Mincho"/>
-          <w:color w:val="000000" w:themeColor="text1"/>
-          <w:sz w:val="22"/>
-          <w:szCs w:val="22"/>
-          <w:u w:color="222222"/>
-          <w:shd w:val="clear" w:color="auto" w:fill="FFFFFF"/>
-          <w:lang w:val="ja-JP"/>
-        </w:rPr>
-        <w:t>評価したτ=0.1，0.5，0.9のいずれにおいても，GateRAFはBaselineに比べて過剰入荷冊数と機会損失冊数の双方が少なかった．したがって，Baselineに対する改善は，中央値を入荷量とする場合だけでなく，下側分位点を用いて入荷を抑える場合と，上側分位点を用いて入荷を増やす場合にも確認された．また，GateRAFの過剰入荷冊数は，3水準すべてで表7の比較手法中最小であった．一方，SARIMAとの比較では，τ=0.5および0.9でGateRAFの機会損失冊数が多か</w:t>
-      </w:r>
-      <w:r>
-        <w:rPr>
-          <w:rFonts w:ascii="Yu Mincho" w:eastAsia="Yu Mincho" w:hAnsi="Yu Mincho" w:cs="Yu Mincho"/>
-          <w:color w:val="000000" w:themeColor="text1"/>
+          <w:color w:val="222222"/>
+          <w:sz w:val="22"/>
+          <w:szCs w:val="22"/>
+          <w:u w:color="222222"/>
+          <w:shd w:val="clear" w:color="auto" w:fill="FFFFFF"/>
+        </w:rPr>
+        <w:t>は欠品の費用が売れ残りの9倍である場合に，</w:t>
+      </w:r>
+      <m:oMath>
+        <m:r>
+          <w:rPr>
+            <w:rFonts w:ascii="Cambria Math" w:eastAsia="Yu Mincho" w:hAnsi="Cambria Math" w:cs="Yu Mincho"/>
+            <w:color w:val="222222"/>
+            <w:sz w:val="22"/>
+            <w:szCs w:val="22"/>
+            <w:u w:color="222222"/>
+            <w:shd w:val="clear" w:color="auto" w:fill="FFFFFF"/>
+          </w:rPr>
+          <m:t>τ=0.1</m:t>
+        </m:r>
+      </m:oMath>
+      <w:r>
+        <w:rPr>
+          <w:rFonts w:ascii="Yu Mincho" w:eastAsia="Yu Mincho" w:hAnsi="Yu Mincho" w:cs="Yu Mincho" w:hint="eastAsia"/>
+          <w:color w:val="222222"/>
+          <w:sz w:val="22"/>
+          <w:szCs w:val="22"/>
+          <w:u w:color="222222"/>
+          <w:shd w:val="clear" w:color="auto" w:fill="FFFFFF"/>
+        </w:rPr>
+        <w:t>は売れ残りの費用が欠品の9倍である場合に対応いたします．</w:t>
+      </w:r>
+    </w:p>
+    <w:p>
+      <w:pPr>
+        <w:ind w:firstLine="220"/>
+        <w:rPr>
+          <w:rFonts w:ascii="Yu Mincho" w:eastAsia="Yu Mincho" w:hAnsi="Yu Mincho" w:cs="Yu Mincho"/>
+          <w:color w:val="222222"/>
+          <w:sz w:val="22"/>
+          <w:szCs w:val="22"/>
+          <w:u w:color="222222"/>
+          <w:shd w:val="clear" w:color="auto" w:fill="FFFFFF"/>
+          <w:lang w:val="ja-JP"/>
+        </w:rPr>
+      </w:pPr>
+      <w:r>
+        <w:rPr>
+          <w:rFonts w:ascii="Yu Mincho" w:eastAsia="Yu Mincho" w:hAnsi="Yu Mincho" w:cs="Yu Mincho" w:hint="eastAsia"/>
+          <w:color w:val="222222"/>
+          <w:sz w:val="22"/>
+          <w:szCs w:val="22"/>
+          <w:u w:color="222222"/>
+          <w:shd w:val="clear" w:color="auto" w:fill="FFFFFF"/>
+          <w:lang w:val="ja-JP"/>
+        </w:rPr>
+        <w:t>また，ご指摘いただきました通り，</w:t>
+      </w:r>
+      <m:oMath>
+        <m:r>
+          <w:rPr>
+            <w:rFonts w:ascii="Cambria Math" w:hAnsi="Cambria Math"/>
+            <w:sz w:val="22"/>
+            <w:szCs w:val="22"/>
+          </w:rPr>
+          <m:t>τ</m:t>
+        </m:r>
+      </m:oMath>
+      <w:r>
+        <w:rPr>
+          <w:rFonts w:ascii="Yu Mincho" w:eastAsia="Yu Mincho" w:hAnsi="Yu Mincho" w:cs="Yu Mincho" w:hint="eastAsia"/>
+          <w:color w:val="222222"/>
+          <w:sz w:val="22"/>
+          <w:szCs w:val="22"/>
+          <w:u w:color="222222"/>
+          <w:shd w:val="clear" w:color="auto" w:fill="FFFFFF"/>
+          <w:lang w:val="ja-JP"/>
+        </w:rPr>
+        <w:t>の値を変化させた場合，どのような結果となるのかという点を明確にするため</w:t>
+      </w:r>
+      <w:proofErr w:type="gramStart"/>
+      <w:r>
+        <w:rPr>
+          <w:rFonts w:ascii="Yu Mincho" w:eastAsia="Yu Mincho" w:hAnsi="Yu Mincho" w:cs="Yu Mincho" w:hint="eastAsia"/>
+          <w:color w:val="222222"/>
+          <w:sz w:val="22"/>
+          <w:szCs w:val="22"/>
+          <w:u w:color="222222"/>
+          <w:shd w:val="clear" w:color="auto" w:fill="FFFFFF"/>
+          <w:lang w:val="ja-JP"/>
+        </w:rPr>
+        <w:t>，</w:t>
+      </w:r>
+      <m:oMath>
+        <m:r>
+          <w:rPr>
+            <w:rFonts w:ascii="Cambria Math" w:hAnsi="Cambria Math"/>
+            <w:sz w:val="22"/>
+            <w:szCs w:val="22"/>
+          </w:rPr>
+          <m:t>τ=0.1</m:t>
+        </m:r>
+      </m:oMath>
+      <w:r>
+        <w:rPr>
+          <w:rFonts w:ascii="Yu Mincho" w:eastAsia="Yu Mincho" w:hAnsi="Yu Mincho" w:cs="Yu Mincho" w:hint="eastAsia"/>
+          <w:color w:val="222222"/>
+          <w:sz w:val="22"/>
+          <w:szCs w:val="22"/>
+          <w:u w:color="222222"/>
+          <w:shd w:val="clear" w:color="auto" w:fill="FFFFFF"/>
+          <w:lang w:val="ja-JP"/>
+        </w:rPr>
+        <w:t>，</w:t>
+      </w:r>
+      <m:oMath>
+        <m:r>
+          <w:rPr>
+            <w:rFonts w:ascii="Cambria Math" w:hAnsi="Cambria Math"/>
+            <w:sz w:val="22"/>
+            <w:szCs w:val="22"/>
+          </w:rPr>
+          <m:t>τ=0.5</m:t>
+        </m:r>
+      </m:oMath>
+      <w:r>
+        <w:rPr>
+          <w:rFonts w:ascii="Yu Mincho" w:eastAsia="Yu Mincho" w:hAnsi="Yu Mincho" w:cs="Yu Mincho" w:hint="eastAsia"/>
+          <w:color w:val="222222"/>
+          <w:sz w:val="22"/>
+          <w:szCs w:val="22"/>
+          <w:u w:color="222222"/>
+          <w:shd w:val="clear" w:color="auto" w:fill="FFFFFF"/>
+          <w:lang w:val="ja-JP"/>
+        </w:rPr>
+        <w:t>，</w:t>
+      </w:r>
+      <w:proofErr w:type="gramEnd"/>
+      <m:oMath>
+        <m:r>
+          <w:rPr>
+            <w:rFonts w:ascii="Cambria Math" w:hAnsi="Cambria Math"/>
+            <w:sz w:val="22"/>
+            <w:szCs w:val="22"/>
+          </w:rPr>
+          <m:t>τ=0.9</m:t>
+        </m:r>
+      </m:oMath>
+      <w:r>
+        <w:rPr>
+          <w:rFonts w:ascii="Yu Mincho" w:eastAsia="Yu Mincho" w:hAnsi="Yu Mincho" w:cs="Yu Mincho" w:hint="eastAsia"/>
+          <w:color w:val="222222"/>
+          <w:sz w:val="22"/>
+          <w:szCs w:val="22"/>
+          <w:u w:color="222222"/>
+          <w:shd w:val="clear" w:color="auto" w:fill="FFFFFF"/>
+          <w:lang w:val="ja-JP"/>
+        </w:rPr>
+        <w:t>のそれぞれを入荷量とみなした感度分析を行い，表8として追記するものといたしました．</w:t>
+      </w:r>
+      <m:oMath>
+        <m:r>
+          <w:rPr>
+            <w:rFonts w:ascii="Cambria Math" w:hAnsi="Cambria Math"/>
+            <w:sz w:val="22"/>
+            <w:szCs w:val="22"/>
+          </w:rPr>
+          <m:t>τ=0.1</m:t>
+        </m:r>
+      </m:oMath>
+      <w:r>
+        <w:rPr>
+          <w:rFonts w:ascii="Yu Mincho" w:eastAsia="Yu Mincho" w:hAnsi="Yu Mincho" w:cs="Yu Mincho" w:hint="eastAsia"/>
+          <w:color w:val="222222"/>
+          <w:sz w:val="22"/>
+          <w:szCs w:val="22"/>
+          <w:u w:color="222222"/>
+          <w:shd w:val="clear" w:color="auto" w:fill="FFFFFF"/>
+          <w:lang w:val="ja-JP"/>
+        </w:rPr>
+        <w:t>では入荷を絞るため過剰入荷はGateRAFで4,073冊まで減りますが，機会損失は247,628冊と</w:t>
+      </w:r>
+      <m:oMath>
+        <m:r>
+          <w:rPr>
+            <w:rFonts w:ascii="Cambria Math" w:hAnsi="Cambria Math"/>
+            <w:sz w:val="22"/>
+            <w:szCs w:val="22"/>
+          </w:rPr>
+          <m:t>τ=0.5</m:t>
+        </m:r>
+      </m:oMath>
+      <w:r>
+        <w:rPr>
+          <w:rFonts w:ascii="Yu Mincho" w:eastAsia="Yu Mincho" w:hAnsi="Yu Mincho" w:cs="Yu Mincho" w:hint="eastAsia"/>
+          <w:color w:val="222222"/>
+          <w:sz w:val="22"/>
+          <w:szCs w:val="22"/>
+          <w:u w:color="222222"/>
+          <w:shd w:val="clear" w:color="auto" w:fill="FFFFFF"/>
+          <w:lang w:val="ja-JP"/>
+        </w:rPr>
+        <w:t>の約1.5倍になります．逆に</w:t>
+      </w:r>
+      <m:oMath>
+        <m:r>
+          <w:rPr>
+            <w:rFonts w:ascii="Cambria Math" w:hAnsi="Cambria Math"/>
+            <w:sz w:val="22"/>
+            <w:szCs w:val="22"/>
+          </w:rPr>
+          <m:t>τ=0.9</m:t>
+        </m:r>
+      </m:oMath>
+      <w:r>
+        <w:rPr>
+          <w:rFonts w:ascii="Yu Mincho" w:eastAsia="Yu Mincho" w:hAnsi="Yu Mincho" w:cs="Yu Mincho" w:hint="eastAsia"/>
+          <w:color w:val="222222"/>
+          <w:sz w:val="22"/>
+          <w:szCs w:val="22"/>
+          <w:u w:color="222222"/>
+          <w:shd w:val="clear" w:color="auto" w:fill="FFFFFF"/>
+          <w:lang w:val="ja-JP"/>
+        </w:rPr>
+        <w:t>では機会損失が74,763冊まで下がる一方で，過剰入荷は296,482冊に達します．従いまして，分位点の選択により過剰と不足の間に明確なトレードオフが生じています．</w:t>
+      </w:r>
+    </w:p>
+    <w:p>
+      <w:pPr>
+        <w:ind w:firstLine="220"/>
+        <w:rPr>
+          <w:rFonts w:ascii="Yu Mincho" w:eastAsia="Yu Mincho" w:hAnsi="Yu Mincho" w:cs="Yu Mincho"/>
+          <w:color w:val="222222"/>
+          <w:sz w:val="22"/>
+          <w:szCs w:val="22"/>
+          <w:u w:color="222222"/>
+          <w:shd w:val="clear" w:color="auto" w:fill="FFFFFF"/>
+          <w:lang w:val="ja-JP"/>
+        </w:rPr>
+      </w:pPr>
+      <w:r>
+        <w:rPr>
+          <w:rFonts w:ascii="Yu Mincho" w:eastAsia="Yu Mincho" w:hAnsi="Yu Mincho" w:cs="Yu Mincho" w:hint="eastAsia"/>
+          <w:color w:val="222222"/>
+          <w:sz w:val="22"/>
+          <w:szCs w:val="22"/>
+          <w:u w:color="222222"/>
+          <w:shd w:val="clear" w:color="auto" w:fill="FFFFFF"/>
+        </w:rPr>
+        <w:t>また，</w:t>
+      </w:r>
+      <m:oMath>
+        <m:r>
+          <w:rPr>
+            <w:rFonts w:ascii="Cambria Math" w:hAnsi="Cambria Math"/>
+            <w:sz w:val="22"/>
+            <w:szCs w:val="22"/>
+          </w:rPr>
+          <m:t>τ</m:t>
+        </m:r>
+      </m:oMath>
+      <w:r>
+        <w:rPr>
+          <w:rFonts w:ascii="Yu Mincho" w:eastAsia="Yu Mincho" w:hAnsi="Yu Mincho" w:cs="Yu Mincho" w:hint="eastAsia"/>
+          <w:color w:val="222222"/>
+          <w:sz w:val="22"/>
+          <w:szCs w:val="22"/>
+          <w:u w:color="222222"/>
+          <w:shd w:val="clear" w:color="auto" w:fill="FFFFFF"/>
+        </w:rPr>
+        <w:t xml:space="preserve">を変化させた際の感度分析ですが，評価した3水準では </w:t>
+      </w:r>
+      <w:proofErr w:type="spellStart"/>
+      <w:r>
+        <w:rPr>
+          <w:rFonts w:ascii="Yu Mincho" w:eastAsia="Yu Mincho" w:hAnsi="Yu Mincho" w:cs="Yu Mincho" w:hint="eastAsia"/>
+          <w:color w:val="222222"/>
+          <w:sz w:val="22"/>
+          <w:szCs w:val="22"/>
+          <w:u w:color="222222"/>
+          <w:shd w:val="clear" w:color="auto" w:fill="FFFFFF"/>
+        </w:rPr>
+        <w:t>GateRAF</w:t>
+      </w:r>
+      <w:proofErr w:type="spellEnd"/>
+      <w:r>
+        <w:rPr>
+          <w:rFonts w:ascii="Yu Mincho" w:eastAsia="Yu Mincho" w:hAnsi="Yu Mincho" w:cs="Yu Mincho" w:hint="eastAsia"/>
+          <w:color w:val="222222"/>
+          <w:sz w:val="22"/>
+          <w:szCs w:val="22"/>
+          <w:u w:color="222222"/>
+          <w:shd w:val="clear" w:color="auto" w:fill="FFFFFF"/>
+        </w:rPr>
+        <w:t>の過剰入荷冊数は表8の掲載手法の中で最小であり，Baselineに対しては過剰入荷・機会損失の双方が小さくなりました．ただし，SARIMAに対してはτ=0.5と0.9で機会損失が大きく，全比較手法に対する順位が分位点によらず一定という結果ではありません．また，表8には各分位点における返本率も併せて示しました．</w:t>
+      </w:r>
+      <w:proofErr w:type="spellStart"/>
+      <w:r>
+        <w:rPr>
+          <w:rFonts w:ascii="Yu Mincho" w:eastAsia="Yu Mincho" w:hAnsi="Yu Mincho" w:cs="Yu Mincho" w:hint="eastAsia"/>
+          <w:color w:val="222222"/>
+          <w:sz w:val="22"/>
+          <w:szCs w:val="22"/>
+          <w:u w:color="222222"/>
+          <w:shd w:val="clear" w:color="auto" w:fill="FFFFFF"/>
+        </w:rPr>
+        <w:t>GateRAF</w:t>
+      </w:r>
+      <w:proofErr w:type="spellEnd"/>
+      <w:r>
+        <w:rPr>
+          <w:rFonts w:ascii="Yu Mincho" w:eastAsia="Yu Mincho" w:hAnsi="Yu Mincho" w:cs="Yu Mincho" w:hint="eastAsia"/>
+          <w:color w:val="222222"/>
+          <w:sz w:val="22"/>
+          <w:szCs w:val="22"/>
+          <w:u w:color="222222"/>
+          <w:shd w:val="clear" w:color="auto" w:fill="FFFFFF"/>
+        </w:rPr>
+        <w:t>の返本率は，</w:t>
+      </w:r>
+      <m:oMath>
+        <m:r>
+          <w:rPr>
+            <w:rFonts w:ascii="Cambria Math" w:hAnsi="Cambria Math"/>
+            <w:sz w:val="22"/>
+            <w:szCs w:val="22"/>
+          </w:rPr>
+          <m:t>τ=0.1</m:t>
+        </m:r>
+      </m:oMath>
+      <w:r>
+        <w:rPr>
+          <w:rFonts w:ascii="Yu Mincho" w:eastAsia="Yu Mincho" w:hAnsi="Yu Mincho" w:cs="Yu Mincho" w:hint="eastAsia"/>
+          <w:color w:val="222222"/>
+          <w:sz w:val="22"/>
+          <w:szCs w:val="22"/>
+          <w:u w:color="222222"/>
+          <w:shd w:val="clear" w:color="auto" w:fill="FFFFFF"/>
+        </w:rPr>
+        <w:t>で1.37%，</w:t>
+      </w:r>
+      <m:oMath>
+        <m:r>
+          <w:rPr>
+            <w:rFonts w:ascii="Cambria Math" w:hAnsi="Cambria Math"/>
+            <w:sz w:val="22"/>
+            <w:szCs w:val="22"/>
+          </w:rPr>
+          <m:t>τ=0.5</m:t>
+        </m:r>
+      </m:oMath>
+      <w:r>
+        <w:rPr>
+          <w:rFonts w:ascii="Yu Mincho" w:eastAsia="Yu Mincho" w:hAnsi="Yu Mincho" w:cs="Yu Mincho" w:hint="eastAsia"/>
+          <w:color w:val="222222"/>
+          <w:sz w:val="22"/>
+          <w:szCs w:val="22"/>
+          <w:u w:color="222222"/>
+          <w:shd w:val="clear" w:color="auto" w:fill="FFFFFF"/>
+        </w:rPr>
+        <w:t>で12.33%，</w:t>
+      </w:r>
+      <m:oMath>
+        <m:r>
+          <w:rPr>
+            <w:rFonts w:ascii="Cambria Math" w:hAnsi="Cambria Math"/>
+            <w:sz w:val="22"/>
+            <w:szCs w:val="22"/>
+          </w:rPr>
+          <m:t>τ=0.9</m:t>
+        </m:r>
+      </m:oMath>
+      <w:r>
+        <w:rPr>
+          <w:rFonts w:ascii="Yu Mincho" w:eastAsia="Yu Mincho" w:hAnsi="Yu Mincho" w:cs="Yu Mincho" w:hint="eastAsia"/>
+          <w:color w:val="222222"/>
+          <w:sz w:val="22"/>
+          <w:szCs w:val="22"/>
+          <w:u w:color="222222"/>
+          <w:shd w:val="clear" w:color="auto" w:fill="FFFFFF"/>
+        </w:rPr>
+        <w:t>で50.31%であり，3水準すべてで比較手法中最小でした．</w:t>
+      </w:r>
+    </w:p>
+    <w:p>
+      <w:pPr>
+        <w:ind w:firstLine="220"/>
+        <w:rPr>
+          <w:rFonts w:ascii="Yu Mincho" w:eastAsia="Yu Mincho" w:hAnsi="Yu Mincho" w:cs="Yu Mincho"/>
+          <w:color w:val="222222"/>
+          <w:sz w:val="22"/>
+          <w:szCs w:val="22"/>
+          <w:u w:color="222222"/>
+          <w:shd w:val="clear" w:color="auto" w:fill="FFFFFF"/>
+          <w:lang w:val="ja-JP"/>
+        </w:rPr>
+      </w:pPr>
+      <w:r>
+        <w:rPr>
+          <w:rFonts w:ascii="Yu Mincho" w:eastAsia="Yu Mincho" w:hAnsi="Yu Mincho" w:cs="Yu Mincho"/>
+          <w:color w:val="222222"/>
           <w:sz w:val="22"/>
           <w:szCs w:val="22"/>
           <w:u w:color="222222"/>
@@ -24008,31 +24542,33 @@
           <w:lang w:val="ja-JP"/>
         </w:rPr>
         <w:lastRenderedPageBreak/>
-        <w:t>った．このため，SARIMAに対しては，過剰入荷冊数と機会損失冊数の双方を同時に削減したわけではない</w:t>
-      </w:r>
-      <w:r>
-        <w:rPr>
-          <w:rFonts w:ascii="Yu Mincho" w:eastAsia="Yu Mincho" w:hAnsi="Yu Mincho" w:cs="Yu Mincho" w:hint="eastAsia"/>
-          <w:color w:val="000000" w:themeColor="text1"/>
-          <w:sz w:val="22"/>
-          <w:szCs w:val="22"/>
-          <w:u w:color="222222"/>
-          <w:shd w:val="clear" w:color="auto" w:fill="FFFFFF"/>
-          <w:lang w:val="ja-JP"/>
-        </w:rPr>
-        <w:t>ことに注意されたい</w:t>
-      </w:r>
-      <w:r>
-        <w:rPr>
-          <w:rFonts w:ascii="Yu Mincho" w:eastAsia="Yu Mincho" w:hAnsi="Yu Mincho" w:cs="Yu Mincho"/>
-          <w:color w:val="000000" w:themeColor="text1"/>
-          <w:sz w:val="22"/>
-          <w:szCs w:val="22"/>
-          <w:u w:color="222222"/>
-          <w:shd w:val="clear" w:color="auto" w:fill="FFFFFF"/>
-          <w:lang w:val="ja-JP"/>
-        </w:rPr>
-        <w:t>．</w:t>
+        <w:t>なお，従来の表は冊数と金額の両方を載せておりましたが，冊数は表8と重複いたしますので，返本率と金額のみを載せる形に改め，表9といたしました．なお，入荷量は負とならないため，予測値が負となる場合には入荷量を0として計算するよう改め，表8および表9の機会損失の値を更新しております．</w:t>
+      </w:r>
+    </w:p>
+    <w:p>
+      <w:pPr>
+        <w:ind w:firstLine="220"/>
+        <w:rPr>
+          <w:rFonts w:ascii="Yu Mincho" w:eastAsia="Yu Mincho" w:hAnsi="Yu Mincho" w:cs="Yu Mincho"/>
+          <w:color w:val="222222"/>
+          <w:sz w:val="22"/>
+          <w:szCs w:val="22"/>
+          <w:u w:color="222222"/>
+          <w:shd w:val="clear" w:color="auto" w:fill="FFFFFF"/>
+          <w:lang w:val="ja-JP"/>
+        </w:rPr>
+      </w:pPr>
+      <w:r>
+        <w:rPr>
+          <w:rFonts w:ascii="Yu Mincho" w:eastAsia="Yu Mincho" w:hAnsi="Yu Mincho" w:cs="Yu Mincho"/>
+          <w:color w:val="222222"/>
+          <w:sz w:val="22"/>
+          <w:szCs w:val="22"/>
+          <w:u w:color="222222"/>
+          <w:shd w:val="clear" w:color="auto" w:fill="FFFFFF"/>
+          <w:lang w:val="ja-JP"/>
+        </w:rPr>
+        <w:t>以上を，6章に追記いたしました．</w:t>
       </w:r>
     </w:p>
     <w:p>
@@ -24059,6 +24595,7 @@
           <w:szCs w:val="22"/>
           <w:u w:val="single"/>
           <w:shd w:val="clear" w:color="auto" w:fill="FFFFFF"/>
+          <w:lang w:val="ja-JP"/>
         </w:rPr>
       </w:pPr>
       <w:r>
@@ -24073,9 +24610,676 @@
           <w:shd w:val="clear" w:color="auto" w:fill="FFFFFF"/>
           <w:lang w:val="ja-JP"/>
         </w:rPr>
-        <w:t xml:space="preserve">　新原稿 p.14，表7（新規追加）</w:t>
-      </w:r>
-      <w:r>
+        <w:t xml:space="preserve">　新原稿 p.13 左カラム，6. 返本と機会損失の観点からの評価（記載の追加）：</w:t>
+      </w:r>
+    </w:p>
+    <w:p>
+      <w:pPr>
+        <w:ind w:leftChars="202" w:left="424"/>
+        <w:rPr>
+          <w:rFonts w:ascii="Yu Mincho" w:eastAsia="Yu Mincho" w:hAnsi="Yu Mincho" w:cs="Yu Mincho"/>
+          <w:color w:val="000000" w:themeColor="text1"/>
+          <w:sz w:val="22"/>
+          <w:szCs w:val="22"/>
+          <w:u w:color="222222"/>
+          <w:shd w:val="clear" w:color="auto" w:fill="FFFFFF"/>
+          <w:lang w:val="ja-JP"/>
+        </w:rPr>
+      </w:pPr>
+      <w:r>
+        <w:rPr>
+          <w:rFonts w:ascii="Yu Mincho" w:eastAsia="Yu Mincho" w:hAnsi="Yu Mincho" w:cs="Yu Mincho"/>
+          <w:color w:val="000000" w:themeColor="text1"/>
+          <w:sz w:val="22"/>
+          <w:szCs w:val="22"/>
+          <w:u w:color="222222"/>
+          <w:shd w:val="clear" w:color="auto" w:fill="FFFFFF"/>
+          <w:lang w:val="ja-JP"/>
+        </w:rPr>
+        <w:t>ただし，入荷量は負とならないため，予測値が負の場合は入荷量を0とし，以下の</w:t>
+      </w:r>
+      <m:oMath>
+        <m:sSub>
+          <m:sSubPr>
+            <m:ctrlPr>
+              <w:rPr>
+                <w:rFonts w:ascii="Cambria Math" w:hAnsi="Cambria Math"/>
+                <w:sz w:val="22"/>
+                <w:szCs w:val="22"/>
+              </w:rPr>
+            </m:ctrlPr>
+          </m:sSubPr>
+          <m:e>
+            <m:acc>
+              <m:accPr>
+                <m:ctrlPr>
+                  <w:rPr>
+                    <w:rFonts w:ascii="Cambria Math" w:hAnsi="Cambria Math"/>
+                    <w:sz w:val="22"/>
+                    <w:szCs w:val="22"/>
+                  </w:rPr>
+                </m:ctrlPr>
+              </m:accPr>
+              <m:e>
+                <m:r>
+                  <w:rPr>
+                    <w:rFonts w:ascii="Cambria Math" w:hAnsi="Cambria Math"/>
+                    <w:sz w:val="22"/>
+                    <w:szCs w:val="22"/>
+                  </w:rPr>
+                  <m:t>y</m:t>
+                </m:r>
+              </m:e>
+            </m:acc>
+          </m:e>
+          <m:sub>
+            <m:r>
+              <w:rPr>
+                <w:rFonts w:ascii="Cambria Math" w:hAnsi="Cambria Math"/>
+                <w:sz w:val="22"/>
+                <w:szCs w:val="22"/>
+              </w:rPr>
+              <m:t>t</m:t>
+            </m:r>
+          </m:sub>
+        </m:sSub>
+      </m:oMath>
+      <w:proofErr w:type="gramStart"/>
+      <w:r>
+        <w:rPr>
+          <w:rFonts w:ascii="Yu Mincho" w:eastAsia="Yu Mincho" w:hAnsi="Yu Mincho" w:cs="Yu Mincho"/>
+          <w:color w:val="000000" w:themeColor="text1"/>
+          <w:sz w:val="22"/>
+          <w:szCs w:val="22"/>
+          <w:u w:color="222222"/>
+          <w:shd w:val="clear" w:color="auto" w:fill="FFFFFF"/>
+          <w:lang w:val="ja-JP"/>
+        </w:rPr>
+        <w:t>は</w:t>
+      </w:r>
+      <w:proofErr w:type="gramEnd"/>
+      <w:r>
+        <w:rPr>
+          <w:rFonts w:ascii="Yu Mincho" w:eastAsia="Yu Mincho" w:hAnsi="Yu Mincho" w:cs="Yu Mincho"/>
+          <w:color w:val="000000" w:themeColor="text1"/>
+          <w:sz w:val="22"/>
+          <w:szCs w:val="22"/>
+          <w:u w:color="222222"/>
+          <w:shd w:val="clear" w:color="auto" w:fill="FFFFFF"/>
+          <w:lang w:val="ja-JP"/>
+        </w:rPr>
+        <w:t>この入荷量を表すものとする．</w:t>
+      </w:r>
+    </w:p>
+    <w:p>
+      <w:pPr>
+        <w:ind w:leftChars="202" w:left="424"/>
+        <w:rPr>
+          <w:rFonts w:ascii="Yu Mincho" w:eastAsia="Yu Mincho" w:hAnsi="Yu Mincho" w:cs="Yu Mincho"/>
+          <w:color w:val="000000" w:themeColor="text1"/>
+          <w:sz w:val="22"/>
+          <w:szCs w:val="22"/>
+          <w:u w:color="222222"/>
+          <w:shd w:val="clear" w:color="auto" w:fill="FFFFFF"/>
+          <w:lang w:val="ja-JP"/>
+        </w:rPr>
+      </w:pPr>
+      <w:r>
+        <w:rPr>
+          <w:rFonts w:ascii="Yu Mincho" w:eastAsia="Yu Mincho" w:hAnsi="Yu Mincho" w:cs="Yu Mincho"/>
+          <w:color w:val="000000" w:themeColor="text1"/>
+          <w:sz w:val="22"/>
+          <w:szCs w:val="22"/>
+          <w:u w:color="222222"/>
+          <w:shd w:val="clear" w:color="auto" w:fill="FFFFFF"/>
+          <w:lang w:val="ja-JP"/>
+        </w:rPr>
+        <w:t>入荷量に中央値（</w:t>
+      </w:r>
+      <m:oMath>
+        <m:r>
+          <w:rPr>
+            <w:rFonts w:ascii="Cambria Math" w:hAnsi="Cambria Math"/>
+            <w:sz w:val="22"/>
+            <w:szCs w:val="22"/>
+          </w:rPr>
+          <m:t>τ=0.5</m:t>
+        </m:r>
+      </m:oMath>
+      <w:r>
+        <w:rPr>
+          <w:rFonts w:ascii="Yu Mincho" w:eastAsia="Yu Mincho" w:hAnsi="Yu Mincho" w:cs="Yu Mincho"/>
+          <w:color w:val="000000" w:themeColor="text1"/>
+          <w:sz w:val="22"/>
+          <w:szCs w:val="22"/>
+          <w:u w:color="222222"/>
+          <w:shd w:val="clear" w:color="auto" w:fill="FFFFFF"/>
+          <w:lang w:val="ja-JP"/>
+        </w:rPr>
+        <w:t>）を用いたのは，</w:t>
+      </w:r>
+      <w:r>
+        <w:rPr>
+          <w:rFonts w:ascii="Yu Mincho" w:eastAsia="Yu Mincho" w:hAnsi="Yu Mincho" w:cs="Yu Mincho"/>
+          <w:color w:val="000000" w:themeColor="text1"/>
+          <w:sz w:val="22"/>
+          <w:szCs w:val="22"/>
+          <w:u w:color="222222"/>
+          <w:shd w:val="clear" w:color="auto" w:fill="FFFFFF"/>
+          <w:lang w:val="ja-JP"/>
+        </w:rPr>
+        <w:t>過剰量と不足量を等重みで評価する対称な絶対損失に対応するためである</w:t>
+      </w:r>
+      <w:r>
+        <w:rPr>
+          <w:rFonts w:ascii="Yu Mincho" w:eastAsia="Yu Mincho" w:hAnsi="Yu Mincho" w:cs="Yu Mincho"/>
+          <w:color w:val="000000" w:themeColor="text1"/>
+          <w:sz w:val="22"/>
+          <w:szCs w:val="22"/>
+          <w:u w:color="222222"/>
+          <w:shd w:val="clear" w:color="auto" w:fill="FFFFFF"/>
+          <w:lang w:val="ja-JP"/>
+        </w:rPr>
+        <w:t>．</w:t>
+      </w:r>
+      <w:r>
+        <w:rPr>
+          <w:rFonts w:ascii="Yu Mincho" w:eastAsia="Yu Mincho" w:hAnsi="Yu Mincho" w:cs="Yu Mincho"/>
+          <w:color w:val="000000" w:themeColor="text1"/>
+          <w:sz w:val="22"/>
+          <w:szCs w:val="22"/>
+          <w:u w:color="222222"/>
+          <w:shd w:val="clear" w:color="auto" w:fill="FFFFFF"/>
+          <w:lang w:val="ja-JP"/>
+        </w:rPr>
+        <w:t>観測数で割った平均損失はMAEに一致し，その期待値を最小化する予測は条件付き中央値となる．実際の費用が非対称である場合には，別の分位点が適切となる．すなわち，欠品1冊あたりの費用を</w:t>
+      </w:r>
+      <m:oMath>
+        <m:sSub>
+          <m:sSubPr>
+            <m:ctrlPr>
+              <w:rPr>
+                <w:rFonts w:ascii="Cambria Math" w:hAnsi="Cambria Math"/>
+                <w:sz w:val="22"/>
+                <w:szCs w:val="22"/>
+              </w:rPr>
+            </m:ctrlPr>
+          </m:sSubPr>
+          <m:e>
+            <m:r>
+              <w:rPr>
+                <w:rFonts w:ascii="Cambria Math" w:hAnsi="Cambria Math"/>
+                <w:sz w:val="22"/>
+                <w:szCs w:val="22"/>
+              </w:rPr>
+              <m:t>c</m:t>
+            </m:r>
+          </m:e>
+          <m:sub>
+            <m:r>
+              <w:rPr>
+                <w:rFonts w:ascii="Cambria Math" w:hAnsi="Cambria Math"/>
+                <w:sz w:val="22"/>
+                <w:szCs w:val="22"/>
+              </w:rPr>
+              <m:t>u</m:t>
+            </m:r>
+          </m:sub>
+        </m:sSub>
+      </m:oMath>
+      <w:r>
+        <w:rPr>
+          <w:rFonts w:ascii="Yu Mincho" w:eastAsia="Yu Mincho" w:hAnsi="Yu Mincho" w:cs="Yu Mincho"/>
+          <w:color w:val="000000" w:themeColor="text1"/>
+          <w:sz w:val="22"/>
+          <w:szCs w:val="22"/>
+          <w:u w:color="222222"/>
+          <w:shd w:val="clear" w:color="auto" w:fill="FFFFFF"/>
+          <w:lang w:val="ja-JP"/>
+        </w:rPr>
+        <w:t>，売れ残り1冊あたりの費用を</w:t>
+      </w:r>
+      <m:oMath>
+        <m:sSub>
+          <m:sSubPr>
+            <m:ctrlPr>
+              <w:rPr>
+                <w:rFonts w:ascii="Cambria Math" w:hAnsi="Cambria Math"/>
+                <w:sz w:val="22"/>
+                <w:szCs w:val="22"/>
+              </w:rPr>
+            </m:ctrlPr>
+          </m:sSubPr>
+          <m:e>
+            <m:r>
+              <w:rPr>
+                <w:rFonts w:ascii="Cambria Math" w:hAnsi="Cambria Math"/>
+                <w:sz w:val="22"/>
+                <w:szCs w:val="22"/>
+              </w:rPr>
+              <m:t>c</m:t>
+            </m:r>
+          </m:e>
+          <m:sub>
+            <m:r>
+              <w:rPr>
+                <w:rFonts w:ascii="Cambria Math" w:hAnsi="Cambria Math"/>
+                <w:sz w:val="22"/>
+                <w:szCs w:val="22"/>
+              </w:rPr>
+              <m:t>o</m:t>
+            </m:r>
+          </m:sub>
+        </m:sSub>
+      </m:oMath>
+      <w:r>
+        <w:rPr>
+          <w:rFonts w:ascii="Yu Mincho" w:eastAsia="Yu Mincho" w:hAnsi="Yu Mincho" w:cs="Yu Mincho"/>
+          <w:color w:val="000000" w:themeColor="text1"/>
+          <w:sz w:val="22"/>
+          <w:szCs w:val="22"/>
+          <w:u w:color="222222"/>
+          <w:shd w:val="clear" w:color="auto" w:fill="FFFFFF"/>
+          <w:lang w:val="ja-JP"/>
+        </w:rPr>
+        <w:t>とすると，期待費用を最小にする入荷量は</w:t>
+      </w:r>
+      <m:oMath>
+        <m:sSub>
+          <m:sSubPr>
+            <m:ctrlPr>
+              <w:rPr>
+                <w:rFonts w:ascii="Cambria Math" w:hAnsi="Cambria Math"/>
+                <w:sz w:val="22"/>
+                <w:szCs w:val="22"/>
+              </w:rPr>
+            </m:ctrlPr>
+          </m:sSubPr>
+          <m:e>
+            <m:r>
+              <w:rPr>
+                <w:rFonts w:ascii="Cambria Math" w:hAnsi="Cambria Math"/>
+                <w:sz w:val="22"/>
+                <w:szCs w:val="22"/>
+              </w:rPr>
+              <m:t>c</m:t>
+            </m:r>
+          </m:e>
+          <m:sub>
+            <m:r>
+              <w:rPr>
+                <w:rFonts w:ascii="Cambria Math" w:hAnsi="Cambria Math"/>
+                <w:sz w:val="22"/>
+                <w:szCs w:val="22"/>
+              </w:rPr>
+              <m:t>u</m:t>
+            </m:r>
+          </m:sub>
+        </m:sSub>
+        <m:r>
+          <w:rPr>
+            <w:rFonts w:ascii="Cambria Math" w:hAnsi="Cambria Math"/>
+            <w:sz w:val="22"/>
+            <w:szCs w:val="22"/>
+          </w:rPr>
+          <m:t>/(</m:t>
+        </m:r>
+        <m:sSub>
+          <m:sSubPr>
+            <m:ctrlPr>
+              <w:rPr>
+                <w:rFonts w:ascii="Cambria Math" w:hAnsi="Cambria Math"/>
+                <w:sz w:val="22"/>
+                <w:szCs w:val="22"/>
+              </w:rPr>
+            </m:ctrlPr>
+          </m:sSubPr>
+          <m:e>
+            <m:r>
+              <w:rPr>
+                <w:rFonts w:ascii="Cambria Math" w:hAnsi="Cambria Math"/>
+                <w:sz w:val="22"/>
+                <w:szCs w:val="22"/>
+              </w:rPr>
+              <m:t>c</m:t>
+            </m:r>
+          </m:e>
+          <m:sub>
+            <m:r>
+              <w:rPr>
+                <w:rFonts w:ascii="Cambria Math" w:hAnsi="Cambria Math"/>
+                <w:sz w:val="22"/>
+                <w:szCs w:val="22"/>
+              </w:rPr>
+              <m:t>u</m:t>
+            </m:r>
+          </m:sub>
+        </m:sSub>
+        <m:r>
+          <w:rPr>
+            <w:rFonts w:ascii="Cambria Math" w:hAnsi="Cambria Math"/>
+            <w:sz w:val="22"/>
+            <w:szCs w:val="22"/>
+          </w:rPr>
+          <m:t>+</m:t>
+        </m:r>
+        <m:sSub>
+          <m:sSubPr>
+            <m:ctrlPr>
+              <w:rPr>
+                <w:rFonts w:ascii="Cambria Math" w:hAnsi="Cambria Math"/>
+                <w:sz w:val="22"/>
+                <w:szCs w:val="22"/>
+              </w:rPr>
+            </m:ctrlPr>
+          </m:sSubPr>
+          <m:e>
+            <m:r>
+              <w:rPr>
+                <w:rFonts w:ascii="Cambria Math" w:hAnsi="Cambria Math"/>
+                <w:sz w:val="22"/>
+                <w:szCs w:val="22"/>
+              </w:rPr>
+              <m:t>c</m:t>
+            </m:r>
+          </m:e>
+          <m:sub>
+            <m:r>
+              <w:rPr>
+                <w:rFonts w:ascii="Cambria Math" w:hAnsi="Cambria Math"/>
+                <w:sz w:val="22"/>
+                <w:szCs w:val="22"/>
+              </w:rPr>
+              <m:t>o</m:t>
+            </m:r>
+          </m:sub>
+        </m:sSub>
+        <m:r>
+          <w:rPr>
+            <w:rFonts w:ascii="Cambria Math" w:hAnsi="Cambria Math"/>
+            <w:sz w:val="22"/>
+            <w:szCs w:val="22"/>
+          </w:rPr>
+          <m:t>)</m:t>
+        </m:r>
+      </m:oMath>
+      <w:r>
+        <w:rPr>
+          <w:rFonts w:ascii="Yu Mincho" w:eastAsia="Yu Mincho" w:hAnsi="Yu Mincho" w:cs="Yu Mincho"/>
+          <w:color w:val="000000" w:themeColor="text1"/>
+          <w:sz w:val="22"/>
+          <w:szCs w:val="22"/>
+          <w:u w:color="222222"/>
+          <w:shd w:val="clear" w:color="auto" w:fill="FFFFFF"/>
+          <w:lang w:val="ja-JP"/>
+        </w:rPr>
+        <w:t>分位点となる．たとえば</w:t>
+      </w:r>
+      <m:oMath>
+        <m:r>
+          <w:rPr>
+            <w:rFonts w:ascii="Cambria Math" w:hAnsi="Cambria Math"/>
+            <w:sz w:val="22"/>
+            <w:szCs w:val="22"/>
+          </w:rPr>
+          <m:t>τ=0.9</m:t>
+        </m:r>
+      </m:oMath>
+      <w:r>
+        <w:rPr>
+          <w:rFonts w:ascii="Yu Mincho" w:eastAsia="Yu Mincho" w:hAnsi="Yu Mincho" w:cs="Yu Mincho"/>
+          <w:color w:val="000000" w:themeColor="text1"/>
+          <w:sz w:val="22"/>
+          <w:szCs w:val="22"/>
+          <w:u w:color="222222"/>
+          <w:shd w:val="clear" w:color="auto" w:fill="FFFFFF"/>
+          <w:lang w:val="ja-JP"/>
+        </w:rPr>
+        <w:t>は欠品の費用が売れ残りの9倍である場合に，</w:t>
+      </w:r>
+      <m:oMath>
+        <m:r>
+          <w:rPr>
+            <w:rFonts w:ascii="Cambria Math" w:hAnsi="Cambria Math"/>
+            <w:sz w:val="22"/>
+            <w:szCs w:val="22"/>
+          </w:rPr>
+          <m:t>τ=0.1</m:t>
+        </m:r>
+      </m:oMath>
+      <w:r>
+        <w:rPr>
+          <w:rFonts w:ascii="Yu Mincho" w:eastAsia="Yu Mincho" w:hAnsi="Yu Mincho" w:cs="Yu Mincho"/>
+          <w:color w:val="000000" w:themeColor="text1"/>
+          <w:sz w:val="22"/>
+          <w:szCs w:val="22"/>
+          <w:u w:color="222222"/>
+          <w:shd w:val="clear" w:color="auto" w:fill="FFFFFF"/>
+          <w:lang w:val="ja-JP"/>
+        </w:rPr>
+        <w:t>は売れ残りの費用が欠品の9倍である場合に対応する．</w:t>
+      </w:r>
+    </w:p>
+    <w:p>
+      <w:pPr>
+        <w:ind w:leftChars="202" w:left="424"/>
+        <w:rPr>
+          <w:rFonts w:ascii="Yu Mincho" w:eastAsia="Yu Mincho" w:hAnsi="Yu Mincho" w:cs="Yu Mincho"/>
+          <w:color w:val="000000" w:themeColor="text1"/>
+          <w:sz w:val="22"/>
+          <w:szCs w:val="22"/>
+          <w:u w:color="222222"/>
+          <w:shd w:val="clear" w:color="auto" w:fill="FFFFFF"/>
+          <w:lang w:val="ja-JP"/>
+        </w:rPr>
+      </w:pPr>
+      <w:r>
+        <w:rPr>
+          <w:rFonts w:ascii="Yu Mincho" w:eastAsia="Yu Mincho" w:hAnsi="Yu Mincho" w:cs="Yu Mincho" w:hint="eastAsia"/>
+          <w:color w:val="222222"/>
+          <w:sz w:val="22"/>
+          <w:szCs w:val="22"/>
+          <w:u w:color="222222"/>
+          <w:shd w:val="clear" w:color="auto" w:fill="FFFFFF"/>
+        </w:rPr>
+        <w:t>また，表8に</w:t>
+      </w:r>
+      <m:oMath>
+        <m:r>
+          <w:rPr>
+            <w:rFonts w:ascii="Cambria Math" w:hAnsi="Cambria Math"/>
+            <w:sz w:val="22"/>
+            <w:szCs w:val="22"/>
+          </w:rPr>
+          <m:t>τ=0.1, 0.5, 0.9</m:t>
+        </m:r>
+      </m:oMath>
+      <w:r>
+        <w:rPr>
+          <w:rFonts w:ascii="Yu Mincho" w:eastAsia="Yu Mincho" w:hAnsi="Yu Mincho" w:cs="Yu Mincho" w:hint="eastAsia"/>
+          <w:color w:val="222222"/>
+          <w:sz w:val="22"/>
+          <w:szCs w:val="22"/>
+          <w:u w:color="222222"/>
+          <w:shd w:val="clear" w:color="auto" w:fill="FFFFFF"/>
+        </w:rPr>
+        <w:t>とした際の各手法の過剰入荷，機会損失および返本率を示す．評価したτ=0.1，0.5，0.9のいずれにおいても，</w:t>
+      </w:r>
+      <w:proofErr w:type="spellStart"/>
+      <w:r>
+        <w:rPr>
+          <w:rFonts w:ascii="Yu Mincho" w:eastAsia="Yu Mincho" w:hAnsi="Yu Mincho" w:cs="Yu Mincho" w:hint="eastAsia"/>
+          <w:color w:val="222222"/>
+          <w:sz w:val="22"/>
+          <w:szCs w:val="22"/>
+          <w:u w:color="222222"/>
+          <w:shd w:val="clear" w:color="auto" w:fill="FFFFFF"/>
+        </w:rPr>
+        <w:t>GateRAF</w:t>
+      </w:r>
+      <w:proofErr w:type="spellEnd"/>
+      <w:r>
+        <w:rPr>
+          <w:rFonts w:ascii="Yu Mincho" w:eastAsia="Yu Mincho" w:hAnsi="Yu Mincho" w:cs="Yu Mincho" w:hint="eastAsia"/>
+          <w:color w:val="222222"/>
+          <w:sz w:val="22"/>
+          <w:szCs w:val="22"/>
+          <w:u w:color="222222"/>
+          <w:shd w:val="clear" w:color="auto" w:fill="FFFFFF"/>
+        </w:rPr>
+        <w:t>はBaselineに比べて過剰入荷冊数と機会損失冊数の双方が少なかった．したがって，Baselineに対する改善は，中央値を入荷量とする場合だけでなく，下側分位点を用いて入荷を抑える場合と，上側分位点を用いて入荷を増やす場合にも確認された．また，</w:t>
+      </w:r>
+      <w:proofErr w:type="spellStart"/>
+      <w:r>
+        <w:rPr>
+          <w:rFonts w:ascii="Yu Mincho" w:eastAsia="Yu Mincho" w:hAnsi="Yu Mincho" w:cs="Yu Mincho" w:hint="eastAsia"/>
+          <w:color w:val="222222"/>
+          <w:sz w:val="22"/>
+          <w:szCs w:val="22"/>
+          <w:u w:color="222222"/>
+          <w:shd w:val="clear" w:color="auto" w:fill="FFFFFF"/>
+        </w:rPr>
+        <w:t>GateRAF</w:t>
+      </w:r>
+      <w:proofErr w:type="spellEnd"/>
+      <w:r>
+        <w:rPr>
+          <w:rFonts w:ascii="Yu Mincho" w:eastAsia="Yu Mincho" w:hAnsi="Yu Mincho" w:cs="Yu Mincho" w:hint="eastAsia"/>
+          <w:color w:val="222222"/>
+          <w:sz w:val="22"/>
+          <w:szCs w:val="22"/>
+          <w:u w:color="222222"/>
+          <w:shd w:val="clear" w:color="auto" w:fill="FFFFFF"/>
+        </w:rPr>
+        <w:t>の過剰入荷冊数と返本率は，3水準すべてで表8の比較手法中最小であった．</w:t>
+      </w:r>
+      <w:proofErr w:type="spellStart"/>
+      <w:r>
+        <w:rPr>
+          <w:rFonts w:ascii="Yu Mincho" w:eastAsia="Yu Mincho" w:hAnsi="Yu Mincho" w:cs="Yu Mincho" w:hint="eastAsia"/>
+          <w:color w:val="222222"/>
+          <w:sz w:val="22"/>
+          <w:szCs w:val="22"/>
+          <w:u w:color="222222"/>
+          <w:shd w:val="clear" w:color="auto" w:fill="FFFFFF"/>
+        </w:rPr>
+        <w:t>GateRAF</w:t>
+      </w:r>
+      <w:proofErr w:type="spellEnd"/>
+      <w:r>
+        <w:rPr>
+          <w:rFonts w:ascii="Yu Mincho" w:eastAsia="Yu Mincho" w:hAnsi="Yu Mincho" w:cs="Yu Mincho" w:hint="eastAsia"/>
+          <w:color w:val="222222"/>
+          <w:sz w:val="22"/>
+          <w:szCs w:val="22"/>
+          <w:u w:color="222222"/>
+          <w:shd w:val="clear" w:color="auto" w:fill="FFFFFF"/>
+        </w:rPr>
+        <w:t>の返本率は，</w:t>
+      </w:r>
+      <m:oMath>
+        <m:r>
+          <w:rPr>
+            <w:rFonts w:ascii="Cambria Math" w:hAnsi="Cambria Math"/>
+            <w:sz w:val="22"/>
+            <w:szCs w:val="22"/>
+          </w:rPr>
+          <m:t>τ=0.1</m:t>
+        </m:r>
+      </m:oMath>
+      <w:r>
+        <w:rPr>
+          <w:rFonts w:ascii="Yu Mincho" w:eastAsia="Yu Mincho" w:hAnsi="Yu Mincho" w:cs="Yu Mincho" w:hint="eastAsia"/>
+          <w:color w:val="222222"/>
+          <w:sz w:val="22"/>
+          <w:szCs w:val="22"/>
+          <w:u w:color="222222"/>
+          <w:shd w:val="clear" w:color="auto" w:fill="FFFFFF"/>
+        </w:rPr>
+        <w:t>で1.37%，</w:t>
+      </w:r>
+      <m:oMath>
+        <m:r>
+          <w:rPr>
+            <w:rFonts w:ascii="Cambria Math" w:hAnsi="Cambria Math"/>
+            <w:sz w:val="22"/>
+            <w:szCs w:val="22"/>
+          </w:rPr>
+          <m:t>τ=0.5</m:t>
+        </m:r>
+      </m:oMath>
+      <w:r>
+        <w:rPr>
+          <w:rFonts w:ascii="Yu Mincho" w:eastAsia="Yu Mincho" w:hAnsi="Yu Mincho" w:cs="Yu Mincho" w:hint="eastAsia"/>
+          <w:color w:val="222222"/>
+          <w:sz w:val="22"/>
+          <w:szCs w:val="22"/>
+          <w:u w:color="222222"/>
+          <w:shd w:val="clear" w:color="auto" w:fill="FFFFFF"/>
+        </w:rPr>
+        <w:t>で12.33%，</w:t>
+      </w:r>
+      <m:oMath>
+        <m:r>
+          <w:rPr>
+            <w:rFonts w:ascii="Cambria Math" w:hAnsi="Cambria Math"/>
+            <w:sz w:val="22"/>
+            <w:szCs w:val="22"/>
+          </w:rPr>
+          <m:t>τ=0.9</m:t>
+        </m:r>
+      </m:oMath>
+      <w:r>
+        <w:rPr>
+          <w:rFonts w:ascii="Yu Mincho" w:eastAsia="Yu Mincho" w:hAnsi="Yu Mincho" w:cs="Yu Mincho" w:hint="eastAsia"/>
+          <w:color w:val="222222"/>
+          <w:sz w:val="22"/>
+          <w:szCs w:val="22"/>
+          <w:u w:color="222222"/>
+          <w:shd w:val="clear" w:color="auto" w:fill="FFFFFF"/>
+        </w:rPr>
+        <w:t>で50.31%であり，分位点の選択によって返本率が大きく変わることがわかる．一方，SARIMAとの比較では，τ=0.5および0.9で</w:t>
+      </w:r>
+      <w:proofErr w:type="spellStart"/>
+      <w:r>
+        <w:rPr>
+          <w:rFonts w:ascii="Yu Mincho" w:eastAsia="Yu Mincho" w:hAnsi="Yu Mincho" w:cs="Yu Mincho" w:hint="eastAsia"/>
+          <w:color w:val="222222"/>
+          <w:sz w:val="22"/>
+          <w:szCs w:val="22"/>
+          <w:u w:color="222222"/>
+          <w:shd w:val="clear" w:color="auto" w:fill="FFFFFF"/>
+        </w:rPr>
+        <w:t>GateRAF</w:t>
+      </w:r>
+      <w:proofErr w:type="spellEnd"/>
+      <w:r>
+        <w:rPr>
+          <w:rFonts w:ascii="Yu Mincho" w:eastAsia="Yu Mincho" w:hAnsi="Yu Mincho" w:cs="Yu Mincho" w:hint="eastAsia"/>
+          <w:color w:val="222222"/>
+          <w:sz w:val="22"/>
+          <w:szCs w:val="22"/>
+          <w:u w:color="222222"/>
+          <w:shd w:val="clear" w:color="auto" w:fill="FFFFFF"/>
+        </w:rPr>
+        <w:t>の機会損失冊数が多かった．このため，SARIMAに対しては，過剰入荷冊数と機会損失冊数の双方を同時に削減したわけではないことに注意されたい．</w:t>
+      </w:r>
+    </w:p>
+    <w:p>
+      <w:pPr>
+        <w:rPr>
+          <w:rFonts w:ascii="Yu Mincho" w:eastAsia="Yu Mincho" w:hAnsi="Yu Mincho" w:cs="Yu Mincho"/>
+          <w:color w:val="222222"/>
+          <w:sz w:val="22"/>
+          <w:szCs w:val="22"/>
+          <w:u w:color="222222"/>
+          <w:shd w:val="clear" w:color="auto" w:fill="FFFFFF"/>
+        </w:rPr>
+      </w:pPr>
+    </w:p>
+    <w:p>
+      <w:pPr>
+        <w:keepNext/>
         <w:rPr>
           <w:rFonts w:ascii="Yu Mincho" w:eastAsia="Yu Mincho" w:hAnsi="Yu Mincho" w:cs="Yu Mincho"/>
           <w:b/>
@@ -24086,7 +25290,20 @@
           <w:u w:val="single"/>
           <w:shd w:val="clear" w:color="auto" w:fill="FFFFFF"/>
         </w:rPr>
-        <w:t>：</w:t>
+      </w:pPr>
+      <w:r>
+        <w:rPr>
+          <w:rFonts w:ascii="Yu Mincho" w:eastAsia="Yu Mincho" w:hAnsi="Yu Mincho" w:cs="Yu Mincho"/>
+          <w:b/>
+          <w:bCs/>
+          <w:color w:val="000000" w:themeColor="text1"/>
+          <w:sz w:val="22"/>
+          <w:szCs w:val="22"/>
+          <w:u w:val="single"/>
+          <w:shd w:val="clear" w:color="auto" w:fill="FFFFFF"/>
+          <w:lang w:val="ja-JP"/>
+        </w:rPr>
+        <w:t xml:space="preserve">　新原稿 p.14，表8（新規追加）：</w:t>
       </w:r>
     </w:p>
     <w:p>
@@ -24098,8 +25315,8 @@
           <w:noProof/>
         </w:rPr>
         <w:drawing>
-          <wp:inline distT="0" distB="0" distL="0" distR="0" wp14:anchorId="110A99E8" wp14:editId="5EBF0C4E">
-            <wp:extent cx="4515866" cy="1182163"/>
+          <wp:inline distT="0" distB="0" distL="0" distR="0" wp14:anchorId="6E5555B9" wp14:editId="5AC685E1">
+            <wp:extent cx="5619218" cy="1242585"/>
             <wp:effectExtent l="0" t="0" r="0" b="0"/>
             <wp:docPr id="1005" name="Table 1005"/>
             <wp:cNvGraphicFramePr>
@@ -24113,7 +25330,7 @@
                     <pic:cNvPicPr/>
                   </pic:nvPicPr>
                   <pic:blipFill>
-                    <a:blip r:embed="rId19"/>
+                    <a:blip r:embed="rId15"/>
                     <a:stretch>
                       <a:fillRect/>
                     </a:stretch>
@@ -24121,7 +25338,7 @@
                   <pic:spPr>
                     <a:xfrm>
                       <a:off x="0" y="0"/>
-                      <a:ext cx="4515866" cy="1182163"/>
+                      <a:ext cx="5619218" cy="1242585"/>
                     </a:xfrm>
                     <a:prstGeom prst="rect">
                       <a:avLst/>
@@ -24284,43 +25501,7 @@
           <w:shd w:val="clear" w:color="auto" w:fill="FFFFFF"/>
           <w:lang w:val="ja-JP"/>
         </w:rPr>
-        <w:t>ご指摘ありがとうございました．</w:t>
-      </w:r>
-      <w:r>
-        <w:rPr>
-          <w:rFonts w:ascii="Yu Mincho" w:eastAsia="Yu Mincho" w:hAnsi="Yu Mincho" w:cs="Yu Mincho" w:hint="eastAsia"/>
-          <w:color w:val="222222"/>
-          <w:sz w:val="22"/>
-          <w:szCs w:val="22"/>
-          <w:u w:color="222222"/>
-          <w:shd w:val="clear" w:color="auto" w:fill="FFFFFF"/>
-          <w:lang w:val="ja-JP"/>
-        </w:rPr>
-        <w:t>読者にとって</w:t>
-      </w:r>
-      <w:r>
-        <w:rPr>
-          <w:rFonts w:ascii="Yu Mincho" w:eastAsia="Yu Mincho" w:hAnsi="Yu Mincho" w:cs="Yu Mincho"/>
-          <w:color w:val="222222"/>
-          <w:sz w:val="22"/>
-          <w:szCs w:val="22"/>
-          <w:u w:color="222222"/>
-          <w:shd w:val="clear" w:color="auto" w:fill="FFFFFF"/>
-          <w:lang w:val="ja-JP"/>
-        </w:rPr>
-        <w:t>読み取りにくい</w:t>
-      </w:r>
-      <w:r>
-        <w:rPr>
-          <w:rFonts w:ascii="Yu Mincho" w:eastAsia="Yu Mincho" w:hAnsi="Yu Mincho" w:cs="Yu Mincho" w:hint="eastAsia"/>
-          <w:color w:val="222222"/>
-          <w:sz w:val="22"/>
-          <w:szCs w:val="22"/>
-          <w:u w:color="222222"/>
-          <w:shd w:val="clear" w:color="auto" w:fill="FFFFFF"/>
-          <w:lang w:val="ja-JP"/>
-        </w:rPr>
-        <w:t>定義を記載</w:t>
+        <w:t>ご指摘ありがとうございました．読者にとって読み取りにくい定義を記載してしまい，大変失礼いたしました．</w:t>
       </w:r>
     </w:p>
     <w:p>
@@ -24338,76 +25519,15 @@
       </w:pPr>
       <w:r>
         <w:rPr>
-          <w:rFonts w:ascii="Yu Mincho" w:eastAsia="Yu Mincho" w:hAnsi="Yu Mincho" w:cs="Yu Mincho" w:hint="eastAsia"/>
-          <w:color w:val="222222"/>
-          <w:sz w:val="22"/>
-          <w:szCs w:val="22"/>
-          <w:u w:color="222222"/>
-          <w:shd w:val="clear" w:color="auto" w:fill="FFFFFF"/>
-          <w:lang w:val="ja-JP"/>
-        </w:rPr>
-        <w:t>してしまい</w:t>
-      </w:r>
-      <w:r>
-        <w:rPr>
-          <w:rFonts w:ascii="Yu Mincho" w:eastAsia="Yu Mincho" w:hAnsi="Yu Mincho" w:cs="Yu Mincho" w:hint="eastAsia"/>
-          <w:color w:val="222222"/>
-          <w:sz w:val="22"/>
-          <w:szCs w:val="22"/>
-          <w:u w:color="222222"/>
-          <w:shd w:val="clear" w:color="auto" w:fill="FFFFFF"/>
-          <w:lang w:val="ja-JP"/>
-        </w:rPr>
-        <w:t>，大変</w:t>
-      </w:r>
-      <w:r>
-        <w:rPr>
-          <w:rFonts w:ascii="Yu Mincho" w:eastAsia="Yu Mincho" w:hAnsi="Yu Mincho" w:cs="Yu Mincho" w:hint="eastAsia"/>
-          <w:color w:val="222222"/>
-          <w:sz w:val="22"/>
-          <w:szCs w:val="22"/>
-          <w:u w:color="222222"/>
-          <w:shd w:val="clear" w:color="auto" w:fill="FFFFFF"/>
-          <w:lang w:val="ja-JP"/>
-        </w:rPr>
-        <w:t>失礼いたしました</w:t>
-      </w:r>
-      <w:r>
-        <w:rPr>
-          <w:rFonts w:ascii="Yu Mincho" w:eastAsia="Yu Mincho" w:hAnsi="Yu Mincho" w:cs="Yu Mincho"/>
-          <w:color w:val="222222"/>
-          <w:sz w:val="22"/>
-          <w:szCs w:val="22"/>
-          <w:u w:color="222222"/>
-          <w:shd w:val="clear" w:color="auto" w:fill="FFFFFF"/>
-          <w:lang w:val="ja-JP"/>
-        </w:rPr>
-        <w:t>．</w:t>
-      </w:r>
-    </w:p>
-    <w:p>
-      <w:pPr>
-        <w:ind w:firstLine="220"/>
-        <w:rPr>
-          <w:rFonts w:ascii="Yu Mincho" w:eastAsia="Yu Mincho" w:hAnsi="Yu Mincho" w:cs="Yu Mincho"/>
-          <w:color w:val="222222"/>
-          <w:sz w:val="22"/>
-          <w:szCs w:val="22"/>
-          <w:u w:color="222222"/>
-          <w:shd w:val="clear" w:color="auto" w:fill="FFFFFF"/>
-          <w:lang w:val="ja-JP"/>
-        </w:rPr>
-      </w:pPr>
-      <w:r>
-        <w:rPr>
-          <w:rFonts w:ascii="Yu Mincho" w:eastAsia="Yu Mincho" w:hAnsi="Yu Mincho" w:cs="Yu Mincho"/>
-          <w:color w:val="222222"/>
-          <w:sz w:val="22"/>
-          <w:szCs w:val="22"/>
-          <w:u w:color="222222"/>
-          <w:shd w:val="clear" w:color="auto" w:fill="FFFFFF"/>
-          <w:lang w:val="ja-JP"/>
-        </w:rPr>
+          <w:rFonts w:ascii="Yu Mincho" w:eastAsia="Yu Mincho" w:hAnsi="Yu Mincho" w:cs="Yu Mincho"/>
+          <w:color w:val="222222"/>
+          <w:sz w:val="22"/>
+          <w:szCs w:val="22"/>
+          <w:u w:color="222222"/>
+          <w:shd w:val="clear" w:color="auto" w:fill="FFFFFF"/>
+          <w:lang w:val="ja-JP"/>
+        </w:rPr>
+        <w:lastRenderedPageBreak/>
         <w:t>ご</w:t>
       </w:r>
       <w:r>
@@ -25310,7 +26430,7 @@
           <w:shd w:val="clear" w:color="auto" w:fill="FFFFFF"/>
           <w:lang w:val="ja-JP"/>
         </w:rPr>
-        <w:t xml:space="preserve">　新原稿 p.10 左カラム，図3（凡例の修正）：</w:t>
+        <w:t xml:space="preserve">　新原稿 p.12 左カラム，図3（凡例の修正）：</w:t>
       </w:r>
     </w:p>
     <w:p>
@@ -25353,7 +26473,33 @@
     </w:p>
     <w:p>
       <w:pPr>
-        <w:spacing w:line="320" w:lineRule="exact"/>
+        <w:jc w:val="center"/>
+        <w:rPr>
+          <w:rFonts w:ascii="Yu Mincho" w:eastAsia="Yu Mincho" w:hAnsi="Yu Mincho" w:cs="Yu Mincho"/>
+          <w:sz w:val="22"/>
+          <w:szCs w:val="22"/>
+        </w:rPr>
+      </w:pPr>
+      <w:r>
+        <w:rPr>
+          <w:rFonts w:ascii="Yu Mincho" w:eastAsia="Yu Mincho" w:hAnsi="Yu Mincho" w:cs="Yu Mincho"/>
+          <w:sz w:val="22"/>
+          <w:szCs w:val="22"/>
+        </w:rPr>
+        <w:t>-----------------------------------------------------------------------------------------------------------</w:t>
+      </w:r>
+    </w:p>
+    <w:p>
+      <w:pPr>
+        <w:rPr>
+          <w:rFonts w:ascii="Yu Mincho" w:eastAsia="Yu Mincho" w:hAnsi="Yu Mincho" w:cs="Yu Mincho"/>
+          <w:sz w:val="22"/>
+          <w:szCs w:val="22"/>
+        </w:rPr>
+      </w:pPr>
+    </w:p>
+    <w:p>
+      <w:pPr>
         <w:ind w:firstLine="220"/>
         <w:rPr>
           <w:rFonts w:ascii="Yu Mincho" w:eastAsia="Yu Mincho" w:hAnsi="Yu Mincho" w:cs="Yu Mincho"/>
@@ -25369,74 +26515,16 @@
           <w:szCs w:val="22"/>
           <w:lang w:val="ja-JP"/>
         </w:rPr>
-        <w:t>以上のように，頂きましたコメントに対しまして入念な推敲を重ね，論文の加筆・修正を致しましたので，ご確認の程，何卒宜しくお願い申し上げます．</w:t>
-      </w:r>
-    </w:p>
-    <w:p>
-      <w:pPr>
-        <w:spacing w:line="320" w:lineRule="exact"/>
+        <w:t>以上のように，頂きましたコメントに従って論文全体の加筆・修正をさせて頂くと共に，再度，入念な推敲を重ねました．多くの貴重なご指摘を頂きまして誠にありがとうございました．頂きましたコメントにより，論文全体の大幅な改善に結び付いたと考えております．再度のご依頼となり大変恐縮ではございますが，ご確認の程，何卒宜しくお願い申し上げます．</w:t>
+      </w:r>
+    </w:p>
+    <w:p>
+      <w:pPr>
         <w:ind w:firstLine="220"/>
         <w:rPr>
           <w:rFonts w:ascii="Yu Mincho" w:eastAsia="Yu Mincho" w:hAnsi="Yu Mincho" w:cs="Yu Mincho"/>
           <w:sz w:val="22"/>
           <w:szCs w:val="22"/>
-        </w:rPr>
-      </w:pPr>
-    </w:p>
-    <w:p>
-      <w:pPr>
-        <w:jc w:val="center"/>
-        <w:rPr>
-          <w:rFonts w:ascii="Yu Mincho" w:eastAsia="Yu Mincho" w:hAnsi="Yu Mincho" w:cs="Yu Mincho"/>
-          <w:sz w:val="22"/>
-          <w:szCs w:val="22"/>
-        </w:rPr>
-      </w:pPr>
-      <w:r>
-        <w:rPr>
-          <w:rFonts w:ascii="Yu Mincho" w:eastAsia="Yu Mincho" w:hAnsi="Yu Mincho" w:cs="Yu Mincho"/>
-          <w:sz w:val="22"/>
-          <w:szCs w:val="22"/>
-        </w:rPr>
-        <w:t>-----------------------------------------------------------------------------------------------------------</w:t>
-      </w:r>
-    </w:p>
-    <w:p>
-      <w:pPr>
-        <w:rPr>
-          <w:rFonts w:ascii="Yu Mincho" w:eastAsia="Yu Mincho" w:hAnsi="Yu Mincho" w:cs="Yu Mincho"/>
-          <w:sz w:val="22"/>
-          <w:szCs w:val="22"/>
-        </w:rPr>
-      </w:pPr>
-    </w:p>
-    <w:p>
-      <w:pPr>
-        <w:ind w:firstLine="220"/>
-        <w:rPr>
-          <w:rFonts w:ascii="Yu Mincho" w:eastAsia="Yu Mincho" w:hAnsi="Yu Mincho" w:cs="Yu Mincho"/>
-          <w:sz w:val="22"/>
-          <w:szCs w:val="22"/>
-          <w:lang w:val="ja-JP"/>
-        </w:rPr>
-      </w:pPr>
-      <w:r>
-        <w:rPr>
-          <w:rFonts w:ascii="Yu Mincho" w:eastAsia="Yu Mincho" w:hAnsi="Yu Mincho" w:cs="Yu Mincho"/>
-          <w:sz w:val="22"/>
-          <w:szCs w:val="22"/>
-          <w:lang w:val="ja-JP"/>
-        </w:rPr>
-        <w:t>以上のように，頂きましたコメントに従って論文全体の加筆・修正をさせて頂くと共に，再度，入念な推敲を重ねました．多くの貴重なご指摘を頂きまして誠にありがとうございました．頂きましたコメントにより，論文全体の大幅な改善に結び付いたと考えております．再度のご依頼となり大変恐縮ではございますが，ご確認の程，何卒宜しくお願い申し上げます．</w:t>
-      </w:r>
-    </w:p>
-    <w:p>
-      <w:pPr>
-        <w:ind w:firstLine="220"/>
-        <w:rPr>
-          <w:rFonts w:ascii="Yu Mincho" w:eastAsia="Yu Mincho" w:hAnsi="Yu Mincho" w:cs="Yu Mincho"/>
-          <w:sz w:val="22"/>
-          <w:szCs w:val="22"/>
           <w:lang w:val="ja-JP"/>
         </w:rPr>
       </w:pPr>
@@ -25450,8 +26538,8 @@
       </w:r>
     </w:p>
     <w:sectPr>
-      <w:headerReference w:type="default" r:id="rId20"/>
-      <w:footerReference w:type="default" r:id="rId21"/>
+      <w:headerReference w:type="default" r:id="rId16"/>
+      <w:footerReference w:type="default" r:id="rId17"/>
       <w:pgSz w:w="11900" w:h="16840"/>
       <w:pgMar w:top="1440" w:right="1080" w:bottom="1440" w:left="1080" w:header="851" w:footer="992" w:gutter="0"/>
       <w:cols w:space="720"/>
@@ -25828,14 +26916,6 @@
     <w:abstractNumId w:val="1"/>
   </w:num>
 </w:numbering>
-</file>
-
-<file path=word/people.xml><?xml version="1.0" encoding="utf-8"?>
-<w15:people xmlns:wpc="http://schemas.microsoft.com/office/word/2010/wordprocessingCanvas" xmlns:cx="http://schemas.microsoft.com/office/drawing/2014/chartex" xmlns:cx1="http://schemas.microsoft.com/office/drawing/2015/9/8/chartex" xmlns:cx2="http://schemas.microsoft.com/office/drawing/2015/10/21/chartex" xmlns:cx3="http://schemas.microsoft.com/office/drawing/2016/5/9/chartex" xmlns:cx4="http://schemas.microsoft.com/office/drawing/2016/5/10/chartex" xmlns:cx5="http://schemas.microsoft.com/office/drawing/2016/5/11/chartex" xmlns:cx6="http://schemas.microsoft.com/office/drawing/2016/5/12/chartex" xmlns:cx7="http://schemas.microsoft.com/office/drawing/2016/5/13/chartex" xmlns:cx8="http://schemas.microsoft.com/office/drawing/2016/5/14/chartex" xmlns:mc="http://schemas.openxmlformats.org/markup-compatibility/2006" xmlns:aink="http://schemas.microsoft.com/office/drawing/2016/ink" xmlns:am3d="http://schemas.microsoft.com/office/drawing/2017/model3d" xmlns:o="urn:schemas-microsoft-com:office:office" xmlns:oel="http://schemas.microsoft.com/office/2019/extlst" xmlns:r="http://schemas.openxmlformats.org/officeDocument/2006/relationships" xmlns:m="http://schemas.openxmlformats.org/officeDocument/2006/math" xmlns:v="urn:schemas-microsoft-com:vml" xmlns:wp14="http://schemas.microsoft.com/office/word/2010/wordprocessingDrawing" xmlns:wp="http://schemas.openxmlformats.org/drawingml/2006/wordprocessingDrawing" xmlns:w10="urn:schemas-microsoft-com:office:word" xmlns:w="http://schemas.openxmlformats.org/wordprocessingml/2006/main" xmlns:w14="http://schemas.microsoft.com/office/word/2010/wordml" xmlns:w15="http://schemas.microsoft.com/office/word/2012/wordml" xmlns:w16cex="http://schemas.microsoft.com/office/word/2018/wordml/cex" xmlns:w16cid="http://schemas.microsoft.com/office/word/2016/wordml/cid" xmlns:w16="http://schemas.microsoft.com/office/word/2018/wordml" xmlns:w16du="http://schemas.microsoft.com/office/word/2023/wordml/word16du" xmlns:w16sdtdh="http://schemas.microsoft.com/office/word/2020/wordml/sdtdatahash" xmlns:w16sdtfl="http://schemas.microsoft.com/office/word/2024/wordml/sdtformatlock" xmlns:w16se="http://schemas.microsoft.com/office/word/2015/wordml/symex" xmlns:wpg="http://schemas.microsoft.com/office/word/2010/wordprocessingGroup" xmlns:wpi="http://schemas.microsoft.com/office/word/2010/wordprocessingInk" xmlns:wne="http://schemas.microsoft.com/office/word/2006/wordml" xmlns:wps="http://schemas.microsoft.com/office/word/2010/wordprocessingShape" mc:Ignorable="w14 w15 w16se w16cid w16 w16cex w16sdtdh w16sdtfl w16du wp14">
-  <w15:person w15:author="MIKAWA Kenta">
-    <w15:presenceInfo w15:providerId="AD" w15:userId="S::kmikawa@tcu.ac.jp::3d6fc7c7-e6ff-4127-9c8f-981abb95e3b4"/>
-  </w15:person>
-</w15:people>
 </file>
 
 <file path=word/styles.xml><?xml version="1.0" encoding="utf-8"?>

--- a/document/resend/回答書.docx
+++ b/document/resend/回答書.docx
@@ -149,7 +149,7 @@
           <w:szCs w:val="22"/>
           <w:lang w:val="ja-JP"/>
         </w:rPr>
-        <w:t>のご指摘に対する修正個所は</w:t>
+        <w:t>のご指摘に対する修正箇所は</w:t>
       </w:r>
       <w:r>
         <w:rPr>
@@ -185,7 +185,7 @@
           <w:szCs w:val="22"/>
           <w:lang w:val="ja-JP"/>
         </w:rPr>
-        <w:t>のご指摘に対する修正個所は</w:t>
+        <w:t>のご指摘に対する修正箇所は</w:t>
       </w:r>
       <w:r>
         <w:rPr>
@@ -1902,7 +1902,7 @@
           <w:shd w:val="clear" w:color="auto" w:fill="FFFFFF"/>
           <w:lang w:val="ja-JP"/>
         </w:rPr>
-        <w:t>また，距離関数の選択が結果に与える影響についてですが，距離の選択は取得される参照ウィンドウそのものを変えるため，予測結果に影響し得ます．本研究の距離は標準化後の系列に対するものであり，需要の水準や振幅の違いを無視して変動の形状だけで参照を選びます．例えば，標準化を行わない距離や動的時間伸縮法のように，水準の違いや時間軸のずれを考慮する尺度に替えると，参照の選び方が変わります．需要規模の近さを重視する場合には標準化を行わない距離が，時間軸のずれを許容して形状を照合する場合には動的時間伸縮法が適する可能性がございます．</w:t>
+        <w:t>また，距離関数の選択が結果に与える影響についてですが，距離の選択は取得される参照ウィンドウそのものを変えるため，予測結果に影響し得ます．本研究の距離は標準化後の系列に対するものであり，需要の水準や振幅の違いを無視して変動の形状だけで参照を選びます．一方，標準化を行わない距離や動的時間伸縮法のように，水準の違いや時間軸のずれを考慮する尺度に替えると，参照の選び方が変わります．需要規模の近さを重視する場合には標準化を行わない距離が，時間軸のずれを許容して形状を照合する場合には動的時間伸縮法が適する可能性がございます．</w:t>
       </w:r>
     </w:p>
     <w:p>
@@ -2737,275 +2737,76 @@
           <w:shd w:val="clear" w:color="auto" w:fill="FFFFFF"/>
           <w:lang w:val="ja-JP"/>
         </w:rPr>
-        <w:t>要素を表す．この距離は標準化後の系列に対して定義されるため，系列の水準や振幅の違いを除いた変動の形状の類似度を測ることになる．また，</w:t>
-      </w:r>
-      <m:oMath>
-        <m:acc>
-          <m:accPr>
-            <m:chr m:val="̃"/>
-            <m:ctrlPr>
-              <w:rPr>
-                <w:rFonts w:ascii="Cambria Math" w:hAnsi="Cambria Math"/>
-                <w:sz w:val="22"/>
-                <w:szCs w:val="22"/>
-              </w:rPr>
-            </m:ctrlPr>
-          </m:accPr>
-          <m:e>
-            <m:r>
-              <m:rPr>
-                <m:sty m:val="bi"/>
-              </m:rPr>
-              <w:rPr>
-                <w:rFonts w:ascii="Cambria Math" w:hAnsi="Cambria Math"/>
-                <w:sz w:val="22"/>
-                <w:szCs w:val="22"/>
-              </w:rPr>
-              <m:t>x</m:t>
-            </m:r>
-          </m:e>
-        </m:acc>
-      </m:oMath>
-      <w:r>
-        <w:rPr>
-          <w:rFonts w:ascii="Yu Mincho" w:eastAsia="Yu Mincho" w:hAnsi="Yu Mincho" w:cs="Yu Mincho"/>
-          <w:color w:val="000000" w:themeColor="text1"/>
-          <w:sz w:val="22"/>
-          <w:szCs w:val="22"/>
-          <w:u w:color="222222"/>
-          <w:shd w:val="clear" w:color="auto" w:fill="FFFFFF"/>
-          <w:lang w:val="ja-JP"/>
-        </w:rPr>
-        <w:t>と</w:t>
-      </w:r>
-      <m:oMath>
-        <m:sSub>
-          <m:sSubPr>
-            <m:ctrlPr>
-              <w:rPr>
-                <w:rFonts w:ascii="Cambria Math" w:hAnsi="Cambria Math"/>
-                <w:sz w:val="22"/>
-                <w:szCs w:val="22"/>
-              </w:rPr>
-            </m:ctrlPr>
-          </m:sSubPr>
-          <m:e>
-            <m:acc>
-              <m:accPr>
-                <m:chr m:val="̃"/>
-                <m:ctrlPr>
-                  <w:rPr>
-                    <w:rFonts w:ascii="Cambria Math" w:hAnsi="Cambria Math"/>
-                    <w:sz w:val="22"/>
-                    <w:szCs w:val="22"/>
-                  </w:rPr>
-                </m:ctrlPr>
-              </m:accPr>
-              <m:e>
-                <m:r>
-                  <m:rPr>
-                    <m:sty m:val="bi"/>
-                  </m:rPr>
-                  <w:rPr>
-                    <w:rFonts w:ascii="Cambria Math" w:hAnsi="Cambria Math"/>
-                    <w:sz w:val="22"/>
-                    <w:szCs w:val="22"/>
-                  </w:rPr>
-                  <m:t>w</m:t>
-                </m:r>
-              </m:e>
-            </m:acc>
-          </m:e>
-          <m:sub>
-            <m:r>
-              <w:rPr>
-                <w:rFonts w:ascii="Cambria Math" w:hAnsi="Cambria Math"/>
-                <w:sz w:val="22"/>
-                <w:szCs w:val="22"/>
-              </w:rPr>
-              <m:t>i</m:t>
-            </m:r>
-          </m:sub>
-        </m:sSub>
-      </m:oMath>
-      <w:r>
-        <w:rPr>
-          <w:rFonts w:ascii="Yu Mincho" w:eastAsia="Yu Mincho" w:hAnsi="Yu Mincho" w:cs="Yu Mincho"/>
-          <w:color w:val="000000" w:themeColor="text1"/>
-          <w:sz w:val="22"/>
-          <w:szCs w:val="22"/>
-          <w:u w:color="222222"/>
-          <w:shd w:val="clear" w:color="auto" w:fill="FFFFFF"/>
-          <w:lang w:val="ja-JP"/>
-        </w:rPr>
-        <w:t>はいずれも平均0，分散1に標準化されているため，式(2)の距離は，</w:t>
-      </w:r>
-      <m:oMath>
-        <m:r>
-          <w:rPr>
-            <w:rFonts w:ascii="Cambria Math" w:hAnsi="Cambria Math"/>
-            <w:sz w:val="22"/>
-            <w:szCs w:val="22"/>
-          </w:rPr>
-          <m:t>x</m:t>
-        </m:r>
-      </m:oMath>
-      <w:r>
-        <w:rPr>
-          <w:rFonts w:ascii="Yu Mincho" w:eastAsia="Yu Mincho" w:hAnsi="Yu Mincho" w:cs="Yu Mincho"/>
-          <w:color w:val="000000" w:themeColor="text1"/>
-          <w:sz w:val="22"/>
-          <w:szCs w:val="22"/>
-          <w:u w:color="222222"/>
-          <w:shd w:val="clear" w:color="auto" w:fill="FFFFFF"/>
-          <w:lang w:val="ja-JP"/>
-        </w:rPr>
-        <w:t>と</w:t>
-      </w:r>
-      <m:oMath>
-        <m:sSub>
-          <m:sSubPr>
-            <m:ctrlPr>
-              <w:rPr>
-                <w:rFonts w:ascii="Cambria Math" w:hAnsi="Cambria Math"/>
-              </w:rPr>
-            </m:ctrlPr>
-          </m:sSubPr>
-          <m:e>
-            <m:r>
-              <w:rPr>
-                <w:rFonts w:ascii="Cambria Math" w:hAnsi="Cambria Math"/>
-                <w:sz w:val="22"/>
-                <w:szCs w:val="22"/>
-              </w:rPr>
-              <m:t>w</m:t>
-            </m:r>
-          </m:e>
-          <m:sub>
-            <m:r>
-              <w:rPr>
-                <w:rFonts w:ascii="Cambria Math" w:hAnsi="Cambria Math"/>
-                <w:sz w:val="22"/>
-                <w:szCs w:val="22"/>
-              </w:rPr>
-              <m:t>i</m:t>
-            </m:r>
-          </m:sub>
-        </m:sSub>
-      </m:oMath>
-      <w:r>
-        <w:rPr>
-          <w:rFonts w:ascii="Yu Mincho" w:eastAsia="Yu Mincho" w:hAnsi="Yu Mincho" w:cs="Yu Mincho"/>
-          <w:color w:val="000000" w:themeColor="text1"/>
-          <w:sz w:val="22"/>
-          <w:szCs w:val="22"/>
-          <w:u w:color="222222"/>
-          <w:shd w:val="clear" w:color="auto" w:fill="FFFFFF"/>
-          <w:lang w:val="ja-JP"/>
-        </w:rPr>
-        <w:t>のピアソン相関係数</w:t>
-      </w:r>
-      <m:oMath>
-        <m:sSub>
-          <m:sSubPr>
-            <m:ctrlPr>
-              <w:rPr>
-                <w:rFonts w:ascii="Cambria Math" w:hAnsi="Cambria Math"/>
-              </w:rPr>
-            </m:ctrlPr>
-          </m:sSubPr>
-          <m:e>
-            <m:r>
-              <w:rPr>
-                <w:rFonts w:ascii="Cambria Math" w:hAnsi="Cambria Math"/>
-                <w:sz w:val="22"/>
-                <w:szCs w:val="22"/>
-              </w:rPr>
-              <m:t>r</m:t>
-            </m:r>
-          </m:e>
-          <m:sub>
-            <m:r>
-              <w:rPr>
-                <w:rFonts w:ascii="Cambria Math" w:hAnsi="Cambria Math"/>
-                <w:sz w:val="22"/>
-                <w:szCs w:val="22"/>
-              </w:rPr>
-              <m:t>i</m:t>
-            </m:r>
-          </m:sub>
-        </m:sSub>
-      </m:oMath>
-      <w:r>
-        <w:rPr>
-          <w:rFonts w:ascii="Yu Mincho" w:eastAsia="Yu Mincho" w:hAnsi="Yu Mincho" w:cs="Yu Mincho"/>
-          <w:color w:val="000000" w:themeColor="text1"/>
-          <w:sz w:val="22"/>
-          <w:szCs w:val="22"/>
-          <w:u w:color="222222"/>
-          <w:shd w:val="clear" w:color="auto" w:fill="FFFFFF"/>
-          <w:lang w:val="ja-JP"/>
-        </w:rPr>
-        <w:t>を用いて</w:t>
-      </w:r>
-      <m:oMath>
-        <m:r>
-          <w:rPr>
-            <w:rFonts w:ascii="Cambria Math" w:hAnsi="Cambria Math"/>
-            <w:sz w:val="22"/>
-            <w:szCs w:val="22"/>
-          </w:rPr>
-          <m:t>2L(1-</m:t>
-        </m:r>
-        <m:sSub>
-          <m:sSubPr>
-            <m:ctrlPr>
-              <w:rPr>
-                <w:rFonts w:ascii="Cambria Math" w:hAnsi="Cambria Math"/>
-              </w:rPr>
-            </m:ctrlPr>
-          </m:sSubPr>
-          <m:e>
-            <m:r>
-              <w:rPr>
-                <w:rFonts w:ascii="Cambria Math" w:hAnsi="Cambria Math"/>
-                <w:sz w:val="22"/>
-                <w:szCs w:val="22"/>
-              </w:rPr>
-              <m:t>r</m:t>
-            </m:r>
-          </m:e>
-          <m:sub>
-            <m:r>
-              <w:rPr>
-                <w:rFonts w:ascii="Cambria Math" w:hAnsi="Cambria Math"/>
-                <w:sz w:val="22"/>
-                <w:szCs w:val="22"/>
-              </w:rPr>
-              <m:t>i</m:t>
-            </m:r>
-          </m:sub>
-        </m:sSub>
-        <m:r>
-          <w:rPr>
-            <w:rFonts w:ascii="Cambria Math" w:hAnsi="Cambria Math"/>
-            <w:sz w:val="22"/>
-            <w:szCs w:val="22"/>
-          </w:rPr>
-          <m:t>)</m:t>
-        </m:r>
-      </m:oMath>
-      <w:r>
-        <w:rPr>
-          <w:rFonts w:ascii="Yu Mincho" w:eastAsia="Yu Mincho" w:hAnsi="Yu Mincho" w:cs="Yu Mincho"/>
-          <w:color w:val="000000" w:themeColor="text1"/>
-          <w:sz w:val="22"/>
-          <w:szCs w:val="22"/>
-          <w:u w:color="222222"/>
-          <w:shd w:val="clear" w:color="auto" w:fill="FFFFFF"/>
-          <w:lang w:val="ja-JP"/>
-        </w:rPr>
-        <w:t>と書ける．したがって，距離</w:t>
+        <w:t>要素を表す．この距離は標準化後の系列に対して定義されるため，系列の水準や振幅の違いを除いた変動の形状の類似度を測ることになる．</w:t>
+      </w:r>
+    </w:p>
+    <w:p>
+      <w:pPr>
+        <w:spacing w:line="200" w:lineRule="exact"/>
+        <w:rPr>
+          <w:rFonts w:ascii="Yu Mincho" w:eastAsia="Yu Mincho" w:hAnsi="Yu Mincho" w:cs="Yu Mincho"/>
+          <w:color w:val="222222"/>
+          <w:sz w:val="22"/>
+          <w:szCs w:val="22"/>
+          <w:u w:color="222222"/>
+          <w:shd w:val="clear" w:color="auto" w:fill="FFFFFF"/>
+        </w:rPr>
+      </w:pPr>
+    </w:p>
+    <w:p>
+      <w:pPr>
+        <w:keepNext/>
+        <w:rPr>
+          <w:rFonts w:ascii="Yu Mincho" w:eastAsia="Yu Mincho" w:hAnsi="Yu Mincho" w:cs="Yu Mincho"/>
+          <w:b/>
+          <w:bCs/>
+          <w:color w:val="000000" w:themeColor="text1"/>
+          <w:sz w:val="22"/>
+          <w:szCs w:val="22"/>
+          <w:u w:val="single"/>
+          <w:shd w:val="clear" w:color="auto" w:fill="FFFFFF"/>
+          <w:lang w:val="ja-JP"/>
+        </w:rPr>
+      </w:pPr>
+      <w:r>
+        <w:rPr>
+          <w:rFonts w:ascii="Yu Mincho" w:eastAsia="Yu Mincho" w:hAnsi="Yu Mincho" w:cs="Yu Mincho"/>
+          <w:b/>
+          <w:bCs/>
+          <w:color w:val="000000" w:themeColor="text1"/>
+          <w:sz w:val="22"/>
+          <w:szCs w:val="22"/>
+          <w:u w:val="single"/>
+          <w:shd w:val="clear" w:color="auto" w:fill="FFFFFF"/>
+          <w:lang w:val="ja-JP"/>
+        </w:rPr>
+        <w:t xml:space="preserve">　新原稿 p.3 右カラム，4.1 概要（脚注の追加）：</w:t>
+      </w:r>
+    </w:p>
+    <w:p>
+      <w:pPr>
+        <w:ind w:leftChars="202" w:left="424"/>
+        <w:rPr>
+          <w:rFonts w:ascii="Yu Mincho" w:eastAsia="Yu Mincho" w:hAnsi="Yu Mincho" w:cs="Yu Mincho"/>
+          <w:color w:val="000000" w:themeColor="text1"/>
+          <w:sz w:val="22"/>
+          <w:szCs w:val="22"/>
+          <w:u w:color="222222"/>
+          <w:shd w:val="clear" w:color="auto" w:fill="FFFFFF"/>
+          <w:lang w:val="ja-JP"/>
+        </w:rPr>
+      </w:pPr>
+      <w:r>
+        <w:rPr>
+          <w:rFonts w:ascii="Yu Mincho" w:eastAsia="Yu Mincho" w:hAnsi="Yu Mincho" w:cs="Yu Mincho"/>
+          <w:color w:val="000000" w:themeColor="text1"/>
+          <w:sz w:val="22"/>
+          <w:szCs w:val="22"/>
+          <w:u w:color="222222"/>
+          <w:shd w:val="clear" w:color="auto" w:fill="FFFFFF"/>
+          <w:lang w:val="ja-JP"/>
+        </w:rPr>
+        <w:t>距離</w:t>
       </w:r>
       <m:oMath>
         <m:r>
@@ -3027,7 +2828,7 @@
           <w:shd w:val="clear" w:color="auto" w:fill="FFFFFF"/>
           <w:lang w:val="ja-JP"/>
         </w:rPr>
-        <w:t>の代わりに相関係数や標準化後の系列に対するコサイン類似度を用いても，取得される参照ウィンドウは変わらない．</w:t>
+        <w:t>の選択は，取得される参照ウィンドウそのものを変えるため，予測結果に影響し得る．一方で，Cross-RAG [12] のように各参照の出力を予測対象との関連度に応じて重み付けして統合する枠組みでは，類似尺度を変えても予測精度がほとんど変化しないことが報告されている．ゲート機構も同様に各参照ウィンドウのパッチ表現を予測対象との関連度に応じて重み付けすることから，本研究では式(2)の距離を用いるものとし，距離尺度の違いによる性能評価は今後の課題とする．</w:t>
       </w:r>
     </w:p>
     <w:p>
@@ -3070,7 +2871,7 @@
           <w:shd w:val="clear" w:color="auto" w:fill="FFFFFF"/>
           <w:lang w:val="ja-JP"/>
         </w:rPr>
-        <w:t xml:space="preserve">　新原稿 p.3 右カラム，4.1 概要（脚注の追加）：</w:t>
+        <w:t xml:space="preserve">　新原稿 p.6 左カラム，5.3 実験設定（記載の追加）：</w:t>
       </w:r>
     </w:p>
     <w:p>
@@ -3096,29 +2897,7 @@
           <w:shd w:val="clear" w:color="auto" w:fill="FFFFFF"/>
           <w:lang w:val="ja-JP"/>
         </w:rPr>
-        <w:t>距離</w:t>
-      </w:r>
-      <m:oMath>
-        <m:r>
-          <w:rPr>
-            <w:rFonts w:ascii="Cambria Math" w:hAnsi="Cambria Math"/>
-            <w:sz w:val="22"/>
-            <w:szCs w:val="22"/>
-          </w:rPr>
-          <m:t>d</m:t>
-        </m:r>
-      </m:oMath>
-      <w:r>
-        <w:rPr>
-          <w:rFonts w:ascii="Yu Mincho" w:eastAsia="Yu Mincho" w:hAnsi="Yu Mincho" w:cs="Yu Mincho"/>
-          <w:color w:val="000000" w:themeColor="text1"/>
-          <w:sz w:val="22"/>
-          <w:szCs w:val="22"/>
-          <w:u w:color="222222"/>
-          <w:shd w:val="clear" w:color="auto" w:fill="FFFFFF"/>
-          <w:lang w:val="ja-JP"/>
-        </w:rPr>
-        <w:t>の選択は，取得される参照ウィンドウそのものを変えるため，予測結果に影響し得る．一方で，Cross-RAG [12] のように各参照の出力を予測対象との関連度に応じて重み付けして統合する枠組みでは，類似尺度を変えても予測精度がほとんど変化しないことが報告されている．ゲート機構も同様に各参照ウィンドウのパッチ表現を予測対象との関連度に応じて重み付けすることから，本研究では式(2)の距離を用いるものとし，距離尺度の違いによる性能評価は今後の課題とする．</w:t>
+        <w:t>このときの類似度は，式(2)に示した標準化後のウィンドウ間の二乗ユークリッド距離により測るものとし，近傍検索の実装にはFaiss[13]を用いた．</w:t>
       </w:r>
     </w:p>
     <w:p>
@@ -3161,76 +2940,7 @@
           <w:shd w:val="clear" w:color="auto" w:fill="FFFFFF"/>
           <w:lang w:val="ja-JP"/>
         </w:rPr>
-        <w:t xml:space="preserve">　新原稿 p.6 左カラム，5.3 実験設定（記載の追加）：</w:t>
-      </w:r>
-    </w:p>
-    <w:p>
-      <w:pPr>
-        <w:ind w:leftChars="202" w:left="424"/>
-        <w:rPr>
-          <w:rFonts w:ascii="Yu Mincho" w:eastAsia="Yu Mincho" w:hAnsi="Yu Mincho" w:cs="Yu Mincho"/>
-          <w:color w:val="000000" w:themeColor="text1"/>
-          <w:sz w:val="22"/>
-          <w:szCs w:val="22"/>
-          <w:u w:color="222222"/>
-          <w:shd w:val="clear" w:color="auto" w:fill="FFFFFF"/>
-          <w:lang w:val="ja-JP"/>
-        </w:rPr>
-      </w:pPr>
-      <w:r>
-        <w:rPr>
-          <w:rFonts w:ascii="Yu Mincho" w:eastAsia="Yu Mincho" w:hAnsi="Yu Mincho" w:cs="Yu Mincho"/>
-          <w:color w:val="000000" w:themeColor="text1"/>
-          <w:sz w:val="22"/>
-          <w:szCs w:val="22"/>
-          <w:u w:color="222222"/>
-          <w:shd w:val="clear" w:color="auto" w:fill="FFFFFF"/>
-          <w:lang w:val="ja-JP"/>
-        </w:rPr>
-        <w:t>このときの類似度は，式(2)に示した標準化後のウィンドウ間の二乗ユークリッド距離により測るものとし，近傍検索の実装にはFaiss[13]を用いた．</w:t>
-      </w:r>
-    </w:p>
-    <w:p>
-      <w:pPr>
-        <w:spacing w:line="200" w:lineRule="exact"/>
-        <w:rPr>
-          <w:rFonts w:ascii="Yu Mincho" w:eastAsia="Yu Mincho" w:hAnsi="Yu Mincho" w:cs="Yu Mincho"/>
-          <w:color w:val="222222"/>
-          <w:sz w:val="22"/>
-          <w:szCs w:val="22"/>
-          <w:u w:color="222222"/>
-          <w:shd w:val="clear" w:color="auto" w:fill="FFFFFF"/>
-        </w:rPr>
-      </w:pPr>
-    </w:p>
-    <w:p>
-      <w:pPr>
-        <w:keepNext/>
-        <w:rPr>
-          <w:rFonts w:ascii="Yu Mincho" w:eastAsia="Yu Mincho" w:hAnsi="Yu Mincho" w:cs="Yu Mincho"/>
-          <w:b/>
-          <w:bCs/>
-          <w:color w:val="000000" w:themeColor="text1"/>
-          <w:sz w:val="22"/>
-          <w:szCs w:val="22"/>
-          <w:u w:val="single"/>
-          <w:shd w:val="clear" w:color="auto" w:fill="FFFFFF"/>
-          <w:lang w:val="ja-JP"/>
-        </w:rPr>
-      </w:pPr>
-      <w:r>
-        <w:rPr>
-          <w:rFonts w:ascii="Yu Mincho" w:eastAsia="Yu Mincho" w:hAnsi="Yu Mincho" w:cs="Yu Mincho"/>
-          <w:b/>
-          <w:bCs/>
-          <w:color w:val="000000" w:themeColor="text1"/>
-          <w:sz w:val="22"/>
-          <w:szCs w:val="22"/>
-          <w:u w:val="single"/>
-          <w:shd w:val="clear" w:color="auto" w:fill="FFFFFF"/>
-          <w:lang w:val="ja-JP"/>
-        </w:rPr>
-        <w:t xml:space="preserve">　新原稿 p.15 左カラム，7. おわりに（記載の追加）：</w:t>
+        <w:t xml:space="preserve">　新原稿 p.14 右カラム，7. おわりに（記載の追加）：</w:t>
       </w:r>
     </w:p>
     <w:p>
@@ -4553,7 +4263,7 @@
           <w:shd w:val="clear" w:color="auto" w:fill="FFFFFF"/>
           <w:lang w:val="ja-JP"/>
         </w:rPr>
-        <w:t>が，Chronosの入力長である512時点に収まる最大の件数である．ChronosBoltの入力長は2048時点であり，</w:t>
+        <w:t>が，Chronosの入力長である512時点に収まる最大の件数である．Chronos-Boltの入力長は2048時点であり，</w:t>
       </w:r>
       <m:oMath>
         <m:r>
@@ -6133,7 +5843,7 @@
           <w:shd w:val="clear" w:color="auto" w:fill="FFFFFF"/>
           <w:lang w:val="ja-JP"/>
         </w:rPr>
-        <w:t>だけ</w:t>
+        <w:t>本</w:t>
       </w:r>
       <w:r>
         <w:rPr>
@@ -14377,7 +14087,7 @@
           <w:shd w:val="clear" w:color="auto" w:fill="FFFFFF"/>
           <w:lang w:val="ja-JP"/>
         </w:rPr>
-        <w:t xml:space="preserve">　新原稿 p.11 左カラム，5.4.3 実験3（記載の追加）：</w:t>
+        <w:t xml:space="preserve">　新原稿 p.10 左カラム，5.4.3 実験3（記載の追加）：</w:t>
       </w:r>
     </w:p>
     <w:p>
@@ -15059,7 +14769,7 @@
           <w:shd w:val="clear" w:color="auto" w:fill="FFFFFF"/>
           <w:lang w:val="ja-JP"/>
         </w:rPr>
-        <w:t>この限界の一因は，本研究の予測が販売履歴のみに基づいており，受賞や映像化，メディアでの紹介，SNS上での話題化といった外生的な契機を十分に扱えないことにある．そこで今後は，出版社や分類などの書籍属性を用いて参照ウィンドウの検索を条件付ける拡張と，外部から収集した事象の情報を共変量として統合する拡張が考えられる．前者は，本研究で用いたデータに含まれる情報のみで実現できる．一方，後者については，本研究で用いた基盤モデルChronosBoltが単変量の系列のみを入力とするため，共変量を取り込む機構を新たに設ける必要がある．また，将来の情報の混入を避けるため，予測時点ですでに観測できる事象の情報のみを用いて評価することが求められる．</w:t>
+        <w:t>この限界の一因は，本研究の予測が販売履歴のみに基づいており，受賞や映像化，メディアでの紹介，SNS上での話題化といった外生的な契機を十分に扱えないことにある．そこで今後は，出版社や分類などの書籍属性を用いて参照ウィンドウの検索を条件付ける拡張と，外部から収集した事象の情報を共変量として統合する拡張が考えられる．前者は，本研究で用いたデータに含まれる情報のみで実現できる．一方，後者については，本研究で用いた基盤モデルChronos-Boltが単変量の系列のみを入力とするため，共変量を取り込む機構を新たに設ける必要がある．また，将来の情報の混入を避けるため，予測時点ですでに観測できる事象の情報のみを用いて評価することが求められる．</w:t>
       </w:r>
     </w:p>
     <w:p>
@@ -15102,7 +14812,7 @@
           <w:shd w:val="clear" w:color="auto" w:fill="FFFFFF"/>
           <w:lang w:val="ja-JP"/>
         </w:rPr>
-        <w:t xml:space="preserve">　新原稿 p.15 左カラム，7. おわりに（記載の追加）：</w:t>
+        <w:t xml:space="preserve">　新原稿 p.14 右カラム，7. おわりに（記載の追加）：</w:t>
       </w:r>
     </w:p>
     <w:p>
@@ -16113,7 +15823,7 @@
           <w:shd w:val="clear" w:color="auto" w:fill="FFFFFF"/>
           <w:lang w:val="ja-JP"/>
         </w:rPr>
-        <w:t>以上を踏まえ，表3の最上段に各区分の時点数を示す行を追加し，5.4.2 実験2に時点数と，その解釈における注意点を記載いたしました．下記の表3では，今回追加した時点数の行を赤字で示しております．なお表3につきましては，図表の視認性に関する査読者#Aのご指摘にも併せて対応しており，</w:t>
+        <w:t>以上を踏まえ，旧原稿の表2（改訂稿の表3）の最上段に各区分の時点数を示す行を追加し，5.4.2 実験2に時点数と，その解釈における注意点を記載いたしました．下記の表3では，今回追加した時点数の行を赤字で示しております．なお表3につきましては，図表の視認性に関する査読者#Aのご指摘にも併せて対応しており，</w:t>
       </w:r>
       <m:oMath>
         <m:r>
@@ -16265,7 +15975,7 @@
           <w:shd w:val="clear" w:color="auto" w:fill="FFFFFF"/>
           <w:lang w:val="ja-JP"/>
         </w:rPr>
-        <w:t xml:space="preserve">　新原稿 p.8 右カラム，5.4.2 実験2（記載の追加）：</w:t>
+        <w:t xml:space="preserve">　新原稿 p.8 左カラム，5.4.2 実験2（記載の追加）：</w:t>
       </w:r>
     </w:p>
     <w:p>
@@ -17209,7 +16919,7 @@
           <w:shd w:val="clear" w:color="auto" w:fill="FFFFFF"/>
           <w:lang w:val="ja-JP"/>
         </w:rPr>
-        <w:t xml:space="preserve">あることは，予測したスパイクが最も近い実スパイクより後にあることを意味します．なお，他にいただきました査読の対応のため，表を三点追加しております．このため，旧原稿の表３は改訂稿では表6へと変更となっております．このため，以降では表6が旧原稿の表３であると読み替えていただきたく存じます． </w:t>
+        <w:t xml:space="preserve">あることは，予測したスパイクが最も近い実スパイクより後にあることを意味します．なお，他にいただきました査読の対応のため，旧原稿の表3より前に表を三点追加しております．このため，旧原稿の表3は改訂稿では表6へと変更となっております．このため，以降では表6が旧原稿の表3であると読み替えていただきたく存じます． </w:t>
       </w:r>
     </w:p>
     <w:p>
@@ -22123,7 +21833,7 @@
           <w:shd w:val="clear" w:color="auto" w:fill="FFFFFF"/>
           <w:lang w:val="ja-JP"/>
         </w:rPr>
-        <w:t xml:space="preserve">　新原稿 p.9 右カラム，5.4.3 実験3（記載の追加）：</w:t>
+        <w:t xml:space="preserve">　新原稿 p.9 左カラム，5.4.3 実験3（記載の追加）：</w:t>
       </w:r>
     </w:p>
     <w:p>
@@ -22701,7 +22411,7 @@
           <w:shd w:val="clear" w:color="auto" w:fill="FFFFFF"/>
           <w:lang w:val="ja-JP"/>
         </w:rPr>
-        <w:t xml:space="preserve">　新原稿 p.11 右カラム，5.4.4 実験4（記載の追加）：</w:t>
+        <w:t xml:space="preserve">　新原稿 p.11 左カラム，5.4.4 実験4（記載の追加）：</w:t>
       </w:r>
     </w:p>
     <w:p>
@@ -23721,7 +23431,7 @@
           <w:u w:color="222222"/>
           <w:shd w:val="clear" w:color="auto" w:fill="FFFFFF"/>
         </w:rPr>
-        <w:t>その平均値は</w:t>
+        <w:t>その平均値は，負の予測値を0とした入荷量と実績値の</w:t>
       </w:r>
       <w:r>
         <w:rPr>
@@ -24610,7 +24320,7 @@
           <w:shd w:val="clear" w:color="auto" w:fill="FFFFFF"/>
           <w:lang w:val="ja-JP"/>
         </w:rPr>
-        <w:t xml:space="preserve">　新原稿 p.13 左カラム，6. 返本と機会損失の観点からの評価（記載の追加）：</w:t>
+        <w:t xml:space="preserve">　新原稿 p.12 右カラム，6. 返本と機会損失の観点からの評価（記載の追加）：</w:t>
       </w:r>
     </w:p>
     <w:p>
@@ -24792,7 +24502,7 @@
           <w:shd w:val="clear" w:color="auto" w:fill="FFFFFF"/>
           <w:lang w:val="ja-JP"/>
         </w:rPr>
-        <w:t>観測数で割った平均損失はMAEに一致し，その期待値を最小化する予測は条件付き中央値となる．実際の費用が非対称である場合には，別の分位点が適切となる．すなわち，欠品1冊あたりの費用を</w:t>
+        <w:t>観測数で割った平均損失は，負の予測値を0とした入荷量と実績値のMAEに一致し，その期待値を最小化する予測は条件付き中央値となる．実際の費用が非対称である場合には，別の分位点が適切となる．すなわち，欠品1冊あたりの費用を</w:t>
       </w:r>
       <m:oMath>
         <m:sSub>
@@ -26430,7 +26140,7 @@
           <w:shd w:val="clear" w:color="auto" w:fill="FFFFFF"/>
           <w:lang w:val="ja-JP"/>
         </w:rPr>
-        <w:t xml:space="preserve">　新原稿 p.12 左カラム，図3（凡例の修正）：</w:t>
+        <w:t xml:space="preserve">　新原稿 p.11 右カラム，図3（凡例の修正）：</w:t>
       </w:r>
     </w:p>
     <w:p>
